--- a/paper/Reality_Probe_Manuscript_Final.docx
+++ b/paper/Reality_Probe_Manuscript_Final.docx
@@ -4716,7 +4716,7 @@
     </w:p>
     <w:bookmarkEnd w:id="45"/>
     <w:bookmarkEnd w:id="46"/>
-    <w:bookmarkStart w:id="62" w:name="experimental-program"/>
+    <w:bookmarkStart w:id="64" w:name="experimental-program"/>
     <w:p>
       <w:pPr>
         <w:pStyle w:val="Heading1"/>
@@ -5158,12 +5158,331 @@
         </w:tc>
       </w:tr>
     </w:tbl>
-    <w:bookmarkStart w:id="47" w:name="d1-constructed-positive-control"/>
+    <w:bookmarkStart w:id="47" w:name="X7f7720492d4ec9fc62c216e6cb9b5e9bc68f7da"/>
     <w:p>
       <w:pPr>
         <w:pStyle w:val="Heading2"/>
       </w:pPr>
       <w:r>
+        <w:t xml:space="preserve">Graphics-facing benchmark and visual evidence coverage</w:t>
+      </w:r>
+    </w:p>
+    <w:p>
+      <w:pPr>
+        <w:pStyle w:val="FirstParagraph"/>
+      </w:pPr>
+      <w:r>
+        <w:t xml:space="preserve">A graphics submission needs recognizable benchmark evidence and inspectable visual consequences, not only an internal systems ledger. We therefore make the evidence surface explicit rather than asking the reader to infer it from the implementation. Table </w:t>
+      </w:r>
+      <w:hyperlink w:anchor="tab:graphics-evidence">
+        <w:r>
+          <w:rPr>
+            <w:rStyle w:val="Hyperlink"/>
+          </w:rPr>
+          <w:t xml:space="preserve">[tab:graphics-evidence]</w:t>
+        </w:r>
+      </w:hyperlink>
+      <w:r>
+        <w:t xml:space="preserve"> </w:t>
+      </w:r>
+      <w:r>
+        <w:t xml:space="preserve">separates public measured datasets, controlled synthetic evaluation, and visualization-only geometry. This classification does not change any experimental gate or elevate retrospective evidence into prospective confirmation.</w:t>
+      </w:r>
+    </w:p>
+    <w:tbl>
+      <w:tblPr>
+        <w:tblStyle w:val="Table"/>
+        <w:tblW w:type="auto" w:w="0"/>
+        <w:tblLook w:firstRow="1" w:lastRow="0" w:firstColumn="0" w:lastColumn="0" w:noHBand="0" w:noVBand="0" w:val="0020"/>
+        <w:jc w:val="start"/>
+      </w:tblPr>
+      <w:tblGrid>
+        <w:gridCol w:w="1980"/>
+        <w:gridCol w:w="1980"/>
+        <w:gridCol w:w="1980"/>
+        <w:gridCol w:w="1980"/>
+      </w:tblGrid>
+      <w:tr>
+        <w:trPr>
+          <w:tblHeader w:val="true"/>
+        </w:trPr>
+        <w:tc>
+          <w:tcPr/>
+          <w:p>
+            <w:pPr>
+              <w:pStyle w:val="Compact"/>
+              <w:jc w:val="left"/>
+            </w:pPr>
+            <w:r>
+              <w:t xml:space="preserve">Source</w:t>
+            </w:r>
+          </w:p>
+        </w:tc>
+        <w:tc>
+          <w:tcPr/>
+          <w:p>
+            <w:pPr>
+              <w:pStyle w:val="Compact"/>
+              <w:jc w:val="left"/>
+            </w:pPr>
+            <w:r>
+              <w:t xml:space="preserve">Evidence class</w:t>
+            </w:r>
+          </w:p>
+        </w:tc>
+        <w:tc>
+          <w:tcPr/>
+          <w:p>
+            <w:pPr>
+              <w:pStyle w:val="Compact"/>
+              <w:jc w:val="left"/>
+            </w:pPr>
+            <w:r>
+              <w:t xml:space="preserve">What it contributes</w:t>
+            </w:r>
+          </w:p>
+        </w:tc>
+        <w:tc>
+          <w:tcPr/>
+          <w:p>
+            <w:pPr>
+              <w:pStyle w:val="Compact"/>
+              <w:jc w:val="left"/>
+            </w:pPr>
+            <w:r>
+              <w:t xml:space="preserve">Claim boundary</w:t>
+            </w:r>
+          </w:p>
+        </w:tc>
+      </w:tr>
+      <w:tr>
+        <w:tc>
+          <w:tcPr/>
+          <w:p>
+            <w:pPr>
+              <w:pStyle w:val="Compact"/>
+              <w:jc w:val="left"/>
+            </w:pPr>
+            <w:r>
+              <w:t xml:space="preserve">DOT C2</w:t>
+            </w:r>
+            <w:r>
+              <w:t xml:space="preserve"> </w:t>
+            </w:r>
+            <w:r>
+              <w:t xml:space="preserve">(Xinyuan Li et al. 2025)</w:t>
+            </w:r>
+          </w:p>
+        </w:tc>
+        <w:tc>
+          <w:tcPr/>
+          <w:p>
+            <w:pPr>
+              <w:pStyle w:val="Compact"/>
+              <w:jc w:val="left"/>
+            </w:pPr>
+            <w:r>
+              <w:t xml:space="preserve">Public measured trajectories</w:t>
+            </w:r>
+          </w:p>
+        </w:tc>
+        <w:tc>
+          <w:tcPr/>
+          <w:p>
+            <w:pPr>
+              <w:pStyle w:val="Compact"/>
+              <w:jc w:val="left"/>
+            </w:pPr>
+            <w:r>
+              <w:t xml:space="preserve">End-to-end captured-world ingestion, fit/held-out replay, local rewrite, and rollback on measured motion.</w:t>
+            </w:r>
+          </w:p>
+        </w:tc>
+        <w:tc>
+          <w:tcPr/>
+          <w:p>
+            <w:pPr>
+              <w:pStyle w:val="Compact"/>
+              <w:jc w:val="left"/>
+            </w:pPr>
+            <w:r>
+              <w:t xml:space="preserve">Stress-free state, loads, thickness, mass, and constitutive ground truth are not supplied; fitted material values remain model-conditioned.</w:t>
+            </w:r>
+          </w:p>
+        </w:tc>
+      </w:tr>
+      <w:tr>
+        <w:tc>
+          <w:tcPr/>
+          <w:p>
+            <w:pPr>
+              <w:pStyle w:val="Compact"/>
+              <w:jc w:val="left"/>
+            </w:pPr>
+            <w:r>
+              <w:t xml:space="preserve">GAUGE foam shearing</w:t>
+            </w:r>
+            <w:r>
+              <w:t xml:space="preserve"> </w:t>
+            </w:r>
+            <w:r>
+              <w:t xml:space="preserve">(S. Wang et al. 2026)</w:t>
+            </w:r>
+          </w:p>
+        </w:tc>
+        <w:tc>
+          <w:tcPr/>
+          <w:p>
+            <w:pPr>
+              <w:pStyle w:val="Compact"/>
+              <w:jc w:val="left"/>
+            </w:pPr>
+            <w:r>
+              <w:t xml:space="preserve">Public measured benchmark</w:t>
+            </w:r>
+          </w:p>
+        </w:tc>
+        <w:tc>
+          <w:tcPr/>
+          <w:p>
+            <w:pPr>
+              <w:pStyle w:val="Compact"/>
+              <w:jc w:val="left"/>
+            </w:pPr>
+            <w:r>
+              <w:t xml:space="preserve">Ten held-out repeats for a measured channel-contradiction analysis.</w:t>
+            </w:r>
+          </w:p>
+        </w:tc>
+        <w:tc>
+          <w:tcPr/>
+          <w:p>
+            <w:pPr>
+              <w:pStyle w:val="Compact"/>
+              <w:jc w:val="left"/>
+            </w:pPr>
+            <w:r>
+              <w:t xml:space="preserve">Retrospective/post-hoc evidence only; it is not fresh prospective confirmation of DCS.</w:t>
+            </w:r>
+          </w:p>
+        </w:tc>
+      </w:tr>
+      <w:tr>
+        <w:tc>
+          <w:tcPr/>
+          <w:p>
+            <w:pPr>
+              <w:pStyle w:val="Compact"/>
+              <w:jc w:val="left"/>
+            </w:pPr>
+            <w:r>
+              <w:t xml:space="preserve">D2/D3/D4V + OFC</w:t>
+            </w:r>
+          </w:p>
+        </w:tc>
+        <w:tc>
+          <w:tcPr/>
+          <w:p>
+            <w:pPr>
+              <w:pStyle w:val="Compact"/>
+              <w:jc w:val="left"/>
+            </w:pPr>
+            <w:r>
+              <w:t xml:space="preserve">Frozen controlled synthetic</w:t>
+            </w:r>
+          </w:p>
+        </w:tc>
+        <w:tc>
+          <w:tcPr/>
+          <w:p>
+            <w:pPr>
+              <w:pStyle w:val="Compact"/>
+              <w:jc w:val="left"/>
+            </w:pPr>
+            <w:r>
+              <w:t xml:space="preserve">Known-ground-truth falsification, pair-specific repair evaluation, and orthogonal force-compliance observability under a frozen decision rule.</w:t>
+            </w:r>
+          </w:p>
+        </w:tc>
+        <w:tc>
+          <w:tcPr/>
+          <w:p>
+            <w:pPr>
+              <w:pStyle w:val="Compact"/>
+              <w:jc w:val="left"/>
+            </w:pPr>
+            <w:r>
+              <w:t xml:space="preserve">Controlled evidence, not a measured-world benchmark.</w:t>
+            </w:r>
+          </w:p>
+        </w:tc>
+      </w:tr>
+      <w:tr>
+        <w:tc>
+          <w:tcPr/>
+          <w:p>
+            <w:pPr>
+              <w:pStyle w:val="Compact"/>
+              <w:jc w:val="left"/>
+            </w:pPr>
+            <w:r>
+              <w:t xml:space="preserve">Stanford Bunny visual suite</w:t>
+            </w:r>
+          </w:p>
+        </w:tc>
+        <w:tc>
+          <w:tcPr/>
+          <w:p>
+            <w:pPr>
+              <w:pStyle w:val="Compact"/>
+              <w:jc w:val="left"/>
+            </w:pPr>
+            <w:r>
+              <w:t xml:space="preserve">Public geometry visualization carrier</w:t>
+            </w:r>
+          </w:p>
+        </w:tc>
+        <w:tc>
+          <w:tcPr/>
+          <w:p>
+            <w:pPr>
+              <w:pStyle w:val="Compact"/>
+              <w:jc w:val="left"/>
+            </w:pPr>
+            <w:r>
+              <w:t xml:space="preserve">Solver-driven deformation, force direction, mechanism fingerprints, and residual fields for qualitative inspection.</w:t>
+            </w:r>
+          </w:p>
+        </w:tc>
+        <w:tc>
+          <w:tcPr/>
+          <w:p>
+            <w:pPr>
+              <w:pStyle w:val="Compact"/>
+              <w:jc w:val="left"/>
+            </w:pPr>
+            <w:r>
+              <w:t xml:space="preserve">Visualization only; the bunny is not benchmark geometry and contributes no quantitative result.</w:t>
+            </w:r>
+          </w:p>
+        </w:tc>
+      </w:tr>
+    </w:tbl>
+    <w:p>
+      <w:pPr>
+        <w:pStyle w:val="BodyText"/>
+      </w:pPr>
+      <w:r>
+        <w:t xml:space="preserve">The paper’s deceptive-repair, same-probe, force-fingerprint, residual-field, signal-gain, and information-limit panels are generated from committed solver trajectories or frozen result ledgers. They are intended to show what the tested physical differences look like, while the numerical conclusions continue to come from the JSON/CSV evidence records. In other words, the visual layer exposes the consequence of the experiments without becoming a second, informal source of truth.</w:t>
+      </w:r>
+    </w:p>
+    <w:bookmarkEnd w:id="47"/>
+    <w:bookmarkStart w:id="48" w:name="d1-constructed-positive-control"/>
+    <w:p>
+      <w:pPr>
+        <w:pStyle w:val="Heading2"/>
+      </w:pPr>
+      <w:r>
         <w:t xml:space="preserve">D1: constructed positive</w:t>
       </w:r>
       <w:r>
@@ -5181,8 +5500,8 @@
         <w:t xml:space="preserve">D1 is a deliberately constructed sanity check. All 64 proposed repairs improve the ordinary criterion and are deceptive by construction, and DCS rejects all 64. Median ordinary observation improvement is 60.88%, while the median witness-degradation ratio is 9.375. This tells us that the execution path can express the intended rejection when the signal is built into the experiment. It does not tell us that the same behavior will generalize prospectively.</w:t>
       </w:r>
     </w:p>
-    <w:bookmarkEnd w:id="47"/>
-    <w:bookmarkStart w:id="48" w:name="X41c47970b6522d3a2b72747ac3fe401ff26cfd1"/>
+    <w:bookmarkEnd w:id="48"/>
+    <w:bookmarkStart w:id="49" w:name="X41c47970b6522d3a2b72747ac3fe401ff26cfd1"/>
     <w:p>
       <w:pPr>
         <w:pStyle w:val="Heading2"/>
@@ -5286,8 +5605,8 @@
         <w:t xml:space="preserve">. In other words, the stencil algebra is behaving numerically while the experiment is still not separating the physical alternatives strongly enough.</w:t>
       </w:r>
     </w:p>
-    <w:bookmarkEnd w:id="48"/>
-    <w:bookmarkStart w:id="49" w:name="Xf6145b8dcd36357eedff00e9298d6d974c6069c"/>
+    <w:bookmarkEnd w:id="49"/>
+    <w:bookmarkStart w:id="50" w:name="Xf6145b8dcd36357eedff00e9298d6d974c6069c"/>
     <w:p>
       <w:pPr>
         <w:pStyle w:val="Heading2"/>
@@ -5394,8 +5713,8 @@
         <w:t xml:space="preserve">This stage is useful precisely because it separates two things that are easy to confuse. A witness can become numerically cleaner without the experiment becoming more informative about which physical world is correct.</w:t>
       </w:r>
     </w:p>
-    <w:bookmarkEnd w:id="49"/>
-    <w:bookmarkStart w:id="54" w:name="d4v-pair-specific-repair-veto"/>
+    <w:bookmarkEnd w:id="50"/>
+    <w:bookmarkStart w:id="55" w:name="d4v-pair-specific-repair-veto"/>
     <w:p>
       <w:pPr>
         <w:pStyle w:val="Heading2"/>
@@ -5451,7 +5770,7 @@
         <w:t xml:space="preserve">rule, DCS, the raw bundle, pair-specific raw, Fisher, and maximum-motion verification all have zero resolved coverage. The tables report these D4V counts alongside the fresh follow-on population.</w:t>
       </w:r>
     </w:p>
-    <w:bookmarkStart w:id="50" w:name="tab:populations"/>
+    <w:bookmarkStart w:id="51" w:name="tab:populations"/>
     <w:p>
       <w:pPr>
         <w:pStyle w:val="TableCaption"/>
@@ -5628,7 +5947,7 @@
         </w:tc>
       </w:tr>
     </w:tbl>
-    <w:bookmarkEnd w:id="50"/>
+    <w:bookmarkEnd w:id="51"/>
     <w:p>
       <w:pPr>
         <w:pStyle w:val="CaptionedFigure"/>
@@ -5638,18 +5957,18 @@
           <wp:inline>
             <wp:extent cx="5334000" cy="3000375"/>
             <wp:effectExtent b="0" l="0" r="0" t="0"/>
-            <wp:docPr descr="" title="" id="52" name="Picture"/>
+            <wp:docPr descr="" title="" id="53" name="Picture"/>
             <a:graphic>
               <a:graphicData uri="http://schemas.openxmlformats.org/drawingml/2006/picture">
                 <pic:pic>
                   <pic:nvPicPr>
-                    <pic:cNvPr descr="../docs/readme_assets/03_deception_map.png" id="53" name="Picture"/>
+                    <pic:cNvPr descr="../docs/readme_assets/03_deception_map.png" id="54" name="Picture"/>
                     <pic:cNvPicPr>
                       <a:picLocks noChangeArrowheads="1" noChangeAspect="1"/>
                     </pic:cNvPicPr>
                   </pic:nvPicPr>
                   <pic:blipFill>
-                    <a:blip r:embed="rId51"/>
+                    <a:blip r:embed="rId52"/>
                     <a:stretch>
                       <a:fillRect/>
                     </a:stretch>
@@ -5718,8 +6037,8 @@
         <w:t xml:space="preserve">median signal amplification if uncertainty were otherwise unchanged. The matched channels are also far from resolved coverage. We use this only as a diagnostic of how much evidence is missing, not as a reason to alter a frozen gate.</w:t>
       </w:r>
     </w:p>
-    <w:bookmarkEnd w:id="54"/>
-    <w:bookmarkStart w:id="55" w:name="measured-source-engineering-check"/>
+    <w:bookmarkEnd w:id="55"/>
+    <w:bookmarkStart w:id="57" w:name="measured-source-engineering-check"/>
     <w:p>
       <w:pPr>
         <w:pStyle w:val="Heading2"/>
@@ -5751,8 +6070,334 @@
         <w:t xml:space="preserve">. The importer keeps measured 3D correspondences separate from explicit proxies for rest state, density, thickness, mass, Gaussian photometry, and uncertainty. Fit-only calibration followed by held-out replay yields a model-conditioned effective material setting, not a claim about the true cloth properties. A proposed local material rewrite is rejected and rolled back because the complete independent derivative-verification contract is not satisfied, even though it passes the configured nonlinear linearization-error tolerance. This is useful evidence that the commit/refusal machinery behaves correctly on measured-source data, but it is not part of the central deceptive-repair result.</w:t>
       </w:r>
     </w:p>
-    <w:bookmarkEnd w:id="55"/>
-    <w:bookmarkStart w:id="57" w:name="X1b18b49aba2e238a53cbe3b21e85f790f413fde"/>
+    <w:bookmarkStart w:id="56" w:name="tab:dot-c2"/>
+    <w:p>
+      <w:pPr>
+        <w:pStyle w:val="TableCaption"/>
+      </w:pPr>
+      <w:r>
+        <w:t xml:space="preserve">Public DOT C2 measured-source engineering check. The material parameters are model-conditioned effective values, not material ground truth.</w:t>
+      </w:r>
+    </w:p>
+    <w:tbl>
+      <w:tblPr>
+        <w:tblStyle w:val="Table"/>
+        <w:tblW w:type="pct" w:w="2350"/>
+        <w:tblLook w:firstRow="1" w:lastRow="0" w:firstColumn="0" w:lastColumn="0" w:noHBand="0" w:noVBand="0" w:val="0020"/>
+        <w:jc w:val="start"/>
+        <w:tblCaption w:val="Public DOT C2 measured-source engineering check. The material parameters are model-conditioned effective values, not material ground truth."/>
+      </w:tblPr>
+      <w:tblGrid>
+        <w:gridCol w:w="0"/>
+        <w:gridCol w:w="3722"/>
+      </w:tblGrid>
+      <w:tr>
+        <w:trPr>
+          <w:tblHeader w:val="true"/>
+        </w:trPr>
+        <w:tc>
+          <w:tcPr/>
+          <w:p>
+            <w:pPr>
+              <w:pStyle w:val="Compact"/>
+              <w:jc w:val="left"/>
+            </w:pPr>
+            <w:r>
+              <w:t xml:space="preserve">Quantity</w:t>
+            </w:r>
+          </w:p>
+        </w:tc>
+        <w:tc>
+          <w:tcPr/>
+          <w:p>
+            <w:pPr>
+              <w:pStyle w:val="Compact"/>
+              <w:jc w:val="left"/>
+            </w:pPr>
+            <w:r>
+              <w:t xml:space="preserve">Result</w:t>
+            </w:r>
+          </w:p>
+        </w:tc>
+      </w:tr>
+      <w:tr>
+        <w:tc>
+          <w:tcPr/>
+          <w:p>
+            <w:pPr>
+              <w:pStyle w:val="Compact"/>
+              <w:jc w:val="left"/>
+            </w:pPr>
+            <w:r>
+              <w:t xml:space="preserve">Measured correspondence points</w:t>
+            </w:r>
+          </w:p>
+        </w:tc>
+        <w:tc>
+          <w:tcPr/>
+          <w:p>
+            <w:pPr>
+              <w:pStyle w:val="Compact"/>
+            </w:pPr>
+          </w:p>
+        </w:tc>
+      </w:tr>
+      <w:tr>
+        <w:tc>
+          <w:tcPr/>
+          <w:p>
+            <w:pPr>
+              <w:pStyle w:val="Compact"/>
+              <w:jc w:val="left"/>
+            </w:pPr>
+            <w:r>
+              <w:t xml:space="preserve">Trajectory observations (fit / held-out)</w:t>
+            </w:r>
+          </w:p>
+        </w:tc>
+        <w:tc>
+          <w:tcPr/>
+          <w:p>
+            <w:pPr>
+              <w:pStyle w:val="Compact"/>
+              <w:jc w:val="left"/>
+            </w:pPr>
+            <w:r>
+              <w:t xml:space="preserve">(585 / 90)</w:t>
+            </w:r>
+          </w:p>
+        </w:tc>
+      </w:tr>
+      <w:tr>
+        <w:tc>
+          <w:tcPr/>
+          <w:p>
+            <w:pPr>
+              <w:pStyle w:val="Compact"/>
+              <w:jc w:val="left"/>
+            </w:pPr>
+            <w:r>
+              <w:t xml:space="preserve">Effective</w:t>
+            </w:r>
+            <w:r>
+              <w:t xml:space="preserve"> </w:t>
+            </w:r>
+            <m:oMath>
+              <m:r>
+                <m:t>E</m:t>
+              </m:r>
+              <m:r>
+                <m:rPr>
+                  <m:sty m:val="p"/>
+                </m:rPr>
+                <m:t>,</m:t>
+              </m:r>
+              <m:r>
+                <m:t>ν</m:t>
+              </m:r>
+            </m:oMath>
+          </w:p>
+        </w:tc>
+        <w:tc>
+          <w:tcPr/>
+          <w:p>
+            <w:pPr>
+              <w:pStyle w:val="Compact"/>
+              <w:jc w:val="left"/>
+            </w:pPr>
+            <w:r>
+              <w:t xml:space="preserve">kPa, 0.45</w:t>
+            </w:r>
+          </w:p>
+        </w:tc>
+      </w:tr>
+      <w:tr>
+        <w:tc>
+          <w:tcPr/>
+          <w:p>
+            <w:pPr>
+              <w:pStyle w:val="Compact"/>
+              <w:jc w:val="left"/>
+            </w:pPr>
+            <w:r>
+              <w:t xml:space="preserve">Dynamic RMS (fit / held-out)</w:t>
+            </w:r>
+          </w:p>
+        </w:tc>
+        <w:tc>
+          <w:tcPr/>
+          <w:p>
+            <w:pPr>
+              <w:pStyle w:val="Compact"/>
+              <w:jc w:val="left"/>
+            </w:pPr>
+            <w:r>
+              <w:t xml:space="preserve">/ 4.417 mm</w:t>
+            </w:r>
+          </w:p>
+        </w:tc>
+      </w:tr>
+      <w:tr>
+        <w:tc>
+          <w:tcPr/>
+          <w:p>
+            <w:pPr>
+              <w:pStyle w:val="Compact"/>
+              <w:jc w:val="left"/>
+            </w:pPr>
+            <w:r>
+              <w:t xml:space="preserve">Adaptive candidate set</w:t>
+            </w:r>
+          </w:p>
+        </w:tc>
+        <w:tc>
+          <w:tcPr/>
+          <w:p>
+            <w:pPr>
+              <w:pStyle w:val="Compact"/>
+              <w:jc w:val="left"/>
+            </w:pPr>
+            <w:r>
+              <w:t xml:space="preserve">/225 particles; 94.80% abs. gradient</w:t>
+            </w:r>
+          </w:p>
+        </w:tc>
+      </w:tr>
+      <w:tr>
+        <w:tc>
+          <w:tcPr/>
+          <w:p>
+            <w:pPr>
+              <w:pStyle w:val="Compact"/>
+              <w:jc w:val="left"/>
+            </w:pPr>
+            <w:r>
+              <w:t xml:space="preserve">Rewrite verification</w:t>
+            </w:r>
+          </w:p>
+        </w:tc>
+        <w:tc>
+          <w:tcPr/>
+          <w:p>
+            <w:pPr>
+              <w:pStyle w:val="Compact"/>
+              <w:jc w:val="left"/>
+            </w:pPr>
+            <w:r>
+              <w:t xml:space="preserve">nonlinear pass; oracle fail; rollback</w:t>
+            </w:r>
+          </w:p>
+        </w:tc>
+      </w:tr>
+    </w:tbl>
+    <w:bookmarkEnd w:id="56"/>
+    <w:tbl>
+      <w:tblPr>
+        <w:tblStyle w:val="FigureTable"/>
+        <w:tblW w:type="auto" w:w="0"/>
+        <w:tblLook w:firstRow="0" w:lastRow="0" w:firstColumn="0" w:lastColumn="0"/>
+        <w:jc w:val="center"/>
+      </w:tblPr>
+      <w:tblGrid/>
+      <w:tr/>
+    </w:tbl>
+    <w:p>
+      <w:pPr>
+        <w:pStyle w:val="ImageCaption"/>
+      </w:pPr>
+      <w:r>
+        <w:t xml:space="preserve">Held-out DOT C2 measured-versus-predicted geometry at the later validation checkpoint (</w:t>
+      </w:r>
+      <m:oMath>
+        <m:r>
+          <m:t>t</m:t>
+        </m:r>
+        <m:r>
+          <m:rPr>
+            <m:sty m:val="p"/>
+          </m:rPr>
+          <m:t>=</m:t>
+        </m:r>
+        <m:r>
+          <m:t>0.167</m:t>
+        </m:r>
+      </m:oMath>
+      <w:r>
+        <w:t xml:space="preserve"> </w:t>
+      </w:r>
+      <w:r>
+        <w:t xml:space="preserve">s), shown in the camera-frame</w:t>
+      </w:r>
+      <w:r>
+        <w:t xml:space="preserve"> </w:t>
+      </w:r>
+      <m:oMath>
+        <m:r>
+          <m:t>x</m:t>
+        </m:r>
+        <m:r>
+          <m:rPr>
+            <m:sty m:val="p"/>
+          </m:rPr>
+          <m:t>/</m:t>
+        </m:r>
+        <m:r>
+          <m:t>y</m:t>
+        </m:r>
+      </m:oMath>
+      <w:r>
+        <w:t xml:space="preserve"> </w:t>
+      </w:r>
+      <w:r>
+        <w:t xml:space="preserve">projection. Circles are measured correspondences, crosses are Vulkax predictions, and connecting segments are true-scale residuals rather than magnified arrows. Across the 90 held-out samples from both nonzero checkpoints, the 3-D RMS is 4.417 mm. This evaluates the model-conditioned captured-world replay; DOT C2 does not provide material ground truth.</w:t>
+      </w:r>
+    </w:p>
+    <w:p>
+      <w:pPr>
+        <w:pStyle w:val="BodyText"/>
+      </w:pPr>
+      <w:r>
+        <w:t xml:space="preserve">The same pinned DOT C2 source is also exercised by the native Vulkan measured-world</w:t>
+      </w:r>
+      <w:r>
+        <w:t xml:space="preserve"> </w:t>
+      </w:r>
+      <w:r>
+        <w:t xml:space="preserve">showcase, which emits baseline and rollback hero views, close-ups, a comparison</w:t>
+      </w:r>
+      <w:r>
+        <w:t xml:space="preserve"> </w:t>
+      </w:r>
+      <w:r>
+        <w:t xml:space="preserve">plate, and an eight-view turntable. Because the candidate rewrite is rejected, the</w:t>
+      </w:r>
+      <w:r>
+        <w:t xml:space="preserve"> </w:t>
+      </w:r>
+      <w:r>
+        <w:t xml:space="preserve">final displayed state intentionally returns to the baseline state. These images are</w:t>
+      </w:r>
+      <w:r>
+        <w:t xml:space="preserve"> </w:t>
+      </w:r>
+      <w:r>
+        <w:t xml:space="preserve">qualitative implementation evidence for the measured captured-world path; they are</w:t>
+      </w:r>
+      <w:r>
+        <w:t xml:space="preserve"> </w:t>
+      </w:r>
+      <w:r>
+        <w:t xml:space="preserve">not additional evidence that the fitted material parameters are physically unique or</w:t>
+      </w:r>
+      <w:r>
+        <w:t xml:space="preserve"> </w:t>
+      </w:r>
+      <w:r>
+        <w:t xml:space="preserve">ground-truth accurate.</w:t>
+      </w:r>
+    </w:p>
+    <w:bookmarkEnd w:id="57"/>
+    <w:bookmarkStart w:id="59" w:name="X1b18b49aba2e238a53cbe3b21e85f790f413fde"/>
     <w:p>
       <w:pPr>
         <w:pStyle w:val="Heading2"/>
@@ -5781,7 +6426,7 @@
         <w:t xml:space="preserve">(S. Wang et al. 2026)</w:t>
       </w:r>
       <w:r>
-        <w:t xml:space="preserve">. Ordinary face-plus-marker metrics prefer the finite-overlap candidate in all 10 repeats, and marker dark-field does the same. The longitudinal mechanism channel disagrees: it prefers the endpoint model in 9 of 10 repeats. Median marker error is 0.002428 m for endpoint and 0.001709 m for overlap, whereas median longitudinal error is 0.003131 for endpoint and 0.005584 for overlap. A post-hoc exact two-sided sign test on the longitudinal direction gives</w:t>
+        <w:t xml:space="preserve">. The committed paired-diagnostics CSV is channel-aggregated: each row reports win/loss/tie counts over these same ten repeats rather than representing a single trial. Ordinary face-plus-marker metrics prefer the finite-overlap candidate in all 10 repeats, and marker dark-field does the same. The longitudinal mechanism channel disagrees: it prefers the endpoint model in 9 of 10 repeats. Median marker error is 0.002428 m for endpoint and 0.001709 m for overlap, whereas median longitudinal error is 0.003131 for endpoint and 0.005584 for overlap. A post-hoc exact two-sided sign test on the longitudinal direction gives</w:t>
       </w:r>
       <w:r>
         <w:t xml:space="preserve"> </w:t>
@@ -5804,7 +6449,7 @@
         <w:t xml:space="preserve">.</w:t>
       </w:r>
     </w:p>
-    <w:bookmarkStart w:id="56" w:name="tab:gauge"/>
+    <w:bookmarkStart w:id="58" w:name="tab:gauge"/>
     <w:p>
       <w:pPr>
         <w:pStyle w:val="TableCaption"/>
@@ -5982,7 +6627,7 @@
         </w:tc>
       </w:tr>
     </w:tbl>
-    <w:bookmarkEnd w:id="56"/>
+    <w:bookmarkEnd w:id="58"/>
     <w:p>
       <w:pPr>
         <w:pStyle w:val="BodyText"/>
@@ -5991,8 +6636,8 @@
         <w:t xml:space="preserve">The conflict was visible before DCS was formulated, so we label it retrospective throughout. It is evidence that channels can disagree, not prospective confirmation of the later method.</w:t>
       </w:r>
     </w:p>
-    <w:bookmarkEnd w:id="57"/>
-    <w:bookmarkStart w:id="61" w:name="fresh-orthogonal-force-compliance-study"/>
+    <w:bookmarkEnd w:id="59"/>
+    <w:bookmarkStart w:id="63" w:name="fresh-orthogonal-force-compliance-study"/>
     <w:p>
       <w:pPr>
         <w:pStyle w:val="Heading2"/>
@@ -6070,7 +6715,7 @@
         <w:t xml:space="preserve">.</w:t>
       </w:r>
     </w:p>
-    <w:bookmarkStart w:id="58" w:name="tab:ofc"/>
+    <w:bookmarkStart w:id="60" w:name="tab:ofc"/>
     <w:p>
       <w:pPr>
         <w:pStyle w:val="TableCaption"/>
@@ -6446,8 +7091,8 @@
         </w:tc>
       </w:tr>
     </w:tbl>
-    <w:bookmarkEnd w:id="58"/>
-    <w:bookmarkStart w:id="60" w:name="decision-threshold-robustness."/>
+    <w:bookmarkEnd w:id="60"/>
+    <w:bookmarkStart w:id="62" w:name="decision-threshold-robustness."/>
     <w:p>
       <w:pPr>
         <w:pStyle w:val="Heading4"/>
@@ -6570,7 +7215,7 @@
         <w:t xml:space="preserve">rule.</w:t>
       </w:r>
     </w:p>
-    <w:bookmarkStart w:id="59" w:name="tab:threshold-sensitivity"/>
+    <w:bookmarkStart w:id="61" w:name="tab:threshold-sensitivity"/>
     <w:p>
       <w:pPr>
         <w:pStyle w:val="TableCaption"/>
@@ -6867,7 +7512,7 @@
         </w:tc>
       </w:tr>
     </w:tbl>
-    <w:bookmarkEnd w:id="59"/>
+    <w:bookmarkEnd w:id="61"/>
     <w:p>
       <w:pPr>
         <w:pStyle w:val="BodyText"/>
@@ -6884,34 +7529,7 @@
         </m:r>
       </m:oMath>
       <w:r>
-        <w:t xml:space="preserve">. The complete post-hoc sweep is generated from the frozen per-proposal ledger by</w:t>
-      </w:r>
-      <w:r>
-        <w:t xml:space="preserve"> </w:t>
-      </w:r>
-      <w:r>
-        <w:rPr>
-          <w:rStyle w:val="VerbatimChar"/>
-        </w:rPr>
-        <w:t xml:space="preserve">research/analysis/threshold_sensitivity_ofc.py</w:t>
-      </w:r>
-      <w:r>
-        <w:t xml:space="preserve"> </w:t>
-      </w:r>
-      <w:r>
-        <w:t xml:space="preserve">and stored in</w:t>
-      </w:r>
-      <w:r>
-        <w:t xml:space="preserve"> </w:t>
-      </w:r>
-      <w:r>
-        <w:rPr>
-          <w:rStyle w:val="VerbatimChar"/>
-        </w:rPr>
-        <w:t xml:space="preserve">research/paper_data/THRESHOLD_SENSITIVITY_OFC_2026-09-21.csv</w:t>
-      </w:r>
-      <w:r>
-        <w:t xml:space="preserve">.</w:t>
+        <w:t xml:space="preserve">. The complete post-hoc sweep is generated from the frozen per-proposal ledger by and stored in .</w:t>
       </w:r>
     </w:p>
     <w:p>
@@ -6922,10 +7540,10 @@
         <w:t xml:space="preserve">The advancement gate requires at least 30% resolved coverage, at least 50% veto recall over deceptive repairs, no more than 25% false-veto rate over beneficial repairs, better coverage than DCS, higher median magnitude than DCS, and finite numerical refinement for every proposal. Force compliance passes the population-size, false-veto, median-signal, and numerical checks, but it fails coverage and recall. We keep that result as a failed gate with a strong standardized-evidence increase; we do not rename it a successful verifier.</w:t>
       </w:r>
     </w:p>
-    <w:bookmarkEnd w:id="60"/>
-    <w:bookmarkEnd w:id="61"/>
     <w:bookmarkEnd w:id="62"/>
-    <w:bookmarkStart w:id="73" w:name="results-and-analysis"/>
+    <w:bookmarkEnd w:id="63"/>
+    <w:bookmarkEnd w:id="64"/>
+    <w:bookmarkStart w:id="75" w:name="results-and-analysis"/>
     <w:p>
       <w:pPr>
         <w:pStyle w:val="Heading1"/>
@@ -6934,7 +7552,7 @@
         <w:t xml:space="preserve">Results and Analysis</w:t>
       </w:r>
     </w:p>
-    <w:bookmarkStart w:id="63" w:name="Xbdf0a6616e805f21b86b26c034c24677b930d67"/>
+    <w:bookmarkStart w:id="65" w:name="Xbdf0a6616e805f21b86b26c034c24677b930d67"/>
     <w:p>
       <w:pPr>
         <w:pStyle w:val="Heading2"/>
@@ -6957,8 +7575,8 @@
         <w:t xml:space="preserve">D4V and the fresh synthetic OFC population both show why ordinary held-out improvement is not enough. D4V contains 14 deceptive repairs among 36 ordinary-improving proposals; fresh synthetic OFC contains 12 among 36. Those fractions should not be read as a universal deception rate. They serve a more modest purpose: under controlled candidate-generation pipelines, the failure mode exists often enough that a verification rule based only on observation fit cannot ignore it.</w:t>
       </w:r>
     </w:p>
-    <w:bookmarkEnd w:id="63"/>
-    <w:bookmarkStart w:id="64" w:name="X21cd7821b25616949890b42439ef6b3757ec674"/>
+    <w:bookmarkEnd w:id="65"/>
+    <w:bookmarkStart w:id="66" w:name="X21cd7821b25616949890b42439ef6b3757ec674"/>
     <w:p>
       <w:pPr>
         <w:pStyle w:val="Heading2"/>
@@ -6989,8 +7607,8 @@
         <w:t xml:space="preserve">The D3 refinement result sharpens this point. Lowering the numerical floor in witness space by several-fold barely changes standardized separation. Whatever is limiting the original witness, it is not simply coarse solver discretization.</w:t>
       </w:r>
     </w:p>
-    <w:bookmarkEnd w:id="64"/>
-    <w:bookmarkStart w:id="71" w:name="X164cf5ea8fa3282813780589de9f0dad9dad89b"/>
+    <w:bookmarkEnd w:id="66"/>
+    <w:bookmarkStart w:id="73" w:name="X164cf5ea8fa3282813780589de9f0dad9dad89b"/>
     <w:p>
       <w:pPr>
         <w:pStyle w:val="Heading2"/>
@@ -7014,18 +7632,18 @@
           <wp:inline>
             <wp:extent cx="5334000" cy="3000375"/>
             <wp:effectExtent b="0" l="0" r="0" t="0"/>
-            <wp:docPr descr="" title="" id="66" name="Picture"/>
+            <wp:docPr descr="" title="" id="68" name="Picture"/>
             <a:graphic>
               <a:graphicData uri="http://schemas.openxmlformats.org/drawingml/2006/picture">
                 <pic:pic>
                   <pic:nvPicPr>
-                    <pic:cNvPr descr="../docs/readme_assets/10_signal_gain.png" id="67" name="Picture"/>
+                    <pic:cNvPr descr="../docs/readme_assets/10_signal_gain.png" id="69" name="Picture"/>
                     <pic:cNvPicPr>
                       <a:picLocks noChangeArrowheads="1" noChangeAspect="1"/>
                     </pic:cNvPicPr>
                   </pic:nvPicPr>
                   <pic:blipFill>
-                    <a:blip r:embed="rId65"/>
+                    <a:blip r:embed="rId67"/>
                     <a:stretch>
                       <a:fillRect/>
                     </a:stretch>
@@ -7089,18 +7707,18 @@
           <wp:inline>
             <wp:extent cx="5334000" cy="3000375"/>
             <wp:effectExtent b="0" l="0" r="0" t="0"/>
-            <wp:docPr descr="" title="" id="69" name="Picture"/>
+            <wp:docPr descr="" title="" id="71" name="Picture"/>
             <a:graphic>
               <a:graphicData uri="http://schemas.openxmlformats.org/drawingml/2006/picture">
                 <pic:pic>
                   <pic:nvPicPr>
-                    <pic:cNvPr descr="../docs/readme_assets/11_information_limit.png" id="70" name="Picture"/>
+                    <pic:cNvPr descr="../docs/readme_assets/11_information_limit.png" id="72" name="Picture"/>
                     <pic:cNvPicPr>
                       <a:picLocks noChangeArrowheads="1" noChangeAspect="1"/>
                     </pic:cNvPicPr>
                   </pic:nvPicPr>
                   <pic:blipFill>
-                    <a:blip r:embed="rId68"/>
+                    <a:blip r:embed="rId70"/>
                     <a:stretch>
                       <a:fillRect/>
                     </a:stretch>
@@ -7155,8 +7773,8 @@
         <w:t xml:space="preserve">This is why the choice of physical question matters. Kinematic observations may be perfectly adequate for proposing a plausible repair and still be poor at distinguishing that repair from alternatives. A force-controlled test introduces a different constraint on the candidate worlds; in these experiments, that extra constraint is visibly more informative.</w:t>
       </w:r>
     </w:p>
-    <w:bookmarkEnd w:id="71"/>
-    <w:bookmarkStart w:id="72" w:name="X6409d219a856cb57661584e73cf1f04599279ee"/>
+    <w:bookmarkEnd w:id="73"/>
+    <w:bookmarkStart w:id="74" w:name="X6409d219a856cb57661584e73cf1f04599279ee"/>
     <w:p>
       <w:pPr>
         <w:pStyle w:val="Heading2"/>
@@ -7263,9 +7881,9 @@
         <w:t xml:space="preserve">, but they are not equally informative. Their evidence magnitudes, and therefore their remaining distance to the decision boundary, are very different. That difference gives a quantitative direction for future intervention and sensor design even though the present experiment does not justify deployment-level certification.</w:t>
       </w:r>
     </w:p>
-    <w:bookmarkEnd w:id="72"/>
-    <w:bookmarkEnd w:id="73"/>
-    <w:bookmarkStart w:id="79" w:name="discussion"/>
+    <w:bookmarkEnd w:id="74"/>
+    <w:bookmarkEnd w:id="75"/>
+    <w:bookmarkStart w:id="81" w:name="discussion"/>
     <w:p>
       <w:pPr>
         <w:pStyle w:val="Heading1"/>
@@ -7274,7 +7892,7 @@
         <w:t xml:space="preserve">Discussion</w:t>
       </w:r>
     </w:p>
-    <w:bookmarkStart w:id="74" w:name="what-is-established"/>
+    <w:bookmarkStart w:id="76" w:name="what-is-established"/>
     <w:p>
       <w:pPr>
         <w:pStyle w:val="Heading2"/>
@@ -7299,8 +7917,8 @@
         <w:t xml:space="preserve">Those conclusions are intentionally narrower than a claim of universal physical correctness. They are still operationally meaningful. A persistent captured-world system can keep fitting, verification, and unresolved evidence separate, and it can decline a requested rewrite without treating that refusal as a software failure.</w:t>
       </w:r>
     </w:p>
-    <w:bookmarkEnd w:id="74"/>
-    <w:bookmarkStart w:id="75" w:name="Xf1a1625093c073a1904485ea8cb369fb8a8062a"/>
+    <w:bookmarkEnd w:id="76"/>
+    <w:bookmarkStart w:id="77" w:name="Xf1a1625093c073a1904485ea8cb369fb8a8062a"/>
     <w:p>
       <w:pPr>
         <w:pStyle w:val="Heading2"/>
@@ -7332,8 +7950,8 @@
         <w:t xml:space="preserve">. We are not introducing that principle. What the experiments expose is its consequence inside a rewrite workflow: verification can fail even when every candidate looks plausible because the experiment does not separate them strongly enough. In that situation the system should not simply pick the highest score. It should collect more informative evidence or remain unresolved.</w:t>
       </w:r>
     </w:p>
-    <w:bookmarkEnd w:id="75"/>
-    <w:bookmarkStart w:id="76" w:name="Xcaecc5e56715ed02b55f3c78ff78ff0905e8f17"/>
+    <w:bookmarkEnd w:id="77"/>
+    <w:bookmarkStart w:id="78" w:name="Xcaecc5e56715ed02b55f3c78ff78ff0905e8f17"/>
     <w:p>
       <w:pPr>
         <w:pStyle w:val="Heading2"/>
@@ -7374,8 +7992,8 @@
         <w:t xml:space="preserve">. Reality Probe sits underneath that broader view as an application-specific mechanism. Its scope is a captured world that can be physically edited, where a proposed rewrite is tested by an independent intervention before commit.</w:t>
       </w:r>
     </w:p>
-    <w:bookmarkEnd w:id="76"/>
-    <w:bookmarkStart w:id="77" w:name="limitations"/>
+    <w:bookmarkEnd w:id="78"/>
+    <w:bookmarkStart w:id="79" w:name="limitations"/>
     <w:p>
       <w:pPr>
         <w:pStyle w:val="Heading2"/>
@@ -7774,8 +8392,8 @@
         <w:t xml:space="preserve">not presented as true cloth properties.</w:t>
       </w:r>
     </w:p>
-    <w:bookmarkEnd w:id="77"/>
-    <w:bookmarkStart w:id="78" w:name="future-work"/>
+    <w:bookmarkEnd w:id="79"/>
+    <w:bookmarkStart w:id="80" w:name="future-work"/>
     <w:p>
       <w:pPr>
         <w:pStyle w:val="Heading2"/>
@@ -7792,9 +8410,9 @@
         <w:t xml:space="preserve">The next useful experiment is not another tuning pass on the frozen DCS or force partitions. It is a separately frozen measured study using an independent force sensor, or another calibrated excitation that genuinely changes the available physical information. Modal or frequency-domain excitation, broader constitutive families, and intervention-specific sensing are natural directions. Whatever comes next should keep proposal generation blind to the confirmatory channel and preserve a decision rule declared before the confirming measurements are examined.</w:t>
       </w:r>
     </w:p>
-    <w:bookmarkEnd w:id="78"/>
-    <w:bookmarkEnd w:id="79"/>
-    <w:bookmarkStart w:id="81" w:name="reproducibility-and-implementation-notes"/>
+    <w:bookmarkEnd w:id="80"/>
+    <w:bookmarkEnd w:id="81"/>
+    <w:bookmarkStart w:id="83" w:name="reproducibility-and-implementation-notes"/>
     <w:p>
       <w:pPr>
         <w:pStyle w:val="Heading1"/>
@@ -7837,7 +8455,7 @@
         <w:t xml:space="preserve">The core DCS code is kept separate from the experiment drivers. It includes arbitrary-order lower-moment validation, signed-response application, finite-amplitude counterfactual cumulants, standardized discrepancies, uncertainty propagation, active stencil synthesis, witness-space numerical refinement, and spatial localization. The orthogonal force protocol and fresh synthetic truth worlds are versioned independently of D2/D3/D4V. That separation is there for a practical reason: a negative gate should not disappear because the same data were quietly retuned.</w:t>
       </w:r>
     </w:p>
-    <w:bookmarkStart w:id="80" w:name="Xc4d1302c2239c6e46d50d50aa05474890bf84bf"/>
+    <w:bookmarkStart w:id="82" w:name="Xc4d1302c2239c6e46d50d50aa05474890bf84bf"/>
     <w:p>
       <w:pPr>
         <w:pStyle w:val="Heading4"/>
@@ -7892,9 +8510,9 @@
         <w:t xml:space="preserve">Paper visualizations are generated deterministically. Solver-driven surfaces may use an explicit display magnification so that micrometer-scale motion is visible, but the reported numbers are never scaled. The Stanford Bunny appears only as a visualization carrier where noted and still requires its source attribution; it is not benchmark geometry. The mathematical explainer uses the actual solver body and does not depend on the bunny.</w:t>
       </w:r>
     </w:p>
-    <w:bookmarkEnd w:id="80"/>
-    <w:bookmarkEnd w:id="81"/>
-    <w:bookmarkStart w:id="82" w:name="conclusion"/>
+    <w:bookmarkEnd w:id="82"/>
+    <w:bookmarkEnd w:id="83"/>
+    <w:bookmarkStart w:id="84" w:name="conclusion"/>
     <w:p>
       <w:pPr>
         <w:pStyle w:val="Heading1"/>
@@ -7925,8 +8543,8 @@
         <w:t xml:space="preserve">on fresh synthetic truth worlds, but every proposal still remains below the primary decision magnitude. In the tested regime, verification was only as discriminating as the experiment behind it. When that experiment did not separate the candidates strongly enough, the system remained unresolved and refused certification.</w:t>
       </w:r>
     </w:p>
-    <w:bookmarkEnd w:id="82"/>
-    <w:bookmarkStart w:id="111" w:name="acknowledgments"/>
+    <w:bookmarkEnd w:id="84"/>
+    <w:bookmarkStart w:id="113" w:name="acknowledgments"/>
     <w:p>
       <w:pPr>
         <w:pStyle w:val="Heading1"/>
@@ -8001,8 +8619,8 @@
         <w:t xml:space="preserve">final content of the work.</w:t>
       </w:r>
     </w:p>
-    <w:bookmarkStart w:id="110" w:name="refs"/>
-    <w:bookmarkStart w:id="84" w:name="ref-asadi2025oed"/>
+    <w:bookmarkStart w:id="112" w:name="refs"/>
+    <w:bookmarkStart w:id="86" w:name="ref-asadi2025oed"/>
     <w:p>
       <w:pPr>
         <w:pStyle w:val="Bibliography"/>
@@ -8035,7 +8653,7 @@
       <w:r>
         <w:t xml:space="preserve"> </w:t>
       </w:r>
-      <w:hyperlink r:id="rId83">
+      <w:hyperlink r:id="rId85">
         <w:r>
           <w:rPr>
             <w:rStyle w:val="Hyperlink"/>
@@ -8047,8 +8665,8 @@
         <w:t xml:space="preserve">.</w:t>
       </w:r>
     </w:p>
-    <w:bookmarkEnd w:id="84"/>
-    <w:bookmarkStart w:id="85" w:name="ref-hu2020difftaichi"/>
+    <w:bookmarkEnd w:id="86"/>
+    <w:bookmarkStart w:id="87" w:name="ref-hu2020difftaichi"/>
     <w:p>
       <w:pPr>
         <w:pStyle w:val="Bibliography"/>
@@ -8082,8 +8700,8 @@
         <w:t xml:space="preserve">.</w:t>
       </w:r>
     </w:p>
-    <w:bookmarkEnd w:id="85"/>
-    <w:bookmarkStart w:id="87" w:name="ref-hu2019chainqueen"/>
+    <w:bookmarkEnd w:id="87"/>
+    <w:bookmarkStart w:id="89" w:name="ref-hu2019chainqueen"/>
     <w:p>
       <w:pPr>
         <w:pStyle w:val="Bibliography"/>
@@ -8119,7 +8737,7 @@
       <w:r>
         <w:t xml:space="preserve"> </w:t>
       </w:r>
-      <w:hyperlink r:id="rId86">
+      <w:hyperlink r:id="rId88">
         <w:r>
           <w:rPr>
             <w:rStyle w:val="Hyperlink"/>
@@ -8131,8 +8749,8 @@
         <w:t xml:space="preserve">.</w:t>
       </w:r>
     </w:p>
-    <w:bookmarkEnd w:id="87"/>
-    <w:bookmarkStart w:id="89" w:name="ref-khanbayov2026iris"/>
+    <w:bookmarkEnd w:id="89"/>
+    <w:bookmarkStart w:id="91" w:name="ref-khanbayov2026iris"/>
     <w:p>
       <w:pPr>
         <w:pStyle w:val="Bibliography"/>
@@ -8168,7 +8786,7 @@
       <w:r>
         <w:t xml:space="preserve"> </w:t>
       </w:r>
-      <w:hyperlink r:id="rId88">
+      <w:hyperlink r:id="rId90">
         <w:r>
           <w:rPr>
             <w:rStyle w:val="Hyperlink"/>
@@ -8180,8 +8798,8 @@
         <w:t xml:space="preserve">.</w:t>
       </w:r>
     </w:p>
-    <w:bookmarkEnd w:id="89"/>
-    <w:bookmarkStart w:id="91" w:name="ref-laudy2026digitaltwin"/>
+    <w:bookmarkEnd w:id="91"/>
+    <w:bookmarkStart w:id="93" w:name="ref-laudy2026digitaltwin"/>
     <w:p>
       <w:pPr>
         <w:pStyle w:val="Bibliography"/>
@@ -8198,7 +8816,7 @@
       <w:r>
         <w:t xml:space="preserve"> </w:t>
       </w:r>
-      <w:hyperlink r:id="rId90">
+      <w:hyperlink r:id="rId92">
         <w:r>
           <w:rPr>
             <w:rStyle w:val="Hyperlink"/>
@@ -8210,8 +8828,8 @@
         <w:t xml:space="preserve">.</w:t>
       </w:r>
     </w:p>
-    <w:bookmarkEnd w:id="91"/>
-    <w:bookmarkStart w:id="93" w:name="ref-li2025dot"/>
+    <w:bookmarkEnd w:id="93"/>
+    <w:bookmarkStart w:id="95" w:name="ref-li2025dot"/>
     <w:p>
       <w:pPr>
         <w:pStyle w:val="Bibliography"/>
@@ -8244,7 +8862,7 @@
       <w:r>
         <w:t xml:space="preserve"> </w:t>
       </w:r>
-      <w:hyperlink r:id="rId92">
+      <w:hyperlink r:id="rId94">
         <w:r>
           <w:rPr>
             <w:rStyle w:val="Hyperlink"/>
@@ -8256,8 +8874,8 @@
         <w:t xml:space="preserve">.</w:t>
       </w:r>
     </w:p>
-    <w:bookmarkEnd w:id="93"/>
-    <w:bookmarkStart w:id="95" w:name="ref-li2023pacnerf"/>
+    <w:bookmarkEnd w:id="95"/>
+    <w:bookmarkStart w:id="97" w:name="ref-li2023pacnerf"/>
     <w:p>
       <w:pPr>
         <w:pStyle w:val="Bibliography"/>
@@ -8293,7 +8911,7 @@
       <w:r>
         <w:t xml:space="preserve"> </w:t>
       </w:r>
-      <w:hyperlink r:id="rId94">
+      <w:hyperlink r:id="rId96">
         <w:r>
           <w:rPr>
             <w:rStyle w:val="Hyperlink"/>
@@ -8305,8 +8923,8 @@
         <w:t xml:space="preserve">.</w:t>
       </w:r>
     </w:p>
-    <w:bookmarkEnd w:id="95"/>
-    <w:bookmarkStart w:id="96" w:name="ref-liu2025physflow"/>
+    <w:bookmarkEnd w:id="97"/>
+    <w:bookmarkStart w:id="98" w:name="ref-liu2025physflow"/>
     <w:p>
       <w:pPr>
         <w:pStyle w:val="Bibliography"/>
@@ -8340,8 +8958,8 @@
         <w:t xml:space="preserve">, 11016–25.</w:t>
       </w:r>
     </w:p>
-    <w:bookmarkEnd w:id="96"/>
-    <w:bookmarkStart w:id="98" w:name="ref-oberkampf2007pcmm"/>
+    <w:bookmarkEnd w:id="98"/>
+    <w:bookmarkStart w:id="100" w:name="ref-oberkampf2007pcmm"/>
     <w:p>
       <w:pPr>
         <w:pStyle w:val="Bibliography"/>
@@ -8364,7 +8982,7 @@
       <w:r>
         <w:t xml:space="preserve"> </w:t>
       </w:r>
-      <w:hyperlink r:id="rId97">
+      <w:hyperlink r:id="rId99">
         <w:r>
           <w:rPr>
             <w:rStyle w:val="Hyperlink"/>
@@ -8376,8 +8994,8 @@
         <w:t xml:space="preserve">.</w:t>
       </w:r>
     </w:p>
-    <w:bookmarkEnd w:id="98"/>
-    <w:bookmarkStart w:id="100" w:name="ref-rho2026monophysics"/>
+    <w:bookmarkEnd w:id="100"/>
+    <w:bookmarkStart w:id="102" w:name="ref-rho2026monophysics"/>
     <w:p>
       <w:pPr>
         <w:pStyle w:val="Bibliography"/>
@@ -8394,7 +9012,7 @@
       <w:r>
         <w:t xml:space="preserve"> </w:t>
       </w:r>
-      <w:hyperlink r:id="rId99">
+      <w:hyperlink r:id="rId101">
         <w:r>
           <w:rPr>
             <w:rStyle w:val="Hyperlink"/>
@@ -8406,8 +9024,8 @@
         <w:t xml:space="preserve">.</w:t>
       </w:r>
     </w:p>
-    <w:bookmarkEnd w:id="100"/>
-    <w:bookmarkStart w:id="102" w:name="ref-wada2026mphygs"/>
+    <w:bookmarkEnd w:id="102"/>
+    <w:bookmarkStart w:id="104" w:name="ref-wada2026mphygs"/>
     <w:p>
       <w:pPr>
         <w:pStyle w:val="Bibliography"/>
@@ -8443,7 +9061,7 @@
       <w:r>
         <w:t xml:space="preserve"> </w:t>
       </w:r>
-      <w:hyperlink r:id="rId101">
+      <w:hyperlink r:id="rId103">
         <w:r>
           <w:rPr>
             <w:rStyle w:val="Hyperlink"/>
@@ -8455,8 +9073,8 @@
         <w:t xml:space="preserve">.</w:t>
       </w:r>
     </w:p>
-    <w:bookmarkEnd w:id="102"/>
-    <w:bookmarkStart w:id="104" w:name="ref-wang2026gauge"/>
+    <w:bookmarkEnd w:id="104"/>
+    <w:bookmarkStart w:id="106" w:name="ref-wang2026gauge"/>
     <w:p>
       <w:pPr>
         <w:pStyle w:val="Bibliography"/>
@@ -8473,7 +9091,7 @@
       <w:r>
         <w:t xml:space="preserve"> </w:t>
       </w:r>
-      <w:hyperlink r:id="rId103">
+      <w:hyperlink r:id="rId105">
         <w:r>
           <w:rPr>
             <w:rStyle w:val="Hyperlink"/>
@@ -8485,8 +9103,8 @@
         <w:t xml:space="preserve">.</w:t>
       </w:r>
     </w:p>
-    <w:bookmarkEnd w:id="104"/>
-    <w:bookmarkStart w:id="106" w:name="ref-wang2026identifiability"/>
+    <w:bookmarkEnd w:id="106"/>
+    <w:bookmarkStart w:id="108" w:name="ref-wang2026identifiability"/>
     <w:p>
       <w:pPr>
         <w:pStyle w:val="Bibliography"/>
@@ -8503,7 +9121,7 @@
       <w:r>
         <w:t xml:space="preserve"> </w:t>
       </w:r>
-      <w:hyperlink r:id="rId105">
+      <w:hyperlink r:id="rId107">
         <w:r>
           <w:rPr>
             <w:rStyle w:val="Hyperlink"/>
@@ -8515,8 +9133,8 @@
         <w:t xml:space="preserve">.</w:t>
       </w:r>
     </w:p>
-    <w:bookmarkEnd w:id="106"/>
-    <w:bookmarkStart w:id="107" w:name="ref-xie2024physgaussian"/>
+    <w:bookmarkEnd w:id="108"/>
+    <w:bookmarkStart w:id="109" w:name="ref-xie2024physgaussian"/>
     <w:p>
       <w:pPr>
         <w:pStyle w:val="Bibliography"/>
@@ -8550,8 +9168,8 @@
         <w:t xml:space="preserve">, 4389–98.</w:t>
       </w:r>
     </w:p>
-    <w:bookmarkEnd w:id="107"/>
-    <w:bookmarkStart w:id="109" w:name="ref-zhang2024physdreamer"/>
+    <w:bookmarkEnd w:id="109"/>
+    <w:bookmarkStart w:id="111" w:name="ref-zhang2024physdreamer"/>
     <w:p>
       <w:pPr>
         <w:pStyle w:val="Bibliography"/>
@@ -8587,7 +9205,7 @@
       <w:r>
         <w:t xml:space="preserve"> </w:t>
       </w:r>
-      <w:hyperlink r:id="rId108">
+      <w:hyperlink r:id="rId110">
         <w:r>
           <w:rPr>
             <w:rStyle w:val="Hyperlink"/>
@@ -8599,9 +9217,9 @@
         <w:t xml:space="preserve">.</w:t>
       </w:r>
     </w:p>
-    <w:bookmarkEnd w:id="109"/>
-    <w:bookmarkEnd w:id="110"/>
     <w:bookmarkEnd w:id="111"/>
+    <w:bookmarkEnd w:id="112"/>
+    <w:bookmarkEnd w:id="113"/>
     <w:sectPr/>
   </w:body>
 </w:document>

--- a/paper/Reality_Probe_Manuscript_Final.docx
+++ b/paper/Reality_Probe_Manuscript_Final.docx
@@ -223,25 +223,301 @@
         <w:t xml:space="preserve"> </w:t>
       </w:r>
       <w:r>
-        <w:t xml:space="preserve">shift</w:t>
-      </w:r>
-      <w:r>
-        <w:t xml:space="preserve"> </w:t>
-      </w:r>
-      <w:r>
         <w:t xml:space="preserve">creates</w:t>
       </w:r>
       <w:r>
         <w:t xml:space="preserve"> </w:t>
       </w:r>
       <w:r>
+        <w:t xml:space="preserve">a</w:t>
+      </w:r>
+      <w:r>
+        <w:t xml:space="preserve"> </w:t>
+      </w:r>
+      <w:r>
+        <w:t xml:space="preserve">verification</w:t>
+      </w:r>
+      <w:r>
+        <w:t xml:space="preserve"> </w:t>
+      </w:r>
+      <w:r>
+        <w:t xml:space="preserve">problem</w:t>
+      </w:r>
+      <w:r>
+        <w:t xml:space="preserve"> </w:t>
+      </w:r>
+      <w:r>
+        <w:t xml:space="preserve">that</w:t>
+      </w:r>
+      <w:r>
+        <w:t xml:space="preserve"> </w:t>
+      </w:r>
+      <w:r>
+        <w:t xml:space="preserve">ordinary</w:t>
+      </w:r>
+      <w:r>
+        <w:t xml:space="preserve"> </w:t>
+      </w:r>
+      <w:r>
+        <w:t xml:space="preserve">held-out</w:t>
+      </w:r>
+      <w:r>
+        <w:t xml:space="preserve"> </w:t>
+      </w:r>
+      <w:r>
+        <w:t xml:space="preserve">error</w:t>
+      </w:r>
+      <w:r>
+        <w:t xml:space="preserve"> </w:t>
+      </w:r>
+      <w:r>
+        <w:t xml:space="preserve">cannot</w:t>
+      </w:r>
+      <w:r>
+        <w:t xml:space="preserve"> </w:t>
+      </w:r>
+      <w:r>
+        <w:t xml:space="preserve">solve</w:t>
+      </w:r>
+      <w:r>
+        <w:t xml:space="preserve"> </w:t>
+      </w:r>
+      <w:r>
+        <w:t xml:space="preserve">on</w:t>
+      </w:r>
+      <w:r>
+        <w:t xml:space="preserve"> </w:t>
+      </w:r>
+      <w:r>
+        <w:t xml:space="preserve">its</w:t>
+      </w:r>
+      <w:r>
+        <w:t xml:space="preserve"> </w:t>
+      </w:r>
+      <w:r>
+        <w:t xml:space="preserve">own.</w:t>
+      </w:r>
+      <w:r>
+        <w:t xml:space="preserve"> </w:t>
+      </w:r>
+      <w:r>
+        <w:t xml:space="preserve">A</w:t>
+      </w:r>
+      <w:r>
+        <w:t xml:space="preserve"> </w:t>
+      </w:r>
+      <w:r>
+        <w:t xml:space="preserve">rewrite</w:t>
+      </w:r>
+      <w:r>
+        <w:t xml:space="preserve"> </w:t>
+      </w:r>
+      <w:r>
+        <w:t xml:space="preserve">can</w:t>
+      </w:r>
+      <w:r>
+        <w:t xml:space="preserve"> </w:t>
+      </w:r>
+      <w:r>
+        <w:t xml:space="preserve">look</w:t>
+      </w:r>
+      <w:r>
+        <w:t xml:space="preserve"> </w:t>
+      </w:r>
+      <w:r>
+        <w:t xml:space="preserve">better</w:t>
+      </w:r>
+      <w:r>
+        <w:t xml:space="preserve"> </w:t>
+      </w:r>
+      <w:r>
+        <w:t xml:space="preserve">on</w:t>
+      </w:r>
+      <w:r>
+        <w:t xml:space="preserve"> </w:t>
+      </w:r>
+      <w:r>
+        <w:t xml:space="preserve">the</w:t>
+      </w:r>
+      <w:r>
+        <w:t xml:space="preserve"> </w:t>
+      </w:r>
+      <w:r>
+        <w:t xml:space="preserve">observations</w:t>
+      </w:r>
+      <w:r>
+        <w:t xml:space="preserve"> </w:t>
+      </w:r>
+      <w:r>
+        <w:t xml:space="preserve">used</w:t>
+      </w:r>
+      <w:r>
+        <w:t xml:space="preserve"> </w:t>
+      </w:r>
+      <w:r>
+        <w:t xml:space="preserve">to</w:t>
+      </w:r>
+      <w:r>
+        <w:t xml:space="preserve"> </w:t>
+      </w:r>
+      <w:r>
+        <w:t xml:space="preserve">judge</w:t>
+      </w:r>
+      <w:r>
+        <w:t xml:space="preserve"> </w:t>
+      </w:r>
+      <w:r>
+        <w:t xml:space="preserve">it</w:t>
+      </w:r>
+      <w:r>
+        <w:t xml:space="preserve"> </w:t>
+      </w:r>
+      <w:r>
+        <w:t xml:space="preserve">and</w:t>
+      </w:r>
+      <w:r>
+        <w:t xml:space="preserve"> </w:t>
+      </w:r>
+      <w:r>
+        <w:t xml:space="preserve">still</w:t>
+      </w:r>
+      <w:r>
+        <w:t xml:space="preserve"> </w:t>
+      </w:r>
+      <w:r>
+        <w:t xml:space="preserve">be</w:t>
+      </w:r>
+      <w:r>
+        <w:t xml:space="preserve"> </w:t>
+      </w:r>
+      <w:r>
+        <w:t xml:space="preserve">physically</w:t>
+      </w:r>
+      <w:r>
+        <w:t xml:space="preserve"> </w:t>
+      </w:r>
+      <w:r>
+        <w:t xml:space="preserve">worse</w:t>
+      </w:r>
+      <w:r>
+        <w:t xml:space="preserve"> </w:t>
+      </w:r>
+      <w:r>
+        <w:t xml:space="preserve">somewhere</w:t>
+      </w:r>
+      <w:r>
+        <w:t xml:space="preserve"> </w:t>
+      </w:r>
+      <w:r>
+        <w:t xml:space="preserve">else.</w:t>
+      </w:r>
+      <w:r>
+        <w:t xml:space="preserve"> </w:t>
+      </w:r>
+      <w:r>
+        <w:t xml:space="preserve">Reality</w:t>
+      </w:r>
+      <w:r>
+        <w:t xml:space="preserve"> </w:t>
+      </w:r>
+      <w:r>
+        <w:t xml:space="preserve">Probe</w:t>
+      </w:r>
+      <w:r>
+        <w:t xml:space="preserve"> </w:t>
+      </w:r>
+      <w:r>
+        <w:t xml:space="preserve">treats</w:t>
+      </w:r>
+      <w:r>
+        <w:t xml:space="preserve"> </w:t>
+      </w:r>
+      <w:r>
+        <w:t xml:space="preserve">approval</w:t>
+      </w:r>
+      <w:r>
+        <w:t xml:space="preserve"> </w:t>
+      </w:r>
+      <w:r>
+        <w:t xml:space="preserve">of</w:t>
+      </w:r>
+      <w:r>
+        <w:t xml:space="preserve"> </w:t>
+      </w:r>
+      <w:r>
+        <w:t xml:space="preserve">that</w:t>
+      </w:r>
+      <w:r>
+        <w:t xml:space="preserve"> </w:t>
+      </w:r>
+      <w:r>
+        <w:t xml:space="preserve">rewrite</w:t>
+      </w:r>
+      <w:r>
+        <w:t xml:space="preserve"> </w:t>
+      </w:r>
+      <w:r>
+        <w:t xml:space="preserve">as</w:t>
+      </w:r>
+      <w:r>
+        <w:t xml:space="preserve"> </w:t>
+      </w:r>
+      <w:r>
         <w:t xml:space="preserve">an</w:t>
       </w:r>
       <w:r>
         <w:t xml:space="preserve"> </w:t>
       </w:r>
       <w:r>
-        <w:t xml:space="preserve">awkward</w:t>
+        <w:t xml:space="preserve">evidence</w:t>
+      </w:r>
+      <w:r>
+        <w:t xml:space="preserve"> </w:t>
+      </w:r>
+      <w:r>
+        <w:t xml:space="preserve">transaction:</w:t>
+      </w:r>
+      <w:r>
+        <w:t xml:space="preserve"> </w:t>
+      </w:r>
+      <w:r>
+        <w:t xml:space="preserve">proposal</w:t>
+      </w:r>
+      <w:r>
+        <w:t xml:space="preserve"> </w:t>
+      </w:r>
+      <w:r>
+        <w:t xml:space="preserve">generation</w:t>
+      </w:r>
+      <w:r>
+        <w:t xml:space="preserve"> </w:t>
+      </w:r>
+      <w:r>
+        <w:t xml:space="preserve">is</w:t>
+      </w:r>
+      <w:r>
+        <w:t xml:space="preserve"> </w:t>
+      </w:r>
+      <w:r>
+        <w:t xml:space="preserve">separated</w:t>
+      </w:r>
+      <w:r>
+        <w:t xml:space="preserve"> </w:t>
+      </w:r>
+      <w:r>
+        <w:t xml:space="preserve">from</w:t>
+      </w:r>
+      <w:r>
+        <w:t xml:space="preserve"> </w:t>
+      </w:r>
+      <w:r>
+        <w:t xml:space="preserve">a</w:t>
+      </w:r>
+      <w:r>
+        <w:t xml:space="preserve"> </w:t>
+      </w:r>
+      <w:r>
+        <w:t xml:space="preserve">distinct</w:t>
       </w:r>
       <w:r>
         <w:t xml:space="preserve"> </w:t>
@@ -253,19 +529,25 @@
         <w:t xml:space="preserve"> </w:t>
       </w:r>
       <w:r>
-        <w:t xml:space="preserve">problem.</w:t>
-      </w:r>
-      <w:r>
-        <w:t xml:space="preserve"> </w:t>
-      </w:r>
-      <w:r>
-        <w:t xml:space="preserve">A</w:t>
-      </w:r>
-      <w:r>
-        <w:t xml:space="preserve"> </w:t>
-      </w:r>
-      <w:r>
-        <w:t xml:space="preserve">repair</w:t>
+        <w:t xml:space="preserve">channel,</w:t>
+      </w:r>
+      <w:r>
+        <w:t xml:space="preserve"> </w:t>
+      </w:r>
+      <w:r>
+        <w:t xml:space="preserve">and</w:t>
+      </w:r>
+      <w:r>
+        <w:t xml:space="preserve"> </w:t>
+      </w:r>
+      <w:r>
+        <w:t xml:space="preserve">the</w:t>
+      </w:r>
+      <w:r>
+        <w:t xml:space="preserve"> </w:t>
+      </w:r>
+      <w:r>
+        <w:t xml:space="preserve">result</w:t>
       </w:r>
       <w:r>
         <w:t xml:space="preserve"> </w:t>
@@ -277,43 +559,133 @@
         <w:t xml:space="preserve"> </w:t>
       </w:r>
       <w:r>
-        <w:t xml:space="preserve">lower</w:t>
-      </w:r>
-      <w:r>
-        <w:t xml:space="preserve"> </w:t>
-      </w:r>
-      <w:r>
-        <w:t xml:space="preserve">ordinary</w:t>
-      </w:r>
-      <w:r>
-        <w:t xml:space="preserve"> </w:t>
-      </w:r>
-      <w:r>
-        <w:t xml:space="preserve">held-out</w:t>
-      </w:r>
-      <w:r>
-        <w:t xml:space="preserve"> </w:t>
-      </w:r>
-      <w:r>
-        <w:t xml:space="preserve">error</w:t>
-      </w:r>
-      <w:r>
-        <w:t xml:space="preserve"> </w:t>
-      </w:r>
-      <w:r>
-        <w:t xml:space="preserve">and</w:t>
-      </w:r>
-      <w:r>
-        <w:t xml:space="preserve"> </w:t>
-      </w:r>
-      <w:r>
-        <w:t xml:space="preserve">still</w:t>
-      </w:r>
-      <w:r>
-        <w:t xml:space="preserve"> </w:t>
-      </w:r>
-      <w:r>
-        <w:t xml:space="preserve">make</w:t>
+        <w:t xml:space="preserve">be</w:t>
+      </w:r>
+      <w:r>
+        <w:t xml:space="preserve"> </w:t>
+      </w:r>
+      <w:r>
+        <w:t xml:space="preserve">SUPPORT,</w:t>
+      </w:r>
+      <w:r>
+        <w:t xml:space="preserve"> </w:t>
+      </w:r>
+      <w:r>
+        <w:t xml:space="preserve">VETO,</w:t>
+      </w:r>
+      <w:r>
+        <w:t xml:space="preserve"> </w:t>
+      </w:r>
+      <w:r>
+        <w:t xml:space="preserve">or</w:t>
+      </w:r>
+      <w:r>
+        <w:t xml:space="preserve"> </w:t>
+      </w:r>
+      <w:r>
+        <w:t xml:space="preserve">UNRESOLVED.</w:t>
+      </w:r>
+      <w:r>
+        <w:t xml:space="preserve"> </w:t>
+      </w:r>
+      <w:r>
+        <w:t xml:space="preserve">The</w:t>
+      </w:r>
+      <w:r>
+        <w:t xml:space="preserve"> </w:t>
+      </w:r>
+      <w:r>
+        <w:t xml:space="preserve">experimental</w:t>
+      </w:r>
+      <w:r>
+        <w:t xml:space="preserve"> </w:t>
+      </w:r>
+      <w:r>
+        <w:t xml:space="preserve">sequence</w:t>
+      </w:r>
+      <w:r>
+        <w:t xml:space="preserve"> </w:t>
+      </w:r>
+      <w:r>
+        <w:t xml:space="preserve">is</w:t>
+      </w:r>
+      <w:r>
+        <w:t xml:space="preserve"> </w:t>
+      </w:r>
+      <w:r>
+        <w:t xml:space="preserve">intentionally</w:t>
+      </w:r>
+      <w:r>
+        <w:t xml:space="preserve"> </w:t>
+      </w:r>
+      <w:r>
+        <w:t xml:space="preserve">mixed</w:t>
+      </w:r>
+      <w:r>
+        <w:t xml:space="preserve"> </w:t>
+      </w:r>
+      <w:r>
+        <w:t xml:space="preserve">rather</w:t>
+      </w:r>
+      <w:r>
+        <w:t xml:space="preserve"> </w:t>
+      </w:r>
+      <w:r>
+        <w:t xml:space="preserve">than</w:t>
+      </w:r>
+      <w:r>
+        <w:t xml:space="preserve"> </w:t>
+      </w:r>
+      <w:r>
+        <w:t xml:space="preserve">positive-only.</w:t>
+      </w:r>
+      <w:r>
+        <w:t xml:space="preserve"> </w:t>
+      </w:r>
+      <w:r>
+        <w:t xml:space="preserve">Dark-Field</w:t>
+      </w:r>
+      <w:r>
+        <w:t xml:space="preserve"> </w:t>
+      </w:r>
+      <w:r>
+        <w:t xml:space="preserve">Counterfactual</w:t>
+      </w:r>
+      <w:r>
+        <w:t xml:space="preserve"> </w:t>
+      </w:r>
+      <w:r>
+        <w:t xml:space="preserve">Spectroscopy</w:t>
+      </w:r>
+      <w:r>
+        <w:t xml:space="preserve"> </w:t>
+      </w:r>
+      <w:r>
+        <w:t xml:space="preserve">(DCS),</w:t>
+      </w:r>
+      <w:r>
+        <w:t xml:space="preserve"> </w:t>
+      </w:r>
+      <w:r>
+        <w:t xml:space="preserve">one</w:t>
+      </w:r>
+      <w:r>
+        <w:t xml:space="preserve"> </w:t>
+      </w:r>
+      <w:r>
+        <w:t xml:space="preserve">mechanism-selective</w:t>
+      </w:r>
+      <w:r>
+        <w:t xml:space="preserve"> </w:t>
+      </w:r>
+      <w:r>
+        <w:t xml:space="preserve">probe</w:t>
+      </w:r>
+      <w:r>
+        <w:t xml:space="preserve"> </w:t>
+      </w:r>
+      <w:r>
+        <w:t xml:space="preserve">inside</w:t>
       </w:r>
       <w:r>
         <w:t xml:space="preserve"> </w:t>
@@ -325,25 +697,13 @@
         <w:t xml:space="preserve"> </w:t>
       </w:r>
       <w:r>
-        <w:t xml:space="preserve">world</w:t>
-      </w:r>
-      <w:r>
-        <w:t xml:space="preserve"> </w:t>
-      </w:r>
-      <w:r>
-        <w:t xml:space="preserve">less</w:t>
-      </w:r>
-      <w:r>
-        <w:t xml:space="preserve"> </w:t>
-      </w:r>
-      <w:r>
-        <w:t xml:space="preserve">correct</w:t>
-      </w:r>
-      <w:r>
-        <w:t xml:space="preserve"> </w:t>
-      </w:r>
-      <w:r>
-        <w:t xml:space="preserve">under</w:t>
+        <w:t xml:space="preserve">framework,</w:t>
+      </w:r>
+      <w:r>
+        <w:t xml:space="preserve"> </w:t>
+      </w:r>
+      <w:r>
+        <w:t xml:space="preserve">passes</w:t>
       </w:r>
       <w:r>
         <w:t xml:space="preserve"> </w:t>
@@ -355,37 +715,79 @@
         <w:t xml:space="preserve"> </w:t>
       </w:r>
       <w:r>
-        <w:t xml:space="preserve">physical</w:t>
-      </w:r>
-      <w:r>
-        <w:t xml:space="preserve"> </w:t>
-      </w:r>
-      <w:r>
-        <w:t xml:space="preserve">test</w:t>
-      </w:r>
-      <w:r>
-        <w:t xml:space="preserve"> </w:t>
-      </w:r>
-      <w:r>
-        <w:t xml:space="preserve">that</w:t>
-      </w:r>
-      <w:r>
-        <w:t xml:space="preserve"> </w:t>
-      </w:r>
-      <w:r>
-        <w:t xml:space="preserve">was</w:t>
-      </w:r>
-      <w:r>
-        <w:t xml:space="preserve"> </w:t>
-      </w:r>
-      <w:r>
-        <w:t xml:space="preserve">never</w:t>
-      </w:r>
-      <w:r>
-        <w:t xml:space="preserve"> </w:t>
-      </w:r>
-      <w:r>
-        <w:t xml:space="preserve">used</w:t>
+        <w:t xml:space="preserve">constructed</w:t>
+      </w:r>
+      <w:r>
+        <w:t xml:space="preserve"> </w:t>
+      </w:r>
+      <w:r>
+        <w:t xml:space="preserve">control</w:t>
+      </w:r>
+      <w:r>
+        <w:t xml:space="preserve"> </w:t>
+      </w:r>
+      <w:r>
+        <w:t xml:space="preserve">but</w:t>
+      </w:r>
+      <w:r>
+        <w:t xml:space="preserve"> </w:t>
+      </w:r>
+      <w:r>
+        <w:t xml:space="preserve">gives</w:t>
+      </w:r>
+      <w:r>
+        <w:t xml:space="preserve"> </w:t>
+      </w:r>
+      <w:r>
+        <w:t xml:space="preserve">zero</w:t>
+      </w:r>
+      <w:r>
+        <w:t xml:space="preserve"> </w:t>
+      </w:r>
+      <w:r>
+        <w:t xml:space="preserve">resolved</w:t>
+      </w:r>
+      <w:r>
+        <w:t xml:space="preserve"> </w:t>
+      </w:r>
+      <w:r>
+        <w:t xml:space="preserve">coverage</w:t>
+      </w:r>
+      <w:r>
+        <w:t xml:space="preserve"> </w:t>
+      </w:r>
+      <w:r>
+        <w:t xml:space="preserve">in</w:t>
+      </w:r>
+      <w:r>
+        <w:t xml:space="preserve"> </w:t>
+      </w:r>
+      <w:r>
+        <w:t xml:space="preserve">several</w:t>
+      </w:r>
+      <w:r>
+        <w:t xml:space="preserve"> </w:t>
+      </w:r>
+      <w:r>
+        <w:t xml:space="preserve">frozen</w:t>
+      </w:r>
+      <w:r>
+        <w:t xml:space="preserve"> </w:t>
+      </w:r>
+      <w:r>
+        <w:t xml:space="preserve">synthetic</w:t>
+      </w:r>
+      <w:r>
+        <w:t xml:space="preserve"> </w:t>
+      </w:r>
+      <w:r>
+        <w:t xml:space="preserve">regimes.</w:t>
+      </w:r>
+      <w:r>
+        <w:t xml:space="preserve"> </w:t>
+      </w:r>
+      <w:r>
+        <w:t xml:space="preserve">Switching</w:t>
       </w:r>
       <w:r>
         <w:t xml:space="preserve"> </w:t>
@@ -397,157 +799,31 @@
         <w:t xml:space="preserve"> </w:t>
       </w:r>
       <w:r>
-        <w:t xml:space="preserve">choose</w:t>
-      </w:r>
-      <w:r>
-        <w:t xml:space="preserve"> </w:t>
-      </w:r>
-      <w:r>
-        <w:t xml:space="preserve">the</w:t>
-      </w:r>
-      <w:r>
-        <w:t xml:space="preserve"> </w:t>
-      </w:r>
-      <w:r>
-        <w:t xml:space="preserve">repair.</w:t>
-      </w:r>
-      <w:r>
-        <w:t xml:space="preserve"> </w:t>
-      </w:r>
-      <w:r>
-        <w:t xml:space="preserve">We</w:t>
-      </w:r>
-      <w:r>
-        <w:t xml:space="preserve"> </w:t>
-      </w:r>
-      <w:r>
-        <w:t xml:space="preserve">call</w:t>
-      </w:r>
-      <w:r>
-        <w:t xml:space="preserve"> </w:t>
-      </w:r>
-      <w:r>
-        <w:t xml:space="preserve">this</w:t>
-      </w:r>
-      <w:r>
-        <w:t xml:space="preserve"> </w:t>
-      </w:r>
-      <w:r>
-        <w:t xml:space="preserve">deceptive</w:t>
-      </w:r>
-      <w:r>
-        <w:t xml:space="preserve"> </w:t>
-      </w:r>
-      <w:r>
-        <w:t xml:space="preserve">physical</w:t>
-      </w:r>
-      <w:r>
-        <w:t xml:space="preserve"> </w:t>
-      </w:r>
-      <w:r>
-        <w:t xml:space="preserve">repair.</w:t>
-      </w:r>
-      <w:r>
-        <w:t xml:space="preserve"> </w:t>
-      </w:r>
-      <w:r>
-        <w:t xml:space="preserve">Reality</w:t>
-      </w:r>
-      <w:r>
-        <w:t xml:space="preserve"> </w:t>
-      </w:r>
-      <w:r>
-        <w:t xml:space="preserve">Probe</w:t>
-      </w:r>
-      <w:r>
-        <w:t xml:space="preserve"> </w:t>
-      </w:r>
-      <w:r>
-        <w:t xml:space="preserve">is</w:t>
-      </w:r>
-      <w:r>
-        <w:t xml:space="preserve"> </w:t>
-      </w:r>
-      <w:r>
-        <w:t xml:space="preserve">our</w:t>
-      </w:r>
-      <w:r>
-        <w:t xml:space="preserve"> </w:t>
-      </w:r>
-      <w:r>
-        <w:t xml:space="preserve">framework</w:t>
-      </w:r>
-      <w:r>
-        <w:t xml:space="preserve"> </w:t>
-      </w:r>
-      <w:r>
-        <w:t xml:space="preserve">for</w:t>
-      </w:r>
-      <w:r>
-        <w:t xml:space="preserve"> </w:t>
-      </w:r>
-      <w:r>
-        <w:t xml:space="preserve">handling</w:t>
-      </w:r>
-      <w:r>
-        <w:t xml:space="preserve"> </w:t>
-      </w:r>
-      <w:r>
-        <w:t xml:space="preserve">that</w:t>
-      </w:r>
-      <w:r>
-        <w:t xml:space="preserve"> </w:t>
-      </w:r>
-      <w:r>
-        <w:t xml:space="preserve">case</w:t>
-      </w:r>
-      <w:r>
-        <w:t xml:space="preserve"> </w:t>
-      </w:r>
-      <w:r>
-        <w:t xml:space="preserve">without</w:t>
-      </w:r>
-      <w:r>
-        <w:t xml:space="preserve"> </w:t>
-      </w:r>
-      <w:r>
-        <w:t xml:space="preserve">forcing</w:t>
-      </w:r>
-      <w:r>
-        <w:t xml:space="preserve"> </w:t>
-      </w:r>
-      <w:r>
-        <w:t xml:space="preserve">a</w:t>
-      </w:r>
-      <w:r>
-        <w:t xml:space="preserve"> </w:t>
-      </w:r>
-      <w:r>
-        <w:t xml:space="preserve">verdict:</w:t>
-      </w:r>
-      <w:r>
-        <w:t xml:space="preserve"> </w:t>
-      </w:r>
-      <w:r>
-        <w:t xml:space="preserve">proposal</w:t>
-      </w:r>
-      <w:r>
-        <w:t xml:space="preserve"> </w:t>
-      </w:r>
-      <w:r>
-        <w:t xml:space="preserve">generation</w:t>
-      </w:r>
-      <w:r>
-        <w:t xml:space="preserve"> </w:t>
-      </w:r>
-      <w:r>
-        <w:t xml:space="preserve">and</w:t>
-      </w:r>
-      <w:r>
-        <w:t xml:space="preserve"> </w:t>
-      </w:r>
-      <w:r>
-        <w:t xml:space="preserve">physical</w:t>
+        <w:t xml:space="preserve">known-force</w:t>
+      </w:r>
+      <w:r>
+        <w:t xml:space="preserve"> </w:t>
+      </w:r>
+      <w:r>
+        <w:t xml:space="preserve">compliance</w:t>
+      </w:r>
+      <w:r>
+        <w:t xml:space="preserve"> </w:t>
+      </w:r>
+      <w:r>
+        <w:t xml:space="preserve">raises</w:t>
+      </w:r>
+      <w:r>
+        <w:t xml:space="preserve"> </w:t>
+      </w:r>
+      <w:r>
+        <w:t xml:space="preserve">median</w:t>
+      </w:r>
+      <w:r>
+        <w:t xml:space="preserve"> </w:t>
+      </w:r>
+      <w:r>
+        <w:t xml:space="preserve">standardized</w:t>
       </w:r>
       <w:r>
         <w:t xml:space="preserve"> </w:t>
@@ -559,649 +835,13 @@
         <w:t xml:space="preserve"> </w:t>
       </w:r>
       <w:r>
-        <w:t xml:space="preserve">are</w:t>
-      </w:r>
-      <w:r>
-        <w:t xml:space="preserve"> </w:t>
-      </w:r>
-      <w:r>
-        <w:t xml:space="preserve">kept</w:t>
-      </w:r>
-      <w:r>
-        <w:t xml:space="preserve"> </w:t>
-      </w:r>
-      <w:r>
-        <w:t xml:space="preserve">separate,</w:t>
-      </w:r>
-      <w:r>
-        <w:t xml:space="preserve"> </w:t>
-      </w:r>
-      <w:r>
-        <w:t xml:space="preserve">and</w:t>
-      </w:r>
-      <w:r>
-        <w:t xml:space="preserve"> </w:t>
-      </w:r>
-      <w:r>
-        <w:t xml:space="preserve">the</w:t>
-      </w:r>
-      <w:r>
-        <w:t xml:space="preserve"> </w:t>
-      </w:r>
-      <w:r>
-        <w:t xml:space="preserve">outcome</w:t>
-      </w:r>
-      <w:r>
-        <w:t xml:space="preserve"> </w:t>
-      </w:r>
-      <w:r>
-        <w:t xml:space="preserve">can</w:t>
-      </w:r>
-      <w:r>
-        <w:t xml:space="preserve"> </w:t>
-      </w:r>
-      <w:r>
-        <w:t xml:space="preserve">be</w:t>
-      </w:r>
-      <w:r>
-        <w:t xml:space="preserve"> </w:t>
-      </w:r>
-      <w:r>
-        <w:t xml:space="preserve">support,</w:t>
-      </w:r>
-      <w:r>
-        <w:t xml:space="preserve"> </w:t>
-      </w:r>
-      <w:r>
-        <w:t xml:space="preserve">veto,</w:t>
-      </w:r>
-      <w:r>
-        <w:t xml:space="preserve"> </w:t>
-      </w:r>
-      <w:r>
-        <w:t xml:space="preserve">or</w:t>
-      </w:r>
-      <w:r>
-        <w:t xml:space="preserve"> </w:t>
-      </w:r>
-      <w:r>
-        <w:t xml:space="preserve">unresolved.</w:t>
-      </w:r>
-      <w:r>
-        <w:t xml:space="preserve"> </w:t>
-      </w:r>
-      <w:r>
-        <w:t xml:space="preserve">Dark-Field</w:t>
-      </w:r>
-      <w:r>
-        <w:t xml:space="preserve"> </w:t>
-      </w:r>
-      <w:r>
-        <w:t xml:space="preserve">Counterfactual</w:t>
-      </w:r>
-      <w:r>
-        <w:t xml:space="preserve"> </w:t>
-      </w:r>
-      <w:r>
-        <w:t xml:space="preserve">Spectroscopy</w:t>
-      </w:r>
-      <w:r>
-        <w:t xml:space="preserve"> </w:t>
-      </w:r>
-      <w:r>
-        <w:t xml:space="preserve">(DCS)</w:t>
-      </w:r>
-      <w:r>
-        <w:t xml:space="preserve"> </w:t>
-      </w:r>
-      <w:r>
-        <w:t xml:space="preserve">is</w:t>
-      </w:r>
-      <w:r>
-        <w:t xml:space="preserve"> </w:t>
-      </w:r>
-      <w:r>
-        <w:t xml:space="preserve">one</w:t>
-      </w:r>
-      <w:r>
-        <w:t xml:space="preserve"> </w:t>
-      </w:r>
-      <w:r>
-        <w:t xml:space="preserve">mechanism-selective</w:t>
-      </w:r>
-      <w:r>
-        <w:t xml:space="preserve"> </w:t>
-      </w:r>
-      <w:r>
-        <w:t xml:space="preserve">probe</w:t>
-      </w:r>
-      <w:r>
-        <w:t xml:space="preserve"> </w:t>
-      </w:r>
-      <w:r>
-        <w:t xml:space="preserve">inside</w:t>
-      </w:r>
-      <w:r>
-        <w:t xml:space="preserve"> </w:t>
-      </w:r>
-      <w:r>
-        <w:t xml:space="preserve">that</w:t>
-      </w:r>
-      <w:r>
-        <w:t xml:space="preserve"> </w:t>
-      </w:r>
-      <w:r>
-        <w:t xml:space="preserve">framework,</w:t>
-      </w:r>
-      <w:r>
-        <w:t xml:space="preserve"> </w:t>
-      </w:r>
-      <w:r>
-        <w:t xml:space="preserve">not</w:t>
-      </w:r>
-      <w:r>
-        <w:t xml:space="preserve"> </w:t>
-      </w:r>
-      <w:r>
-        <w:t xml:space="preserve">the</w:t>
-      </w:r>
-      <w:r>
-        <w:t xml:space="preserve"> </w:t>
-      </w:r>
-      <w:r>
-        <w:t xml:space="preserve">framework</w:t>
-      </w:r>
-      <w:r>
-        <w:t xml:space="preserve"> </w:t>
-      </w:r>
-      <w:r>
-        <w:t xml:space="preserve">itself.</w:t>
-      </w:r>
-      <w:r>
-        <w:t xml:space="preserve"> </w:t>
-      </w:r>
-      <w:r>
-        <w:t xml:space="preserve">It</w:t>
-      </w:r>
-      <w:r>
-        <w:t xml:space="preserve"> </w:t>
-      </w:r>
-      <w:r>
-        <w:t xml:space="preserve">uses</w:t>
-      </w:r>
-      <w:r>
-        <w:t xml:space="preserve"> </w:t>
-      </w:r>
-      <w:r>
-        <w:t xml:space="preserve">signed</w:t>
-      </w:r>
-      <w:r>
-        <w:t xml:space="preserve"> </w:t>
-      </w:r>
-      <w:r>
-        <w:t xml:space="preserve">intervention</w:t>
-      </w:r>
-      <w:r>
-        <w:t xml:space="preserve"> </w:t>
-      </w:r>
-      <w:r>
-        <w:t xml:space="preserve">contrasts</w:t>
-      </w:r>
-      <w:r>
-        <w:t xml:space="preserve"> </w:t>
-      </w:r>
-      <w:r>
-        <w:t xml:space="preserve">to</w:t>
-      </w:r>
-      <w:r>
-        <w:t xml:space="preserve"> </w:t>
-      </w:r>
-      <w:r>
-        <w:t xml:space="preserve">suppress</w:t>
-      </w:r>
-      <w:r>
-        <w:t xml:space="preserve"> </w:t>
-      </w:r>
-      <w:r>
-        <w:t xml:space="preserve">lower-order</w:t>
-      </w:r>
-      <w:r>
-        <w:t xml:space="preserve"> </w:t>
-      </w:r>
-      <w:r>
-        <w:t xml:space="preserve">common</w:t>
-      </w:r>
-      <w:r>
-        <w:t xml:space="preserve"> </w:t>
-      </w:r>
-      <w:r>
-        <w:t xml:space="preserve">response</w:t>
-      </w:r>
-      <w:r>
-        <w:t xml:space="preserve"> </w:t>
-      </w:r>
-      <w:r>
-        <w:t xml:space="preserve">and</w:t>
-      </w:r>
-      <w:r>
-        <w:t xml:space="preserve"> </w:t>
-      </w:r>
-      <w:r>
-        <w:t xml:space="preserve">evaluates</w:t>
-      </w:r>
-      <w:r>
-        <w:t xml:space="preserve"> </w:t>
-      </w:r>
-      <w:r>
-        <w:t xml:space="preserve">what</w:t>
-      </w:r>
-      <w:r>
-        <w:t xml:space="preserve"> </w:t>
-      </w:r>
-      <w:r>
-        <w:t xml:space="preserve">remains</w:t>
-      </w:r>
-      <w:r>
-        <w:t xml:space="preserve"> </w:t>
-      </w:r>
-      <w:r>
-        <w:t xml:space="preserve">under</w:t>
-      </w:r>
-      <w:r>
-        <w:t xml:space="preserve"> </w:t>
-      </w:r>
-      <w:r>
-        <w:t xml:space="preserve">measurement,</w:t>
-      </w:r>
-      <w:r>
-        <w:t xml:space="preserve"> </w:t>
-      </w:r>
-      <w:r>
-        <w:t xml:space="preserve">repeat,</w:t>
-      </w:r>
-      <w:r>
-        <w:t xml:space="preserve"> </w:t>
-      </w:r>
-      <w:r>
-        <w:t xml:space="preserve">and</w:t>
-      </w:r>
-      <w:r>
-        <w:t xml:space="preserve"> </w:t>
-      </w:r>
-      <w:r>
-        <w:t xml:space="preserve">numerical</w:t>
-      </w:r>
-      <w:r>
-        <w:t xml:space="preserve"> </w:t>
-      </w:r>
-      <w:r>
-        <w:t xml:space="preserve">uncertainty.</w:t>
-      </w:r>
-      <w:r>
-        <w:t xml:space="preserve"> </w:t>
-      </w:r>
-      <w:r>
-        <w:t xml:space="preserve">The</w:t>
-      </w:r>
-      <w:r>
-        <w:t xml:space="preserve"> </w:t>
-      </w:r>
-      <w:r>
-        <w:t xml:space="preserve">staged</w:t>
-      </w:r>
-      <w:r>
-        <w:t xml:space="preserve"> </w:t>
-      </w:r>
-      <w:r>
-        <w:t xml:space="preserve">experiments</w:t>
-      </w:r>
-      <w:r>
-        <w:t xml:space="preserve"> </w:t>
-      </w:r>
-      <w:r>
-        <w:t xml:space="preserve">are</w:t>
-      </w:r>
-      <w:r>
-        <w:t xml:space="preserve"> </w:t>
-      </w:r>
-      <w:r>
-        <w:t xml:space="preserve">deliberately</w:t>
-      </w:r>
-      <w:r>
-        <w:t xml:space="preserve"> </w:t>
-      </w:r>
-      <w:r>
-        <w:t xml:space="preserve">unforgiving.</w:t>
-      </w:r>
-      <w:r>
-        <w:t xml:space="preserve"> </w:t>
-      </w:r>
-      <w:r>
-        <w:t xml:space="preserve">DCS</w:t>
-      </w:r>
-      <w:r>
-        <w:t xml:space="preserve"> </w:t>
-      </w:r>
-      <w:r>
-        <w:t xml:space="preserve">passes</w:t>
-      </w:r>
-      <w:r>
-        <w:t xml:space="preserve"> </w:t>
-      </w:r>
-      <w:r>
-        <w:t xml:space="preserve">a</w:t>
-      </w:r>
-      <w:r>
-        <w:t xml:space="preserve"> </w:t>
-      </w:r>
-      <w:r>
-        <w:t xml:space="preserve">constructed</w:t>
-      </w:r>
-      <w:r>
-        <w:t xml:space="preserve"> </w:t>
-      </w:r>
-      <w:r>
-        <w:t xml:space="preserve">control,</w:t>
-      </w:r>
-      <w:r>
-        <w:t xml:space="preserve"> </w:t>
-      </w:r>
-      <w:r>
-        <w:t xml:space="preserve">but</w:t>
-      </w:r>
-      <w:r>
-        <w:t xml:space="preserve"> </w:t>
-      </w:r>
-      <w:r>
-        <w:t xml:space="preserve">frozen</w:t>
-      </w:r>
-      <w:r>
-        <w:t xml:space="preserve"> </w:t>
-      </w:r>
-      <w:r>
-        <w:t xml:space="preserve">prospective</w:t>
-      </w:r>
-      <w:r>
-        <w:t xml:space="preserve"> </w:t>
-      </w:r>
-      <w:r>
-        <w:t xml:space="preserve">validation</w:t>
-      </w:r>
-      <w:r>
-        <w:t xml:space="preserve"> </w:t>
-      </w:r>
-      <w:r>
-        <w:t xml:space="preserve">gives</w:t>
-      </w:r>
-      <w:r>
-        <w:t xml:space="preserve"> </w:t>
-      </w:r>
-      <w:r>
-        <w:t xml:space="preserve">0/16</w:t>
-      </w:r>
-      <w:r>
-        <w:t xml:space="preserve"> </w:t>
-      </w:r>
-      <w:r>
-        <w:t xml:space="preserve">resolved</w:t>
-      </w:r>
-      <w:r>
-        <w:t xml:space="preserve"> </w:t>
-      </w:r>
-      <w:r>
-        <w:t xml:space="preserve">truth</w:t>
-      </w:r>
-      <w:r>
-        <w:t xml:space="preserve"> </w:t>
-      </w:r>
-      <w:r>
-        <w:t xml:space="preserve">worlds</w:t>
-      </w:r>
-      <w:r>
-        <w:t xml:space="preserve"> </w:t>
-      </w:r>
-      <w:r>
-        <w:t xml:space="preserve">in</w:t>
-      </w:r>
-      <w:r>
-        <w:t xml:space="preserve"> </w:t>
-      </w:r>
-      <w:r>
-        <w:t xml:space="preserve">D2,</w:t>
-      </w:r>
-      <w:r>
-        <w:t xml:space="preserve"> </w:t>
-      </w:r>
-      <w:r>
-        <w:t xml:space="preserve">0/6</w:t>
-      </w:r>
-      <w:r>
-        <w:t xml:space="preserve"> </w:t>
-      </w:r>
-      <w:r>
-        <w:t xml:space="preserve">in</w:t>
-      </w:r>
-      <w:r>
-        <w:t xml:space="preserve"> </w:t>
-      </w:r>
-      <w:r>
-        <w:t xml:space="preserve">D3,</w:t>
-      </w:r>
-      <w:r>
-        <w:t xml:space="preserve"> </w:t>
-      </w:r>
-      <w:r>
-        <w:t xml:space="preserve">and</w:t>
-      </w:r>
-      <w:r>
-        <w:t xml:space="preserve"> </w:t>
-      </w:r>
-      <w:r>
-        <w:t xml:space="preserve">0/36</w:t>
-      </w:r>
-      <w:r>
-        <w:t xml:space="preserve"> </w:t>
-      </w:r>
-      <w:r>
-        <w:t xml:space="preserve">ordinary-improving</w:t>
-      </w:r>
-      <w:r>
-        <w:t xml:space="preserve"> </w:t>
-      </w:r>
-      <w:r>
-        <w:t xml:space="preserve">repair</w:t>
-      </w:r>
-      <w:r>
-        <w:t xml:space="preserve"> </w:t>
-      </w:r>
-      <w:r>
-        <w:t xml:space="preserve">proposals</w:t>
-      </w:r>
-      <w:r>
-        <w:t xml:space="preserve"> </w:t>
-      </w:r>
-      <w:r>
-        <w:t xml:space="preserve">in</w:t>
-      </w:r>
-      <w:r>
-        <w:t xml:space="preserve"> </w:t>
-      </w:r>
-      <w:r>
-        <w:t xml:space="preserve">D4V,</w:t>
-      </w:r>
-      <w:r>
-        <w:t xml:space="preserve"> </w:t>
-      </w:r>
-      <w:r>
-        <w:t xml:space="preserve">including</w:t>
-      </w:r>
-      <w:r>
-        <w:t xml:space="preserve"> </w:t>
-      </w:r>
-      <w:r>
-        <w:t xml:space="preserve">14</w:t>
-      </w:r>
-      <w:r>
-        <w:t xml:space="preserve"> </w:t>
-      </w:r>
-      <w:r>
-        <w:t xml:space="preserve">deceptive</w:t>
-      </w:r>
-      <w:r>
-        <w:t xml:space="preserve"> </w:t>
-      </w:r>
-      <w:r>
-        <w:t xml:space="preserve">repairs.</w:t>
-      </w:r>
-      <w:r>
-        <w:t xml:space="preserve"> </w:t>
-      </w:r>
-      <w:r>
-        <w:t xml:space="preserve">We</w:t>
-      </w:r>
-      <w:r>
-        <w:t xml:space="preserve"> </w:t>
-      </w:r>
-      <w:r>
-        <w:t xml:space="preserve">then</w:t>
-      </w:r>
-      <w:r>
-        <w:t xml:space="preserve"> </w:t>
-      </w:r>
-      <w:r>
-        <w:t xml:space="preserve">freeze</w:t>
-      </w:r>
-      <w:r>
-        <w:t xml:space="preserve"> </w:t>
-      </w:r>
-      <w:r>
-        <w:t xml:space="preserve">a</w:t>
-      </w:r>
-      <w:r>
-        <w:t xml:space="preserve"> </w:t>
-      </w:r>
-      <w:r>
-        <w:t xml:space="preserve">different</w:t>
-      </w:r>
-      <w:r>
-        <w:t xml:space="preserve"> </w:t>
-      </w:r>
-      <w:r>
-        <w:t xml:space="preserve">experiment:</w:t>
-      </w:r>
-      <w:r>
-        <w:t xml:space="preserve"> </w:t>
-      </w:r>
-      <w:r>
-        <w:t xml:space="preserve">known-force</w:t>
-      </w:r>
-      <w:r>
-        <w:t xml:space="preserve"> </w:t>
-      </w:r>
-      <w:r>
-        <w:t xml:space="preserve">compliance</w:t>
-      </w:r>
-      <w:r>
-        <w:t xml:space="preserve"> </w:t>
-      </w:r>
-      <w:r>
-        <w:t xml:space="preserve">on</w:t>
-      </w:r>
-      <w:r>
-        <w:t xml:space="preserve"> </w:t>
-      </w:r>
-      <w:r>
-        <w:t xml:space="preserve">fresh</w:t>
-      </w:r>
-      <w:r>
-        <w:t xml:space="preserve"> </w:t>
-      </w:r>
-      <w:r>
-        <w:t xml:space="preserve">synthetic</w:t>
-      </w:r>
-      <w:r>
-        <w:t xml:space="preserve"> </w:t>
-      </w:r>
-      <w:r>
-        <w:t xml:space="preserve">truth</w:t>
-      </w:r>
-      <w:r>
-        <w:t xml:space="preserve"> </w:t>
-      </w:r>
-      <w:r>
-        <w:t xml:space="preserve">worlds.</w:t>
-      </w:r>
-      <w:r>
-        <w:t xml:space="preserve"> </w:t>
-      </w:r>
-      <w:r>
-        <w:t xml:space="preserve">That</w:t>
-      </w:r>
-      <w:r>
-        <w:t xml:space="preserve"> </w:t>
-      </w:r>
-      <w:r>
-        <w:t xml:space="preserve">channel</w:t>
-      </w:r>
-      <w:r>
-        <w:t xml:space="preserve"> </w:t>
-      </w:r>
-      <w:r>
-        <w:t xml:space="preserve">raises</w:t>
-      </w:r>
-      <w:r>
-        <w:t xml:space="preserve"> </w:t>
-      </w:r>
-      <w:r>
-        <w:t xml:space="preserve">median</w:t>
-      </w:r>
-      <w:r>
-        <w:t xml:space="preserve"> </w:t>
-      </w:r>
-      <w:r>
-        <w:t xml:space="preserve">standardized</w:t>
-      </w:r>
-      <w:r>
-        <w:t xml:space="preserve"> </w:t>
-      </w:r>
-      <w:r>
-        <w:t xml:space="preserve">evidence</w:t>
-      </w:r>
-      <w:r>
-        <w:t xml:space="preserve"> </w:t>
-      </w:r>
-      <w:r>
         <w:t xml:space="preserve">magnitude</w:t>
       </w:r>
       <w:r>
         <w:t xml:space="preserve"> </w:t>
       </w:r>
       <w:r>
-        <w:t xml:space="preserve">from</w:t>
-      </w:r>
-      <w:r>
-        <w:t xml:space="preserve"> </w:t>
-      </w:r>
-      <w:r>
-        <w:t xml:space="preserve">0.0488</w:t>
-      </w:r>
-      <w:r>
-        <w:t xml:space="preserve"> </w:t>
-      </w:r>
-      <w:r>
-        <w:t xml:space="preserve">to</w:t>
-      </w:r>
-      <w:r>
-        <w:t xml:space="preserve"> </w:t>
-      </w:r>
-      <w:r>
-        <w:t xml:space="preserve">0.5586,</w:t>
-      </w:r>
-      <w:r>
-        <w:t xml:space="preserve"> </w:t>
-      </w:r>
-      <w:r>
-        <w:t xml:space="preserve">an</w:t>
+        <w:t xml:space="preserve">by</w:t>
       </w:r>
       <w:r>
         <w:t xml:space="preserve"> </w:t>
@@ -1218,10 +858,517 @@
         </m:r>
       </m:oMath>
       <w:r>
-        <w:t xml:space="preserve"> </w:t>
-      </w:r>
-      <w:r>
-        <w:t xml:space="preserve">increase,</w:t>
+        <w:t xml:space="preserve">,</w:t>
+      </w:r>
+      <w:r>
+        <w:t xml:space="preserve"> </w:t>
+      </w:r>
+      <w:r>
+        <w:t xml:space="preserve">yet</w:t>
+      </w:r>
+      <w:r>
+        <w:t xml:space="preserve"> </w:t>
+      </w:r>
+      <w:r>
+        <w:t xml:space="preserve">all</w:t>
+      </w:r>
+      <w:r>
+        <w:t xml:space="preserve"> </w:t>
+      </w:r>
+      <w:r>
+        <w:t xml:space="preserve">36</w:t>
+      </w:r>
+      <w:r>
+        <w:t xml:space="preserve"> </w:t>
+      </w:r>
+      <w:r>
+        <w:t xml:space="preserve">fresh</w:t>
+      </w:r>
+      <w:r>
+        <w:t xml:space="preserve"> </w:t>
+      </w:r>
+      <w:r>
+        <w:t xml:space="preserve">synthetic</w:t>
+      </w:r>
+      <w:r>
+        <w:t xml:space="preserve"> </w:t>
+      </w:r>
+      <w:r>
+        <w:t xml:space="preserve">repair</w:t>
+      </w:r>
+      <w:r>
+        <w:t xml:space="preserve"> </w:t>
+      </w:r>
+      <w:r>
+        <w:t xml:space="preserve">proposals</w:t>
+      </w:r>
+      <w:r>
+        <w:t xml:space="preserve"> </w:t>
+      </w:r>
+      <w:r>
+        <w:t xml:space="preserve">still</w:t>
+      </w:r>
+      <w:r>
+        <w:t xml:space="preserve"> </w:t>
+      </w:r>
+      <w:r>
+        <w:t xml:space="preserve">remain</w:t>
+      </w:r>
+      <w:r>
+        <w:t xml:space="preserve"> </w:t>
+      </w:r>
+      <w:r>
+        <w:t xml:space="preserve">unresolved</w:t>
+      </w:r>
+      <w:r>
+        <w:t xml:space="preserve"> </w:t>
+      </w:r>
+      <w:r>
+        <w:t xml:space="preserve">at</w:t>
+      </w:r>
+      <w:r>
+        <w:t xml:space="preserve"> </w:t>
+      </w:r>
+      <w:r>
+        <w:t xml:space="preserve">the</w:t>
+      </w:r>
+      <w:r>
+        <w:t xml:space="preserve"> </w:t>
+      </w:r>
+      <w:r>
+        <w:t xml:space="preserve">frozen</w:t>
+      </w:r>
+      <w:r>
+        <w:t xml:space="preserve"> </w:t>
+      </w:r>
+      <w:r>
+        <w:t xml:space="preserve">decision</w:t>
+      </w:r>
+      <w:r>
+        <w:t xml:space="preserve"> </w:t>
+      </w:r>
+      <w:r>
+        <w:t xml:space="preserve">magnitude.</w:t>
+      </w:r>
+      <w:r>
+        <w:t xml:space="preserve"> </w:t>
+      </w:r>
+      <w:r>
+        <w:t xml:space="preserve">A</w:t>
+      </w:r>
+      <w:r>
+        <w:t xml:space="preserve"> </w:t>
+      </w:r>
+      <w:r>
+        <w:t xml:space="preserve">better-matched</w:t>
+      </w:r>
+      <w:r>
+        <w:t xml:space="preserve"> </w:t>
+      </w:r>
+      <w:r>
+        <w:t xml:space="preserve">real-video</w:t>
+      </w:r>
+      <w:r>
+        <w:t xml:space="preserve"> </w:t>
+      </w:r>
+      <w:r>
+        <w:t xml:space="preserve">observable</w:t>
+      </w:r>
+      <w:r>
+        <w:t xml:space="preserve"> </w:t>
+      </w:r>
+      <w:r>
+        <w:t xml:space="preserve">does</w:t>
+      </w:r>
+      <w:r>
+        <w:t xml:space="preserve"> </w:t>
+      </w:r>
+      <w:r>
+        <w:t xml:space="preserve">succeed</w:t>
+      </w:r>
+      <w:r>
+        <w:t xml:space="preserve"> </w:t>
+      </w:r>
+      <w:r>
+        <w:t xml:space="preserve">on</w:t>
+      </w:r>
+      <w:r>
+        <w:t xml:space="preserve"> </w:t>
+      </w:r>
+      <w:r>
+        <w:t xml:space="preserve">a</w:t>
+      </w:r>
+      <w:r>
+        <w:t xml:space="preserve"> </w:t>
+      </w:r>
+      <w:r>
+        <w:t xml:space="preserve">repository-locked</w:t>
+      </w:r>
+      <w:r>
+        <w:t xml:space="preserve"> </w:t>
+      </w:r>
+      <w:r>
+        <w:t xml:space="preserve">IRIS</w:t>
+      </w:r>
+      <w:r>
+        <w:t xml:space="preserve"> </w:t>
+      </w:r>
+      <w:r>
+        <w:t xml:space="preserve">pendulum</w:t>
+      </w:r>
+      <w:r>
+        <w:t xml:space="preserve"> </w:t>
+      </w:r>
+      <w:r>
+        <w:t xml:space="preserve">final</w:t>
+      </w:r>
+      <w:r>
+        <w:t xml:space="preserve"> </w:t>
+      </w:r>
+      <w:r>
+        <w:t xml:space="preserve">set:</w:t>
+      </w:r>
+      <w:r>
+        <w:t xml:space="preserve"> </w:t>
+      </w:r>
+      <w:r>
+        <w:t xml:space="preserve">the</w:t>
+      </w:r>
+      <w:r>
+        <w:t xml:space="preserve"> </w:t>
+      </w:r>
+      <w:r>
+        <w:t xml:space="preserve">finite-amplitude</w:t>
+      </w:r>
+      <w:r>
+        <w:t xml:space="preserve"> </w:t>
+      </w:r>
+      <w:r>
+        <w:t xml:space="preserve">period</w:t>
+      </w:r>
+      <w:r>
+        <w:t xml:space="preserve"> </w:t>
+      </w:r>
+      <w:r>
+        <w:t xml:space="preserve">probe</w:t>
+      </w:r>
+      <w:r>
+        <w:t xml:space="preserve"> </w:t>
+      </w:r>
+      <w:r>
+        <w:t xml:space="preserve">makes</w:t>
+      </w:r>
+      <w:r>
+        <w:t xml:space="preserve"> </w:t>
+      </w:r>
+      <w:r>
+        <w:t xml:space="preserve">90/110</w:t>
+      </w:r>
+      <w:r>
+        <w:t xml:space="preserve"> </w:t>
+      </w:r>
+      <w:r>
+        <w:t xml:space="preserve">controlled</w:t>
+      </w:r>
+      <w:r>
+        <w:t xml:space="preserve"> </w:t>
+      </w:r>
+      <w:r>
+        <w:t xml:space="preserve">decisions</w:t>
+      </w:r>
+      <w:r>
+        <w:t xml:space="preserve"> </w:t>
+      </w:r>
+      <w:r>
+        <w:t xml:space="preserve">correctly</w:t>
+      </w:r>
+      <w:r>
+        <w:t xml:space="preserve"> </w:t>
+      </w:r>
+      <w:r>
+        <w:t xml:space="preserve">versus</w:t>
+      </w:r>
+      <w:r>
+        <w:t xml:space="preserve"> </w:t>
+      </w:r>
+      <w:r>
+        <w:t xml:space="preserve">40/110</w:t>
+      </w:r>
+      <w:r>
+        <w:t xml:space="preserve"> </w:t>
+      </w:r>
+      <w:r>
+        <w:t xml:space="preserve">for</w:t>
+      </w:r>
+      <w:r>
+        <w:t xml:space="preserve"> </w:t>
+      </w:r>
+      <w:r>
+        <w:t xml:space="preserve">the</w:t>
+      </w:r>
+      <w:r>
+        <w:t xml:space="preserve"> </w:t>
+      </w:r>
+      <w:r>
+        <w:t xml:space="preserve">matched</w:t>
+      </w:r>
+      <w:r>
+        <w:t xml:space="preserve"> </w:t>
+      </w:r>
+      <w:r>
+        <w:t xml:space="preserve">small-angle</w:t>
+      </w:r>
+      <w:r>
+        <w:t xml:space="preserve"> </w:t>
+      </w:r>
+      <w:r>
+        <w:t xml:space="preserve">baseline,</w:t>
+      </w:r>
+      <w:r>
+        <w:t xml:space="preserve"> </w:t>
+      </w:r>
+      <w:r>
+        <w:t xml:space="preserve">including</w:t>
+      </w:r>
+      <w:r>
+        <w:t xml:space="preserve"> </w:t>
+      </w:r>
+      <w:r>
+        <w:t xml:space="preserve">40/50</w:t>
+      </w:r>
+      <w:r>
+        <w:t xml:space="preserve"> </w:t>
+      </w:r>
+      <w:r>
+        <w:t xml:space="preserve">correct</w:t>
+      </w:r>
+      <w:r>
+        <w:t xml:space="preserve"> </w:t>
+      </w:r>
+      <w:r>
+        <w:t xml:space="preserve">SUPPORT</w:t>
+      </w:r>
+      <w:r>
+        <w:t xml:space="preserve"> </w:t>
+      </w:r>
+      <w:r>
+        <w:t xml:space="preserve">cases,</w:t>
+      </w:r>
+      <w:r>
+        <w:t xml:space="preserve"> </w:t>
+      </w:r>
+      <w:r>
+        <w:t xml:space="preserve">40/50</w:t>
+      </w:r>
+      <w:r>
+        <w:t xml:space="preserve"> </w:t>
+      </w:r>
+      <w:r>
+        <w:t xml:space="preserve">correct</w:t>
+      </w:r>
+      <w:r>
+        <w:t xml:space="preserve"> </w:t>
+      </w:r>
+      <w:r>
+        <w:t xml:space="preserve">VETO</w:t>
+      </w:r>
+      <w:r>
+        <w:t xml:space="preserve"> </w:t>
+      </w:r>
+      <w:r>
+        <w:t xml:space="preserve">cases,</w:t>
+      </w:r>
+      <w:r>
+        <w:t xml:space="preserve"> </w:t>
+      </w:r>
+      <w:r>
+        <w:t xml:space="preserve">and</w:t>
+      </w:r>
+      <w:r>
+        <w:t xml:space="preserve"> </w:t>
+      </w:r>
+      <w:r>
+        <w:t xml:space="preserve">10/10</w:t>
+      </w:r>
+      <w:r>
+        <w:t xml:space="preserve"> </w:t>
+      </w:r>
+      <w:r>
+        <w:t xml:space="preserve">correct</w:t>
+      </w:r>
+      <w:r>
+        <w:t xml:space="preserve"> </w:t>
+      </w:r>
+      <w:r>
+        <w:t xml:space="preserve">UNRESOLVED</w:t>
+      </w:r>
+      <w:r>
+        <w:t xml:space="preserve"> </w:t>
+      </w:r>
+      <w:r>
+        <w:t xml:space="preserve">placebo</w:t>
+      </w:r>
+      <w:r>
+        <w:t xml:space="preserve"> </w:t>
+      </w:r>
+      <w:r>
+        <w:t xml:space="preserve">cases</w:t>
+      </w:r>
+      <w:r>
+        <w:t xml:space="preserve"> </w:t>
+      </w:r>
+      <w:r>
+        <w:t xml:space="preserve">across</w:t>
+      </w:r>
+      <w:r>
+        <w:t xml:space="preserve"> </w:t>
+      </w:r>
+      <w:r>
+        <w:t xml:space="preserve">10</w:t>
+      </w:r>
+      <w:r>
+        <w:t xml:space="preserve"> </w:t>
+      </w:r>
+      <w:r>
+        <w:t xml:space="preserve">physical</w:t>
+      </w:r>
+      <w:r>
+        <w:t xml:space="preserve"> </w:t>
+      </w:r>
+      <w:r>
+        <w:t xml:space="preserve">videos.</w:t>
+      </w:r>
+      <w:r>
+        <w:t xml:space="preserve"> </w:t>
+      </w:r>
+      <w:r>
+        <w:t xml:space="preserve">The</w:t>
+      </w:r>
+      <w:r>
+        <w:t xml:space="preserve"> </w:t>
+      </w:r>
+      <w:r>
+        <w:t xml:space="preserve">next</w:t>
+      </w:r>
+      <w:r>
+        <w:t xml:space="preserve"> </w:t>
+      </w:r>
+      <w:r>
+        <w:t xml:space="preserve">domain</w:t>
+      </w:r>
+      <w:r>
+        <w:t xml:space="preserve"> </w:t>
+      </w:r>
+      <w:r>
+        <w:t xml:space="preserve">does</w:t>
+      </w:r>
+      <w:r>
+        <w:t xml:space="preserve"> </w:t>
+      </w:r>
+      <w:r>
+        <w:t xml:space="preserve">not</w:t>
+      </w:r>
+      <w:r>
+        <w:t xml:space="preserve"> </w:t>
+      </w:r>
+      <w:r>
+        <w:t xml:space="preserve">repeat</w:t>
+      </w:r>
+      <w:r>
+        <w:t xml:space="preserve"> </w:t>
+      </w:r>
+      <w:r>
+        <w:t xml:space="preserve">that</w:t>
+      </w:r>
+      <w:r>
+        <w:t xml:space="preserve"> </w:t>
+      </w:r>
+      <w:r>
+        <w:t xml:space="preserve">success.</w:t>
+      </w:r>
+      <w:r>
+        <w:t xml:space="preserve"> </w:t>
+      </w:r>
+      <w:r>
+        <w:t xml:space="preserve">A</w:t>
+      </w:r>
+      <w:r>
+        <w:t xml:space="preserve"> </w:t>
+      </w:r>
+      <w:r>
+        <w:t xml:space="preserve">frozen</w:t>
+      </w:r>
+      <w:r>
+        <w:t xml:space="preserve"> </w:t>
+      </w:r>
+      <w:r>
+        <w:t xml:space="preserve">IRIS</w:t>
+      </w:r>
+      <w:r>
+        <w:t xml:space="preserve"> </w:t>
+      </w:r>
+      <w:r>
+        <w:t xml:space="preserve">free-fall</w:t>
+      </w:r>
+      <w:r>
+        <w:t xml:space="preserve"> </w:t>
+      </w:r>
+      <w:r>
+        <w:t xml:space="preserve">validation</w:t>
+      </w:r>
+      <w:r>
+        <w:t xml:space="preserve"> </w:t>
+      </w:r>
+      <w:r>
+        <w:t xml:space="preserve">run</w:t>
+      </w:r>
+      <w:r>
+        <w:t xml:space="preserve"> </w:t>
+      </w:r>
+      <w:r>
+        <w:t xml:space="preserve">passes</w:t>
+      </w:r>
+      <w:r>
+        <w:t xml:space="preserve"> </w:t>
+      </w:r>
+      <w:r>
+        <w:t xml:space="preserve">low-level</w:t>
+      </w:r>
+      <w:r>
+        <w:t xml:space="preserve"> </w:t>
+      </w:r>
+      <w:r>
+        <w:t xml:space="preserve">quality</w:t>
+      </w:r>
+      <w:r>
+        <w:t xml:space="preserve"> </w:t>
+      </w:r>
+      <w:r>
+        <w:t xml:space="preserve">checks</w:t>
+      </w:r>
+      <w:r>
+        <w:t xml:space="preserve"> </w:t>
+      </w:r>
+      <w:r>
+        <w:t xml:space="preserve">on</w:t>
+      </w:r>
+      <w:r>
+        <w:t xml:space="preserve"> </w:t>
+      </w:r>
+      <w:r>
+        <w:t xml:space="preserve">all</w:t>
+      </w:r>
+      <w:r>
+        <w:t xml:space="preserve"> </w:t>
+      </w:r>
+      <w:r>
+        <w:t xml:space="preserve">five</w:t>
+      </w:r>
+      <w:r>
+        <w:t xml:space="preserve"> </w:t>
+      </w:r>
+      <w:r>
+        <w:t xml:space="preserve">videos</w:t>
       </w:r>
       <w:r>
         <w:t xml:space="preserve"> </w:t>
@@ -1233,43 +1380,259 @@
         <w:t xml:space="preserve"> </w:t>
       </w:r>
       <w:r>
+        <w:t xml:space="preserve">has</w:t>
+      </w:r>
+      <w:r>
+        <w:t xml:space="preserve"> </w:t>
+      </w:r>
+      <w:r>
+        <w:t xml:space="preserve">111.7%</w:t>
+      </w:r>
+      <w:r>
+        <w:t xml:space="preserve"> </w:t>
+      </w:r>
+      <w:r>
+        <w:t xml:space="preserve">median</w:t>
+      </w:r>
+      <w:r>
+        <w:t xml:space="preserve"> </w:t>
+      </w:r>
+      <w:r>
+        <w:t xml:space="preserve">acceleration</w:t>
+      </w:r>
+      <w:r>
+        <w:t xml:space="preserve"> </w:t>
+      </w:r>
+      <w:r>
+        <w:t xml:space="preserve">relative</w:t>
+      </w:r>
+      <w:r>
+        <w:t xml:space="preserve"> </w:t>
+      </w:r>
+      <w:r>
+        <w:t xml:space="preserve">error,</w:t>
+      </w:r>
+      <w:r>
+        <w:t xml:space="preserve"> </w:t>
+      </w:r>
+      <w:r>
+        <w:t xml:space="preserve">so</w:t>
+      </w:r>
+      <w:r>
+        <w:t xml:space="preserve"> </w:t>
+      </w:r>
+      <w:r>
+        <w:t xml:space="preserve">we</w:t>
+      </w:r>
+      <w:r>
+        <w:t xml:space="preserve"> </w:t>
+      </w:r>
+      <w:r>
+        <w:t xml:space="preserve">retain</w:t>
+      </w:r>
+      <w:r>
+        <w:t xml:space="preserve"> </w:t>
+      </w:r>
+      <w:r>
+        <w:t xml:space="preserve">it</w:t>
+      </w:r>
+      <w:r>
+        <w:t xml:space="preserve"> </w:t>
+      </w:r>
+      <w:r>
+        <w:t xml:space="preserve">as</w:t>
+      </w:r>
+      <w:r>
+        <w:t xml:space="preserve"> </w:t>
+      </w:r>
+      <w:r>
+        <w:t xml:space="preserve">a</w:t>
+      </w:r>
+      <w:r>
+        <w:t xml:space="preserve"> </w:t>
+      </w:r>
+      <w:r>
+        <w:t xml:space="preserve">failed</w:t>
+      </w:r>
+      <w:r>
+        <w:t xml:space="preserve"> </w:t>
+      </w:r>
+      <w:r>
+        <w:t xml:space="preserve">replication</w:t>
+      </w:r>
+      <w:r>
+        <w:t xml:space="preserve"> </w:t>
+      </w:r>
+      <w:r>
+        <w:t xml:space="preserve">and</w:t>
+      </w:r>
+      <w:r>
+        <w:t xml:space="preserve"> </w:t>
+      </w:r>
+      <w:r>
+        <w:t xml:space="preserve">leave</w:t>
+      </w:r>
+      <w:r>
+        <w:t xml:space="preserve"> </w:t>
+      </w:r>
+      <w:r>
+        <w:t xml:space="preserve">its</w:t>
+      </w:r>
+      <w:r>
+        <w:t xml:space="preserve"> </w:t>
+      </w:r>
+      <w:r>
+        <w:t xml:space="preserve">designated</w:t>
+      </w:r>
+      <w:r>
+        <w:t xml:space="preserve"> </w:t>
+      </w:r>
+      <w:r>
+        <w:t xml:space="preserve">final</w:t>
+      </w:r>
+      <w:r>
+        <w:t xml:space="preserve"> </w:t>
+      </w:r>
+      <w:r>
+        <w:t xml:space="preserve">split</w:t>
+      </w:r>
+      <w:r>
+        <w:t xml:space="preserve"> </w:t>
+      </w:r>
+      <w:r>
+        <w:t xml:space="preserve">unopened.</w:t>
+      </w:r>
+      <w:r>
+        <w:t xml:space="preserve"> </w:t>
+      </w:r>
+      <w:r>
+        <w:t xml:space="preserve">The</w:t>
+      </w:r>
+      <w:r>
+        <w:t xml:space="preserve"> </w:t>
+      </w:r>
+      <w:r>
+        <w:t xml:space="preserve">result</w:t>
+      </w:r>
+      <w:r>
+        <w:t xml:space="preserve"> </w:t>
+      </w:r>
+      <w:r>
+        <w:t xml:space="preserve">is</w:t>
+      </w:r>
+      <w:r>
+        <w:t xml:space="preserve"> </w:t>
+      </w:r>
+      <w:r>
+        <w:t xml:space="preserve">not</w:t>
+      </w:r>
+      <w:r>
+        <w:t xml:space="preserve"> </w:t>
+      </w:r>
+      <w:r>
+        <w:t xml:space="preserve">a</w:t>
+      </w:r>
+      <w:r>
+        <w:t xml:space="preserve"> </w:t>
+      </w:r>
+      <w:r>
+        <w:t xml:space="preserve">universal</w:t>
+      </w:r>
+      <w:r>
+        <w:t xml:space="preserve"> </w:t>
+      </w:r>
+      <w:r>
+        <w:t xml:space="preserve">physical</w:t>
+      </w:r>
+      <w:r>
+        <w:t xml:space="preserve"> </w:t>
+      </w:r>
+      <w:r>
+        <w:t xml:space="preserve">verifier.</w:t>
+      </w:r>
+      <w:r>
+        <w:t xml:space="preserve"> </w:t>
+      </w:r>
+      <w:r>
+        <w:t xml:space="preserve">It</w:t>
+      </w:r>
+      <w:r>
+        <w:t xml:space="preserve"> </w:t>
+      </w:r>
+      <w:r>
+        <w:t xml:space="preserve">is</w:t>
+      </w:r>
+      <w:r>
+        <w:t xml:space="preserve"> </w:t>
+      </w:r>
+      <w:r>
+        <w:t xml:space="preserve">a</w:t>
+      </w:r>
+      <w:r>
+        <w:t xml:space="preserve"> </w:t>
+      </w:r>
+      <w:r>
+        <w:t xml:space="preserve">narrower</w:t>
+      </w:r>
+      <w:r>
+        <w:t xml:space="preserve"> </w:t>
+      </w:r>
+      <w:r>
+        <w:t xml:space="preserve">systems</w:t>
+      </w:r>
+      <w:r>
+        <w:t xml:space="preserve"> </w:t>
+      </w:r>
+      <w:r>
+        <w:t xml:space="preserve">claim:</w:t>
+      </w:r>
+      <w:r>
+        <w:t xml:space="preserve"> </w:t>
+      </w:r>
+      <w:r>
+        <w:t xml:space="preserve">verification</w:t>
+      </w:r>
+      <w:r>
+        <w:t xml:space="preserve"> </w:t>
+      </w:r>
+      <w:r>
+        <w:t xml:space="preserve">quality</w:t>
+      </w:r>
+      <w:r>
+        <w:t xml:space="preserve"> </w:t>
+      </w:r>
+      <w:r>
+        <w:t xml:space="preserve">depends</w:t>
+      </w:r>
+      <w:r>
+        <w:t xml:space="preserve"> </w:t>
+      </w:r>
+      <w:r>
+        <w:t xml:space="preserve">on</w:t>
+      </w:r>
+      <w:r>
+        <w:t xml:space="preserve"> </w:t>
+      </w:r>
+      <w:r>
         <w:t xml:space="preserve">the</w:t>
       </w:r>
       <w:r>
         <w:t xml:space="preserve"> </w:t>
       </w:r>
       <w:r>
-        <w:t xml:space="preserve">strongest</w:t>
-      </w:r>
-      <w:r>
-        <w:t xml:space="preserve"> </w:t>
-      </w:r>
-      <w:r>
-        <w:t xml:space="preserve">case</w:t>
-      </w:r>
-      <w:r>
-        <w:t xml:space="preserve"> </w:t>
-      </w:r>
-      <w:r>
-        <w:t xml:space="preserve">reaches</w:t>
-      </w:r>
-      <w:r>
-        <w:t xml:space="preserve"> </w:t>
-      </w:r>
-      <w:r>
-        <w:t xml:space="preserve">only</w:t>
-      </w:r>
-      <w:r>
-        <w:t xml:space="preserve"> </w:t>
-      </w:r>
-      <w:r>
-        <w:t xml:space="preserve">1.3191</w:t>
-      </w:r>
-      <w:r>
-        <w:t xml:space="preserve"> </w:t>
-      </w:r>
-      <w:r>
-        <w:t xml:space="preserve">against</w:t>
+        <w:t xml:space="preserve">information</w:t>
+      </w:r>
+      <w:r>
+        <w:t xml:space="preserve"> </w:t>
+      </w:r>
+      <w:r>
+        <w:t xml:space="preserve">carried</w:t>
+      </w:r>
+      <w:r>
+        <w:t xml:space="preserve"> </w:t>
+      </w:r>
+      <w:r>
+        <w:t xml:space="preserve">by</w:t>
       </w:r>
       <w:r>
         <w:t xml:space="preserve"> </w:t>
@@ -1281,115 +1644,7 @@
         <w:t xml:space="preserve"> </w:t>
       </w:r>
       <w:r>
-        <w:t xml:space="preserve">frozen</w:t>
-      </w:r>
-      <w:r>
-        <w:t xml:space="preserve"> </w:t>
-      </w:r>
-      <w:r>
-        <w:t xml:space="preserve">decision</w:t>
-      </w:r>
-      <w:r>
-        <w:t xml:space="preserve"> </w:t>
-      </w:r>
-      <w:r>
-        <w:t xml:space="preserve">magnitude</w:t>
-      </w:r>
-      <w:r>
-        <w:t xml:space="preserve"> </w:t>
-      </w:r>
-      <w:r>
-        <w:t xml:space="preserve">of</w:t>
-      </w:r>
-      <w:r>
-        <w:t xml:space="preserve"> </w:t>
-      </w:r>
-      <w:r>
-        <w:t xml:space="preserve">2,</w:t>
-      </w:r>
-      <w:r>
-        <w:t xml:space="preserve"> </w:t>
-      </w:r>
-      <w:r>
-        <w:t xml:space="preserve">so</w:t>
-      </w:r>
-      <w:r>
-        <w:t xml:space="preserve"> </w:t>
-      </w:r>
-      <w:r>
-        <w:t xml:space="preserve">all</w:t>
-      </w:r>
-      <w:r>
-        <w:t xml:space="preserve"> </w:t>
-      </w:r>
-      <w:r>
-        <w:t xml:space="preserve">36</w:t>
-      </w:r>
-      <w:r>
-        <w:t xml:space="preserve"> </w:t>
-      </w:r>
-      <w:r>
-        <w:t xml:space="preserve">proposals</w:t>
-      </w:r>
-      <w:r>
-        <w:t xml:space="preserve"> </w:t>
-      </w:r>
-      <w:r>
-        <w:t xml:space="preserve">remain</w:t>
-      </w:r>
-      <w:r>
-        <w:t xml:space="preserve"> </w:t>
-      </w:r>
-      <w:r>
-        <w:t xml:space="preserve">unresolved.</w:t>
-      </w:r>
-      <w:r>
-        <w:t xml:space="preserve"> </w:t>
-      </w:r>
-      <w:r>
-        <w:t xml:space="preserve">A</w:t>
-      </w:r>
-      <w:r>
-        <w:t xml:space="preserve"> </w:t>
-      </w:r>
-      <w:r>
-        <w:t xml:space="preserve">retrospective</w:t>
-      </w:r>
-      <w:r>
-        <w:t xml:space="preserve"> </w:t>
-      </w:r>
-      <w:r>
-        <w:t xml:space="preserve">measured</w:t>
-      </w:r>
-      <w:r>
-        <w:t xml:space="preserve"> </w:t>
-      </w:r>
-      <w:r>
-        <w:t xml:space="preserve">GAUGE</w:t>
-      </w:r>
-      <w:r>
-        <w:t xml:space="preserve"> </w:t>
-      </w:r>
-      <w:r>
-        <w:t xml:space="preserve">analysis</w:t>
-      </w:r>
-      <w:r>
-        <w:t xml:space="preserve"> </w:t>
-      </w:r>
-      <w:r>
-        <w:t xml:space="preserve">also</w:t>
-      </w:r>
-      <w:r>
-        <w:t xml:space="preserve"> </w:t>
-      </w:r>
-      <w:r>
-        <w:t xml:space="preserve">shows</w:t>
-      </w:r>
-      <w:r>
-        <w:t xml:space="preserve"> </w:t>
-      </w:r>
-      <w:r>
-        <w:t xml:space="preserve">that</w:t>
+        <w:t xml:space="preserve">chosen</w:t>
       </w:r>
       <w:r>
         <w:t xml:space="preserve"> </w:t>
@@ -1401,49 +1656,7 @@
         <w:t xml:space="preserve"> </w:t>
       </w:r>
       <w:r>
-        <w:t xml:space="preserve">channels</w:t>
-      </w:r>
-      <w:r>
-        <w:t xml:space="preserve"> </w:t>
-      </w:r>
-      <w:r>
-        <w:t xml:space="preserve">can</w:t>
-      </w:r>
-      <w:r>
-        <w:t xml:space="preserve"> </w:t>
-      </w:r>
-      <w:r>
-        <w:t xml:space="preserve">disagree.</w:t>
-      </w:r>
-      <w:r>
-        <w:t xml:space="preserve"> </w:t>
-      </w:r>
-      <w:r>
-        <w:t xml:space="preserve">The</w:t>
-      </w:r>
-      <w:r>
-        <w:t xml:space="preserve"> </w:t>
-      </w:r>
-      <w:r>
-        <w:t xml:space="preserve">conclusion</w:t>
-      </w:r>
-      <w:r>
-        <w:t xml:space="preserve"> </w:t>
-      </w:r>
-      <w:r>
-        <w:t xml:space="preserve">is</w:t>
-      </w:r>
-      <w:r>
-        <w:t xml:space="preserve"> </w:t>
-      </w:r>
-      <w:r>
-        <w:t xml:space="preserve">therefore</w:t>
-      </w:r>
-      <w:r>
-        <w:t xml:space="preserve"> </w:t>
-      </w:r>
-      <w:r>
-        <w:t xml:space="preserve">narrower,</w:t>
+        <w:t xml:space="preserve">channel,</w:t>
       </w:r>
       <w:r>
         <w:t xml:space="preserve"> </w:t>
@@ -1455,37 +1668,91 @@
         <w:t xml:space="preserve"> </w:t>
       </w:r>
       <w:r>
-        <w:t xml:space="preserve">more</w:t>
-      </w:r>
-      <w:r>
-        <w:t xml:space="preserve"> </w:t>
-      </w:r>
-      <w:r>
-        <w:t xml:space="preserve">useful,</w:t>
-      </w:r>
-      <w:r>
-        <w:t xml:space="preserve"> </w:t>
-      </w:r>
-      <w:r>
-        <w:t xml:space="preserve">than</w:t>
-      </w:r>
-      <w:r>
-        <w:t xml:space="preserve"> </w:t>
-      </w:r>
-      <w:r>
         <w:t xml:space="preserve">a</w:t>
       </w:r>
       <w:r>
         <w:t xml:space="preserve"> </w:t>
       </w:r>
       <w:r>
-        <w:t xml:space="preserve">universal</w:t>
-      </w:r>
-      <w:r>
-        <w:t xml:space="preserve"> </w:t>
-      </w:r>
-      <w:r>
-        <w:t xml:space="preserve">verifier:</w:t>
+        <w:t xml:space="preserve">trustworthy</w:t>
+      </w:r>
+      <w:r>
+        <w:t xml:space="preserve"> </w:t>
+      </w:r>
+      <w:r>
+        <w:t xml:space="preserve">captured-world</w:t>
+      </w:r>
+      <w:r>
+        <w:t xml:space="preserve"> </w:t>
+      </w:r>
+      <w:r>
+        <w:t xml:space="preserve">system</w:t>
+      </w:r>
+      <w:r>
+        <w:t xml:space="preserve"> </w:t>
+      </w:r>
+      <w:r>
+        <w:t xml:space="preserve">must</w:t>
+      </w:r>
+      <w:r>
+        <w:t xml:space="preserve"> </w:t>
+      </w:r>
+      <w:r>
+        <w:t xml:space="preserve">be</w:t>
+      </w:r>
+      <w:r>
+        <w:t xml:space="preserve"> </w:t>
+      </w:r>
+      <w:r>
+        <w:t xml:space="preserve">able</w:t>
+      </w:r>
+      <w:r>
+        <w:t xml:space="preserve"> </w:t>
+      </w:r>
+      <w:r>
+        <w:t xml:space="preserve">to</w:t>
+      </w:r>
+      <w:r>
+        <w:t xml:space="preserve"> </w:t>
+      </w:r>
+      <w:r>
+        <w:t xml:space="preserve">support,</w:t>
+      </w:r>
+      <w:r>
+        <w:t xml:space="preserve"> </w:t>
+      </w:r>
+      <w:r>
+        <w:t xml:space="preserve">veto,</w:t>
+      </w:r>
+      <w:r>
+        <w:t xml:space="preserve"> </w:t>
+      </w:r>
+      <w:r>
+        <w:t xml:space="preserve">abstain,</w:t>
+      </w:r>
+      <w:r>
+        <w:t xml:space="preserve"> </w:t>
+      </w:r>
+      <w:r>
+        <w:t xml:space="preserve">or</w:t>
+      </w:r>
+      <w:r>
+        <w:t xml:space="preserve"> </w:t>
+      </w:r>
+      <w:r>
+        <w:t xml:space="preserve">retire</w:t>
+      </w:r>
+      <w:r>
+        <w:t xml:space="preserve"> </w:t>
+      </w:r>
+      <w:r>
+        <w:t xml:space="preserve">a</w:t>
+      </w:r>
+      <w:r>
+        <w:t xml:space="preserve"> </w:t>
+      </w:r>
+      <w:r>
+        <w:t xml:space="preserve">failing</w:t>
       </w:r>
       <w:r>
         <w:t xml:space="preserve"> </w:t>
@@ -1497,181 +1764,7 @@
         <w:t xml:space="preserve"> </w:t>
       </w:r>
       <w:r>
-        <w:t xml:space="preserve">in</w:t>
-      </w:r>
-      <w:r>
-        <w:t xml:space="preserve"> </w:t>
-      </w:r>
-      <w:r>
-        <w:t xml:space="preserve">the</w:t>
-      </w:r>
-      <w:r>
-        <w:t xml:space="preserve"> </w:t>
-      </w:r>
-      <w:r>
-        <w:t xml:space="preserve">tested</w:t>
-      </w:r>
-      <w:r>
-        <w:t xml:space="preserve"> </w:t>
-      </w:r>
-      <w:r>
-        <w:t xml:space="preserve">captured-world</w:t>
-      </w:r>
-      <w:r>
-        <w:t xml:space="preserve"> </w:t>
-      </w:r>
-      <w:r>
-        <w:t xml:space="preserve">regimes</w:t>
-      </w:r>
-      <w:r>
-        <w:t xml:space="preserve"> </w:t>
-      </w:r>
-      <w:r>
-        <w:t xml:space="preserve">can</w:t>
-      </w:r>
-      <w:r>
-        <w:t xml:space="preserve"> </w:t>
-      </w:r>
-      <w:r>
-        <w:t xml:space="preserve">be</w:t>
-      </w:r>
-      <w:r>
-        <w:t xml:space="preserve"> </w:t>
-      </w:r>
-      <w:r>
-        <w:t xml:space="preserve">limited</w:t>
-      </w:r>
-      <w:r>
-        <w:t xml:space="preserve"> </w:t>
-      </w:r>
-      <w:r>
-        <w:t xml:space="preserve">by</w:t>
-      </w:r>
-      <w:r>
-        <w:t xml:space="preserve"> </w:t>
-      </w:r>
-      <w:r>
-        <w:t xml:space="preserve">the</w:t>
-      </w:r>
-      <w:r>
-        <w:t xml:space="preserve"> </w:t>
-      </w:r>
-      <w:r>
-        <w:t xml:space="preserve">information</w:t>
-      </w:r>
-      <w:r>
-        <w:t xml:space="preserve"> </w:t>
-      </w:r>
-      <w:r>
-        <w:t xml:space="preserve">supplied</w:t>
-      </w:r>
-      <w:r>
-        <w:t xml:space="preserve"> </w:t>
-      </w:r>
-      <w:r>
-        <w:t xml:space="preserve">by</w:t>
-      </w:r>
-      <w:r>
-        <w:t xml:space="preserve"> </w:t>
-      </w:r>
-      <w:r>
-        <w:t xml:space="preserve">the</w:t>
-      </w:r>
-      <w:r>
-        <w:t xml:space="preserve"> </w:t>
-      </w:r>
-      <w:r>
-        <w:t xml:space="preserve">experiment,</w:t>
-      </w:r>
-      <w:r>
-        <w:t xml:space="preserve"> </w:t>
-      </w:r>
-      <w:r>
-        <w:t xml:space="preserve">and</w:t>
-      </w:r>
-      <w:r>
-        <w:t xml:space="preserve"> </w:t>
-      </w:r>
-      <w:r>
-        <w:t xml:space="preserve">when</w:t>
-      </w:r>
-      <w:r>
-        <w:t xml:space="preserve"> </w:t>
-      </w:r>
-      <w:r>
-        <w:t xml:space="preserve">that</w:t>
-      </w:r>
-      <w:r>
-        <w:t xml:space="preserve"> </w:t>
-      </w:r>
-      <w:r>
-        <w:t xml:space="preserve">information</w:t>
-      </w:r>
-      <w:r>
-        <w:t xml:space="preserve"> </w:t>
-      </w:r>
-      <w:r>
-        <w:t xml:space="preserve">is</w:t>
-      </w:r>
-      <w:r>
-        <w:t xml:space="preserve"> </w:t>
-      </w:r>
-      <w:r>
-        <w:t xml:space="preserve">not</w:t>
-      </w:r>
-      <w:r>
-        <w:t xml:space="preserve"> </w:t>
-      </w:r>
-      <w:r>
-        <w:t xml:space="preserve">discriminating</w:t>
-      </w:r>
-      <w:r>
-        <w:t xml:space="preserve"> </w:t>
-      </w:r>
-      <w:r>
-        <w:t xml:space="preserve">enough,</w:t>
-      </w:r>
-      <w:r>
-        <w:t xml:space="preserve"> </w:t>
-      </w:r>
-      <w:r>
-        <w:t xml:space="preserve">the</w:t>
-      </w:r>
-      <w:r>
-        <w:t xml:space="preserve"> </w:t>
-      </w:r>
-      <w:r>
-        <w:t xml:space="preserve">correct</w:t>
-      </w:r>
-      <w:r>
-        <w:t xml:space="preserve"> </w:t>
-      </w:r>
-      <w:r>
-        <w:t xml:space="preserve">output</w:t>
-      </w:r>
-      <w:r>
-        <w:t xml:space="preserve"> </w:t>
-      </w:r>
-      <w:r>
-        <w:t xml:space="preserve">is</w:t>
-      </w:r>
-      <w:r>
-        <w:t xml:space="preserve"> </w:t>
-      </w:r>
-      <w:r>
-        <w:t xml:space="preserve">refusal</w:t>
-      </w:r>
-      <w:r>
-        <w:t xml:space="preserve"> </w:t>
-      </w:r>
-      <w:r>
-        <w:t xml:space="preserve">to</w:t>
-      </w:r>
-      <w:r>
-        <w:t xml:space="preserve"> </w:t>
-      </w:r>
-      <w:r>
-        <w:t xml:space="preserve">certify.</w:t>
+        <w:t xml:space="preserve">lane.</w:t>
       </w:r>
     </w:p>
     <w:bookmarkStart w:id="26" w:name="introduction"/>
@@ -1714,7 +1807,7 @@
         <w:t xml:space="preserve">(Y. Wang et al. 2026; Asadi and Laksari 2025; Oberkampf, Pilch, and Trucano 2007; Laudy 2026)</w:t>
       </w:r>
       <w:r>
-        <w:t xml:space="preserve">. We use those ideas as context rather than claiming them as new. Our narrower concern is operational: a persistent captured world has been given a requested physical rewrite, and the system must decide whether an independent experiment supports it, contradicts it, or simply fails to say enough.</w:t>
+        <w:t xml:space="preserve">. We use those ideas as context rather than claiming them as new. Our narrower concern is operational: a persistent captured world has been given a requested physical rewrite, and the system must decide whether a separately reserved verification experiment supports it, contradicts it, or simply fails to say enough.</w:t>
       </w:r>
     </w:p>
     <w:p>
@@ -1930,25 +2023,31 @@
           <w:bCs/>
           <w:b/>
         </w:rPr>
-        <w:t xml:space="preserve">Deceptive physical repair.</w:t>
-      </w:r>
-      <w:r>
-        <w:t xml:space="preserve"> </w:t>
-      </w:r>
-      <w:r>
-        <w:t xml:space="preserve">We formalize and experimentally</w:t>
-      </w:r>
-      <w:r>
-        <w:t xml:space="preserve"> </w:t>
-      </w:r>
-      <w:r>
-        <w:t xml:space="preserve">instantiate the failure mode in which ordinary held-out fit improves</w:t>
-      </w:r>
-      <w:r>
-        <w:t xml:space="preserve"> </w:t>
-      </w:r>
-      <w:r>
-        <w:t xml:space="preserve">while an untouched physical target worsens.</w:t>
+        <w:t xml:space="preserve">Rewrite-level verification contract.</w:t>
+      </w:r>
+      <w:r>
+        <w:t xml:space="preserve"> </w:t>
+      </w:r>
+      <w:r>
+        <w:t xml:space="preserve">We formalize deceptive</w:t>
+      </w:r>
+      <w:r>
+        <w:t xml:space="preserve"> </w:t>
+      </w:r>
+      <w:r>
+        <w:t xml:space="preserve">physical repair and turn approval of a physical rewrite into an</w:t>
+      </w:r>
+      <w:r>
+        <w:t xml:space="preserve"> </w:t>
+      </w:r>
+      <w:r>
+        <w:t xml:space="preserve">explicit evidence transaction with SUPPORT, VETO, and UNRESOLVED</w:t>
+      </w:r>
+      <w:r>
+        <w:t xml:space="preserve"> </w:t>
+      </w:r>
+      <w:r>
+        <w:t xml:space="preserve">outcomes.</w:t>
       </w:r>
     </w:p>
     <w:p>
@@ -1963,121 +2062,31 @@
           <w:bCs/>
           <w:b/>
         </w:rPr>
-        <w:t xml:space="preserve">Reality Probe.</w:t>
-      </w:r>
-      <w:r>
-        <w:t xml:space="preserve"> </w:t>
-      </w:r>
-      <w:r>
-        <w:t xml:space="preserve">We develop an evidence-governed</w:t>
-      </w:r>
-      <w:r>
-        <w:t xml:space="preserve"> </w:t>
-      </w:r>
-      <w:r>
-        <w:t xml:space="preserve">rewrite-verification architecture that separates proposal generation</w:t>
-      </w:r>
-      <w:r>
-        <w:t xml:space="preserve"> </w:t>
-      </w:r>
-      <w:r>
-        <w:t xml:space="preserve">from confirmatory physical intervention, carries explicit measurement,</w:t>
-      </w:r>
-      <w:r>
-        <w:t xml:space="preserve"> </w:t>
-      </w:r>
-      <w:r>
-        <w:t xml:space="preserve">repeat, and numerical uncertainty, and preserves support, veto, or</w:t>
-      </w:r>
-      <w:r>
-        <w:t xml:space="preserve"> </w:t>
-      </w:r>
-      <w:r>
-        <w:t xml:space="preserve">unresolved outcomes rather than forcing a binary verdict.</w:t>
-      </w:r>
-    </w:p>
-    <w:p>
-      <w:pPr>
-        <w:numPr>
-          <w:ilvl w:val="0"/>
-          <w:numId w:val="1001"/>
-        </w:numPr>
-      </w:pPr>
-      <w:r>
-        <w:rPr>
-          <w:bCs/>
-          <w:b/>
-        </w:rPr>
-        <w:t xml:space="preserve">Prospective falsification of the stronger DCS hypothesis.</w:t>
-      </w:r>
-      <w:r>
-        <w:t xml:space="preserve"> </w:t>
-      </w:r>
-      <w:r>
-        <w:t xml:space="preserve">We show that</w:t>
-      </w:r>
-      <w:r>
-        <w:t xml:space="preserve"> </w:t>
-      </w:r>
-      <w:r>
-        <w:t xml:space="preserve">lower-order-annihilating intervention contrasts can succeed on a</w:t>
-      </w:r>
-      <w:r>
-        <w:t xml:space="preserve"> </w:t>
-      </w:r>
-      <w:r>
-        <w:t xml:space="preserve">constructed control yet fail to provide useful prospective</w:t>
-      </w:r>
-      <w:r>
-        <w:t xml:space="preserve"> </w:t>
-      </w:r>
-      <w:r>
-        <w:t xml:space="preserve">discrimination in frozen realistic regimes; this negative result is</w:t>
-      </w:r>
-      <w:r>
-        <w:t xml:space="preserve"> </w:t>
-      </w:r>
-      <w:r>
-        <w:t xml:space="preserve">retained rather than retuned away.</w:t>
-      </w:r>
-    </w:p>
-    <w:p>
-      <w:pPr>
-        <w:numPr>
-          <w:ilvl w:val="0"/>
-          <w:numId w:val="1001"/>
-        </w:numPr>
-      </w:pPr>
-      <w:r>
-        <w:rPr>
-          <w:bCs/>
-          <w:b/>
-        </w:rPr>
-        <w:t xml:space="preserve">Orthogonal physical-evidence experiment.</w:t>
-      </w:r>
-      <w:r>
-        <w:t xml:space="preserve"> </w:t>
-      </w:r>
-      <w:r>
-        <w:t xml:space="preserve">On fresh truth</w:t>
-      </w:r>
-      <w:r>
-        <w:t xml:space="preserve"> </w:t>
-      </w:r>
-      <w:r>
-        <w:t xml:space="preserve">worlds, changing the physical interrogation from kinematic</w:t>
-      </w:r>
-      <w:r>
-        <w:t xml:space="preserve"> </w:t>
-      </w:r>
-      <w:r>
-        <w:t xml:space="preserve">counterfactuals to known-force compliance raises median standardized</w:t>
-      </w:r>
-      <w:r>
-        <w:t xml:space="preserve"> </w:t>
-      </w:r>
-      <w:r>
-        <w:t xml:space="preserve">evidence by 11.46</w:t>
+        <w:t xml:space="preserve">Information-boundary falsification ladder.</w:t>
+      </w:r>
+      <w:r>
+        <w:t xml:space="preserve"> </w:t>
+      </w:r>
+      <w:r>
+        <w:t xml:space="preserve">We retain the</w:t>
+      </w:r>
+      <w:r>
+        <w:t xml:space="preserve"> </w:t>
+      </w:r>
+      <w:r>
+        <w:t xml:space="preserve">negative synthetic stages instead of tuning them away: DCS can be</w:t>
+      </w:r>
+      <w:r>
+        <w:t xml:space="preserve"> </w:t>
+      </w:r>
+      <w:r>
+        <w:t xml:space="preserve">mathematically valid and still information-poor, while a known-force</w:t>
+      </w:r>
+      <w:r>
+        <w:t xml:space="preserve"> </w:t>
+      </w:r>
+      <w:r>
+        <w:t xml:space="preserve">channel raises median standardized evidence by 11.46</w:t>
       </w:r>
       <m:oMath>
         <m:r>
@@ -2091,13 +2100,91 @@
         <w:t xml:space="preserve"> </w:t>
       </w:r>
       <w:r>
-        <w:t xml:space="preserve">under the unchanged decision rule, while</w:t>
-      </w:r>
-      <w:r>
-        <w:t xml:space="preserve"> </w:t>
-      </w:r>
-      <w:r>
-        <w:t xml:space="preserve">still remaining insufficient for certification.</w:t>
+        <w:t xml:space="preserve">without</w:t>
+      </w:r>
+      <w:r>
+        <w:t xml:space="preserve"> </w:t>
+      </w:r>
+      <w:r>
+        <w:t xml:space="preserve">crossing the frozen decision boundary.</w:t>
+      </w:r>
+    </w:p>
+    <w:p>
+      <w:pPr>
+        <w:numPr>
+          <w:ilvl w:val="0"/>
+          <w:numId w:val="1001"/>
+        </w:numPr>
+      </w:pPr>
+      <w:r>
+        <w:rPr>
+          <w:bCs/>
+          <w:b/>
+        </w:rPr>
+        <w:t xml:space="preserve">Locked real-video confirmation.</w:t>
+      </w:r>
+      <w:r>
+        <w:t xml:space="preserve"> </w:t>
+      </w:r>
+      <w:r>
+        <w:t xml:space="preserve">On 10 fresh IRIS pendulum</w:t>
+      </w:r>
+      <w:r>
+        <w:t xml:space="preserve"> </w:t>
+      </w:r>
+      <w:r>
+        <w:t xml:space="preserve">videos, a finite-amplitude period probe makes 90/110 controlled</w:t>
+      </w:r>
+      <w:r>
+        <w:t xml:space="preserve"> </w:t>
+      </w:r>
+      <w:r>
+        <w:t xml:space="preserve">decisions correctly versus 40/110 for the matched small-angle</w:t>
+      </w:r>
+      <w:r>
+        <w:t xml:space="preserve"> </w:t>
+      </w:r>
+      <w:r>
+        <w:t xml:space="preserve">baseline, with every placebo case left unresolved as intended.</w:t>
+      </w:r>
+    </w:p>
+    <w:p>
+      <w:pPr>
+        <w:numPr>
+          <w:ilvl w:val="0"/>
+          <w:numId w:val="1001"/>
+        </w:numPr>
+      </w:pPr>
+      <w:r>
+        <w:rPr>
+          <w:bCs/>
+          <w:b/>
+        </w:rPr>
+        <w:t xml:space="preserve">Preserved cross-domain failure.</w:t>
+      </w:r>
+      <w:r>
+        <w:t xml:space="preserve"> </w:t>
+      </w:r>
+      <w:r>
+        <w:t xml:space="preserve">A separately frozen IRIS</w:t>
+      </w:r>
+      <w:r>
+        <w:t xml:space="preserve"> </w:t>
+      </w:r>
+      <w:r>
+        <w:t xml:space="preserve">free-fall validation set passes tracking quality on 5/5 videos but</w:t>
+      </w:r>
+      <w:r>
+        <w:t xml:space="preserve"> </w:t>
+      </w:r>
+      <w:r>
+        <w:t xml:space="preserve">fails physical recovery with 111.7% median acceleration relative</w:t>
+      </w:r>
+      <w:r>
+        <w:t xml:space="preserve"> </w:t>
+      </w:r>
+      <w:r>
+        <w:t xml:space="preserve">error. We close that lane and keep its final split unopened.</w:t>
       </w:r>
     </w:p>
     <w:p>
@@ -2165,7 +2252,7 @@
         <w:t xml:space="preserve">(Zhang et al. 2024; Liu et al. 2025; Rho et al. 2026; Wada et al. 2026)</w:t>
       </w:r>
       <w:r>
-        <w:t xml:space="preserve">. These systems establish that visual representations can carry enough structure for physical inference and simulation. We do not claim Gaussian-plus-MPM simulation, parameter fitting, or differentiable inverse physics as contributions. Our question begins one step later: once an optimizer has already produced an observationally better physical rewrite, what independent evidence justifies accepting it?</w:t>
+        <w:t xml:space="preserve">. These systems establish that visual representations can carry enough structure for physical inference and simulation. We do not claim Gaussian-plus-MPM simulation, parameter fitting, or differentiable inverse physics as contributions. Our question begins one step later: once an optimizer has already produced an observationally better physical rewrite, what separately reserved verification evidence justifies accepting it?</w:t>
       </w:r>
     </w:p>
     <w:p>
@@ -2293,6 +2380,14 @@
       </w:r>
       <w:r>
         <w:t xml:space="preserve">. We use its public foam-shearing subset only for a retrospective channel-contradiction analysis. Because that conflict was already visible in the data, we do not treat it as fresh prospective confirmation.</w:t>
+      </w:r>
+    </w:p>
+    <w:p>
+      <w:pPr>
+        <w:pStyle w:val="BodyText"/>
+      </w:pPr>
+      <w:r>
+        <w:t xml:space="preserve">A separate repository-frozen GAUGE validation lane uses previously untouched foam stretching and compression repeats 5–7. Across 12 measured validation worlds, the temporal annihilating witness makes 0/12 correct SUPPORT decisions and 0/12 correct VETO decisions while correctly leaving 12/12 placebo cases UNRESOLVED at the frozen decision magnitude. Final repeats 8–10 remain unopened. We keep this as prospective validation-stage evidence of insufficient directional coverage rather than changing the threshold after seeing the result.</w:t>
       </w:r>
     </w:p>
     <w:bookmarkEnd w:id="29"/>
@@ -2401,7 +2496,7 @@
         <w:t xml:space="preserve"> </w:t>
       </w:r>
       <w:r>
-        <w:t xml:space="preserve">the baseline and proposed repaired physical realizations. The experiments keep three evidence roles separate. Fitting evidence is used to calibrate or propose a rewrite. Ordinary held-out evidence checks generalization within the same observation family. An untouched target, or an independent physical intervention, is reserved until after the repair has been proposed.</w:t>
+        <w:t xml:space="preserve">the baseline and proposed repaired physical realizations. The experiments keep three evidence roles separate. Fitting evidence is used to calibrate or propose a rewrite. Ordinary held-out evidence checks generalization within the same observation family. An untouched target, or a separately reserved physical intervention, is reserved until after the repair has been proposed.</w:t>
       </w:r>
     </w:p>
     <w:p>
@@ -2775,7 +2870,7 @@
         <w:t xml:space="preserve"> </w:t>
       </w:r>
       <w:r>
-        <w:t xml:space="preserve">against independent</w:t>
+        <w:t xml:space="preserve">against reserved verification</w:t>
       </w:r>
       <w:r>
         <w:t xml:space="preserve"> </w:t>
@@ -3107,7 +3202,7 @@
         <w:pStyle w:val="FirstParagraph"/>
       </w:pPr>
       <w:r>
-        <w:t xml:space="preserve">Reality Probe keeps proposal generation and verification as separate stages. A captured bundle contains appearance-linked state, particle state, observations, uncertainty sidecars, and provenance. The fitting split is used to calibrate a candidate model; ordinary held-out error is measured; a local or model-level rewrite is proposed; only then is independent counterfactual evidence evaluated. Support can permit a commit, veto rejects the rewrite, and unresolved leaves the candidate unverified. The system does not convert weak evidence into a binary answer merely because a downstream transaction wants one.</w:t>
+        <w:t xml:space="preserve">Reality Probe keeps proposal generation and verification as separate stages. A captured bundle contains appearance-linked state, particle state, observations, uncertainty sidecars, and provenance. The fitting split is used to calibrate a candidate model; ordinary held-out error is measured; a local or model-level rewrite is proposed; only then is separately reserved counterfactual evidence evaluated. Support can permit a commit, veto rejects the rewrite, and unresolved leaves the candidate unverified. The system does not convert weak evidence into a binary answer merely because a downstream transaction wants one.</w:t>
       </w:r>
     </w:p>
     <w:p>
@@ -3153,7 +3248,7 @@
         <w:pStyle w:val="BodyText"/>
       </w:pPr>
       <w:r>
-        <w:t xml:space="preserve">That ordering is more than bookkeeping. The proposal has to be complete before the confirmatory physical probe is evaluated. Otherwise the verification channel can quietly leak into the proposal objective and stop being independent evidence.</w:t>
+        <w:t xml:space="preserve">That ordering is more than bookkeeping. The proposal has to be complete before the confirmatory physical probe is evaluated. Otherwise the verification channel can quietly leak into the proposal objective and stop being genuinely held-out verification evidence.</w:t>
       </w:r>
     </w:p>
     <w:p>
@@ -4716,7 +4811,7 @@
     </w:p>
     <w:bookmarkEnd w:id="45"/>
     <w:bookmarkEnd w:id="46"/>
-    <w:bookmarkStart w:id="64" w:name="experimental-program"/>
+    <w:bookmarkStart w:id="67" w:name="experimental-program"/>
     <w:p>
       <w:pPr>
         <w:pStyle w:val="Heading1"/>
@@ -5116,6 +5211,56 @@
               <w:jc w:val="left"/>
             </w:pPr>
             <w:r>
+              <w:t xml:space="preserve">GAUGE validation</w:t>
+            </w:r>
+          </w:p>
+        </w:tc>
+        <w:tc>
+          <w:tcPr/>
+          <w:p>
+            <w:pPr>
+              <w:pStyle w:val="Compact"/>
+              <w:jc w:val="right"/>
+            </w:pPr>
+            <w:r>
+              <w:t xml:space="preserve">12 measured worlds / 36 cases</w:t>
+            </w:r>
+          </w:p>
+        </w:tc>
+        <w:tc>
+          <w:tcPr/>
+          <w:p>
+            <w:pPr>
+              <w:pStyle w:val="Compact"/>
+              <w:jc w:val="right"/>
+            </w:pPr>
+            <w:r>
+              <w:t xml:space="preserve">gate fail</w:t>
+            </w:r>
+          </w:p>
+        </w:tc>
+        <w:tc>
+          <w:tcPr/>
+          <w:p>
+            <w:pPr>
+              <w:pStyle w:val="Compact"/>
+              <w:jc w:val="left"/>
+            </w:pPr>
+            <w:r>
+              <w:t xml:space="preserve">Frozen stretching/compression validation: 0/12 correct SUPPORT, 0/12 correct VETO, and 12/12 correct UNRESOLVED placebo decisions; final repeats 8–10 remain unopened.</w:t>
+            </w:r>
+          </w:p>
+        </w:tc>
+      </w:tr>
+      <w:tr>
+        <w:tc>
+          <w:tcPr/>
+          <w:p>
+            <w:pPr>
+              <w:pStyle w:val="Compact"/>
+              <w:jc w:val="left"/>
+            </w:pPr>
+            <w:r>
               <w:t xml:space="preserve">OFC</w:t>
             </w:r>
           </w:p>
@@ -5153,6 +5298,106 @@
             </w:pPr>
             <w:r>
               <w:t xml:space="preserve">12 deceptive and 24 beneficial; known-force compliance increases evidence scale but not coverage.</w:t>
+            </w:r>
+          </w:p>
+        </w:tc>
+      </w:tr>
+      <w:tr>
+        <w:tc>
+          <w:tcPr/>
+          <w:p>
+            <w:pPr>
+              <w:pStyle w:val="Compact"/>
+              <w:jc w:val="left"/>
+            </w:pPr>
+            <w:r>
+              <w:t xml:space="preserve">IRIS pendulum</w:t>
+            </w:r>
+          </w:p>
+        </w:tc>
+        <w:tc>
+          <w:tcPr/>
+          <w:p>
+            <w:pPr>
+              <w:pStyle w:val="Compact"/>
+              <w:jc w:val="right"/>
+            </w:pPr>
+            <w:r>
+              <w:t xml:space="preserve">10 videos / 110 cases</w:t>
+            </w:r>
+          </w:p>
+        </w:tc>
+        <w:tc>
+          <w:tcPr/>
+          <w:p>
+            <w:pPr>
+              <w:pStyle w:val="Compact"/>
+              <w:jc w:val="right"/>
+            </w:pPr>
+            <w:r>
+              <w:t xml:space="preserve">90/110 correct</w:t>
+            </w:r>
+          </w:p>
+        </w:tc>
+        <w:tc>
+          <w:tcPr/>
+          <w:p>
+            <w:pPr>
+              <w:pStyle w:val="Compact"/>
+              <w:jc w:val="left"/>
+            </w:pPr>
+            <w:r>
+              <w:t xml:space="preserve">Locked final set; 40/50 correct SUPPORT, 40/50 correct VETO, and 10/10 correct UNRESOLVED placebo decisions.</w:t>
+            </w:r>
+          </w:p>
+        </w:tc>
+      </w:tr>
+      <w:tr>
+        <w:tc>
+          <w:tcPr/>
+          <w:p>
+            <w:pPr>
+              <w:pStyle w:val="Compact"/>
+              <w:jc w:val="left"/>
+            </w:pPr>
+            <w:r>
+              <w:t xml:space="preserve">IRIS free-fall</w:t>
+            </w:r>
+          </w:p>
+        </w:tc>
+        <w:tc>
+          <w:tcPr/>
+          <w:p>
+            <w:pPr>
+              <w:pStyle w:val="Compact"/>
+              <w:jc w:val="right"/>
+            </w:pPr>
+            <w:r>
+              <w:t xml:space="preserve">5 validation videos</w:t>
+            </w:r>
+          </w:p>
+        </w:tc>
+        <w:tc>
+          <w:tcPr/>
+          <w:p>
+            <w:pPr>
+              <w:pStyle w:val="Compact"/>
+              <w:jc w:val="right"/>
+            </w:pPr>
+            <w:r>
+              <w:t xml:space="preserve">gate fail</w:t>
+            </w:r>
+          </w:p>
+        </w:tc>
+        <w:tc>
+          <w:tcPr/>
+          <w:p>
+            <w:pPr>
+              <w:pStyle w:val="Compact"/>
+              <w:jc w:val="left"/>
+            </w:pPr>
+            <w:r>
+              <w:t xml:space="preserve">Fresh second-domain validation passes 5/5 low-level quality checks but has 111.7% median acceleration relative error; final split remains unopened.</w:t>
             </w:r>
           </w:p>
         </w:tc>
@@ -7542,8 +7787,225 @@
     </w:p>
     <w:bookmarkEnd w:id="62"/>
     <w:bookmarkEnd w:id="63"/>
+    <w:bookmarkStart w:id="64" w:name="locked-iris-pendulum-confirmation"/>
+    <w:p>
+      <w:pPr>
+        <w:pStyle w:val="Heading2"/>
+      </w:pPr>
+      <w:r>
+        <w:t xml:space="preserve">Locked IRIS pendulum confirmation</w:t>
+      </w:r>
+    </w:p>
+    <w:p>
+      <w:pPr>
+        <w:pStyle w:val="FirstParagraph"/>
+      </w:pPr>
+      <w:r>
+        <w:t xml:space="preserve">The synthetic sequence tells us that the channel matters, but it does not by itself give a measured-world success case. We therefore froze a separate real-video pendulum protocol before opening the designated final media. The final set contains 10 IRIS</w:t>
+      </w:r>
+      <w:r>
+        <w:t xml:space="preserve"> </w:t>
+      </w:r>
+      <w:r>
+        <w:rPr>
+          <w:rStyle w:val="VerbatimChar"/>
+        </w:rPr>
+        <w:t xml:space="preserve">pendulum_90</w:t>
+      </w:r>
+      <w:r>
+        <w:t xml:space="preserve"> </w:t>
+      </w:r>
+      <w:r>
+        <w:t xml:space="preserve">videos, and all 10 pass the quality gate. The primary probe uses the finite-amplitude pendulum period relation; the matched diagnostic baseline uses the small-angle approximation. The tracker, candidate schedule, decision magnitude, and final media are fixed by repository state before the run.</w:t>
+      </w:r>
+    </w:p>
+    <w:p>
+      <w:pPr>
+        <w:pStyle w:val="BodyText"/>
+      </w:pPr>
+      <w:r>
+        <w:t xml:space="preserve">Across the 110 controlled cases nested inside those 10 videos, the finite-amplitude probe makes 90 decisions correctly (81.82%). The matched small-angle baseline makes 40/110 correctly (36.36%). The primary probe is correct on 40/50 SUPPORT cases and 40/50 VETO cases, and it leaves all 10 placebo cases UNRESOLVED as intended. In paired comparison, there are 50 cases in which the primary probe is correct and the baseline is not, zero cases with the reverse pattern, and 60 ties. Those 110 rows are repeated controlled cases, not 110 independent physical experiments. The locked physical-recovery diagnostic has 16.81% median relative error in the period-inferred pendulum length.</w:t>
+      </w:r>
+    </w:p>
+    <w:p>
+      <w:pPr>
+        <w:pStyle w:val="BodyText"/>
+      </w:pPr>
+      <w:r>
+        <w:t xml:space="preserve">Nothing about the finite-amplitude pendulum equation is claimed as new. The important result is transactional: when the verification observable is physically matched to the distinction being tested, the same SUPPORT/VETO/UNRESOLVED contract can make useful decisions on fresh measured video.</w:t>
+      </w:r>
+    </w:p>
     <w:bookmarkEnd w:id="64"/>
-    <w:bookmarkStart w:id="75" w:name="results-and-analysis"/>
+    <w:bookmarkStart w:id="65" w:name="post-final-pendulum-hardening"/>
+    <w:p>
+      <w:pPr>
+        <w:pStyle w:val="Heading2"/>
+      </w:pPr>
+      <w:r>
+        <w:t xml:space="preserve">Post-final hardening of the pendulum result</w:t>
+      </w:r>
+    </w:p>
+    <w:p>
+      <w:pPr>
+        <w:pStyle w:val="FirstParagraph"/>
+      </w:pPr>
+      <w:r>
+        <w:t xml:space="preserve">Once the final set was locked and evaluated, we ran a separate hardening pass that is not allowed to rewrite the result. At the correct physical unit—the video—the finite-amplitude probe beats the small-angle baseline on all 10 videos (10–0, no ties; two-sided exact sign-test</w:t>
+      </w:r>
+      <w:r>
+        <w:t xml:space="preserve"> </w:t>
+      </w:r>
+      <m:oMath>
+        <m:r>
+          <m:t>p</m:t>
+        </m:r>
+        <m:r>
+          <m:rPr>
+            <m:sty m:val="p"/>
+          </m:rPr>
+          <m:t>=</m:t>
+        </m:r>
+        <m:r>
+          <m:t>0.001953125</m:t>
+        </m:r>
+      </m:oMath>
+      <w:r>
+        <w:t xml:space="preserve">). We also tested two less convenient post-final alternatives. A direct finite-amplitude period residual reaches 45.45% strict three-way accuracy and a damped nonlinear ODE residual reaches 9.09%, versus 81.82% for the locked probe. The locked probe is uniquely correct on 40 cases relative to the direct residual and on 80 relative to the damped ODE; neither comparator has a case on which it alone is correct.</w:t>
+      </w:r>
+    </w:p>
+    <w:p>
+      <w:pPr>
+        <w:pStyle w:val="BodyText"/>
+      </w:pPr>
+      <w:r>
+        <w:t xml:space="preserve">A second post-final analysis removes the manually scheduled candidate factors. Early video segments generate the baseline and candidate, a later segment decides whether the ordinary fit improved, and the blind proposal file is hashed before ground truth is joined. All 10 generated proposals improve the ordinary holdout: 8 are physically worse and 2 are physically better. The reserved final-window verifier gets all 10 right. The truth labels also remain stable for all 110 controlled cases across the recorded rope-length uncertainty interval through</w:t>
+      </w:r>
+      <w:r>
+        <w:t xml:space="preserve"> </w:t>
+      </w:r>
+      <m:oMath>
+        <m:r>
+          <m:rPr>
+            <m:sty m:val="p"/>
+          </m:rPr>
+          <m:t>±</m:t>
+        </m:r>
+        <m:r>
+          <m:t>2</m:t>
+        </m:r>
+        <m:r>
+          <m:t>σ</m:t>
+        </m:r>
+      </m:oMath>
+      <w:r>
+        <w:t xml:space="preserve">. Sliding the proposal/verification overlap from disjoint windows to full overlap leaves this 10-proposal post-final decision set correct throughout. That is a dependence diagnostic, not a claim that two measurements from the same video are independent sensors.</w:t>
+      </w:r>
+    </w:p>
+    <w:p>
+      <w:pPr>
+        <w:pStyle w:val="BodyText"/>
+      </w:pPr>
+      <w:r>
+        <w:t xml:space="preserve">The full corruption run is similarly informative because it exposes a boundary rather than a blanket robustness claim. The Metal path reproduces the clean decision vector on all 10 videos, and 180 condition-video runs finish with no failed videos. Accuracy stays at 81.82% under the tested noise, blur, frame duplication/drop, central occlusion, and crop levels. It does not stay there when temporal resolution is reduced: accuracy falls to 63.64% at 30 fps and 45.45% at 15 fps, while placebo abstention remains 100%. We keep that frame-rate sensitivity as a limitation. None of these post-final analyses changes the frozen confirmation.</w:t>
+      </w:r>
+    </w:p>
+    <w:bookmarkEnd w:id="65"/>
+    <w:bookmarkStart w:id="66" w:name="second-domain-iris-free-fall-failure"/>
+    <w:p>
+      <w:pPr>
+        <w:pStyle w:val="Heading2"/>
+      </w:pPr>
+      <w:r>
+        <w:t xml:space="preserve">Second-domain IRIS free-fall failure</w:t>
+      </w:r>
+    </w:p>
+    <w:p>
+      <w:pPr>
+        <w:pStyle w:val="FirstParagraph"/>
+      </w:pPr>
+      <w:r>
+        <w:t xml:space="preserve">The next real-video domain does not reproduce that success. We froze a different equation-family replication on IRIS dropping-ball video. V6.6 first passes its</w:t>
+      </w:r>
+      <w:r>
+        <w:t xml:space="preserve"> </w:t>
+      </w:r>
+      <w:r>
+        <w:rPr>
+          <w:rStyle w:val="VerbatimChar"/>
+        </w:rPr>
+        <w:t xml:space="preserve">drop_50</w:t>
+      </w:r>
+      <w:r>
+        <w:t xml:space="preserve"> </w:t>
+      </w:r>
+      <w:r>
+        <w:t xml:space="preserve">development gate with 4/5 quality-pass videos, zero implementation errors, and 8.05% median acceleration relative error. We then open the untouched</w:t>
+      </w:r>
+      <w:r>
+        <w:t xml:space="preserve"> </w:t>
+      </w:r>
+      <w:r>
+        <w:rPr>
+          <w:rStyle w:val="VerbatimChar"/>
+        </w:rPr>
+        <w:t xml:space="preserve">drop_100/06..10</w:t>
+      </w:r>
+      <w:r>
+        <w:t xml:space="preserve"> </w:t>
+      </w:r>
+      <w:r>
+        <w:t xml:space="preserve">validation split without changing the selector.</w:t>
+      </w:r>
+    </w:p>
+    <w:p>
+      <w:pPr>
+        <w:pStyle w:val="BodyText"/>
+      </w:pPr>
+      <w:r>
+        <w:t xml:space="preserve">The validation result fails cleanly. All five videos pass the low-level quality checks, but the median acceleration relative error is 111.7%; the frozen truth-control accuracy and direction-sign rate are both zero. Post-validation diagnosis shows that the method often treats a partial ballistic interval as if it covered the full known drop height. We then exhaust the obvious retrospective rescue families—alternate event ranking, higher resolution, longer association, track stitching, global or chunk scaling, stationary endpoint scaling, and bidirectional hold-to-hold recovery—without finding a robust target-free estimator that generalizes across the spent development and validation evidence.</w:t>
+      </w:r>
+    </w:p>
+    <w:p>
+      <w:pPr>
+        <w:pStyle w:val="BodyText"/>
+      </w:pPr>
+      <w:r>
+        <w:t xml:space="preserve">That lane is therefore closed.</w:t>
+      </w:r>
+      <w:r>
+        <w:t xml:space="preserve"> </w:t>
+      </w:r>
+      <w:r>
+        <w:rPr>
+          <w:rStyle w:val="VerbatimChar"/>
+        </w:rPr>
+        <w:t xml:space="preserve">drop_100</w:t>
+      </w:r>
+      <w:r>
+        <w:t xml:space="preserve"> </w:t>
+      </w:r>
+      <w:r>
+        <w:t xml:space="preserve">is permanently retrospective, none of the rescue diagnostics is treated as confirmatory evidence, and the designated</w:t>
+      </w:r>
+      <w:r>
+        <w:t xml:space="preserve"> </w:t>
+      </w:r>
+      <w:r>
+        <w:rPr>
+          <w:rStyle w:val="VerbatimChar"/>
+        </w:rPr>
+        <w:t xml:space="preserve">drop_150</w:t>
+      </w:r>
+      <w:r>
+        <w:t xml:space="preserve"> </w:t>
+      </w:r>
+      <w:r>
+        <w:t xml:space="preserve">final split remains unopened. This failure is part of the paper’s evidence rather than something to hide: the verification transaction only helps when the physical channel actually carries the information needed for the decision.</w:t>
+      </w:r>
+    </w:p>
+    <w:bookmarkEnd w:id="66"/>
+    <w:bookmarkEnd w:id="67"/>
+    <w:bookmarkStart w:id="78" w:name="results-and-analysis"/>
     <w:p>
       <w:pPr>
         <w:pStyle w:val="Heading1"/>
@@ -7552,7 +8014,7 @@
         <w:t xml:space="preserve">Results and Analysis</w:t>
       </w:r>
     </w:p>
-    <w:bookmarkStart w:id="65" w:name="Xbdf0a6616e805f21b86b26c034c24677b930d67"/>
+    <w:bookmarkStart w:id="68" w:name="Xbdf0a6616e805f21b86b26c034c24677b930d67"/>
     <w:p>
       <w:pPr>
         <w:pStyle w:val="Heading2"/>
@@ -7575,8 +8037,8 @@
         <w:t xml:space="preserve">D4V and the fresh synthetic OFC population both show why ordinary held-out improvement is not enough. D4V contains 14 deceptive repairs among 36 ordinary-improving proposals; fresh synthetic OFC contains 12 among 36. Those fractions should not be read as a universal deception rate. They serve a more modest purpose: under controlled candidate-generation pipelines, the failure mode exists often enough that a verification rule based only on observation fit cannot ignore it.</w:t>
       </w:r>
     </w:p>
-    <w:bookmarkEnd w:id="65"/>
-    <w:bookmarkStart w:id="66" w:name="X21cd7821b25616949890b42439ef6b3757ec674"/>
+    <w:bookmarkEnd w:id="68"/>
+    <w:bookmarkStart w:id="69" w:name="X21cd7821b25616949890b42439ef6b3757ec674"/>
     <w:p>
       <w:pPr>
         <w:pStyle w:val="Heading2"/>
@@ -7607,8 +8069,8 @@
         <w:t xml:space="preserve">The D3 refinement result sharpens this point. Lowering the numerical floor in witness space by several-fold barely changes standardized separation. Whatever is limiting the original witness, it is not simply coarse solver discretization.</w:t>
       </w:r>
     </w:p>
-    <w:bookmarkEnd w:id="66"/>
-    <w:bookmarkStart w:id="73" w:name="X164cf5ea8fa3282813780589de9f0dad9dad89b"/>
+    <w:bookmarkEnd w:id="69"/>
+    <w:bookmarkStart w:id="76" w:name="X164cf5ea8fa3282813780589de9f0dad9dad89b"/>
     <w:p>
       <w:pPr>
         <w:pStyle w:val="Heading2"/>
@@ -7621,81 +8083,6 @@
       </w:r>
       <w:r>
         <w:t xml:space="preserve">scale</w:t>
-      </w:r>
-    </w:p>
-    <w:p>
-      <w:pPr>
-        <w:pStyle w:val="CaptionedFigure"/>
-      </w:pPr>
-      <w:r>
-        <w:drawing>
-          <wp:inline>
-            <wp:extent cx="5334000" cy="3000375"/>
-            <wp:effectExtent b="0" l="0" r="0" t="0"/>
-            <wp:docPr descr="" title="" id="68" name="Picture"/>
-            <a:graphic>
-              <a:graphicData uri="http://schemas.openxmlformats.org/drawingml/2006/picture">
-                <pic:pic>
-                  <pic:nvPicPr>
-                    <pic:cNvPr descr="../docs/readme_assets/10_signal_gain.png" id="69" name="Picture"/>
-                    <pic:cNvPicPr>
-                      <a:picLocks noChangeArrowheads="1" noChangeAspect="1"/>
-                    </pic:cNvPicPr>
-                  </pic:nvPicPr>
-                  <pic:blipFill>
-                    <a:blip r:embed="rId67"/>
-                    <a:stretch>
-                      <a:fillRect/>
-                    </a:stretch>
-                  </pic:blipFill>
-                  <pic:spPr bwMode="auto">
-                    <a:xfrm>
-                      <a:off x="0" y="0"/>
-                      <a:ext cx="5334000" cy="3000375"/>
-                    </a:xfrm>
-                    <a:prstGeom prst="rect">
-                      <a:avLst/>
-                    </a:prstGeom>
-                    <a:noFill/>
-                    <a:ln w="9525">
-                      <a:noFill/>
-                      <a:headEnd/>
-                      <a:tailEnd/>
-                    </a:ln>
-                  </pic:spPr>
-                </pic:pic>
-              </a:graphicData>
-            </a:graphic>
-          </wp:inline>
-        </w:drawing>
-      </w:r>
-    </w:p>
-    <w:p>
-      <w:pPr>
-        <w:pStyle w:val="ImageCaption"/>
-      </w:pPr>
-      <w:r>
-        <w:t xml:space="preserve">Fresh known-force compliance raises the median standardized</w:t>
-      </w:r>
-      <w:r>
-        <w:t xml:space="preserve"> </w:t>
-      </w:r>
-      <w:r>
-        <w:t xml:space="preserve">signal by 11.46x relative to fresh DCS without changing the frozen</w:t>
-      </w:r>
-      <w:r>
-        <w:t xml:space="preserve"> </w:t>
-      </w:r>
-      <w:r>
-        <w:t xml:space="preserve">decision rule.</w:t>
-      </w:r>
-    </w:p>
-    <w:p>
-      <w:pPr>
-        <w:pStyle w:val="BodyText"/>
-      </w:pPr>
-      <w:r>
-        <w:t xml:space="preserve">The force-compliance experiment shifts the evidence scale in a way the earlier numerical refinements did not. Median standardized magnitude rises to 0.5586, roughly an order of magnitude above the fresh DCS median. Nothing about the decision rule or scoring definition changes; the difference comes from asking a physically different question. We take this as strong evidence that observability is experiment-dependent, while stopping short of claiming that information content is the only factor limiting verification.</w:t>
       </w:r>
     </w:p>
     <w:p>
@@ -7712,7 +8099,7 @@
               <a:graphicData uri="http://schemas.openxmlformats.org/drawingml/2006/picture">
                 <pic:pic>
                   <pic:nvPicPr>
-                    <pic:cNvPr descr="../docs/readme_assets/11_information_limit.png" id="72" name="Picture"/>
+                    <pic:cNvPr descr="../docs/readme_assets/10_signal_gain.png" id="72" name="Picture"/>
                     <pic:cNvPicPr>
                       <a:picLocks noChangeArrowheads="1" noChangeAspect="1"/>
                     </pic:cNvPicPr>
@@ -7750,6 +8137,81 @@
         <w:pStyle w:val="ImageCaption"/>
       </w:pPr>
       <w:r>
+        <w:t xml:space="preserve">Fresh known-force compliance raises the median standardized</w:t>
+      </w:r>
+      <w:r>
+        <w:t xml:space="preserve"> </w:t>
+      </w:r>
+      <w:r>
+        <w:t xml:space="preserve">signal by 11.46x relative to fresh DCS without changing the frozen</w:t>
+      </w:r>
+      <w:r>
+        <w:t xml:space="preserve"> </w:t>
+      </w:r>
+      <w:r>
+        <w:t xml:space="preserve">decision rule.</w:t>
+      </w:r>
+    </w:p>
+    <w:p>
+      <w:pPr>
+        <w:pStyle w:val="BodyText"/>
+      </w:pPr>
+      <w:r>
+        <w:t xml:space="preserve">The force-compliance experiment shifts the evidence scale in a way the earlier numerical refinements did not. Median standardized magnitude rises to 0.5586, roughly an order of magnitude above the fresh DCS median. Nothing about the decision rule or scoring definition changes; the difference comes from asking a physically different question. We take this as strong evidence that observability is experiment-dependent, while stopping short of claiming that information content is the only factor limiting verification.</w:t>
+      </w:r>
+    </w:p>
+    <w:p>
+      <w:pPr>
+        <w:pStyle w:val="CaptionedFigure"/>
+      </w:pPr>
+      <w:r>
+        <w:drawing>
+          <wp:inline>
+            <wp:extent cx="5334000" cy="3000375"/>
+            <wp:effectExtent b="0" l="0" r="0" t="0"/>
+            <wp:docPr descr="" title="" id="74" name="Picture"/>
+            <a:graphic>
+              <a:graphicData uri="http://schemas.openxmlformats.org/drawingml/2006/picture">
+                <pic:pic>
+                  <pic:nvPicPr>
+                    <pic:cNvPr descr="../docs/readme_assets/11_information_limit.png" id="75" name="Picture"/>
+                    <pic:cNvPicPr>
+                      <a:picLocks noChangeArrowheads="1" noChangeAspect="1"/>
+                    </pic:cNvPicPr>
+                  </pic:nvPicPr>
+                  <pic:blipFill>
+                    <a:blip r:embed="rId73"/>
+                    <a:stretch>
+                      <a:fillRect/>
+                    </a:stretch>
+                  </pic:blipFill>
+                  <pic:spPr bwMode="auto">
+                    <a:xfrm>
+                      <a:off x="0" y="0"/>
+                      <a:ext cx="5334000" cy="3000375"/>
+                    </a:xfrm>
+                    <a:prstGeom prst="rect">
+                      <a:avLst/>
+                    </a:prstGeom>
+                    <a:noFill/>
+                    <a:ln w="9525">
+                      <a:noFill/>
+                      <a:headEnd/>
+                      <a:tailEnd/>
+                    </a:ln>
+                  </pic:spPr>
+                </pic:pic>
+              </a:graphicData>
+            </a:graphic>
+          </wp:inline>
+        </w:drawing>
+      </w:r>
+    </w:p>
+    <w:p>
+      <w:pPr>
+        <w:pStyle w:val="ImageCaption"/>
+      </w:pPr>
+      <w:r>
         <w:t xml:space="preserve">Information-limit summary from the frozen fresh synthetic orthogonal-information experiment. Known-force compliance increases</w:t>
       </w:r>
       <w:r>
@@ -7773,8 +8235,8 @@
         <w:t xml:space="preserve">This is why the choice of physical question matters. Kinematic observations may be perfectly adequate for proposing a plausible repair and still be poor at distinguishing that repair from alternatives. A force-controlled test introduces a different constraint on the candidate worlds; in these experiments, that extra constraint is visibly more informative.</w:t>
       </w:r>
     </w:p>
-    <w:bookmarkEnd w:id="73"/>
-    <w:bookmarkStart w:id="74" w:name="X6409d219a856cb57661584e73cf1f04599279ee"/>
+    <w:bookmarkEnd w:id="76"/>
+    <w:bookmarkStart w:id="77" w:name="X6409d219a856cb57661584e73cf1f04599279ee"/>
     <w:p>
       <w:pPr>
         <w:pStyle w:val="Heading2"/>
@@ -7881,9 +8343,9 @@
         <w:t xml:space="preserve">, but they are not equally informative. Their evidence magnitudes, and therefore their remaining distance to the decision boundary, are very different. That difference gives a quantitative direction for future intervention and sensor design even though the present experiment does not justify deployment-level certification.</w:t>
       </w:r>
     </w:p>
-    <w:bookmarkEnd w:id="74"/>
-    <w:bookmarkEnd w:id="75"/>
-    <w:bookmarkStart w:id="81" w:name="discussion"/>
+    <w:bookmarkEnd w:id="77"/>
+    <w:bookmarkEnd w:id="78"/>
+    <w:bookmarkStart w:id="84" w:name="discussion"/>
     <w:p>
       <w:pPr>
         <w:pStyle w:val="Heading1"/>
@@ -7892,7 +8354,7 @@
         <w:t xml:space="preserve">Discussion</w:t>
       </w:r>
     </w:p>
-    <w:bookmarkStart w:id="76" w:name="what-is-established"/>
+    <w:bookmarkStart w:id="79" w:name="what-is-established"/>
     <w:p>
       <w:pPr>
         <w:pStyle w:val="Heading2"/>
@@ -7906,7 +8368,7 @@
         <w:pStyle w:val="FirstParagraph"/>
       </w:pPr>
       <w:r>
-        <w:t xml:space="preserve">Three conclusions survive the full sequence of experiments. First, a repair can improve ordinary observations while worsening an untouched physical target. Second, mechanism-sensitive verification can remain too weak for a reliable decision even after its numerical implementation is made cleaner. Third, changing the physical interrogation can increase observability substantially without making the evidence sufficient for certification.</w:t>
+        <w:t xml:space="preserve">Four conclusions survive the full sequence. First, a rewrite can improve ordinary observations while worsening an untouched physical target. Second, a mechanism-sensitive probe can be implemented correctly and still carry too little information for a reliable decision. Third, changing the interrogation can matter dramatically: known-force compliance raises the synthetic evidence scale, and the locked finite-amplitude pendulum observable produces useful SUPPORT/VETO/UNRESOLVED decisions on fresh real video. Fourth, that success is not automatically transferable. The frozen free-fall replication passes development and then fails untouched validation.</w:t>
       </w:r>
     </w:p>
     <w:p>
@@ -7914,11 +8376,11 @@
         <w:pStyle w:val="BodyText"/>
       </w:pPr>
       <w:r>
-        <w:t xml:space="preserve">Those conclusions are intentionally narrower than a claim of universal physical correctness. They are still operationally meaningful. A persistent captured-world system can keep fitting, verification, and unresolved evidence separate, and it can decline a requested rewrite without treating that refusal as a software failure.</w:t>
-      </w:r>
-    </w:p>
-    <w:bookmarkEnd w:id="76"/>
-    <w:bookmarkStart w:id="77" w:name="Xf1a1625093c073a1904485ea8cb369fb8a8062a"/>
+        <w:t xml:space="preserve">That is narrower than a claim of universal physical correctness, but it is more operationally honest. A persistent captured-world system can keep fitting, verification, and unresolved evidence separate; it can commit or veto when a matched channel supplies enough evidence, and it can abstain or retire a lane when the experiment itself is inadequate.</w:t>
+      </w:r>
+    </w:p>
+    <w:bookmarkEnd w:id="79"/>
+    <w:bookmarkStart w:id="80" w:name="Xf1a1625093c073a1904485ea8cb369fb8a8062a"/>
     <w:p>
       <w:pPr>
         <w:pStyle w:val="Heading2"/>
@@ -7950,8 +8412,8 @@
         <w:t xml:space="preserve">. We are not introducing that principle. What the experiments expose is its consequence inside a rewrite workflow: verification can fail even when every candidate looks plausible because the experiment does not separate them strongly enough. In that situation the system should not simply pick the highest score. It should collect more informative evidence or remain unresolved.</w:t>
       </w:r>
     </w:p>
-    <w:bookmarkEnd w:id="77"/>
-    <w:bookmarkStart w:id="78" w:name="Xcaecc5e56715ed02b55f3c78ff78ff0905e8f17"/>
+    <w:bookmarkEnd w:id="80"/>
+    <w:bookmarkStart w:id="81" w:name="Xcaecc5e56715ed02b55f3c78ff78ff0905e8f17"/>
     <w:p>
       <w:pPr>
         <w:pStyle w:val="Heading2"/>
@@ -7989,11 +8451,11 @@
         <w:t xml:space="preserve">(Laudy 2026)</w:t>
       </w:r>
       <w:r>
-        <w:t xml:space="preserve">. Reality Probe sits underneath that broader view as an application-specific mechanism. Its scope is a captured world that can be physically edited, where a proposed rewrite is tested by an independent intervention before commit.</w:t>
-      </w:r>
-    </w:p>
-    <w:bookmarkEnd w:id="78"/>
-    <w:bookmarkStart w:id="79" w:name="limitations"/>
+        <w:t xml:space="preserve">. Reality Probe sits underneath that broader view as an application-specific mechanism. Its scope is a captured world that can be physically edited, where a proposed rewrite is tested through a separately defined verification intervention or observable before commit.</w:t>
+      </w:r>
+    </w:p>
+    <w:bookmarkEnd w:id="81"/>
+    <w:bookmarkStart w:id="82" w:name="limitations"/>
     <w:p>
       <w:pPr>
         <w:pStyle w:val="Heading2"/>
@@ -8086,6 +8548,150 @@
       </w:r>
       <w:r>
         <w:t xml:space="preserve">compliance.</w:t>
+      </w:r>
+    </w:p>
+    <w:p>
+      <w:pPr>
+        <w:numPr>
+          <w:ilvl w:val="0"/>
+          <w:numId w:val="1002"/>
+        </w:numPr>
+      </w:pPr>
+      <w:r>
+        <w:rPr>
+          <w:bCs/>
+          <w:b/>
+        </w:rPr>
+        <w:t xml:space="preserve">The positive measured result is one physical regime.</w:t>
+      </w:r>
+      <w:r>
+        <w:t xml:space="preserve"> </w:t>
+      </w:r>
+      <w:r>
+        <w:t xml:space="preserve">The</w:t>
+      </w:r>
+      <w:r>
+        <w:t xml:space="preserve"> </w:t>
+      </w:r>
+      <w:r>
+        <w:t xml:space="preserve">locked IRIS pendulum result contains 10 fresh videos from one</w:t>
+      </w:r>
+      <w:r>
+        <w:t xml:space="preserve"> </w:t>
+      </w:r>
+      <w:r>
+        <w:rPr>
+          <w:rStyle w:val="VerbatimChar"/>
+        </w:rPr>
+        <w:t xml:space="preserve">pendulum_90</w:t>
+      </w:r>
+      <w:r>
+        <w:t xml:space="preserve"> </w:t>
+      </w:r>
+      <w:r>
+        <w:t xml:space="preserve">regime. The controlled case rows are nested inside</w:t>
+      </w:r>
+      <w:r>
+        <w:t xml:space="preserve"> </w:t>
+      </w:r>
+      <w:r>
+        <w:t xml:space="preserve">those videos and cannot be treated as independent physical experiments.</w:t>
+      </w:r>
+    </w:p>
+    <w:p>
+      <w:pPr>
+        <w:numPr>
+          <w:ilvl w:val="0"/>
+          <w:numId w:val="1002"/>
+        </w:numPr>
+      </w:pPr>
+      <w:r>
+        <w:rPr>
+          <w:bCs/>
+          <w:b/>
+        </w:rPr>
+        <w:t xml:space="preserve">Pendulum verification is temporally resolution-sensitive.</w:t>
+      </w:r>
+      <w:r>
+        <w:t xml:space="preserve"> </w:t>
+      </w:r>
+      <w:r>
+        <w:t xml:space="preserve">In the full post-final corruption sweep, tested noise, blur, frame</w:t>
+      </w:r>
+      <w:r>
+        <w:t xml:space="preserve"> </w:t>
+      </w:r>
+      <w:r>
+        <w:t xml:space="preserve">duplication/drop, occlusion, and crop preserve the clean 81.82%</w:t>
+      </w:r>
+      <w:r>
+        <w:t xml:space="preserve"> </w:t>
+      </w:r>
+      <w:r>
+        <w:t xml:space="preserve">strict accuracy, but temporal downsampling reduces it to 63.64% at</w:t>
+      </w:r>
+      <w:r>
+        <w:t xml:space="preserve"> </w:t>
+      </w:r>
+      <w:r>
+        <w:t xml:space="preserve">30 fps and 45.45% at 15 fps. Placebo abstention remains 100%.</w:t>
+      </w:r>
+      <w:r>
+        <w:t xml:space="preserve"> </w:t>
+      </w:r>
+      <w:r>
+        <w:t xml:space="preserve">We therefore do not claim robustness to arbitrary acquisition frame</w:t>
+      </w:r>
+      <w:r>
+        <w:t xml:space="preserve"> </w:t>
+      </w:r>
+      <w:r>
+        <w:t xml:space="preserve">rates or temporal sampling.</w:t>
+      </w:r>
+    </w:p>
+    <w:p>
+      <w:pPr>
+        <w:numPr>
+          <w:ilvl w:val="0"/>
+          <w:numId w:val="1002"/>
+        </w:numPr>
+      </w:pPr>
+      <w:r>
+        <w:rPr>
+          <w:bCs/>
+          <w:b/>
+        </w:rPr>
+        <w:t xml:space="preserve">The second real-video domain fails.</w:t>
+      </w:r>
+      <w:r>
+        <w:t xml:space="preserve"> </w:t>
+      </w:r>
+      <w:r>
+        <w:t xml:space="preserve">The frozen IRIS free-fall</w:t>
+      </w:r>
+      <w:r>
+        <w:t xml:space="preserve"> </w:t>
+      </w:r>
+      <w:r>
+        <w:t xml:space="preserve">replication passes low-level tracking quality on all five validation</w:t>
+      </w:r>
+      <w:r>
+        <w:t xml:space="preserve"> </w:t>
+      </w:r>
+      <w:r>
+        <w:t xml:space="preserve">videos but misses the physical recovery target badly, with 111.7%</w:t>
+      </w:r>
+      <w:r>
+        <w:t xml:space="preserve"> </w:t>
+      </w:r>
+      <w:r>
+        <w:t xml:space="preserve">median acceleration relative error. We retain that failure, keep the</w:t>
+      </w:r>
+      <w:r>
+        <w:t xml:space="preserve"> </w:t>
+      </w:r>
+      <w:r>
+        <w:t xml:space="preserve">validation split retrospective, and leave the final split unopened.</w:t>
       </w:r>
     </w:p>
     <w:p>
@@ -8392,8 +8998,8 @@
         <w:t xml:space="preserve">not presented as true cloth properties.</w:t>
       </w:r>
     </w:p>
-    <w:bookmarkEnd w:id="79"/>
-    <w:bookmarkStart w:id="80" w:name="future-work"/>
+    <w:bookmarkEnd w:id="82"/>
+    <w:bookmarkStart w:id="83" w:name="future-work"/>
     <w:p>
       <w:pPr>
         <w:pStyle w:val="Heading2"/>
@@ -8407,12 +9013,12 @@
         <w:pStyle w:val="FirstParagraph"/>
       </w:pPr>
       <w:r>
-        <w:t xml:space="preserve">The next useful experiment is not another tuning pass on the frozen DCS or force partitions. It is a separately frozen measured study using an independent force sensor, or another calibrated excitation that genuinely changes the available physical information. Modal or frequency-domain excitation, broader constitutive families, and intervention-specific sensing are natural directions. Whatever comes next should keep proposal generation blind to the confirmatory channel and preserve a decision rule declared before the confirming measurements are examined.</w:t>
-      </w:r>
-    </w:p>
-    <w:bookmarkEnd w:id="80"/>
-    <w:bookmarkEnd w:id="81"/>
-    <w:bookmarkStart w:id="83" w:name="reproducibility-and-implementation-notes"/>
+        <w:t xml:space="preserve">The next useful experiment is not another tuning pass on the frozen DCS, force-compliance, or failed free-fall partitions. It is a separately frozen measured study whose physical observable is chosen before final data access and is plausibly matched to the rewrite being tested. Independent force sensing, calibrated excitation, modal or frequency-domain response, broader constitutive families, and intervention-specific sensing are natural directions. Whatever comes next should keep proposal generation blind to the confirmatory channel, preserve a SUPPORT/VETO/UNRESOLVED rule declared before the confirming measurements are examined, and leave failed domains failed instead of recycling them into confirmation.</w:t>
+      </w:r>
+    </w:p>
+    <w:bookmarkEnd w:id="83"/>
+    <w:bookmarkEnd w:id="84"/>
+    <w:bookmarkStart w:id="86" w:name="reproducibility-and-implementation-notes"/>
     <w:p>
       <w:pPr>
         <w:pStyle w:val="Heading1"/>
@@ -8455,7 +9061,7 @@
         <w:t xml:space="preserve">The core DCS code is kept separate from the experiment drivers. It includes arbitrary-order lower-moment validation, signed-response application, finite-amplitude counterfactual cumulants, standardized discrepancies, uncertainty propagation, active stencil synthesis, witness-space numerical refinement, and spatial localization. The orthogonal force protocol and fresh synthetic truth worlds are versioned independently of D2/D3/D4V. That separation is there for a practical reason: a negative gate should not disappear because the same data were quietly retuned.</w:t>
       </w:r>
     </w:p>
-    <w:bookmarkStart w:id="82" w:name="Xc4d1302c2239c6e46d50d50aa05474890bf84bf"/>
+    <w:bookmarkStart w:id="85" w:name="Xc4d1302c2239c6e46d50d50aa05474890bf84bf"/>
     <w:p>
       <w:pPr>
         <w:pStyle w:val="Heading4"/>
@@ -8510,9 +9116,9 @@
         <w:t xml:space="preserve">Paper visualizations are generated deterministically. Solver-driven surfaces may use an explicit display magnification so that micrometer-scale motion is visible, but the reported numbers are never scaled. The Stanford Bunny appears only as a visualization carrier where noted and still requires its source attribution; it is not benchmark geometry. The mathematical explainer uses the actual solver body and does not depend on the bunny.</w:t>
       </w:r>
     </w:p>
-    <w:bookmarkEnd w:id="82"/>
-    <w:bookmarkEnd w:id="83"/>
-    <w:bookmarkStart w:id="84" w:name="conclusion"/>
+    <w:bookmarkEnd w:id="85"/>
+    <w:bookmarkEnd w:id="86"/>
+    <w:bookmarkStart w:id="87" w:name="conclusion"/>
     <w:p>
       <w:pPr>
         <w:pStyle w:val="Heading1"/>
@@ -8526,7 +9132,7 @@
         <w:pStyle w:val="FirstParagraph"/>
       </w:pPr>
       <w:r>
-        <w:t xml:space="preserve">Better observation fit is not the same thing as better physics. Across the controlled repair populations, some ordinary-improving repairs make an untouched physical target worse. Reality Probe turns that mismatch into an explicit evidence transaction, with DCS as one tested mechanism-selective probe rather than the framework itself. Frozen D2, D3, and D4V do not support DCS as a general prospective verifier. A separately frozen known-force compliance channel raises median standardized evidence by 11.46</w:t>
+        <w:t xml:space="preserve">Better observation fit is not the same thing as better physics. Across the controlled repair populations, some ordinary-improving rewrites make an untouched physical target worse. Reality Probe turns that mismatch into an explicit evidence transaction, with DCS as one tested mechanism-selective probe rather than the framework itself. The negative D2/D3/D4V sequence shows that a valid probe can still be information-poor; the force-compliance experiment shows that changing the physical channel can raise the evidence scale by 11.46</w:t>
       </w:r>
       <m:oMath>
         <m:r>
@@ -8540,11 +9146,11 @@
         <w:t xml:space="preserve"> </w:t>
       </w:r>
       <w:r>
-        <w:t xml:space="preserve">on fresh synthetic truth worlds, but every proposal still remains below the primary decision magnitude. In the tested regime, verification was only as discriminating as the experiment behind it. When that experiment did not separate the candidates strongly enough, the system remained unresolved and refused certification.</w:t>
-      </w:r>
-    </w:p>
-    <w:bookmarkEnd w:id="84"/>
-    <w:bookmarkStart w:id="113" w:name="acknowledgments"/>
+        <w:t xml:space="preserve">without yet crossing the frozen decision boundary. The locked IRIS pendulum result provides the positive measured case: 90/110 correct controlled decisions versus 40/110 for the matched small-angle baseline across 10 fresh videos, with all 10 placebo cases correctly left unresolved. The subsequent free-fall replication then fails untouched validation and stays failed. Taken together, the evidence supports a conditional systems claim rather than a universal verifier: when a physical channel is well matched to the requested rewrite, Reality Probe can support or veto; when it is not, the right behavior is to remain unresolved or retire that verification lane.</w:t>
+      </w:r>
+    </w:p>
+    <w:bookmarkEnd w:id="87"/>
+    <w:bookmarkStart w:id="116" w:name="acknowledgments"/>
     <w:p>
       <w:pPr>
         <w:pStyle w:val="Heading1"/>
@@ -8619,8 +9225,8 @@
         <w:t xml:space="preserve">final content of the work.</w:t>
       </w:r>
     </w:p>
-    <w:bookmarkStart w:id="112" w:name="refs"/>
-    <w:bookmarkStart w:id="86" w:name="ref-asadi2025oed"/>
+    <w:bookmarkStart w:id="115" w:name="refs"/>
+    <w:bookmarkStart w:id="89" w:name="ref-asadi2025oed"/>
     <w:p>
       <w:pPr>
         <w:pStyle w:val="Bibliography"/>
@@ -8653,7 +9259,7 @@
       <w:r>
         <w:t xml:space="preserve"> </w:t>
       </w:r>
-      <w:hyperlink r:id="rId85">
+      <w:hyperlink r:id="rId88">
         <w:r>
           <w:rPr>
             <w:rStyle w:val="Hyperlink"/>
@@ -8665,8 +9271,8 @@
         <w:t xml:space="preserve">.</w:t>
       </w:r>
     </w:p>
-    <w:bookmarkEnd w:id="86"/>
-    <w:bookmarkStart w:id="87" w:name="ref-hu2020difftaichi"/>
+    <w:bookmarkEnd w:id="89"/>
+    <w:bookmarkStart w:id="90" w:name="ref-hu2020difftaichi"/>
     <w:p>
       <w:pPr>
         <w:pStyle w:val="Bibliography"/>
@@ -8700,8 +9306,8 @@
         <w:t xml:space="preserve">.</w:t>
       </w:r>
     </w:p>
-    <w:bookmarkEnd w:id="87"/>
-    <w:bookmarkStart w:id="89" w:name="ref-hu2019chainqueen"/>
+    <w:bookmarkEnd w:id="90"/>
+    <w:bookmarkStart w:id="92" w:name="ref-hu2019chainqueen"/>
     <w:p>
       <w:pPr>
         <w:pStyle w:val="Bibliography"/>
@@ -8737,7 +9343,7 @@
       <w:r>
         <w:t xml:space="preserve"> </w:t>
       </w:r>
-      <w:hyperlink r:id="rId88">
+      <w:hyperlink r:id="rId91">
         <w:r>
           <w:rPr>
             <w:rStyle w:val="Hyperlink"/>
@@ -8749,8 +9355,8 @@
         <w:t xml:space="preserve">.</w:t>
       </w:r>
     </w:p>
-    <w:bookmarkEnd w:id="89"/>
-    <w:bookmarkStart w:id="91" w:name="ref-khanbayov2026iris"/>
+    <w:bookmarkEnd w:id="92"/>
+    <w:bookmarkStart w:id="94" w:name="ref-khanbayov2026iris"/>
     <w:p>
       <w:pPr>
         <w:pStyle w:val="Bibliography"/>
@@ -8786,7 +9392,7 @@
       <w:r>
         <w:t xml:space="preserve"> </w:t>
       </w:r>
-      <w:hyperlink r:id="rId90">
+      <w:hyperlink r:id="rId93">
         <w:r>
           <w:rPr>
             <w:rStyle w:val="Hyperlink"/>
@@ -8798,8 +9404,8 @@
         <w:t xml:space="preserve">.</w:t>
       </w:r>
     </w:p>
-    <w:bookmarkEnd w:id="91"/>
-    <w:bookmarkStart w:id="93" w:name="ref-laudy2026digitaltwin"/>
+    <w:bookmarkEnd w:id="94"/>
+    <w:bookmarkStart w:id="96" w:name="ref-laudy2026digitaltwin"/>
     <w:p>
       <w:pPr>
         <w:pStyle w:val="Bibliography"/>
@@ -8816,7 +9422,7 @@
       <w:r>
         <w:t xml:space="preserve"> </w:t>
       </w:r>
-      <w:hyperlink r:id="rId92">
+      <w:hyperlink r:id="rId95">
         <w:r>
           <w:rPr>
             <w:rStyle w:val="Hyperlink"/>
@@ -8828,8 +9434,8 @@
         <w:t xml:space="preserve">.</w:t>
       </w:r>
     </w:p>
-    <w:bookmarkEnd w:id="93"/>
-    <w:bookmarkStart w:id="95" w:name="ref-li2025dot"/>
+    <w:bookmarkEnd w:id="96"/>
+    <w:bookmarkStart w:id="98" w:name="ref-li2025dot"/>
     <w:p>
       <w:pPr>
         <w:pStyle w:val="Bibliography"/>
@@ -8862,7 +9468,7 @@
       <w:r>
         <w:t xml:space="preserve"> </w:t>
       </w:r>
-      <w:hyperlink r:id="rId94">
+      <w:hyperlink r:id="rId97">
         <w:r>
           <w:rPr>
             <w:rStyle w:val="Hyperlink"/>
@@ -8874,8 +9480,8 @@
         <w:t xml:space="preserve">.</w:t>
       </w:r>
     </w:p>
-    <w:bookmarkEnd w:id="95"/>
-    <w:bookmarkStart w:id="97" w:name="ref-li2023pacnerf"/>
+    <w:bookmarkEnd w:id="98"/>
+    <w:bookmarkStart w:id="100" w:name="ref-li2023pacnerf"/>
     <w:p>
       <w:pPr>
         <w:pStyle w:val="Bibliography"/>
@@ -8911,7 +9517,7 @@
       <w:r>
         <w:t xml:space="preserve"> </w:t>
       </w:r>
-      <w:hyperlink r:id="rId96">
+      <w:hyperlink r:id="rId99">
         <w:r>
           <w:rPr>
             <w:rStyle w:val="Hyperlink"/>
@@ -8923,8 +9529,8 @@
         <w:t xml:space="preserve">.</w:t>
       </w:r>
     </w:p>
-    <w:bookmarkEnd w:id="97"/>
-    <w:bookmarkStart w:id="98" w:name="ref-liu2025physflow"/>
+    <w:bookmarkEnd w:id="100"/>
+    <w:bookmarkStart w:id="101" w:name="ref-liu2025physflow"/>
     <w:p>
       <w:pPr>
         <w:pStyle w:val="Bibliography"/>
@@ -8958,8 +9564,8 @@
         <w:t xml:space="preserve">, 11016–25.</w:t>
       </w:r>
     </w:p>
-    <w:bookmarkEnd w:id="98"/>
-    <w:bookmarkStart w:id="100" w:name="ref-oberkampf2007pcmm"/>
+    <w:bookmarkEnd w:id="101"/>
+    <w:bookmarkStart w:id="103" w:name="ref-oberkampf2007pcmm"/>
     <w:p>
       <w:pPr>
         <w:pStyle w:val="Bibliography"/>
@@ -8982,7 +9588,7 @@
       <w:r>
         <w:t xml:space="preserve"> </w:t>
       </w:r>
-      <w:hyperlink r:id="rId99">
+      <w:hyperlink r:id="rId102">
         <w:r>
           <w:rPr>
             <w:rStyle w:val="Hyperlink"/>
@@ -8994,8 +9600,8 @@
         <w:t xml:space="preserve">.</w:t>
       </w:r>
     </w:p>
-    <w:bookmarkEnd w:id="100"/>
-    <w:bookmarkStart w:id="102" w:name="ref-rho2026monophysics"/>
+    <w:bookmarkEnd w:id="103"/>
+    <w:bookmarkStart w:id="105" w:name="ref-rho2026monophysics"/>
     <w:p>
       <w:pPr>
         <w:pStyle w:val="Bibliography"/>
@@ -9012,7 +9618,7 @@
       <w:r>
         <w:t xml:space="preserve"> </w:t>
       </w:r>
-      <w:hyperlink r:id="rId101">
+      <w:hyperlink r:id="rId104">
         <w:r>
           <w:rPr>
             <w:rStyle w:val="Hyperlink"/>
@@ -9024,8 +9630,8 @@
         <w:t xml:space="preserve">.</w:t>
       </w:r>
     </w:p>
-    <w:bookmarkEnd w:id="102"/>
-    <w:bookmarkStart w:id="104" w:name="ref-wada2026mphygs"/>
+    <w:bookmarkEnd w:id="105"/>
+    <w:bookmarkStart w:id="107" w:name="ref-wada2026mphygs"/>
     <w:p>
       <w:pPr>
         <w:pStyle w:val="Bibliography"/>
@@ -9061,7 +9667,7 @@
       <w:r>
         <w:t xml:space="preserve"> </w:t>
       </w:r>
-      <w:hyperlink r:id="rId103">
+      <w:hyperlink r:id="rId106">
         <w:r>
           <w:rPr>
             <w:rStyle w:val="Hyperlink"/>
@@ -9073,8 +9679,8 @@
         <w:t xml:space="preserve">.</w:t>
       </w:r>
     </w:p>
-    <w:bookmarkEnd w:id="104"/>
-    <w:bookmarkStart w:id="106" w:name="ref-wang2026gauge"/>
+    <w:bookmarkEnd w:id="107"/>
+    <w:bookmarkStart w:id="109" w:name="ref-wang2026gauge"/>
     <w:p>
       <w:pPr>
         <w:pStyle w:val="Bibliography"/>
@@ -9091,7 +9697,7 @@
       <w:r>
         <w:t xml:space="preserve"> </w:t>
       </w:r>
-      <w:hyperlink r:id="rId105">
+      <w:hyperlink r:id="rId108">
         <w:r>
           <w:rPr>
             <w:rStyle w:val="Hyperlink"/>
@@ -9103,8 +9709,8 @@
         <w:t xml:space="preserve">.</w:t>
       </w:r>
     </w:p>
-    <w:bookmarkEnd w:id="106"/>
-    <w:bookmarkStart w:id="108" w:name="ref-wang2026identifiability"/>
+    <w:bookmarkEnd w:id="109"/>
+    <w:bookmarkStart w:id="111" w:name="ref-wang2026identifiability"/>
     <w:p>
       <w:pPr>
         <w:pStyle w:val="Bibliography"/>
@@ -9121,7 +9727,7 @@
       <w:r>
         <w:t xml:space="preserve"> </w:t>
       </w:r>
-      <w:hyperlink r:id="rId107">
+      <w:hyperlink r:id="rId110">
         <w:r>
           <w:rPr>
             <w:rStyle w:val="Hyperlink"/>
@@ -9133,8 +9739,8 @@
         <w:t xml:space="preserve">.</w:t>
       </w:r>
     </w:p>
-    <w:bookmarkEnd w:id="108"/>
-    <w:bookmarkStart w:id="109" w:name="ref-xie2024physgaussian"/>
+    <w:bookmarkEnd w:id="111"/>
+    <w:bookmarkStart w:id="112" w:name="ref-xie2024physgaussian"/>
     <w:p>
       <w:pPr>
         <w:pStyle w:val="Bibliography"/>
@@ -9168,8 +9774,8 @@
         <w:t xml:space="preserve">, 4389–98.</w:t>
       </w:r>
     </w:p>
-    <w:bookmarkEnd w:id="109"/>
-    <w:bookmarkStart w:id="111" w:name="ref-zhang2024physdreamer"/>
+    <w:bookmarkEnd w:id="112"/>
+    <w:bookmarkStart w:id="114" w:name="ref-zhang2024physdreamer"/>
     <w:p>
       <w:pPr>
         <w:pStyle w:val="Bibliography"/>
@@ -9205,7 +9811,7 @@
       <w:r>
         <w:t xml:space="preserve"> </w:t>
       </w:r>
-      <w:hyperlink r:id="rId110">
+      <w:hyperlink r:id="rId113">
         <w:r>
           <w:rPr>
             <w:rStyle w:val="Hyperlink"/>
@@ -9217,9 +9823,9 @@
         <w:t xml:space="preserve">.</w:t>
       </w:r>
     </w:p>
-    <w:bookmarkEnd w:id="111"/>
-    <w:bookmarkEnd w:id="112"/>
-    <w:bookmarkEnd w:id="113"/>
+    <w:bookmarkEnd w:id="114"/>
+    <w:bookmarkEnd w:id="115"/>
+    <w:bookmarkEnd w:id="116"/>
     <w:sectPr/>
   </w:body>
 </w:document>

--- a/paper/Reality_Probe_Manuscript_Final.docx
+++ b/paper/Reality_Probe_Manuscript_Final.docx
@@ -1178,7 +1178,7 @@
         <w:t xml:space="preserve">(Oberkampf, Pilch, and Trucano 2007; Laudy 2026)</w:t>
       </w:r>
       <w:r>
-        <w:t xml:space="preserve">. The missing systems step is the acceptance decision for one concrete physical edit after an optimizer has proposed it. A persistent scene needs a way to say:</w:t>
+        <w:t xml:space="preserve">. Our focus is the acceptance decision for one concrete physical edit after an optimizer has proposed it. A persistent scene needs a way to say:</w:t>
       </w:r>
       <w:r>
         <w:t xml:space="preserve"> </w:t>
@@ -4605,7 +4605,7 @@
         <w:pStyle w:val="BodyText"/>
       </w:pPr>
       <w:r>
-        <w:t xml:space="preserve">GAUGE contributes two different measured evidence classes. The foam-shearing study is retrospective and asks whether ordinary marker error and a mechanism-sensitive longitudinal channel can prefer different models. A separate frozen validation study uses previously untouched stretching and compression repeats 5–7, with SUPPORT, VETO, and placebo cases declared before evaluation. Final repeats 8–10 remain unopened after that validation fails.</w:t>
+        <w:t xml:space="preserve">GAUGE contributes two different measured evidence classes. GAUGE is retrospective in the foam-shearing study, where we ask whether ordinary marker error and a mechanism-sensitive longitudinal channel can prefer different models. A separate frozen validation study uses previously untouched stretching and compression repeats 5–7, with SUPPORT, VETO, and placebo cases declared before evaluation. Final repeats 8–10 remain unopened after that validation fails.</w:t>
       </w:r>
     </w:p>
     <w:bookmarkEnd w:id="39"/>
@@ -5011,7 +5011,7 @@
     </w:p>
     <w:bookmarkEnd w:id="50"/>
     <w:bookmarkEnd w:id="51"/>
-    <w:bookmarkStart w:id="64" w:name="results-and-analysis"/>
+    <w:bookmarkStart w:id="67" w:name="results-and-analysis"/>
     <w:p>
       <w:pPr>
         <w:pStyle w:val="Heading1"/>
@@ -5020,7 +5020,7 @@
         <w:t xml:space="preserve">Results</w:t>
       </w:r>
     </w:p>
-    <w:bookmarkStart w:id="52" w:name="Xbdf0a6616e805f21b86b26c034c24677b930d67"/>
+    <w:bookmarkStart w:id="55" w:name="Xbdf0a6616e805f21b86b26c034c24677b930d67"/>
     <w:p>
       <w:pPr>
         <w:pStyle w:val="Heading2"/>
@@ -5059,8 +5059,63 @@
         <w:t xml:space="preserve">shows one case in which ordinary error falls by 14.93% while untouched-target error rises by 9.03%.</w:t>
       </w:r>
     </w:p>
-    <w:bookmarkEnd w:id="52"/>
-    <w:bookmarkStart w:id="60" w:name="X21cd7821b25616949890b42439ef6b3757ec674"/>
+    <w:p>
+      <w:pPr>
+        <w:pStyle w:val="CaptionedFigure"/>
+      </w:pPr>
+      <w:r>
+        <w:drawing>
+          <wp:inline>
+            <wp:extent cx="5334000" cy="3000375"/>
+            <wp:effectExtent b="0" l="0" r="0" t="0"/>
+            <wp:docPr descr="" title="" id="53" name="Picture"/>
+            <a:graphic>
+              <a:graphicData uri="http://schemas.openxmlformats.org/drawingml/2006/picture">
+                <pic:pic>
+                  <pic:nvPicPr>
+                    <pic:cNvPr descr="../docs/readme_assets/03_deception_map.png" id="54" name="Picture"/>
+                    <pic:cNvPicPr>
+                      <a:picLocks noChangeArrowheads="1" noChangeAspect="1"/>
+                    </pic:cNvPicPr>
+                  </pic:nvPicPr>
+                  <pic:blipFill>
+                    <a:blip r:embed="rId52"/>
+                    <a:stretch>
+                      <a:fillRect/>
+                    </a:stretch>
+                  </pic:blipFill>
+                  <pic:spPr bwMode="auto">
+                    <a:xfrm>
+                      <a:off x="0" y="0"/>
+                      <a:ext cx="5334000" cy="3000375"/>
+                    </a:xfrm>
+                    <a:prstGeom prst="rect">
+                      <a:avLst/>
+                    </a:prstGeom>
+                    <a:noFill/>
+                    <a:ln w="9525">
+                      <a:noFill/>
+                      <a:headEnd/>
+                      <a:tailEnd/>
+                    </a:ln>
+                  </pic:spPr>
+                </pic:pic>
+              </a:graphicData>
+            </a:graphic>
+          </wp:inline>
+        </w:drawing>
+      </w:r>
+    </w:p>
+    <w:p>
+      <w:pPr>
+        <w:pStyle w:val="ImageCaption"/>
+      </w:pPr>
+      <w:r>
+        <w:t xml:space="preserve">Ordinary held-out improvement does not determine physical improvement in the fresh proposal population. The scatter makes the acceptance problem visible at population scale: some edits move the fitting metric in the desired direction while moving the untouched physical target in the wrong direction.</w:t>
+      </w:r>
+    </w:p>
+    <w:bookmarkEnd w:id="55"/>
+    <w:bookmarkStart w:id="63" w:name="X21cd7821b25616949890b42439ef6b3757ec674"/>
     <w:p>
       <w:pPr>
         <w:pStyle w:val="Heading2"/>
@@ -5159,7 +5214,7 @@
         <w:t xml:space="preserve">summarizes the result.</w:t>
       </w:r>
     </w:p>
-    <w:bookmarkStart w:id="53" w:name="tab:ofc"/>
+    <w:bookmarkStart w:id="56" w:name="tab:ofc"/>
     <w:p>
       <w:pPr>
         <w:pStyle w:val="TableCaption"/>
@@ -5373,76 +5428,7 @@
         </w:tc>
       </w:tr>
     </w:tbl>
-    <w:bookmarkEnd w:id="53"/>
-    <w:p>
-      <w:pPr>
-        <w:pStyle w:val="CaptionedFigure"/>
-      </w:pPr>
-      <w:r>
-        <w:drawing>
-          <wp:inline>
-            <wp:extent cx="5334000" cy="3000375"/>
-            <wp:effectExtent b="0" l="0" r="0" t="0"/>
-            <wp:docPr descr="" title="" id="55" name="Picture"/>
-            <a:graphic>
-              <a:graphicData uri="http://schemas.openxmlformats.org/drawingml/2006/picture">
-                <pic:pic>
-                  <pic:nvPicPr>
-                    <pic:cNvPr descr="../docs/readme_assets/10_signal_gain.png" id="56" name="Picture"/>
-                    <pic:cNvPicPr>
-                      <a:picLocks noChangeArrowheads="1" noChangeAspect="1"/>
-                    </pic:cNvPicPr>
-                  </pic:nvPicPr>
-                  <pic:blipFill>
-                    <a:blip r:embed="rId54"/>
-                    <a:stretch>
-                      <a:fillRect/>
-                    </a:stretch>
-                  </pic:blipFill>
-                  <pic:spPr bwMode="auto">
-                    <a:xfrm>
-                      <a:off x="0" y="0"/>
-                      <a:ext cx="5334000" cy="3000375"/>
-                    </a:xfrm>
-                    <a:prstGeom prst="rect">
-                      <a:avLst/>
-                    </a:prstGeom>
-                    <a:noFill/>
-                    <a:ln w="9525">
-                      <a:noFill/>
-                      <a:headEnd/>
-                      <a:tailEnd/>
-                    </a:ln>
-                  </pic:spPr>
-                </pic:pic>
-              </a:graphicData>
-            </a:graphic>
-          </wp:inline>
-        </w:drawing>
-      </w:r>
-    </w:p>
-    <w:p>
-      <w:pPr>
-        <w:pStyle w:val="ImageCaption"/>
-      </w:pPr>
-      <w:r>
-        <w:t xml:space="preserve">Changing from the kinematic DCS channel to known-force compliance increases median evidence magnitude by 11.46</w:t>
-      </w:r>
-      <m:oMath>
-        <m:r>
-          <m:rPr>
-            <m:sty m:val="p"/>
-          </m:rPr>
-          <m:t>×</m:t>
-        </m:r>
-      </m:oMath>
-      <w:r>
-        <w:t xml:space="preserve"> </w:t>
-      </w:r>
-      <w:r>
-        <w:t xml:space="preserve">on the fresh synthetic population.</w:t>
-      </w:r>
-    </w:p>
+    <w:bookmarkEnd w:id="56"/>
     <w:p>
       <w:pPr>
         <w:pStyle w:val="CaptionedFigure"/>
@@ -5457,7 +5443,7 @@
               <a:graphicData uri="http://schemas.openxmlformats.org/drawingml/2006/picture">
                 <pic:pic>
                   <pic:nvPicPr>
-                    <pic:cNvPr descr="../docs/readme_assets/11_information_limit.png" id="59" name="Picture"/>
+                    <pic:cNvPr descr="../docs/readme_assets/10_signal_gain.png" id="59" name="Picture"/>
                     <pic:cNvPicPr>
                       <a:picLocks noChangeArrowheads="1" noChangeAspect="1"/>
                     </pic:cNvPicPr>
@@ -5495,6 +5481,75 @@
         <w:pStyle w:val="ImageCaption"/>
       </w:pPr>
       <w:r>
+        <w:t xml:space="preserve">Changing from the kinematic DCS channel to known-force compliance increases median evidence magnitude by 11.46</w:t>
+      </w:r>
+      <m:oMath>
+        <m:r>
+          <m:rPr>
+            <m:sty m:val="p"/>
+          </m:rPr>
+          <m:t>×</m:t>
+        </m:r>
+      </m:oMath>
+      <w:r>
+        <w:t xml:space="preserve"> </w:t>
+      </w:r>
+      <w:r>
+        <w:t xml:space="preserve">on the fresh synthetic population.</w:t>
+      </w:r>
+    </w:p>
+    <w:p>
+      <w:pPr>
+        <w:pStyle w:val="CaptionedFigure"/>
+      </w:pPr>
+      <w:r>
+        <w:drawing>
+          <wp:inline>
+            <wp:extent cx="5334000" cy="3000375"/>
+            <wp:effectExtent b="0" l="0" r="0" t="0"/>
+            <wp:docPr descr="" title="" id="61" name="Picture"/>
+            <a:graphic>
+              <a:graphicData uri="http://schemas.openxmlformats.org/drawingml/2006/picture">
+                <pic:pic>
+                  <pic:nvPicPr>
+                    <pic:cNvPr descr="../docs/readme_assets/11_information_limit.png" id="62" name="Picture"/>
+                    <pic:cNvPicPr>
+                      <a:picLocks noChangeArrowheads="1" noChangeAspect="1"/>
+                    </pic:cNvPicPr>
+                  </pic:nvPicPr>
+                  <pic:blipFill>
+                    <a:blip r:embed="rId60"/>
+                    <a:stretch>
+                      <a:fillRect/>
+                    </a:stretch>
+                  </pic:blipFill>
+                  <pic:spPr bwMode="auto">
+                    <a:xfrm>
+                      <a:off x="0" y="0"/>
+                      <a:ext cx="5334000" cy="3000375"/>
+                    </a:xfrm>
+                    <a:prstGeom prst="rect">
+                      <a:avLst/>
+                    </a:prstGeom>
+                    <a:noFill/>
+                    <a:ln w="9525">
+                      <a:noFill/>
+                      <a:headEnd/>
+                      <a:tailEnd/>
+                    </a:ln>
+                  </pic:spPr>
+                </pic:pic>
+              </a:graphicData>
+            </a:graphic>
+          </wp:inline>
+        </w:drawing>
+      </w:r>
+    </w:p>
+    <w:p>
+      <w:pPr>
+        <w:pStyle w:val="ImageCaption"/>
+      </w:pPr>
+      <w:r>
         <w:t xml:space="preserve">The force channel moves the tested proposals closer to the acceptance boundary, but the strongest case still remains below the frozen decision magnitude.</w:t>
       </w:r>
     </w:p>
@@ -5506,8 +5561,8 @@
         <w:t xml:space="preserve">Together, these studies isolate the core issue: when competing models produce nearly the same observable response, a more elaborate statistic cannot create missing physical information. The experiment must change.</w:t>
       </w:r>
     </w:p>
-    <w:bookmarkEnd w:id="60"/>
-    <w:bookmarkStart w:id="62" w:name="locked-iris-pendulum-confirmation"/>
+    <w:bookmarkEnd w:id="63"/>
+    <w:bookmarkStart w:id="65" w:name="locked-iris-pendulum-confirmation"/>
     <w:p>
       <w:pPr>
         <w:pStyle w:val="Heading2"/>
@@ -5553,7 +5608,7 @@
         <w:t xml:space="preserve">shows where the improvement comes from.</w:t>
       </w:r>
     </w:p>
-    <w:bookmarkStart w:id="61" w:name="tab:iris-pendulum"/>
+    <w:bookmarkStart w:id="64" w:name="tab:iris-pendulum"/>
     <w:p>
       <w:pPr>
         <w:pStyle w:val="TableCaption"/>
@@ -5769,7 +5824,7 @@
         </w:tc>
       </w:tr>
     </w:tbl>
-    <w:bookmarkEnd w:id="61"/>
+    <w:bookmarkEnd w:id="64"/>
     <w:p>
       <w:pPr>
         <w:pStyle w:val="BodyText"/>
@@ -5814,8 +5869,8 @@
         <w:t xml:space="preserve">Robustness tests identify a concrete acquisition boundary. Noise, blur, modest frame duplication/drop, central occlusion, and crop perturbations preserve the locked 81.82% accuracy in the tested ranges. Temporal downsampling does not: accuracy falls to 63.64% at 30 fps and 45.45% at 15 fps. The verifier therefore depends on preserving the temporal information required by the pendulum observable.</w:t>
       </w:r>
     </w:p>
-    <w:bookmarkEnd w:id="62"/>
-    <w:bookmarkStart w:id="63" w:name="second-domain-iris-freefall-failure"/>
+    <w:bookmarkEnd w:id="65"/>
+    <w:bookmarkStart w:id="66" w:name="second-domain-iris-freefall-failure"/>
     <w:p>
       <w:pPr>
         <w:pStyle w:val="Heading2"/>
@@ -5902,9 +5957,9 @@
         <w:t xml:space="preserve">remains unopened, and the paper does not convert this failure into a second positive result. The implication is direct: Reality Probe does not remove the need to design a valid physical test. It makes a failed test visible before that evidence is used to approve a model change.</w:t>
       </w:r>
     </w:p>
-    <w:bookmarkEnd w:id="63"/>
-    <w:bookmarkEnd w:id="64"/>
-    <w:bookmarkStart w:id="69" w:name="discussion"/>
+    <w:bookmarkEnd w:id="66"/>
+    <w:bookmarkEnd w:id="67"/>
+    <w:bookmarkStart w:id="72" w:name="discussion"/>
     <w:p>
       <w:pPr>
         <w:pStyle w:val="Heading1"/>
@@ -5913,7 +5968,7 @@
         <w:t xml:space="preserve">Discussion</w:t>
       </w:r>
     </w:p>
-    <w:bookmarkStart w:id="65" w:name="why-the-channels-behave-differently"/>
+    <w:bookmarkStart w:id="68" w:name="why-the-channels-behave-differently"/>
     <w:p>
       <w:pPr>
         <w:pStyle w:val="Heading2"/>
@@ -5946,8 +6001,8 @@
         <w:t xml:space="preserve">The three-way decision also changes failure handling. VETO means the reserved test contradicts the proposed state. UNRESOLVED means the experiment is not informative enough to decide. Keeping these states separate prevents an evidence-poor test from masquerading as either success or failure.</w:t>
       </w:r>
     </w:p>
-    <w:bookmarkEnd w:id="65"/>
-    <w:bookmarkStart w:id="66" w:name="Xf1a1625093c073a1904485ea8cb369fb8a8062a"/>
+    <w:bookmarkEnd w:id="68"/>
+    <w:bookmarkStart w:id="69" w:name="Xf1a1625093c073a1904485ea8cb369fb8a8062a"/>
     <w:p>
       <w:pPr>
         <w:pStyle w:val="Heading2"/>
@@ -5981,8 +6036,8 @@
         <w:t xml:space="preserve">This suggests a practical design loop for future systems. When the verifier returns UNRESOLVED, the next action should not automatically be a lower threshold or a stronger optimizer. The system should ask which intervention, sensor, or time scale is most likely to separate the competing physical states. Reality Probe provides the transaction boundary; informative experiment selection determines whether that boundary can be crossed.</w:t>
       </w:r>
     </w:p>
-    <w:bookmarkEnd w:id="66"/>
-    <w:bookmarkStart w:id="67" w:name="limitations"/>
+    <w:bookmarkEnd w:id="69"/>
+    <w:bookmarkStart w:id="70" w:name="limitations"/>
     <w:p>
       <w:pPr>
         <w:pStyle w:val="Heading2"/>
@@ -6039,8 +6094,8 @@
         <w:t xml:space="preserve">Finally, proposal and verification windows in the pendulum study come from the same video stream. Their temporal overlap can be changed, but they are not independent sensor modalities. A stronger future test would reserve a separately instrumented physical channel.</w:t>
       </w:r>
     </w:p>
-    <w:bookmarkEnd w:id="67"/>
-    <w:bookmarkStart w:id="68" w:name="future-work"/>
+    <w:bookmarkEnd w:id="70"/>
+    <w:bookmarkStart w:id="71" w:name="future-work"/>
     <w:p>
       <w:pPr>
         <w:pStyle w:val="Heading2"/>
@@ -6065,9 +6120,9 @@
         <w:t xml:space="preserve">At the system level, the acceptance record should persist with the model state: which proposal was made, which measurement was withheld from fitting, what uncertainty was assigned, what decision was reached, and which version was committed or preserved. This turns physical editing into an auditable state transition instead of an opaque optimizer update.</w:t>
       </w:r>
     </w:p>
-    <w:bookmarkEnd w:id="68"/>
-    <w:bookmarkEnd w:id="69"/>
-    <w:bookmarkStart w:id="71" w:name="reproducibility-and-implementation-notes"/>
+    <w:bookmarkEnd w:id="71"/>
+    <w:bookmarkEnd w:id="72"/>
+    <w:bookmarkStart w:id="74" w:name="reproducibility-and-implementation-notes"/>
     <w:p>
       <w:pPr>
         <w:pStyle w:val="Heading1"/>
@@ -6108,7 +6163,7 @@
         <w:t xml:space="preserve">Paper figures are generated from committed trajectories or result ledgers. Display magnification is disclosed where used and never changes the reported numerical values. The Stanford Bunny is a visualization carrier, not benchmark geometry.</w:t>
       </w:r>
     </w:p>
-    <w:bookmarkStart w:id="70" w:name="Xc4d1302c2239c6e46d50d50aa05474890bf84bf"/>
+    <w:bookmarkStart w:id="73" w:name="Xc4d1302c2239c6e46d50d50aa05474890bf84bf"/>
     <w:p>
       <w:pPr>
         <w:pStyle w:val="Heading4"/>
@@ -6125,9 +6180,9 @@
         <w:t xml:space="preserve">OpenAI ChatGPT was used for code drafting and debugging, experiment orchestration and analysis scripts, visualization/manuscript tooling, and manuscript revision. AI-generated text or code was not treated as empirical evidence. Numerical claims were checked against committed result artifacts, frozen protocol state, and cited publication records.</w:t>
       </w:r>
     </w:p>
-    <w:bookmarkEnd w:id="70"/>
-    <w:bookmarkEnd w:id="71"/>
-    <w:bookmarkStart w:id="72" w:name="conclusion"/>
+    <w:bookmarkEnd w:id="73"/>
+    <w:bookmarkEnd w:id="74"/>
+    <w:bookmarkStart w:id="75" w:name="conclusion"/>
     <w:p>
       <w:pPr>
         <w:pStyle w:val="Heading1"/>
@@ -6160,8 +6215,8 @@
         <w:t xml:space="preserve">The practical implication is a change in system architecture. Video-reconstructed worlds that carry persistent physical state should not let optimization overwrite that state automatically. They should treat a physical edit as provisional until reserved evidence supports it, preserve the previous model when evidence is weak, and record why the transition was or was not committed. Reality Probe provides that acceptance boundary; designing informative physical tests determines how often the system can cross it.</w:t>
       </w:r>
     </w:p>
-    <w:bookmarkEnd w:id="72"/>
-    <w:bookmarkStart w:id="104" w:name="acknowledgments"/>
+    <w:bookmarkEnd w:id="75"/>
+    <w:bookmarkStart w:id="107" w:name="acknowledgments"/>
     <w:p>
       <w:pPr>
         <w:pStyle w:val="Heading1"/>
@@ -6188,8 +6243,8 @@
         <w:t xml:space="preserve">OpenAI ChatGPT was used as a research and writing assistant during development of this work, including drafting and revising manuscript text, generating and debugging code, assisting with experiment orchestration and analysis scripts, preparing tables and figures, and manuscript formatting. The author reviewed the generated material, validated reported experiments and numerical evidence against the frozen research artifacts, checked the references used in the manuscript, and takes responsibility for the final content.</w:t>
       </w:r>
     </w:p>
-    <w:bookmarkStart w:id="103" w:name="refs"/>
-    <w:bookmarkStart w:id="74" w:name="ref-asadi2025oed"/>
+    <w:bookmarkStart w:id="106" w:name="refs"/>
+    <w:bookmarkStart w:id="77" w:name="ref-asadi2025oed"/>
     <w:p>
       <w:pPr>
         <w:pStyle w:val="Bibliography"/>
@@ -6222,7 +6277,7 @@
       <w:r>
         <w:t xml:space="preserve"> </w:t>
       </w:r>
-      <w:hyperlink r:id="rId73">
+      <w:hyperlink r:id="rId76">
         <w:r>
           <w:rPr>
             <w:rStyle w:val="Hyperlink"/>
@@ -6234,8 +6289,8 @@
         <w:t xml:space="preserve">.</w:t>
       </w:r>
     </w:p>
-    <w:bookmarkEnd w:id="74"/>
-    <w:bookmarkStart w:id="76" w:name="ref-chow1970reject"/>
+    <w:bookmarkEnd w:id="77"/>
+    <w:bookmarkStart w:id="79" w:name="ref-chow1970reject"/>
     <w:p>
       <w:pPr>
         <w:pStyle w:val="Bibliography"/>
@@ -6268,7 +6323,7 @@
       <w:r>
         <w:t xml:space="preserve"> </w:t>
       </w:r>
-      <w:hyperlink r:id="rId75">
+      <w:hyperlink r:id="rId78">
         <w:r>
           <w:rPr>
             <w:rStyle w:val="Hyperlink"/>
@@ -6280,8 +6335,8 @@
         <w:t xml:space="preserve">.</w:t>
       </w:r>
     </w:p>
-    <w:bookmarkEnd w:id="76"/>
-    <w:bookmarkStart w:id="77" w:name="ref-geifman2019selectivenet"/>
+    <w:bookmarkEnd w:id="79"/>
+    <w:bookmarkStart w:id="80" w:name="ref-geifman2019selectivenet"/>
     <w:p>
       <w:pPr>
         <w:pStyle w:val="Bibliography"/>
@@ -6315,8 +6370,8 @@
         <w:t xml:space="preserve">, 97:2151–59. Proceedings of Machine Learning Research.</w:t>
       </w:r>
     </w:p>
-    <w:bookmarkEnd w:id="77"/>
-    <w:bookmarkStart w:id="78" w:name="ref-hu2020difftaichi"/>
+    <w:bookmarkEnd w:id="80"/>
+    <w:bookmarkStart w:id="81" w:name="ref-hu2020difftaichi"/>
     <w:p>
       <w:pPr>
         <w:pStyle w:val="Bibliography"/>
@@ -6350,8 +6405,8 @@
         <w:t xml:space="preserve">.</w:t>
       </w:r>
     </w:p>
-    <w:bookmarkEnd w:id="78"/>
-    <w:bookmarkStart w:id="80" w:name="ref-hu2019chainqueen"/>
+    <w:bookmarkEnd w:id="81"/>
+    <w:bookmarkStart w:id="83" w:name="ref-hu2019chainqueen"/>
     <w:p>
       <w:pPr>
         <w:pStyle w:val="Bibliography"/>
@@ -6387,7 +6442,7 @@
       <w:r>
         <w:t xml:space="preserve"> </w:t>
       </w:r>
-      <w:hyperlink r:id="rId79">
+      <w:hyperlink r:id="rId82">
         <w:r>
           <w:rPr>
             <w:rStyle w:val="Hyperlink"/>
@@ -6399,8 +6454,8 @@
         <w:t xml:space="preserve">.</w:t>
       </w:r>
     </w:p>
-    <w:bookmarkEnd w:id="80"/>
-    <w:bookmarkStart w:id="82" w:name="ref-khanbayov2026iris"/>
+    <w:bookmarkEnd w:id="83"/>
+    <w:bookmarkStart w:id="85" w:name="ref-khanbayov2026iris"/>
     <w:p>
       <w:pPr>
         <w:pStyle w:val="Bibliography"/>
@@ -6436,7 +6491,7 @@
       <w:r>
         <w:t xml:space="preserve"> </w:t>
       </w:r>
-      <w:hyperlink r:id="rId81">
+      <w:hyperlink r:id="rId84">
         <w:r>
           <w:rPr>
             <w:rStyle w:val="Hyperlink"/>
@@ -6448,8 +6503,8 @@
         <w:t xml:space="preserve">.</w:t>
       </w:r>
     </w:p>
-    <w:bookmarkEnd w:id="82"/>
-    <w:bookmarkStart w:id="84" w:name="ref-laudy2026digitaltwin"/>
+    <w:bookmarkEnd w:id="85"/>
+    <w:bookmarkStart w:id="87" w:name="ref-laudy2026digitaltwin"/>
     <w:p>
       <w:pPr>
         <w:pStyle w:val="Bibliography"/>
@@ -6466,7 +6521,7 @@
       <w:r>
         <w:t xml:space="preserve"> </w:t>
       </w:r>
-      <w:hyperlink r:id="rId83">
+      <w:hyperlink r:id="rId86">
         <w:r>
           <w:rPr>
             <w:rStyle w:val="Hyperlink"/>
@@ -6478,8 +6533,8 @@
         <w:t xml:space="preserve">.</w:t>
       </w:r>
     </w:p>
-    <w:bookmarkEnd w:id="84"/>
-    <w:bookmarkStart w:id="86" w:name="ref-li2025dot"/>
+    <w:bookmarkEnd w:id="87"/>
+    <w:bookmarkStart w:id="89" w:name="ref-li2025dot"/>
     <w:p>
       <w:pPr>
         <w:pStyle w:val="Bibliography"/>
@@ -6512,7 +6567,7 @@
       <w:r>
         <w:t xml:space="preserve"> </w:t>
       </w:r>
-      <w:hyperlink r:id="rId85">
+      <w:hyperlink r:id="rId88">
         <w:r>
           <w:rPr>
             <w:rStyle w:val="Hyperlink"/>
@@ -6524,8 +6579,8 @@
         <w:t xml:space="preserve">.</w:t>
       </w:r>
     </w:p>
-    <w:bookmarkEnd w:id="86"/>
-    <w:bookmarkStart w:id="88" w:name="ref-li2023pacnerf"/>
+    <w:bookmarkEnd w:id="89"/>
+    <w:bookmarkStart w:id="91" w:name="ref-li2023pacnerf"/>
     <w:p>
       <w:pPr>
         <w:pStyle w:val="Bibliography"/>
@@ -6561,7 +6616,7 @@
       <w:r>
         <w:t xml:space="preserve"> </w:t>
       </w:r>
-      <w:hyperlink r:id="rId87">
+      <w:hyperlink r:id="rId90">
         <w:r>
           <w:rPr>
             <w:rStyle w:val="Hyperlink"/>
@@ -6573,8 +6628,8 @@
         <w:t xml:space="preserve">.</w:t>
       </w:r>
     </w:p>
-    <w:bookmarkEnd w:id="88"/>
-    <w:bookmarkStart w:id="89" w:name="ref-liu2025physflow"/>
+    <w:bookmarkEnd w:id="91"/>
+    <w:bookmarkStart w:id="92" w:name="ref-liu2025physflow"/>
     <w:p>
       <w:pPr>
         <w:pStyle w:val="Bibliography"/>
@@ -6608,8 +6663,8 @@
         <w:t xml:space="preserve">, 11016–25.</w:t>
       </w:r>
     </w:p>
-    <w:bookmarkEnd w:id="89"/>
-    <w:bookmarkStart w:id="91" w:name="ref-oberkampf2007pcmm"/>
+    <w:bookmarkEnd w:id="92"/>
+    <w:bookmarkStart w:id="94" w:name="ref-oberkampf2007pcmm"/>
     <w:p>
       <w:pPr>
         <w:pStyle w:val="Bibliography"/>
@@ -6632,7 +6687,7 @@
       <w:r>
         <w:t xml:space="preserve"> </w:t>
       </w:r>
-      <w:hyperlink r:id="rId90">
+      <w:hyperlink r:id="rId93">
         <w:r>
           <w:rPr>
             <w:rStyle w:val="Hyperlink"/>
@@ -6644,8 +6699,8 @@
         <w:t xml:space="preserve">.</w:t>
       </w:r>
     </w:p>
-    <w:bookmarkEnd w:id="91"/>
-    <w:bookmarkStart w:id="93" w:name="ref-rho2026monophysics"/>
+    <w:bookmarkEnd w:id="94"/>
+    <w:bookmarkStart w:id="96" w:name="ref-rho2026monophysics"/>
     <w:p>
       <w:pPr>
         <w:pStyle w:val="Bibliography"/>
@@ -6662,7 +6717,7 @@
       <w:r>
         <w:t xml:space="preserve"> </w:t>
       </w:r>
-      <w:hyperlink r:id="rId92">
+      <w:hyperlink r:id="rId95">
         <w:r>
           <w:rPr>
             <w:rStyle w:val="Hyperlink"/>
@@ -6674,8 +6729,8 @@
         <w:t xml:space="preserve">.</w:t>
       </w:r>
     </w:p>
-    <w:bookmarkEnd w:id="93"/>
-    <w:bookmarkStart w:id="95" w:name="ref-wada2026mphygs"/>
+    <w:bookmarkEnd w:id="96"/>
+    <w:bookmarkStart w:id="98" w:name="ref-wada2026mphygs"/>
     <w:p>
       <w:pPr>
         <w:pStyle w:val="Bibliography"/>
@@ -6711,7 +6766,7 @@
       <w:r>
         <w:t xml:space="preserve"> </w:t>
       </w:r>
-      <w:hyperlink r:id="rId94">
+      <w:hyperlink r:id="rId97">
         <w:r>
           <w:rPr>
             <w:rStyle w:val="Hyperlink"/>
@@ -6723,8 +6778,8 @@
         <w:t xml:space="preserve">.</w:t>
       </w:r>
     </w:p>
-    <w:bookmarkEnd w:id="95"/>
-    <w:bookmarkStart w:id="97" w:name="ref-wang2026gauge"/>
+    <w:bookmarkEnd w:id="98"/>
+    <w:bookmarkStart w:id="100" w:name="ref-wang2026gauge"/>
     <w:p>
       <w:pPr>
         <w:pStyle w:val="Bibliography"/>
@@ -6741,7 +6796,7 @@
       <w:r>
         <w:t xml:space="preserve"> </w:t>
       </w:r>
-      <w:hyperlink r:id="rId96">
+      <w:hyperlink r:id="rId99">
         <w:r>
           <w:rPr>
             <w:rStyle w:val="Hyperlink"/>
@@ -6753,8 +6808,8 @@
         <w:t xml:space="preserve">.</w:t>
       </w:r>
     </w:p>
-    <w:bookmarkEnd w:id="97"/>
-    <w:bookmarkStart w:id="99" w:name="ref-wang2026identifiability"/>
+    <w:bookmarkEnd w:id="100"/>
+    <w:bookmarkStart w:id="102" w:name="ref-wang2026identifiability"/>
     <w:p>
       <w:pPr>
         <w:pStyle w:val="Bibliography"/>
@@ -6771,7 +6826,7 @@
       <w:r>
         <w:t xml:space="preserve"> </w:t>
       </w:r>
-      <w:hyperlink r:id="rId98">
+      <w:hyperlink r:id="rId101">
         <w:r>
           <w:rPr>
             <w:rStyle w:val="Hyperlink"/>
@@ -6783,8 +6838,8 @@
         <w:t xml:space="preserve">.</w:t>
       </w:r>
     </w:p>
-    <w:bookmarkEnd w:id="99"/>
-    <w:bookmarkStart w:id="100" w:name="ref-xie2024physgaussian"/>
+    <w:bookmarkEnd w:id="102"/>
+    <w:bookmarkStart w:id="103" w:name="ref-xie2024physgaussian"/>
     <w:p>
       <w:pPr>
         <w:pStyle w:val="Bibliography"/>
@@ -6818,8 +6873,8 @@
         <w:t xml:space="preserve">, 4389–98.</w:t>
       </w:r>
     </w:p>
-    <w:bookmarkEnd w:id="100"/>
-    <w:bookmarkStart w:id="102" w:name="ref-zhang2024physdreamer"/>
+    <w:bookmarkEnd w:id="103"/>
+    <w:bookmarkStart w:id="105" w:name="ref-zhang2024physdreamer"/>
     <w:p>
       <w:pPr>
         <w:pStyle w:val="Bibliography"/>
@@ -6855,7 +6910,7 @@
       <w:r>
         <w:t xml:space="preserve"> </w:t>
       </w:r>
-      <w:hyperlink r:id="rId101">
+      <w:hyperlink r:id="rId104">
         <w:r>
           <w:rPr>
             <w:rStyle w:val="Hyperlink"/>
@@ -6867,9 +6922,9 @@
         <w:t xml:space="preserve">.</w:t>
       </w:r>
     </w:p>
-    <w:bookmarkEnd w:id="102"/>
-    <w:bookmarkEnd w:id="103"/>
-    <w:bookmarkEnd w:id="104"/>
+    <w:bookmarkEnd w:id="105"/>
+    <w:bookmarkEnd w:id="106"/>
+    <w:bookmarkEnd w:id="107"/>
     <w:sectPr/>
   </w:body>
 </w:document>

--- a/paper/Reality_Probe_Manuscript_Final.docx
+++ b/paper/Reality_Probe_Manuscript_Final.docx
@@ -85,13 +85,367 @@
         <w:t xml:space="preserve"> </w:t>
       </w:r>
       <w:r>
-        <w:t xml:space="preserve">scene</w:t>
-      </w:r>
-      <w:r>
-        <w:t xml:space="preserve"> </w:t>
-      </w:r>
-      <w:r>
-        <w:t xml:space="preserve">reconstructed</w:t>
+        <w:t xml:space="preserve">video-reconstructed</w:t>
+      </w:r>
+      <w:r>
+        <w:t xml:space="preserve"> </w:t>
+      </w:r>
+      <w:r>
+        <w:t xml:space="preserve">world</w:t>
+      </w:r>
+      <w:r>
+        <w:t xml:space="preserve"> </w:t>
+      </w:r>
+      <w:r>
+        <w:t xml:space="preserve">can</w:t>
+      </w:r>
+      <w:r>
+        <w:t xml:space="preserve"> </w:t>
+      </w:r>
+      <w:r>
+        <w:t xml:space="preserve">carry</w:t>
+      </w:r>
+      <w:r>
+        <w:t xml:space="preserve"> </w:t>
+      </w:r>
+      <w:r>
+        <w:t xml:space="preserve">physical</w:t>
+      </w:r>
+      <w:r>
+        <w:t xml:space="preserve"> </w:t>
+      </w:r>
+      <w:r>
+        <w:t xml:space="preserve">parameters</w:t>
+      </w:r>
+      <w:r>
+        <w:t xml:space="preserve"> </w:t>
+      </w:r>
+      <w:r>
+        <w:t xml:space="preserve">such</w:t>
+      </w:r>
+      <w:r>
+        <w:t xml:space="preserve"> </w:t>
+      </w:r>
+      <w:r>
+        <w:t xml:space="preserve">as</w:t>
+      </w:r>
+      <w:r>
+        <w:t xml:space="preserve"> </w:t>
+      </w:r>
+      <w:r>
+        <w:t xml:space="preserve">stiffness,</w:t>
+      </w:r>
+      <w:r>
+        <w:t xml:space="preserve"> </w:t>
+      </w:r>
+      <w:r>
+        <w:t xml:space="preserve">damping,</w:t>
+      </w:r>
+      <w:r>
+        <w:t xml:space="preserve"> </w:t>
+      </w:r>
+      <w:r>
+        <w:t xml:space="preserve">or</w:t>
+      </w:r>
+      <w:r>
+        <w:t xml:space="preserve"> </w:t>
+      </w:r>
+      <w:r>
+        <w:t xml:space="preserve">gravity</w:t>
+      </w:r>
+      <w:r>
+        <w:t xml:space="preserve"> </w:t>
+      </w:r>
+      <w:r>
+        <w:t xml:space="preserve">that</w:t>
+      </w:r>
+      <w:r>
+        <w:t xml:space="preserve"> </w:t>
+      </w:r>
+      <w:r>
+        <w:t xml:space="preserve">are</w:t>
+      </w:r>
+      <w:r>
+        <w:t xml:space="preserve"> </w:t>
+      </w:r>
+      <w:r>
+        <w:t xml:space="preserve">later</w:t>
+      </w:r>
+      <w:r>
+        <w:t xml:space="preserve"> </w:t>
+      </w:r>
+      <w:r>
+        <w:t xml:space="preserve">changed</w:t>
+      </w:r>
+      <w:r>
+        <w:t xml:space="preserve"> </w:t>
+      </w:r>
+      <w:r>
+        <w:t xml:space="preserve">by</w:t>
+      </w:r>
+      <w:r>
+        <w:t xml:space="preserve"> </w:t>
+      </w:r>
+      <w:r>
+        <w:t xml:space="preserve">an</w:t>
+      </w:r>
+      <w:r>
+        <w:t xml:space="preserve"> </w:t>
+      </w:r>
+      <w:r>
+        <w:t xml:space="preserve">optimizer</w:t>
+      </w:r>
+      <w:r>
+        <w:t xml:space="preserve"> </w:t>
+      </w:r>
+      <w:r>
+        <w:t xml:space="preserve">or</w:t>
+      </w:r>
+      <w:r>
+        <w:t xml:space="preserve"> </w:t>
+      </w:r>
+      <w:r>
+        <w:t xml:space="preserve">authoring</w:t>
+      </w:r>
+      <w:r>
+        <w:t xml:space="preserve"> </w:t>
+      </w:r>
+      <w:r>
+        <w:t xml:space="preserve">operation.</w:t>
+      </w:r>
+      <w:r>
+        <w:t xml:space="preserve"> </w:t>
+      </w:r>
+      <w:r>
+        <w:t xml:space="preserve">A</w:t>
+      </w:r>
+      <w:r>
+        <w:t xml:space="preserve"> </w:t>
+      </w:r>
+      <w:r>
+        <w:t xml:space="preserve">candidate</w:t>
+      </w:r>
+      <w:r>
+        <w:t xml:space="preserve"> </w:t>
+      </w:r>
+      <w:r>
+        <w:t xml:space="preserve">edit</w:t>
+      </w:r>
+      <w:r>
+        <w:t xml:space="preserve"> </w:t>
+      </w:r>
+      <w:r>
+        <w:t xml:space="preserve">may</w:t>
+      </w:r>
+      <w:r>
+        <w:t xml:space="preserve"> </w:t>
+      </w:r>
+      <w:r>
+        <w:t xml:space="preserve">fit</w:t>
+      </w:r>
+      <w:r>
+        <w:t xml:space="preserve"> </w:t>
+      </w:r>
+      <w:r>
+        <w:t xml:space="preserve">recorded</w:t>
+      </w:r>
+      <w:r>
+        <w:t xml:space="preserve"> </w:t>
+      </w:r>
+      <w:r>
+        <w:t xml:space="preserve">motion</w:t>
+      </w:r>
+      <w:r>
+        <w:t xml:space="preserve"> </w:t>
+      </w:r>
+      <w:r>
+        <w:t xml:space="preserve">better</w:t>
+      </w:r>
+      <w:r>
+        <w:t xml:space="preserve"> </w:t>
+      </w:r>
+      <w:r>
+        <w:t xml:space="preserve">and</w:t>
+      </w:r>
+      <w:r>
+        <w:t xml:space="preserve"> </w:t>
+      </w:r>
+      <w:r>
+        <w:t xml:space="preserve">still</w:t>
+      </w:r>
+      <w:r>
+        <w:t xml:space="preserve"> </w:t>
+      </w:r>
+      <w:r>
+        <w:t xml:space="preserve">make</w:t>
+      </w:r>
+      <w:r>
+        <w:t xml:space="preserve"> </w:t>
+      </w:r>
+      <w:r>
+        <w:t xml:space="preserve">the</w:t>
+      </w:r>
+      <w:r>
+        <w:t xml:space="preserve"> </w:t>
+      </w:r>
+      <w:r>
+        <w:t xml:space="preserve">world</w:t>
+      </w:r>
+      <w:r>
+        <w:t xml:space="preserve"> </w:t>
+      </w:r>
+      <w:r>
+        <w:t xml:space="preserve">respond</w:t>
+      </w:r>
+      <w:r>
+        <w:t xml:space="preserve"> </w:t>
+      </w:r>
+      <w:r>
+        <w:t xml:space="preserve">less</w:t>
+      </w:r>
+      <w:r>
+        <w:t xml:space="preserve"> </w:t>
+      </w:r>
+      <w:r>
+        <w:t xml:space="preserve">faithfully</w:t>
+      </w:r>
+      <w:r>
+        <w:t xml:space="preserve"> </w:t>
+      </w:r>
+      <w:r>
+        <w:t xml:space="preserve">to</w:t>
+      </w:r>
+      <w:r>
+        <w:t xml:space="preserve"> </w:t>
+      </w:r>
+      <w:r>
+        <w:t xml:space="preserve">a</w:t>
+      </w:r>
+      <w:r>
+        <w:t xml:space="preserve"> </w:t>
+      </w:r>
+      <w:r>
+        <w:t xml:space="preserve">new</w:t>
+      </w:r>
+      <w:r>
+        <w:t xml:space="preserve"> </w:t>
+      </w:r>
+      <w:r>
+        <w:t xml:space="preserve">physical</w:t>
+      </w:r>
+      <w:r>
+        <w:t xml:space="preserve"> </w:t>
+      </w:r>
+      <w:r>
+        <w:t xml:space="preserve">interaction.</w:t>
+      </w:r>
+      <w:r>
+        <w:t xml:space="preserve"> </w:t>
+      </w:r>
+      <w:r>
+        <w:t xml:space="preserve">Reality</w:t>
+      </w:r>
+      <w:r>
+        <w:t xml:space="preserve"> </w:t>
+      </w:r>
+      <w:r>
+        <w:t xml:space="preserve">Probe</w:t>
+      </w:r>
+      <w:r>
+        <w:t xml:space="preserve"> </w:t>
+      </w:r>
+      <w:r>
+        <w:t xml:space="preserve">treats</w:t>
+      </w:r>
+      <w:r>
+        <w:t xml:space="preserve"> </w:t>
+      </w:r>
+      <w:r>
+        <w:t xml:space="preserve">that</w:t>
+      </w:r>
+      <w:r>
+        <w:t xml:space="preserve"> </w:t>
+      </w:r>
+      <w:r>
+        <w:t xml:space="preserve">edit</w:t>
+      </w:r>
+      <w:r>
+        <w:t xml:space="preserve"> </w:t>
+      </w:r>
+      <w:r>
+        <w:t xml:space="preserve">as</w:t>
+      </w:r>
+      <w:r>
+        <w:t xml:space="preserve"> </w:t>
+      </w:r>
+      <w:r>
+        <w:t xml:space="preserve">provisional:</w:t>
+      </w:r>
+      <w:r>
+        <w:t xml:space="preserve"> </w:t>
+      </w:r>
+      <w:r>
+        <w:t xml:space="preserve">after</w:t>
+      </w:r>
+      <w:r>
+        <w:t xml:space="preserve"> </w:t>
+      </w:r>
+      <w:r>
+        <w:t xml:space="preserve">the</w:t>
+      </w:r>
+      <w:r>
+        <w:t xml:space="preserve"> </w:t>
+      </w:r>
+      <w:r>
+        <w:t xml:space="preserve">candidate</w:t>
+      </w:r>
+      <w:r>
+        <w:t xml:space="preserve"> </w:t>
+      </w:r>
+      <w:r>
+        <w:t xml:space="preserve">is</w:t>
+      </w:r>
+      <w:r>
+        <w:t xml:space="preserve"> </w:t>
+      </w:r>
+      <w:r>
+        <w:t xml:space="preserve">fixed,</w:t>
+      </w:r>
+      <w:r>
+        <w:t xml:space="preserve"> </w:t>
+      </w:r>
+      <w:r>
+        <w:t xml:space="preserve">a</w:t>
+      </w:r>
+      <w:r>
+        <w:t xml:space="preserve"> </w:t>
+      </w:r>
+      <w:r>
+        <w:t xml:space="preserve">physical</w:t>
+      </w:r>
+      <w:r>
+        <w:t xml:space="preserve"> </w:t>
+      </w:r>
+      <w:r>
+        <w:t xml:space="preserve">observation</w:t>
+      </w:r>
+      <w:r>
+        <w:t xml:space="preserve"> </w:t>
+      </w:r>
+      <w:r>
+        <w:t xml:space="preserve">or</w:t>
+      </w:r>
+      <w:r>
+        <w:t xml:space="preserve"> </w:t>
+      </w:r>
+      <w:r>
+        <w:t xml:space="preserve">intervention</w:t>
+      </w:r>
+      <w:r>
+        <w:t xml:space="preserve"> </w:t>
+      </w:r>
+      <w:r>
+        <w:t xml:space="preserve">withheld</w:t>
       </w:r>
       <w:r>
         <w:t xml:space="preserve"> </w:t>
@@ -103,49 +457,97 @@
         <w:t xml:space="preserve"> </w:t>
       </w:r>
       <w:r>
-        <w:t xml:space="preserve">video</w:t>
-      </w:r>
-      <w:r>
-        <w:t xml:space="preserve"> </w:t>
-      </w:r>
-      <w:r>
-        <w:t xml:space="preserve">may</w:t>
-      </w:r>
-      <w:r>
-        <w:t xml:space="preserve"> </w:t>
-      </w:r>
-      <w:r>
-        <w:t xml:space="preserve">later</w:t>
-      </w:r>
-      <w:r>
-        <w:t xml:space="preserve"> </w:t>
-      </w:r>
-      <w:r>
-        <w:t xml:space="preserve">be</w:t>
-      </w:r>
-      <w:r>
-        <w:t xml:space="preserve"> </w:t>
-      </w:r>
-      <w:r>
-        <w:t xml:space="preserve">physically</w:t>
-      </w:r>
-      <w:r>
-        <w:t xml:space="preserve"> </w:t>
-      </w:r>
-      <w:r>
-        <w:t xml:space="preserve">edited:</w:t>
-      </w:r>
-      <w:r>
-        <w:t xml:space="preserve"> </w:t>
-      </w:r>
-      <w:r>
-        <w:t xml:space="preserve">stiffness,</w:t>
-      </w:r>
-      <w:r>
-        <w:t xml:space="preserve"> </w:t>
-      </w:r>
-      <w:r>
-        <w:t xml:space="preserve">damping,</w:t>
+        <w:t xml:space="preserve">proposal</w:t>
+      </w:r>
+      <w:r>
+        <w:t xml:space="preserve"> </w:t>
+      </w:r>
+      <w:r>
+        <w:t xml:space="preserve">generation</w:t>
+      </w:r>
+      <w:r>
+        <w:t xml:space="preserve"> </w:t>
+      </w:r>
+      <w:r>
+        <w:t xml:space="preserve">is</w:t>
+      </w:r>
+      <w:r>
+        <w:t xml:space="preserve"> </w:t>
+      </w:r>
+      <w:r>
+        <w:t xml:space="preserve">evaluated</w:t>
+      </w:r>
+      <w:r>
+        <w:t xml:space="preserve"> </w:t>
+      </w:r>
+      <w:r>
+        <w:t xml:space="preserve">against</w:t>
+      </w:r>
+      <w:r>
+        <w:t xml:space="preserve"> </w:t>
+      </w:r>
+      <w:r>
+        <w:t xml:space="preserve">both</w:t>
+      </w:r>
+      <w:r>
+        <w:t xml:space="preserve"> </w:t>
+      </w:r>
+      <w:r>
+        <w:t xml:space="preserve">the</w:t>
+      </w:r>
+      <w:r>
+        <w:t xml:space="preserve"> </w:t>
+      </w:r>
+      <w:r>
+        <w:t xml:space="preserve">current</w:t>
+      </w:r>
+      <w:r>
+        <w:t xml:space="preserve"> </w:t>
+      </w:r>
+      <w:r>
+        <w:t xml:space="preserve">and</w:t>
+      </w:r>
+      <w:r>
+        <w:t xml:space="preserve"> </w:t>
+      </w:r>
+      <w:r>
+        <w:t xml:space="preserve">proposed</w:t>
+      </w:r>
+      <w:r>
+        <w:t xml:space="preserve"> </w:t>
+      </w:r>
+      <w:r>
+        <w:t xml:space="preserve">models.</w:t>
+      </w:r>
+      <w:r>
+        <w:t xml:space="preserve"> </w:t>
+      </w:r>
+      <w:r>
+        <w:t xml:space="preserve">The</w:t>
+      </w:r>
+      <w:r>
+        <w:t xml:space="preserve"> </w:t>
+      </w:r>
+      <w:r>
+        <w:t xml:space="preserve">result</w:t>
+      </w:r>
+      <w:r>
+        <w:t xml:space="preserve"> </w:t>
+      </w:r>
+      <w:r>
+        <w:t xml:space="preserve">is</w:t>
+      </w:r>
+      <w:r>
+        <w:t xml:space="preserve"> </w:t>
+      </w:r>
+      <w:r>
+        <w:t xml:space="preserve">SUPPORT,</w:t>
+      </w:r>
+      <w:r>
+        <w:t xml:space="preserve"> </w:t>
+      </w:r>
+      <w:r>
+        <w:t xml:space="preserve">VETO,</w:t>
       </w:r>
       <w:r>
         <w:t xml:space="preserve"> </w:t>
@@ -157,25 +559,255 @@
         <w:t xml:space="preserve"> </w:t>
       </w:r>
       <w:r>
-        <w:t xml:space="preserve">other</w:t>
-      </w:r>
-      <w:r>
-        <w:t xml:space="preserve"> </w:t>
-      </w:r>
-      <w:r>
-        <w:t xml:space="preserve">parameters</w:t>
-      </w:r>
-      <w:r>
-        <w:t xml:space="preserve"> </w:t>
-      </w:r>
-      <w:r>
-        <w:t xml:space="preserve">are</w:t>
-      </w:r>
-      <w:r>
-        <w:t xml:space="preserve"> </w:t>
-      </w:r>
-      <w:r>
-        <w:t xml:space="preserve">changed</w:t>
+        <w:t xml:space="preserve">UNRESOLVED,</w:t>
+      </w:r>
+      <w:r>
+        <w:t xml:space="preserve"> </w:t>
+      </w:r>
+      <w:r>
+        <w:t xml:space="preserve">so</w:t>
+      </w:r>
+      <w:r>
+        <w:t xml:space="preserve"> </w:t>
+      </w:r>
+      <w:r>
+        <w:t xml:space="preserve">weak</w:t>
+      </w:r>
+      <w:r>
+        <w:t xml:space="preserve"> </w:t>
+      </w:r>
+      <w:r>
+        <w:t xml:space="preserve">evidence</w:t>
+      </w:r>
+      <w:r>
+        <w:t xml:space="preserve"> </w:t>
+      </w:r>
+      <w:r>
+        <w:t xml:space="preserve">cannot</w:t>
+      </w:r>
+      <w:r>
+        <w:t xml:space="preserve"> </w:t>
+      </w:r>
+      <w:r>
+        <w:t xml:space="preserve">silently</w:t>
+      </w:r>
+      <w:r>
+        <w:t xml:space="preserve"> </w:t>
+      </w:r>
+      <w:r>
+        <w:t xml:space="preserve">overwrite</w:t>
+      </w:r>
+      <w:r>
+        <w:t xml:space="preserve"> </w:t>
+      </w:r>
+      <w:r>
+        <w:t xml:space="preserve">persistent</w:t>
+      </w:r>
+      <w:r>
+        <w:t xml:space="preserve"> </w:t>
+      </w:r>
+      <w:r>
+        <w:t xml:space="preserve">physical</w:t>
+      </w:r>
+      <w:r>
+        <w:t xml:space="preserve"> </w:t>
+      </w:r>
+      <w:r>
+        <w:t xml:space="preserve">state.</w:t>
+      </w:r>
+    </w:p>
+    <w:p>
+      <w:pPr>
+        <w:pStyle w:val="Abstract"/>
+      </w:pPr>
+      <w:r>
+        <w:t xml:space="preserve">The</w:t>
+      </w:r>
+      <w:r>
+        <w:t xml:space="preserve"> </w:t>
+      </w:r>
+      <w:r>
+        <w:t xml:space="preserve">experiments</w:t>
+      </w:r>
+      <w:r>
+        <w:t xml:space="preserve"> </w:t>
+      </w:r>
+      <w:r>
+        <w:t xml:space="preserve">show</w:t>
+      </w:r>
+      <w:r>
+        <w:t xml:space="preserve"> </w:t>
+      </w:r>
+      <w:r>
+        <w:t xml:space="preserve">that</w:t>
+      </w:r>
+      <w:r>
+        <w:t xml:space="preserve"> </w:t>
+      </w:r>
+      <w:r>
+        <w:t xml:space="preserve">the</w:t>
+      </w:r>
+      <w:r>
+        <w:t xml:space="preserve"> </w:t>
+      </w:r>
+      <w:r>
+        <w:t xml:space="preserve">usefulness</w:t>
+      </w:r>
+      <w:r>
+        <w:t xml:space="preserve"> </w:t>
+      </w:r>
+      <w:r>
+        <w:t xml:space="preserve">of</w:t>
+      </w:r>
+      <w:r>
+        <w:t xml:space="preserve"> </w:t>
+      </w:r>
+      <w:r>
+        <w:t xml:space="preserve">this</w:t>
+      </w:r>
+      <w:r>
+        <w:t xml:space="preserve"> </w:t>
+      </w:r>
+      <w:r>
+        <w:t xml:space="preserve">gate</w:t>
+      </w:r>
+      <w:r>
+        <w:t xml:space="preserve"> </w:t>
+      </w:r>
+      <w:r>
+        <w:t xml:space="preserve">depends</w:t>
+      </w:r>
+      <w:r>
+        <w:t xml:space="preserve"> </w:t>
+      </w:r>
+      <w:r>
+        <w:t xml:space="preserve">on</w:t>
+      </w:r>
+      <w:r>
+        <w:t xml:space="preserve"> </w:t>
+      </w:r>
+      <w:r>
+        <w:t xml:space="preserve">the</w:t>
+      </w:r>
+      <w:r>
+        <w:t xml:space="preserve"> </w:t>
+      </w:r>
+      <w:r>
+        <w:t xml:space="preserve">information</w:t>
+      </w:r>
+      <w:r>
+        <w:t xml:space="preserve"> </w:t>
+      </w:r>
+      <w:r>
+        <w:t xml:space="preserve">in</w:t>
+      </w:r>
+      <w:r>
+        <w:t xml:space="preserve"> </w:t>
+      </w:r>
+      <w:r>
+        <w:t xml:space="preserve">the</w:t>
+      </w:r>
+      <w:r>
+        <w:t xml:space="preserve"> </w:t>
+      </w:r>
+      <w:r>
+        <w:t xml:space="preserve">physical</w:t>
+      </w:r>
+      <w:r>
+        <w:t xml:space="preserve"> </w:t>
+      </w:r>
+      <w:r>
+        <w:t xml:space="preserve">test.</w:t>
+      </w:r>
+      <w:r>
+        <w:t xml:space="preserve"> </w:t>
+      </w:r>
+      <w:r>
+        <w:t xml:space="preserve">Controlled</w:t>
+      </w:r>
+      <w:r>
+        <w:t xml:space="preserve"> </w:t>
+      </w:r>
+      <w:r>
+        <w:t xml:space="preserve">studies</w:t>
+      </w:r>
+      <w:r>
+        <w:t xml:space="preserve"> </w:t>
+      </w:r>
+      <w:r>
+        <w:t xml:space="preserve">contain</w:t>
+      </w:r>
+      <w:r>
+        <w:t xml:space="preserve"> </w:t>
+      </w:r>
+      <w:r>
+        <w:t xml:space="preserve">edits</w:t>
+      </w:r>
+      <w:r>
+        <w:t xml:space="preserve"> </w:t>
+      </w:r>
+      <w:r>
+        <w:t xml:space="preserve">that</w:t>
+      </w:r>
+      <w:r>
+        <w:t xml:space="preserve"> </w:t>
+      </w:r>
+      <w:r>
+        <w:t xml:space="preserve">improve</w:t>
+      </w:r>
+      <w:r>
+        <w:t xml:space="preserve"> </w:t>
+      </w:r>
+      <w:r>
+        <w:t xml:space="preserve">ordinary</w:t>
+      </w:r>
+      <w:r>
+        <w:t xml:space="preserve"> </w:t>
+      </w:r>
+      <w:r>
+        <w:t xml:space="preserve">held-out</w:t>
+      </w:r>
+      <w:r>
+        <w:t xml:space="preserve"> </w:t>
+      </w:r>
+      <w:r>
+        <w:t xml:space="preserve">fit</w:t>
+      </w:r>
+      <w:r>
+        <w:t xml:space="preserve"> </w:t>
+      </w:r>
+      <w:r>
+        <w:t xml:space="preserve">while</w:t>
+      </w:r>
+      <w:r>
+        <w:t xml:space="preserve"> </w:t>
+      </w:r>
+      <w:r>
+        <w:t xml:space="preserve">worsening</w:t>
+      </w:r>
+      <w:r>
+        <w:t xml:space="preserve"> </w:t>
+      </w:r>
+      <w:r>
+        <w:t xml:space="preserve">an</w:t>
+      </w:r>
+      <w:r>
+        <w:t xml:space="preserve"> </w:t>
+      </w:r>
+      <w:r>
+        <w:t xml:space="preserve">untouched</w:t>
+      </w:r>
+      <w:r>
+        <w:t xml:space="preserve"> </w:t>
+      </w:r>
+      <w:r>
+        <w:t xml:space="preserve">physical</w:t>
+      </w:r>
+      <w:r>
+        <w:t xml:space="preserve"> </w:t>
+      </w:r>
+      <w:r>
+        <w:t xml:space="preserve">target,</w:t>
       </w:r>
       <w:r>
         <w:t xml:space="preserve"> </w:t>
@@ -187,49 +819,283 @@
         <w:t xml:space="preserve"> </w:t>
       </w:r>
       <w:r>
+        <w:t xml:space="preserve">several</w:t>
+      </w:r>
+      <w:r>
+        <w:t xml:space="preserve"> </w:t>
+      </w:r>
+      <w:r>
+        <w:t xml:space="preserve">numerically</w:t>
+      </w:r>
+      <w:r>
+        <w:t xml:space="preserve"> </w:t>
+      </w:r>
+      <w:r>
+        <w:t xml:space="preserve">stable</w:t>
+      </w:r>
+      <w:r>
+        <w:t xml:space="preserve"> </w:t>
+      </w:r>
+      <w:r>
+        <w:t xml:space="preserve">probes</w:t>
+      </w:r>
+      <w:r>
+        <w:t xml:space="preserve"> </w:t>
+      </w:r>
+      <w:r>
+        <w:t xml:space="preserve">remain</w:t>
+      </w:r>
+      <w:r>
+        <w:t xml:space="preserve"> </w:t>
+      </w:r>
+      <w:r>
+        <w:t xml:space="preserve">too</w:t>
+      </w:r>
+      <w:r>
+        <w:t xml:space="preserve"> </w:t>
+      </w:r>
+      <w:r>
+        <w:t xml:space="preserve">weak</w:t>
+      </w:r>
+      <w:r>
+        <w:t xml:space="preserve"> </w:t>
+      </w:r>
+      <w:r>
+        <w:t xml:space="preserve">to</w:t>
+      </w:r>
+      <w:r>
+        <w:t xml:space="preserve"> </w:t>
+      </w:r>
+      <w:r>
+        <w:t xml:space="preserve">distinguish</w:t>
+      </w:r>
+      <w:r>
+        <w:t xml:space="preserve"> </w:t>
+      </w:r>
+      <w:r>
         <w:t xml:space="preserve">the</w:t>
       </w:r>
       <w:r>
         <w:t xml:space="preserve"> </w:t>
       </w:r>
       <w:r>
-        <w:t xml:space="preserve">updated</w:t>
-      </w:r>
-      <w:r>
-        <w:t xml:space="preserve"> </w:t>
-      </w:r>
-      <w:r>
-        <w:t xml:space="preserve">model</w:t>
-      </w:r>
-      <w:r>
-        <w:t xml:space="preserve"> </w:t>
-      </w:r>
-      <w:r>
-        <w:t xml:space="preserve">is</w:t>
-      </w:r>
-      <w:r>
-        <w:t xml:space="preserve"> </w:t>
-      </w:r>
-      <w:r>
-        <w:t xml:space="preserve">simulated</w:t>
-      </w:r>
-      <w:r>
-        <w:t xml:space="preserve"> </w:t>
-      </w:r>
-      <w:r>
-        <w:t xml:space="preserve">under</w:t>
-      </w:r>
-      <w:r>
-        <w:t xml:space="preserve"> </w:t>
-      </w:r>
-      <w:r>
-        <w:t xml:space="preserve">new</w:t>
-      </w:r>
-      <w:r>
-        <w:t xml:space="preserve"> </w:t>
-      </w:r>
-      <w:r>
-        <w:t xml:space="preserve">interactions.</w:t>
+        <w:t xml:space="preserve">competing</w:t>
+      </w:r>
+      <w:r>
+        <w:t xml:space="preserve"> </w:t>
+      </w:r>
+      <w:r>
+        <w:t xml:space="preserve">models.</w:t>
+      </w:r>
+      <w:r>
+        <w:t xml:space="preserve"> </w:t>
+      </w:r>
+      <w:r>
+        <w:t xml:space="preserve">On</w:t>
+      </w:r>
+      <w:r>
+        <w:t xml:space="preserve"> </w:t>
+      </w:r>
+      <w:r>
+        <w:t xml:space="preserve">ten</w:t>
+      </w:r>
+      <w:r>
+        <w:t xml:space="preserve"> </w:t>
+      </w:r>
+      <w:r>
+        <w:t xml:space="preserve">previously</w:t>
+      </w:r>
+      <w:r>
+        <w:t xml:space="preserve"> </w:t>
+      </w:r>
+      <w:r>
+        <w:t xml:space="preserve">unopened</w:t>
+      </w:r>
+      <w:r>
+        <w:t xml:space="preserve"> </w:t>
+      </w:r>
+      <w:r>
+        <w:t xml:space="preserve">videos</w:t>
+      </w:r>
+      <w:r>
+        <w:t xml:space="preserve"> </w:t>
+      </w:r>
+      <w:r>
+        <w:t xml:space="preserve">from</w:t>
+      </w:r>
+      <w:r>
+        <w:t xml:space="preserve"> </w:t>
+      </w:r>
+      <w:r>
+        <w:t xml:space="preserve">the</w:t>
+      </w:r>
+      <w:r>
+        <w:t xml:space="preserve"> </w:t>
+      </w:r>
+      <w:r>
+        <w:t xml:space="preserve">IRIS</w:t>
+      </w:r>
+      <w:r>
+        <w:t xml:space="preserve"> </w:t>
+      </w:r>
+      <w:r>
+        <w:t xml:space="preserve">pendulum</w:t>
+      </w:r>
+      <w:r>
+        <w:t xml:space="preserve"> </w:t>
+      </w:r>
+      <w:r>
+        <w:t xml:space="preserve">benchmark,</w:t>
+      </w:r>
+      <w:r>
+        <w:t xml:space="preserve"> </w:t>
+      </w:r>
+      <w:r>
+        <w:t xml:space="preserve">a</w:t>
+      </w:r>
+      <w:r>
+        <w:t xml:space="preserve"> </w:t>
+      </w:r>
+      <w:r>
+        <w:t xml:space="preserve">finite-amplitude</w:t>
+      </w:r>
+      <w:r>
+        <w:t xml:space="preserve"> </w:t>
+      </w:r>
+      <w:r>
+        <w:t xml:space="preserve">period</w:t>
+      </w:r>
+      <w:r>
+        <w:t xml:space="preserve"> </w:t>
+      </w:r>
+      <w:r>
+        <w:t xml:space="preserve">test</w:t>
+      </w:r>
+      <w:r>
+        <w:t xml:space="preserve"> </w:t>
+      </w:r>
+      <w:r>
+        <w:t xml:space="preserve">reaches</w:t>
+      </w:r>
+      <w:r>
+        <w:t xml:space="preserve"> </w:t>
+      </w:r>
+      <w:r>
+        <w:t xml:space="preserve">90/110</w:t>
+      </w:r>
+      <w:r>
+        <w:t xml:space="preserve"> </w:t>
+      </w:r>
+      <w:r>
+        <w:t xml:space="preserve">correct</w:t>
+      </w:r>
+      <w:r>
+        <w:t xml:space="preserve"> </w:t>
+      </w:r>
+      <w:r>
+        <w:t xml:space="preserve">decisions</w:t>
+      </w:r>
+      <w:r>
+        <w:t xml:space="preserve"> </w:t>
+      </w:r>
+      <w:r>
+        <w:t xml:space="preserve">(81.8%),</w:t>
+      </w:r>
+      <w:r>
+        <w:t xml:space="preserve"> </w:t>
+      </w:r>
+      <w:r>
+        <w:t xml:space="preserve">compared</w:t>
+      </w:r>
+      <w:r>
+        <w:t xml:space="preserve"> </w:t>
+      </w:r>
+      <w:r>
+        <w:t xml:space="preserve">with</w:t>
+      </w:r>
+      <w:r>
+        <w:t xml:space="preserve"> </w:t>
+      </w:r>
+      <w:r>
+        <w:t xml:space="preserve">40/110</w:t>
+      </w:r>
+      <w:r>
+        <w:t xml:space="preserve"> </w:t>
+      </w:r>
+      <w:r>
+        <w:t xml:space="preserve">(36.4%)</w:t>
+      </w:r>
+      <w:r>
+        <w:t xml:space="preserve"> </w:t>
+      </w:r>
+      <w:r>
+        <w:t xml:space="preserve">for</w:t>
+      </w:r>
+      <w:r>
+        <w:t xml:space="preserve"> </w:t>
+      </w:r>
+      <w:r>
+        <w:t xml:space="preserve">the</w:t>
+      </w:r>
+      <w:r>
+        <w:t xml:space="preserve"> </w:t>
+      </w:r>
+      <w:r>
+        <w:t xml:space="preserve">common</w:t>
+      </w:r>
+      <w:r>
+        <w:t xml:space="preserve"> </w:t>
+      </w:r>
+      <w:r>
+        <w:t xml:space="preserve">small-angle</w:t>
+      </w:r>
+      <w:r>
+        <w:t xml:space="preserve"> </w:t>
+      </w:r>
+      <w:r>
+        <w:t xml:space="preserve">period</w:t>
+      </w:r>
+      <w:r>
+        <w:t xml:space="preserve"> </w:t>
+      </w:r>
+      <w:r>
+        <w:t xml:space="preserve">approximation;</w:t>
+      </w:r>
+      <w:r>
+        <w:t xml:space="preserve"> </w:t>
+      </w:r>
+      <w:r>
+        <w:t xml:space="preserve">all</w:t>
+      </w:r>
+      <w:r>
+        <w:t xml:space="preserve"> </w:t>
+      </w:r>
+      <w:r>
+        <w:t xml:space="preserve">ten</w:t>
+      </w:r>
+      <w:r>
+        <w:t xml:space="preserve"> </w:t>
+      </w:r>
+      <w:r>
+        <w:t xml:space="preserve">placebo</w:t>
+      </w:r>
+      <w:r>
+        <w:t xml:space="preserve"> </w:t>
+      </w:r>
+      <w:r>
+        <w:t xml:space="preserve">cases</w:t>
+      </w:r>
+      <w:r>
+        <w:t xml:space="preserve"> </w:t>
+      </w:r>
+      <w:r>
+        <w:t xml:space="preserve">remain</w:t>
+      </w:r>
+      <w:r>
+        <w:t xml:space="preserve"> </w:t>
+      </w:r>
+      <w:r>
+        <w:t xml:space="preserve">UNRESOLVED.</w:t>
       </w:r>
       <w:r>
         <w:t xml:space="preserve"> </w:t>
@@ -241,55 +1107,115 @@
         <w:t xml:space="preserve"> </w:t>
       </w:r>
       <w:r>
-        <w:t xml:space="preserve">lower</w:t>
-      </w:r>
-      <w:r>
-        <w:t xml:space="preserve"> </w:t>
-      </w:r>
-      <w:r>
-        <w:t xml:space="preserve">held-out</w:t>
-      </w:r>
-      <w:r>
-        <w:t xml:space="preserve"> </w:t>
-      </w:r>
-      <w:r>
-        <w:t xml:space="preserve">fitting</w:t>
-      </w:r>
-      <w:r>
-        <w:t xml:space="preserve"> </w:t>
-      </w:r>
-      <w:r>
-        <w:t xml:space="preserve">error</w:t>
-      </w:r>
-      <w:r>
-        <w:t xml:space="preserve"> </w:t>
-      </w:r>
-      <w:r>
-        <w:t xml:space="preserve">does</w:t>
-      </w:r>
-      <w:r>
-        <w:t xml:space="preserve"> </w:t>
-      </w:r>
-      <w:r>
-        <w:t xml:space="preserve">not</w:t>
-      </w:r>
-      <w:r>
-        <w:t xml:space="preserve"> </w:t>
-      </w:r>
-      <w:r>
-        <w:t xml:space="preserve">guarantee</w:t>
-      </w:r>
-      <w:r>
-        <w:t xml:space="preserve"> </w:t>
-      </w:r>
-      <w:r>
-        <w:t xml:space="preserve">that</w:t>
-      </w:r>
-      <w:r>
-        <w:t xml:space="preserve"> </w:t>
-      </w:r>
-      <w:r>
-        <w:t xml:space="preserve">such</w:t>
+        <w:t xml:space="preserve">separately</w:t>
+      </w:r>
+      <w:r>
+        <w:t xml:space="preserve"> </w:t>
+      </w:r>
+      <w:r>
+        <w:t xml:space="preserve">predefined</w:t>
+      </w:r>
+      <w:r>
+        <w:t xml:space="preserve"> </w:t>
+      </w:r>
+      <w:r>
+        <w:t xml:space="preserve">free-fall</w:t>
+      </w:r>
+      <w:r>
+        <w:t xml:space="preserve"> </w:t>
+      </w:r>
+      <w:r>
+        <w:t xml:space="preserve">transfer</w:t>
+      </w:r>
+      <w:r>
+        <w:t xml:space="preserve"> </w:t>
+      </w:r>
+      <w:r>
+        <w:t xml:space="preserve">protocol</w:t>
+      </w:r>
+      <w:r>
+        <w:t xml:space="preserve"> </w:t>
+      </w:r>
+      <w:r>
+        <w:t xml:space="preserve">then</w:t>
+      </w:r>
+      <w:r>
+        <w:t xml:space="preserve"> </w:t>
+      </w:r>
+      <w:r>
+        <w:t xml:space="preserve">fails</w:t>
+      </w:r>
+      <w:r>
+        <w:t xml:space="preserve"> </w:t>
+      </w:r>
+      <w:r>
+        <w:t xml:space="preserve">untouched</w:t>
+      </w:r>
+      <w:r>
+        <w:t xml:space="preserve"> </w:t>
+      </w:r>
+      <w:r>
+        <w:t xml:space="preserve">validation,</w:t>
+      </w:r>
+      <w:r>
+        <w:t xml:space="preserve"> </w:t>
+      </w:r>
+      <w:r>
+        <w:t xml:space="preserve">so</w:t>
+      </w:r>
+      <w:r>
+        <w:t xml:space="preserve"> </w:t>
+      </w:r>
+      <w:r>
+        <w:t xml:space="preserve">its</w:t>
+      </w:r>
+      <w:r>
+        <w:t xml:space="preserve"> </w:t>
+      </w:r>
+      <w:r>
+        <w:t xml:space="preserve">final</w:t>
+      </w:r>
+      <w:r>
+        <w:t xml:space="preserve"> </w:t>
+      </w:r>
+      <w:r>
+        <w:t xml:space="preserve">split</w:t>
+      </w:r>
+      <w:r>
+        <w:t xml:space="preserve"> </w:t>
+      </w:r>
+      <w:r>
+        <w:t xml:space="preserve">remains</w:t>
+      </w:r>
+      <w:r>
+        <w:t xml:space="preserve"> </w:t>
+      </w:r>
+      <w:r>
+        <w:t xml:space="preserve">unopened.</w:t>
+      </w:r>
+      <w:r>
+        <w:t xml:space="preserve"> </w:t>
+      </w:r>
+      <w:r>
+        <w:t xml:space="preserve">Reality</w:t>
+      </w:r>
+      <w:r>
+        <w:t xml:space="preserve"> </w:t>
+      </w:r>
+      <w:r>
+        <w:t xml:space="preserve">Probe</w:t>
+      </w:r>
+      <w:r>
+        <w:t xml:space="preserve"> </w:t>
+      </w:r>
+      <w:r>
+        <w:t xml:space="preserve">therefore</w:t>
+      </w:r>
+      <w:r>
+        <w:t xml:space="preserve"> </w:t>
+      </w:r>
+      <w:r>
+        <w:t xml:space="preserve">provides</w:t>
       </w:r>
       <w:r>
         <w:t xml:space="preserve"> </w:t>
@@ -301,13 +1227,61 @@
         <w:t xml:space="preserve"> </w:t>
       </w:r>
       <w:r>
-        <w:t xml:space="preserve">edit</w:t>
-      </w:r>
-      <w:r>
-        <w:t xml:space="preserve"> </w:t>
-      </w:r>
-      <w:r>
-        <w:t xml:space="preserve">improves</w:t>
+        <w:t xml:space="preserve">evidence-gated</w:t>
+      </w:r>
+      <w:r>
+        <w:t xml:space="preserve"> </w:t>
+      </w:r>
+      <w:r>
+        <w:t xml:space="preserve">commit</w:t>
+      </w:r>
+      <w:r>
+        <w:t xml:space="preserve"> </w:t>
+      </w:r>
+      <w:r>
+        <w:t xml:space="preserve">transaction</w:t>
+      </w:r>
+      <w:r>
+        <w:t xml:space="preserve"> </w:t>
+      </w:r>
+      <w:r>
+        <w:t xml:space="preserve">rather</w:t>
+      </w:r>
+      <w:r>
+        <w:t xml:space="preserve"> </w:t>
+      </w:r>
+      <w:r>
+        <w:t xml:space="preserve">than</w:t>
+      </w:r>
+      <w:r>
+        <w:t xml:space="preserve"> </w:t>
+      </w:r>
+      <w:r>
+        <w:t xml:space="preserve">a</w:t>
+      </w:r>
+      <w:r>
+        <w:t xml:space="preserve"> </w:t>
+      </w:r>
+      <w:r>
+        <w:t xml:space="preserve">universal</w:t>
+      </w:r>
+      <w:r>
+        <w:t xml:space="preserve"> </w:t>
+      </w:r>
+      <w:r>
+        <w:t xml:space="preserve">verifier:</w:t>
+      </w:r>
+      <w:r>
+        <w:t xml:space="preserve"> </w:t>
+      </w:r>
+      <w:r>
+        <w:t xml:space="preserve">fit</w:t>
+      </w:r>
+      <w:r>
+        <w:t xml:space="preserve"> </w:t>
+      </w:r>
+      <w:r>
+        <w:t xml:space="preserve">proposes</w:t>
       </w:r>
       <w:r>
         <w:t xml:space="preserve"> </w:t>
@@ -319,91 +1293,7 @@
         <w:t xml:space="preserve"> </w:t>
       </w:r>
       <w:r>
-        <w:t xml:space="preserve">physics</w:t>
-      </w:r>
-      <w:r>
-        <w:t xml:space="preserve"> </w:t>
-      </w:r>
-      <w:r>
-        <w:t xml:space="preserve">that</w:t>
-      </w:r>
-      <w:r>
-        <w:t xml:space="preserve"> </w:t>
-      </w:r>
-      <w:r>
-        <w:t xml:space="preserve">matters</w:t>
-      </w:r>
-      <w:r>
-        <w:t xml:space="preserve"> </w:t>
-      </w:r>
-      <w:r>
-        <w:t xml:space="preserve">after</w:t>
-      </w:r>
-      <w:r>
-        <w:t xml:space="preserve"> </w:t>
-      </w:r>
-      <w:r>
-        <w:t xml:space="preserve">deployment</w:t>
-      </w:r>
-      <w:r>
-        <w:t xml:space="preserve"> </w:t>
-      </w:r>
-      <w:r>
-        <w:t xml:space="preserve">or</w:t>
-      </w:r>
-      <w:r>
-        <w:t xml:space="preserve"> </w:t>
-      </w:r>
-      <w:r>
-        <w:t xml:space="preserve">authoring.</w:t>
-      </w:r>
-      <w:r>
-        <w:t xml:space="preserve"> </w:t>
-      </w:r>
-      <w:r>
-        <w:t xml:space="preserve">Reality</w:t>
-      </w:r>
-      <w:r>
-        <w:t xml:space="preserve"> </w:t>
-      </w:r>
-      <w:r>
-        <w:t xml:space="preserve">Probe</w:t>
-      </w:r>
-      <w:r>
-        <w:t xml:space="preserve"> </w:t>
-      </w:r>
-      <w:r>
-        <w:t xml:space="preserve">addresses</w:t>
-      </w:r>
-      <w:r>
-        <w:t xml:space="preserve"> </w:t>
-      </w:r>
-      <w:r>
-        <w:t xml:space="preserve">this</w:t>
-      </w:r>
-      <w:r>
-        <w:t xml:space="preserve"> </w:t>
-      </w:r>
-      <w:r>
-        <w:t xml:space="preserve">acceptance</w:t>
-      </w:r>
-      <w:r>
-        <w:t xml:space="preserve"> </w:t>
-      </w:r>
-      <w:r>
-        <w:t xml:space="preserve">problem</w:t>
-      </w:r>
-      <w:r>
-        <w:t xml:space="preserve"> </w:t>
-      </w:r>
-      <w:r>
-        <w:t xml:space="preserve">by</w:t>
-      </w:r>
-      <w:r>
-        <w:t xml:space="preserve"> </w:t>
-      </w:r>
-      <w:r>
-        <w:t xml:space="preserve">testing</w:t>
+        <w:t xml:space="preserve">edit,</w:t>
       </w:r>
       <w:r>
         <w:t xml:space="preserve"> </w:t>
@@ -415,7 +1305,7 @@
         <w:t xml:space="preserve"> </w:t>
       </w:r>
       <w:r>
-        <w:t xml:space="preserve">proposed</w:t>
+        <w:t xml:space="preserve">reserved</w:t>
       </w:r>
       <w:r>
         <w:t xml:space="preserve"> </w:t>
@@ -427,37 +1317,19 @@
         <w:t xml:space="preserve"> </w:t>
       </w:r>
       <w:r>
-        <w:t xml:space="preserve">state</w:t>
-      </w:r>
-      <w:r>
-        <w:t xml:space="preserve"> </w:t>
-      </w:r>
-      <w:r>
-        <w:t xml:space="preserve">against</w:t>
-      </w:r>
-      <w:r>
-        <w:t xml:space="preserve"> </w:t>
-      </w:r>
-      <w:r>
-        <w:t xml:space="preserve">measurements</w:t>
-      </w:r>
-      <w:r>
-        <w:t xml:space="preserve"> </w:t>
-      </w:r>
-      <w:r>
-        <w:t xml:space="preserve">withheld</w:t>
-      </w:r>
-      <w:r>
-        <w:t xml:space="preserve"> </w:t>
-      </w:r>
-      <w:r>
-        <w:t xml:space="preserve">from</w:t>
-      </w:r>
-      <w:r>
-        <w:t xml:space="preserve"> </w:t>
-      </w:r>
-      <w:r>
-        <w:t xml:space="preserve">fitting</w:t>
+        <w:t xml:space="preserve">test</w:t>
+      </w:r>
+      <w:r>
+        <w:t xml:space="preserve"> </w:t>
+      </w:r>
+      <w:r>
+        <w:t xml:space="preserve">judges</w:t>
+      </w:r>
+      <w:r>
+        <w:t xml:space="preserve"> </w:t>
+      </w:r>
+      <w:r>
+        <w:t xml:space="preserve">it,</w:t>
       </w:r>
       <w:r>
         <w:t xml:space="preserve"> </w:t>
@@ -469,211 +1341,13 @@
         <w:t xml:space="preserve"> </w:t>
       </w:r>
       <w:r>
-        <w:t xml:space="preserve">returning</w:t>
-      </w:r>
-      <w:r>
-        <w:t xml:space="preserve"> </w:t>
-      </w:r>
-      <w:r>
-        <w:t xml:space="preserve">SUPPORT,</w:t>
-      </w:r>
-      <w:r>
-        <w:t xml:space="preserve"> </w:t>
-      </w:r>
-      <w:r>
-        <w:t xml:space="preserve">VETO,</w:t>
-      </w:r>
-      <w:r>
-        <w:t xml:space="preserve"> </w:t>
-      </w:r>
-      <w:r>
-        <w:t xml:space="preserve">or</w:t>
-      </w:r>
-      <w:r>
-        <w:t xml:space="preserve"> </w:t>
-      </w:r>
-      <w:r>
-        <w:t xml:space="preserve">UNRESOLVED</w:t>
-      </w:r>
-      <w:r>
-        <w:t xml:space="preserve"> </w:t>
-      </w:r>
-      <w:r>
-        <w:t xml:space="preserve">before</w:t>
-      </w:r>
-      <w:r>
-        <w:t xml:space="preserve"> </w:t>
-      </w:r>
-      <w:r>
-        <w:t xml:space="preserve">the</w:t>
-      </w:r>
-      <w:r>
-        <w:t xml:space="preserve"> </w:t>
-      </w:r>
-      <w:r>
-        <w:t xml:space="preserve">state</w:t>
-      </w:r>
-      <w:r>
-        <w:t xml:space="preserve"> </w:t>
-      </w:r>
-      <w:r>
-        <w:t xml:space="preserve">is</w:t>
-      </w:r>
-      <w:r>
-        <w:t xml:space="preserve"> </w:t>
-      </w:r>
-      <w:r>
-        <w:t xml:space="preserve">committed.</w:t>
-      </w:r>
-      <w:r>
-        <w:t xml:space="preserve"> </w:t>
-      </w:r>
-      <w:r>
-        <w:t xml:space="preserve">Across</w:t>
-      </w:r>
-      <w:r>
-        <w:t xml:space="preserve"> </w:t>
-      </w:r>
-      <w:r>
-        <w:t xml:space="preserve">controlled</w:t>
-      </w:r>
-      <w:r>
-        <w:t xml:space="preserve"> </w:t>
-      </w:r>
-      <w:r>
-        <w:t xml:space="preserve">and</w:t>
-      </w:r>
-      <w:r>
-        <w:t xml:space="preserve"> </w:t>
-      </w:r>
-      <w:r>
-        <w:t xml:space="preserve">measured</w:t>
-      </w:r>
-      <w:r>
-        <w:t xml:space="preserve"> </w:t>
-      </w:r>
-      <w:r>
-        <w:t xml:space="preserve">studies,</w:t>
-      </w:r>
-      <w:r>
-        <w:t xml:space="preserve"> </w:t>
-      </w:r>
-      <w:r>
-        <w:t xml:space="preserve">the</w:t>
-      </w:r>
-      <w:r>
-        <w:t xml:space="preserve"> </w:t>
-      </w:r>
-      <w:r>
-        <w:t xml:space="preserve">main</w:t>
-      </w:r>
-      <w:r>
-        <w:t xml:space="preserve"> </w:t>
-      </w:r>
-      <w:r>
-        <w:t xml:space="preserve">finding</w:t>
-      </w:r>
-      <w:r>
-        <w:t xml:space="preserve"> </w:t>
-      </w:r>
-      <w:r>
-        <w:t xml:space="preserve">is</w:t>
-      </w:r>
-      <w:r>
-        <w:t xml:space="preserve"> </w:t>
-      </w:r>
-      <w:r>
-        <w:t xml:space="preserve">that</w:t>
-      </w:r>
-      <w:r>
-        <w:t xml:space="preserve"> </w:t>
-      </w:r>
-      <w:r>
-        <w:t xml:space="preserve">verification</w:t>
-      </w:r>
-      <w:r>
-        <w:t xml:space="preserve"> </w:t>
-      </w:r>
-      <w:r>
-        <w:t xml:space="preserve">quality</w:t>
-      </w:r>
-      <w:r>
-        <w:t xml:space="preserve"> </w:t>
-      </w:r>
-      <w:r>
-        <w:t xml:space="preserve">depends</w:t>
-      </w:r>
-      <w:r>
-        <w:t xml:space="preserve"> </w:t>
-      </w:r>
-      <w:r>
-        <w:t xml:space="preserve">on</w:t>
-      </w:r>
-      <w:r>
-        <w:t xml:space="preserve"> </w:t>
-      </w:r>
-      <w:r>
-        <w:t xml:space="preserve">the</w:t>
-      </w:r>
-      <w:r>
-        <w:t xml:space="preserve"> </w:t>
-      </w:r>
-      <w:r>
-        <w:t xml:space="preserve">information</w:t>
-      </w:r>
-      <w:r>
-        <w:t xml:space="preserve"> </w:t>
-      </w:r>
-      <w:r>
-        <w:t xml:space="preserve">carried</w:t>
-      </w:r>
-      <w:r>
-        <w:t xml:space="preserve"> </w:t>
-      </w:r>
-      <w:r>
-        <w:t xml:space="preserve">by</w:t>
-      </w:r>
-      <w:r>
-        <w:t xml:space="preserve"> </w:t>
-      </w:r>
-      <w:r>
-        <w:t xml:space="preserve">the</w:t>
-      </w:r>
-      <w:r>
-        <w:t xml:space="preserve"> </w:t>
-      </w:r>
-      <w:r>
-        <w:t xml:space="preserve">physical</w:t>
-      </w:r>
-      <w:r>
-        <w:t xml:space="preserve"> </w:t>
-      </w:r>
-      <w:r>
-        <w:t xml:space="preserve">test;</w:t>
-      </w:r>
-      <w:r>
-        <w:t xml:space="preserve"> </w:t>
-      </w:r>
-      <w:r>
-        <w:t xml:space="preserve">numerically</w:t>
-      </w:r>
-      <w:r>
-        <w:t xml:space="preserve"> </w:t>
-      </w:r>
-      <w:r>
-        <w:t xml:space="preserve">sound</w:t>
-      </w:r>
-      <w:r>
-        <w:t xml:space="preserve"> </w:t>
-      </w:r>
-      <w:r>
-        <w:t xml:space="preserve">probes</w:t>
-      </w:r>
-      <w:r>
-        <w:t xml:space="preserve"> </w:t>
-      </w:r>
-      <w:r>
-        <w:t xml:space="preserve">can</w:t>
+        <w:t xml:space="preserve">unsupported</w:t>
+      </w:r>
+      <w:r>
+        <w:t xml:space="preserve"> </w:t>
+      </w:r>
+      <w:r>
+        <w:t xml:space="preserve">changes</w:t>
       </w:r>
       <w:r>
         <w:t xml:space="preserve"> </w:t>
@@ -685,430 +1359,10 @@
         <w:t xml:space="preserve"> </w:t>
       </w:r>
       <w:r>
-        <w:t xml:space="preserve">uninformative,</w:t>
-      </w:r>
-      <w:r>
-        <w:t xml:space="preserve"> </w:t>
-      </w:r>
-      <w:r>
-        <w:t xml:space="preserve">while</w:t>
-      </w:r>
-      <w:r>
-        <w:t xml:space="preserve"> </w:t>
-      </w:r>
-      <w:r>
-        <w:t xml:space="preserve">a</w:t>
-      </w:r>
-      <w:r>
-        <w:t xml:space="preserve"> </w:t>
-      </w:r>
-      <w:r>
-        <w:t xml:space="preserve">dynamics-matched</w:t>
-      </w:r>
-      <w:r>
-        <w:t xml:space="preserve"> </w:t>
-      </w:r>
-      <w:r>
-        <w:t xml:space="preserve">test</w:t>
-      </w:r>
-      <w:r>
-        <w:t xml:space="preserve"> </w:t>
-      </w:r>
-      <w:r>
-        <w:t xml:space="preserve">can</w:t>
-      </w:r>
-      <w:r>
-        <w:t xml:space="preserve"> </w:t>
-      </w:r>
-      <w:r>
-        <w:t xml:space="preserve">separate</w:t>
-      </w:r>
-      <w:r>
-        <w:t xml:space="preserve"> </w:t>
-      </w:r>
-      <w:r>
-        <w:t xml:space="preserve">competing</w:t>
-      </w:r>
-      <w:r>
-        <w:t xml:space="preserve"> </w:t>
-      </w:r>
-      <w:r>
-        <w:t xml:space="preserve">models.</w:t>
-      </w:r>
-      <w:r>
-        <w:t xml:space="preserve"> </w:t>
-      </w:r>
-      <w:r>
-        <w:t xml:space="preserve">On</w:t>
-      </w:r>
-      <w:r>
-        <w:t xml:space="preserve"> </w:t>
-      </w:r>
-      <w:r>
-        <w:t xml:space="preserve">a</w:t>
-      </w:r>
-      <w:r>
-        <w:t xml:space="preserve"> </w:t>
-      </w:r>
-      <w:r>
-        <w:t xml:space="preserve">locked</w:t>
-      </w:r>
-      <w:r>
-        <w:t xml:space="preserve"> </w:t>
-      </w:r>
-      <w:r>
-        <w:t xml:space="preserve">10-video</w:t>
-      </w:r>
-      <w:r>
-        <w:t xml:space="preserve"> </w:t>
-      </w:r>
-      <w:r>
-        <w:t xml:space="preserve">IRIS</w:t>
-      </w:r>
-      <w:r>
-        <w:t xml:space="preserve"> </w:t>
-      </w:r>
-      <w:r>
-        <w:t xml:space="preserve">pendulum</w:t>
-      </w:r>
-      <w:r>
-        <w:t xml:space="preserve"> </w:t>
-      </w:r>
-      <w:r>
-        <w:t xml:space="preserve">evaluation,</w:t>
-      </w:r>
-      <w:r>
-        <w:t xml:space="preserve"> </w:t>
-      </w:r>
-      <w:r>
-        <w:t xml:space="preserve">the</w:t>
-      </w:r>
-      <w:r>
-        <w:t xml:space="preserve"> </w:t>
-      </w:r>
-      <w:r>
-        <w:t xml:space="preserve">matched</w:t>
-      </w:r>
-      <w:r>
-        <w:t xml:space="preserve"> </w:t>
-      </w:r>
-      <w:r>
-        <w:t xml:space="preserve">probe</w:t>
-      </w:r>
-      <w:r>
-        <w:t xml:space="preserve"> </w:t>
-      </w:r>
-      <w:r>
-        <w:t xml:space="preserve">reaches</w:t>
-      </w:r>
-      <w:r>
-        <w:t xml:space="preserve"> </w:t>
-      </w:r>
-      <w:r>
-        <w:t xml:space="preserve">81.8%</w:t>
-      </w:r>
-      <w:r>
-        <w:t xml:space="preserve"> </w:t>
-      </w:r>
-      <w:r>
-        <w:t xml:space="preserve">decision</w:t>
-      </w:r>
-      <w:r>
-        <w:t xml:space="preserve"> </w:t>
-      </w:r>
-      <w:r>
-        <w:t xml:space="preserve">accuracy</w:t>
-      </w:r>
-      <w:r>
-        <w:t xml:space="preserve"> </w:t>
-      </w:r>
-      <w:r>
-        <w:t xml:space="preserve">versus</w:t>
-      </w:r>
-      <w:r>
-        <w:t xml:space="preserve"> </w:t>
-      </w:r>
-      <w:r>
-        <w:t xml:space="preserve">36.4%</w:t>
-      </w:r>
-      <w:r>
-        <w:t xml:space="preserve"> </w:t>
-      </w:r>
-      <w:r>
-        <w:t xml:space="preserve">for</w:t>
-      </w:r>
-      <w:r>
-        <w:t xml:space="preserve"> </w:t>
-      </w:r>
-      <w:r>
-        <w:t xml:space="preserve">a</w:t>
-      </w:r>
-      <w:r>
-        <w:t xml:space="preserve"> </w:t>
-      </w:r>
-      <w:r>
-        <w:t xml:space="preserve">small-angle</w:t>
-      </w:r>
-      <w:r>
-        <w:t xml:space="preserve"> </w:t>
-      </w:r>
-      <w:r>
-        <w:t xml:space="preserve">baseline;</w:t>
-      </w:r>
-      <w:r>
-        <w:t xml:space="preserve"> </w:t>
-      </w:r>
-      <w:r>
-        <w:t xml:space="preserve">a</w:t>
-      </w:r>
-      <w:r>
-        <w:t xml:space="preserve"> </w:t>
-      </w:r>
-      <w:r>
-        <w:t xml:space="preserve">separately</w:t>
-      </w:r>
-      <w:r>
-        <w:t xml:space="preserve"> </w:t>
-      </w:r>
-      <w:r>
-        <w:t xml:space="preserve">frozen</w:t>
-      </w:r>
-      <w:r>
-        <w:t xml:space="preserve"> </w:t>
-      </w:r>
-      <w:r>
-        <w:t xml:space="preserve">free-fall</w:t>
-      </w:r>
-      <w:r>
-        <w:t xml:space="preserve"> </w:t>
-      </w:r>
-      <w:r>
-        <w:t xml:space="preserve">protocol</w:t>
-      </w:r>
-      <w:r>
-        <w:t xml:space="preserve"> </w:t>
-      </w:r>
-      <w:r>
-        <w:t xml:space="preserve">fails</w:t>
-      </w:r>
-      <w:r>
-        <w:t xml:space="preserve"> </w:t>
-      </w:r>
-      <w:r>
-        <w:t xml:space="preserve">untouched</w:t>
-      </w:r>
-      <w:r>
-        <w:t xml:space="preserve"> </w:t>
-      </w:r>
-      <w:r>
-        <w:t xml:space="preserve">validation</w:t>
-      </w:r>
-      <w:r>
-        <w:t xml:space="preserve"> </w:t>
-      </w:r>
-      <w:r>
-        <w:t xml:space="preserve">and</w:t>
-      </w:r>
-      <w:r>
-        <w:t xml:space="preserve"> </w:t>
-      </w:r>
-      <w:r>
-        <w:t xml:space="preserve">is</w:t>
-      </w:r>
-      <w:r>
-        <w:t xml:space="preserve"> </w:t>
-      </w:r>
-      <w:r>
-        <w:t xml:space="preserve">not</w:t>
-      </w:r>
-      <w:r>
-        <w:t xml:space="preserve"> </w:t>
-      </w:r>
-      <w:r>
-        <w:t xml:space="preserve">promoted</w:t>
-      </w:r>
-      <w:r>
-        <w:t xml:space="preserve"> </w:t>
-      </w:r>
-      <w:r>
-        <w:t xml:space="preserve">to</w:t>
-      </w:r>
-      <w:r>
-        <w:t xml:space="preserve"> </w:t>
-      </w:r>
-      <w:r>
-        <w:t xml:space="preserve">final</w:t>
-      </w:r>
-      <w:r>
-        <w:t xml:space="preserve"> </w:t>
-      </w:r>
-      <w:r>
-        <w:t xml:space="preserve">testing.</w:t>
-      </w:r>
-      <w:r>
-        <w:t xml:space="preserve"> </w:t>
-      </w:r>
-      <w:r>
-        <w:t xml:space="preserve">Reality</w:t>
-      </w:r>
-      <w:r>
-        <w:t xml:space="preserve"> </w:t>
-      </w:r>
-      <w:r>
-        <w:t xml:space="preserve">Probe</w:t>
-      </w:r>
-      <w:r>
-        <w:t xml:space="preserve"> </w:t>
-      </w:r>
-      <w:r>
-        <w:t xml:space="preserve">therefore</w:t>
-      </w:r>
-      <w:r>
-        <w:t xml:space="preserve"> </w:t>
-      </w:r>
-      <w:r>
-        <w:t xml:space="preserve">turns</w:t>
-      </w:r>
-      <w:r>
-        <w:t xml:space="preserve"> </w:t>
-      </w:r>
-      <w:r>
-        <w:t xml:space="preserve">physical</w:t>
-      </w:r>
-      <w:r>
-        <w:t xml:space="preserve"> </w:t>
-      </w:r>
-      <w:r>
-        <w:t xml:space="preserve">editing</w:t>
-      </w:r>
-      <w:r>
-        <w:t xml:space="preserve"> </w:t>
-      </w:r>
-      <w:r>
-        <w:t xml:space="preserve">from</w:t>
-      </w:r>
-      <w:r>
-        <w:t xml:space="preserve"> </w:t>
-      </w:r>
-      <w:r>
-        <w:t xml:space="preserve">fit-and-commit</w:t>
-      </w:r>
-      <w:r>
-        <w:t xml:space="preserve"> </w:t>
-      </w:r>
-      <w:r>
-        <w:t xml:space="preserve">into</w:t>
-      </w:r>
-      <w:r>
-        <w:t xml:space="preserve"> </w:t>
-      </w:r>
-      <w:r>
-        <w:t xml:space="preserve">fit,</w:t>
-      </w:r>
-      <w:r>
-        <w:t xml:space="preserve"> </w:t>
-      </w:r>
-      <w:r>
-        <w:t xml:space="preserve">test,</w:t>
-      </w:r>
-      <w:r>
-        <w:t xml:space="preserve"> </w:t>
-      </w:r>
-      <w:r>
-        <w:t xml:space="preserve">then</w:t>
-      </w:r>
-      <w:r>
-        <w:t xml:space="preserve"> </w:t>
-      </w:r>
-      <w:r>
-        <w:t xml:space="preserve">commit,</w:t>
-      </w:r>
-      <w:r>
-        <w:t xml:space="preserve"> </w:t>
-      </w:r>
-      <w:r>
-        <w:t xml:space="preserve">making</w:t>
-      </w:r>
-      <w:r>
-        <w:t xml:space="preserve"> </w:t>
-      </w:r>
-      <w:r>
-        <w:t xml:space="preserve">unsupported</w:t>
-      </w:r>
-      <w:r>
-        <w:t xml:space="preserve"> </w:t>
-      </w:r>
-      <w:r>
-        <w:t xml:space="preserve">state</w:t>
-      </w:r>
-      <w:r>
-        <w:t xml:space="preserve"> </w:t>
-      </w:r>
-      <w:r>
-        <w:t xml:space="preserve">changes</w:t>
-      </w:r>
-      <w:r>
-        <w:t xml:space="preserve"> </w:t>
-      </w:r>
-      <w:r>
-        <w:t xml:space="preserve">explicit</w:t>
-      </w:r>
-      <w:r>
-        <w:t xml:space="preserve"> </w:t>
-      </w:r>
-      <w:r>
-        <w:t xml:space="preserve">instead</w:t>
-      </w:r>
-      <w:r>
-        <w:t xml:space="preserve"> </w:t>
-      </w:r>
-      <w:r>
-        <w:t xml:space="preserve">of</w:t>
-      </w:r>
-      <w:r>
-        <w:t xml:space="preserve"> </w:t>
-      </w:r>
-      <w:r>
-        <w:t xml:space="preserve">silently</w:t>
-      </w:r>
-      <w:r>
-        <w:t xml:space="preserve"> </w:t>
-      </w:r>
-      <w:r>
-        <w:t xml:space="preserve">folding</w:t>
-      </w:r>
-      <w:r>
-        <w:t xml:space="preserve"> </w:t>
-      </w:r>
-      <w:r>
-        <w:t xml:space="preserve">them</w:t>
-      </w:r>
-      <w:r>
-        <w:t xml:space="preserve"> </w:t>
-      </w:r>
-      <w:r>
-        <w:t xml:space="preserve">into</w:t>
-      </w:r>
-      <w:r>
-        <w:t xml:space="preserve"> </w:t>
-      </w:r>
-      <w:r>
-        <w:t xml:space="preserve">the</w:t>
-      </w:r>
-      <w:r>
-        <w:t xml:space="preserve"> </w:t>
-      </w:r>
-      <w:r>
-        <w:t xml:space="preserve">reconstructed</w:t>
-      </w:r>
-      <w:r>
-        <w:t xml:space="preserve"> </w:t>
-      </w:r>
-      <w:r>
-        <w:t xml:space="preserve">world.</w:t>
-      </w:r>
-    </w:p>
-    <w:bookmarkStart w:id="26" w:name="introduction"/>
+        <w:t xml:space="preserve">uncommitted.</w:t>
+      </w:r>
+    </w:p>
+    <w:bookmarkStart w:id="23" w:name="introduction"/>
     <w:p>
       <w:pPr>
         <w:pStyle w:val="Heading1"/>
@@ -1122,7 +1376,7 @@
         <w:pStyle w:val="FirstParagraph"/>
       </w:pPr>
       <w:r>
-        <w:t xml:space="preserve">Suppose a cloth has been reconstructed from video and assigned a simulated stiffness. A later optimization pass proposes a new stiffness because it lowers trajectory error on held-out frames. If the system simply overwrites the old value, it is treating better fit as evidence of better physics. Those are different claims. The new parameter may reproduce the recorded motion more closely and still respond worse when the cloth is pulled, struck, or loaded in a way that was never part of fitting.</w:t>
+        <w:t xml:space="preserve">A reconstructed scene may outlive the capture session that created it. An animation or authoring system may change material stiffness; a digital twin may recalibrate damping; a robotics world model may update contact or compliance. In each case the scene already contains persistent physical state, and a new parameter value is a proposed state transition rather than merely another number produced by an optimizer.</w:t>
       </w:r>
     </w:p>
     <w:p>
@@ -1130,7 +1384,47 @@
         <w:pStyle w:val="BodyText"/>
       </w:pPr>
       <w:r>
-        <w:t xml:space="preserve">This problem appears whenever a reconstructed scene is expected to remain physically editable. By a</w:t>
+        <w:t xml:space="preserve">Consider a cloth reconstructed from video. An optimizer proposes a new stiffness because it reduces trajectory error on ordinary held-out frames. Committing that value immediately would assume that better observational fit means better future physical behaviour. The proposal could instead respond worse when the cloth is pulled, struck, or loaded outside the fitting sequence. This paper addresses that gap between</w:t>
+      </w:r>
+      <w:r>
+        <w:t xml:space="preserve"> </w:t>
+      </w:r>
+      <w:r>
+        <w:rPr>
+          <w:iCs/>
+          <w:i/>
+        </w:rPr>
+        <w:t xml:space="preserve">proposing</w:t>
+      </w:r>
+      <w:r>
+        <w:t xml:space="preserve"> </w:t>
+      </w:r>
+      <w:r>
+        <w:t xml:space="preserve">a physical edit and</w:t>
+      </w:r>
+      <w:r>
+        <w:t xml:space="preserve"> </w:t>
+      </w:r>
+      <w:r>
+        <w:rPr>
+          <w:iCs/>
+          <w:i/>
+        </w:rPr>
+        <w:t xml:space="preserve">accepting</w:t>
+      </w:r>
+      <w:r>
+        <w:t xml:space="preserve"> </w:t>
+      </w:r>
+      <w:r>
+        <w:t xml:space="preserve">it.</w:t>
+      </w:r>
+    </w:p>
+    <w:p>
+      <w:pPr>
+        <w:pStyle w:val="BodyText"/>
+      </w:pPr>
+      <w:r>
+        <w:t xml:space="preserve">By a</w:t>
       </w:r>
       <w:r>
         <w:t xml:space="preserve"> </w:t>
@@ -1143,7 +1437,7 @@
         <w:t xml:space="preserve">video-reconstructed world</w:t>
       </w:r>
       <w:r>
-        <w:t xml:space="preserve">, we mean a scene model recovered from observations that stores geometry or appearance together with state or parameters used by a simulator. Physics-aware radiance fields, Gaussian representations, and differentiable simulators combine reconstruction, parameter estimation, and interaction synthesis</w:t>
+        <w:t xml:space="preserve">, we mean a scene recovered from observations that stores geometry or appearance together with simulator-facing state or parameters. Physics-aware radiance fields, Gaussian representations, and differentiable simulators increasingly combine reconstruction, parameter estimation, and interaction synthesis</w:t>
       </w:r>
       <w:r>
         <w:t xml:space="preserve"> </w:t>
@@ -1152,7 +1446,53 @@
         <w:t xml:space="preserve">(Xuan Li et al. 2023; Xie et al. 2024; Zhang et al. 2024; Liu et al. 2025; Rho et al. 2026; Wada et al. 2026; Hu et al. 2019, 2020)</w:t>
       </w:r>
       <w:r>
-        <w:t xml:space="preserve">. Once such a model persists beyond the fitting run, every physical parameter change becomes a state-management decision: should the system keep the old model or commit the new one?</w:t>
+        <w:t xml:space="preserve">. A physical edit can therefore come from an optimizer, a scripted calibration step, an authoring interface, or a learned estimator. Reality Probe is agnostic to that proposal mechanism. It begins only after the current model</w:t>
+      </w:r>
+      <w:r>
+        <w:t xml:space="preserve"> </w:t>
+      </w:r>
+      <m:oMath>
+        <m:sSub>
+          <m:e>
+            <m:r>
+              <m:t>M</m:t>
+            </m:r>
+          </m:e>
+          <m:sub>
+            <m:r>
+              <m:t>0</m:t>
+            </m:r>
+          </m:sub>
+        </m:sSub>
+      </m:oMath>
+      <w:r>
+        <w:t xml:space="preserve"> </w:t>
+      </w:r>
+      <w:r>
+        <w:t xml:space="preserve">and candidate</w:t>
+      </w:r>
+      <w:r>
+        <w:t xml:space="preserve"> </w:t>
+      </w:r>
+      <m:oMath>
+        <m:sSub>
+          <m:e>
+            <m:r>
+              <m:t>M</m:t>
+            </m:r>
+          </m:e>
+          <m:sub>
+            <m:r>
+              <m:t>1</m:t>
+            </m:r>
+          </m:sub>
+        </m:sSub>
+      </m:oMath>
+      <w:r>
+        <w:t xml:space="preserve"> </w:t>
+      </w:r>
+      <w:r>
+        <w:t xml:space="preserve">are fixed.</w:t>
       </w:r>
     </w:p>
     <w:p>
@@ -1160,7 +1500,7 @@
         <w:pStyle w:val="BodyText"/>
       </w:pPr>
       <w:r>
-        <w:t xml:space="preserve">Inverse physics usually answers a different question: which parameters best explain the observations used for estimation? Structural identifiability asks whether those observations can determine the parameters at all, and experiment design asks which measurements make competing models easier to distinguish</w:t>
+        <w:t xml:space="preserve">Inverse physics asks which parameters explain observations used for estimation. Identifiability asks whether those observations can determine the parameters, and experiment design asks which measurements best separate alternatives</w:t>
       </w:r>
       <w:r>
         <w:t xml:space="preserve"> </w:t>
@@ -1178,54 +1518,7 @@
         <w:t xml:space="preserve">(Oberkampf, Pilch, and Trucano 2007; Laudy 2026)</w:t>
       </w:r>
       <w:r>
-        <w:t xml:space="preserve">. Our focus is the acceptance decision for one concrete physical edit after an optimizer has proposed it. A persistent scene needs a way to say:</w:t>
-      </w:r>
-      <w:r>
-        <w:t xml:space="preserve"> </w:t>
-      </w:r>
-      <w:r>
-        <w:rPr>
-          <w:iCs/>
-          <w:i/>
-        </w:rPr>
-        <w:t xml:space="preserve">this change is physically supported</w:t>
-      </w:r>
-      <w:r>
-        <w:t xml:space="preserve">,</w:t>
-      </w:r>
-      <w:r>
-        <w:t xml:space="preserve"> </w:t>
-      </w:r>
-      <w:r>
-        <w:rPr>
-          <w:iCs/>
-          <w:i/>
-        </w:rPr>
-        <w:t xml:space="preserve">this change is contradicted</w:t>
-      </w:r>
-      <w:r>
-        <w:t xml:space="preserve">, or</w:t>
-      </w:r>
-      <w:r>
-        <w:t xml:space="preserve"> </w:t>
-      </w:r>
-      <w:r>
-        <w:rPr>
-          <w:iCs/>
-          <w:i/>
-        </w:rPr>
-        <w:t xml:space="preserve">the available test does not tell us enough</w:t>
-      </w:r>
-      <w:r>
-        <w:t xml:space="preserve">.</w:t>
-      </w:r>
-    </w:p>
-    <w:p>
-      <w:pPr>
-        <w:pStyle w:val="BodyText"/>
-      </w:pPr>
-      <w:r>
-        <w:t xml:space="preserve">Reality Probe inserts that decision between proposal and commit. Fitting produces a provisional model from training and ordinary held-out observations. Once that model is fixed, a reserved physical observation or intervention is evaluated against both the current and proposed states. Measurement, repeat, and numerical uncertainty are carried into the comparison. The result is SUPPORT, VETO, or UNRESOLVED. SUPPORT permits a verified commit; VETO keeps the current state because the proposal is physically worse on the reserved test; UNRESOLVED also preserves the current state, but for a different reason: the experiment cannot separate the two models strongly enough.</w:t>
+        <w:t xml:space="preserve">. Reality Probe uses ideas from these traditions at a narrower systems boundary: should one already-proposed physical edit be allowed to replace persistent scene state?</w:t>
       </w:r>
     </w:p>
     <w:p>
@@ -1247,77 +1540,129 @@
         <w:t xml:space="preserve"> </w:t>
       </w:r>
       <w:r>
-        <w:t xml:space="preserve">shows the failure that motivates this gate. In one frozen synthetic example, the proposed state improves ordinary held-out error by 14.93% but worsens an untouched physical target by 9.03%. The example is illustrative and carries no special statistical weight. What matters is the structure of the failure: the metric used to choose the edit and the physical behavior we ultimately care about can move in opposite directions.</w:t>
+        <w:t xml:space="preserve">shows the transaction. Proposal data may produce</w:t>
+      </w:r>
+      <w:r>
+        <w:t xml:space="preserve"> </w:t>
+      </w:r>
+      <m:oMath>
+        <m:sSub>
+          <m:e>
+            <m:r>
+              <m:t>M</m:t>
+            </m:r>
+          </m:e>
+          <m:sub>
+            <m:r>
+              <m:t>1</m:t>
+            </m:r>
+          </m:sub>
+        </m:sSub>
+      </m:oMath>
+      <w:r>
+        <w:t xml:space="preserve">, but the reserved physical test is not opened until that proposal is fixed. The same reserved observation or intervention</w:t>
+      </w:r>
+      <w:r>
+        <w:t xml:space="preserve"> </w:t>
+      </w:r>
+      <m:oMath>
+        <m:r>
+          <m:t>Y</m:t>
+        </m:r>
+      </m:oMath>
+      <w:r>
+        <w:t xml:space="preserve"> </w:t>
+      </w:r>
+      <w:r>
+        <w:t xml:space="preserve">is then evaluated under</w:t>
+      </w:r>
+      <w:r>
+        <w:t xml:space="preserve"> </w:t>
+      </w:r>
+      <m:oMath>
+        <m:sSub>
+          <m:e>
+            <m:r>
+              <m:t>M</m:t>
+            </m:r>
+          </m:e>
+          <m:sub>
+            <m:r>
+              <m:t>0</m:t>
+            </m:r>
+          </m:sub>
+        </m:sSub>
+      </m:oMath>
+      <w:r>
+        <w:t xml:space="preserve"> </w:t>
+      </w:r>
+      <w:r>
+        <w:t xml:space="preserve">and</w:t>
+      </w:r>
+      <w:r>
+        <w:t xml:space="preserve"> </w:t>
+      </w:r>
+      <m:oMath>
+        <m:sSub>
+          <m:e>
+            <m:r>
+              <m:t>M</m:t>
+            </m:r>
+          </m:e>
+          <m:sub>
+            <m:r>
+              <m:t>1</m:t>
+            </m:r>
+          </m:sub>
+        </m:sSub>
+      </m:oMath>
+      <w:r>
+        <w:t xml:space="preserve">, and the difference is scaled by measurement, repeat, and numerical uncertainty. SUPPORT allows the candidate to be committed; VETO preserves the current model because the reserved test contradicts the edit; UNRESOLVED also preserves the current model, but because the experiment cannot distinguish the two states strongly enough.</w:t>
       </w:r>
     </w:p>
     <w:p>
       <w:pPr>
         <w:pStyle w:val="BodyText"/>
+      </w:pPr>
+      <w:r>
+        <w:t xml:space="preserve">The failure this gate is meant to catch is concrete. Figure </w:t>
+      </w:r>
+      <w:hyperlink w:anchor="fig:deceptive-repair">
+        <w:r>
+          <w:rPr>
+            <w:rStyle w:val="Hyperlink"/>
+          </w:rPr>
+          <w:t xml:space="preserve">1</w:t>
+        </w:r>
+      </w:hyperlink>
+      <w:r>
+        <w:t xml:space="preserve"> </w:t>
+      </w:r>
+      <w:r>
+        <w:t xml:space="preserve">shows one controlled case in which the proposed state lowers ordinary held-out error by 14.93% while worsening an untouched physical target by 9.03%. The example is illustrative rather than statistically special: it shows why the metric that proposes an edit and the evidence that accepts it should not be assumed to measure the same thing.</w:t>
+      </w:r>
+    </w:p>
+    <w:p>
+      <w:pPr>
+        <w:pStyle w:val="CaptionedFigure"/>
       </w:pPr>
       <w:r>
         <w:drawing>
           <wp:inline>
-            <wp:extent cx="5334000" cy="4000500"/>
+            <wp:extent cx="5334000" cy="3000375"/>
             <wp:effectExtent b="0" l="0" r="0" t="0"/>
-            <wp:docPr descr="image" title="" id="21" name="Picture"/>
+            <wp:docPr descr="" title="" id="21" name="Picture"/>
             <a:graphic>
               <a:graphicData uri="http://schemas.openxmlformats.org/drawingml/2006/picture">
                 <pic:pic>
                   <pic:nvPicPr>
-                    <pic:cNvPr descr="../docs/readme_assets/storyboard.png" id="22" name="Picture"/>
+                    <pic:cNvPr descr="figures/02_deceptive_repair.png" id="22" name="Picture"/>
                     <pic:cNvPicPr>
                       <a:picLocks noChangeArrowheads="1" noChangeAspect="1"/>
                     </pic:cNvPicPr>
                   </pic:nvPicPr>
                   <pic:blipFill>
                     <a:blip r:embed="rId20"/>
-                    <a:stretch>
-                      <a:fillRect/>
-                    </a:stretch>
-                  </pic:blipFill>
-                  <pic:spPr bwMode="auto">
-                    <a:xfrm>
-                      <a:off x="0" y="0"/>
-                      <a:ext cx="5334000" cy="4000500"/>
-                    </a:xfrm>
-                    <a:prstGeom prst="rect">
-                      <a:avLst/>
-                    </a:prstGeom>
-                    <a:noFill/>
-                    <a:ln w="9525">
-                      <a:noFill/>
-                      <a:headEnd/>
-                      <a:tailEnd/>
-                    </a:ln>
-                  </pic:spPr>
-                </pic:pic>
-              </a:graphicData>
-            </a:graphic>
-          </wp:inline>
-        </w:drawing>
-      </w:r>
-    </w:p>
-    <w:p>
-      <w:pPr>
-        <w:pStyle w:val="CaptionedFigure"/>
-      </w:pPr>
-      <w:r>
-        <w:drawing>
-          <wp:inline>
-            <wp:extent cx="5334000" cy="3000375"/>
-            <wp:effectExtent b="0" l="0" r="0" t="0"/>
-            <wp:docPr descr="" title="" id="24" name="Picture"/>
-            <a:graphic>
-              <a:graphicData uri="http://schemas.openxmlformats.org/drawingml/2006/picture">
-                <pic:pic>
-                  <pic:nvPicPr>
-                    <pic:cNvPr descr="../docs/readme_assets/02_deceptive_repair.png" id="25" name="Picture"/>
-                    <pic:cNvPicPr>
-                      <a:picLocks noChangeArrowheads="1" noChangeAspect="1"/>
-                    </pic:cNvPicPr>
-                  </pic:nvPicPr>
-                  <pic:blipFill>
-                    <a:blip r:embed="rId23"/>
                     <a:stretch>
                       <a:fillRect/>
                     </a:stretch>
@@ -1349,7 +1694,7 @@
         <w:pStyle w:val="ImageCaption"/>
       </w:pPr>
       <w:r>
-        <w:t xml:space="preserve">Example of a fit-improving physical regression from the frozen synthetic population. Ordinary held-out error decreases by 14.93%, while untouched-target error increases by 9.03%. This case is shown for intuition and does not determine any threshold or aggregate result.</w:t>
+        <w:t xml:space="preserve">One fit-improving physical regression from the controlled synthetic population. Ordinary held-out error decreases by 14.93%, so the proposal looks better to the fitting criterion, while error on an untouched physical target increases by 9.03%. The case motivates a separate acceptance test; it is not used to choose any threshold.</w:t>
       </w:r>
     </w:p>
     <w:p>
@@ -1357,7 +1702,7 @@
         <w:pStyle w:val="BodyText"/>
       </w:pPr>
       <w:r>
-        <w:t xml:space="preserve">The central hypothesis of this paper is not that one verifier works everywhere. It is that the usefulness of verification depends on whether the reserved physical test contains information that distinguishes the proposed state from the current one. We therefore evaluate several physical tests and do not tune one mechanism until it passes. Dark-Field Counterfactual Spectroscopy (DCS) tests whether signed intervention contrasts expose higher-order disagreement. Known-force compliance changes the physical question entirely. IRIS pendulum video provides a measured setting where a dynamics-matched observable succeeds. A separately frozen free-fall protocol provides a measured setting where the verification approach fails validation. The negative result is part of the contribution because it shows where the acceptance gate must refuse to generalize.</w:t>
+        <w:t xml:space="preserve">The paper tests the hypothesis that verification quality is limited by the information in the reserved physical question. A signed-intervention probe can be numerically correct and still carry too little discriminating signal. A known-force response asks a different question. A finite-amplitude pendulum period test matches the dynamics present in the measured video. A separately predefined free-fall transfer test fails untouched validation and is stopped. Preserving both successful and failed channels is important because Reality Probe is intended to expose when a test is uninformative, not to guarantee that every physical edit can be verified.</w:t>
       </w:r>
     </w:p>
     <w:p>
@@ -1365,7 +1710,7 @@
         <w:pStyle w:val="BodyText"/>
       </w:pPr>
       <w:r>
-        <w:t xml:space="preserve">The impact is architectural. A physically editable scene should not be a fit-and-commit pipeline. It should be a</w:t>
+        <w:t xml:space="preserve">The resulting architectural change is simple: physically editable reconstructed worlds should use</w:t>
       </w:r>
       <w:r>
         <w:t xml:space="preserve"> </w:t>
@@ -1381,7 +1726,7 @@
         <w:t xml:space="preserve"> </w:t>
       </w:r>
       <w:r>
-        <w:t xml:space="preserve">pipeline in which the acceptance measurements are separated from the data that produced the proposal. This makes silent physical regressions observable and gives the system a principled reason to preserve the previous state when its experiment is uninformative.</w:t>
+        <w:t xml:space="preserve">rather than fit-and-commit.</w:t>
       </w:r>
     </w:p>
     <w:p>
@@ -1404,13 +1749,13 @@
           <w:bCs/>
           <w:b/>
         </w:rPr>
-        <w:t xml:space="preserve">An evidence-gated commit model for physical scene edits.</w:t>
-      </w:r>
-      <w:r>
-        <w:t xml:space="preserve"> </w:t>
-      </w:r>
-      <w:r>
-        <w:t xml:space="preserve">Reality Probe separates proposal data from acceptance data, propagates the uncertainty of the reserved test, and records SUPPORT, VETO, or UNRESOLVED before a proposed physical state can replace the baseline.</w:t>
+        <w:t xml:space="preserve">An evidence-gated state transition for physical edits.</w:t>
+      </w:r>
+      <w:r>
+        <w:t xml:space="preserve"> </w:t>
+      </w:r>
+      <w:r>
+        <w:t xml:space="preserve">Reality Probe separates proposal evidence from acceptance evidence and records SUPPORT, VETO, or UNRESOLVED before a candidate physical state can replace the current one.</w:t>
       </w:r>
     </w:p>
     <w:p>
@@ -1425,13 +1770,13 @@
           <w:bCs/>
           <w:b/>
         </w:rPr>
-        <w:t xml:space="preserve">An empirical study of verification information.</w:t>
-      </w:r>
-      <w:r>
-        <w:t xml:space="preserve"> </w:t>
-      </w:r>
-      <w:r>
-        <w:t xml:space="preserve">Controlled synthetic experiments show that mathematically valid and numerically stable probes can remain too weak to support a decision, while changing the physical intervention can increase separability substantially.</w:t>
+        <w:t xml:space="preserve">A controlled study of what makes a verification test informative.</w:t>
+      </w:r>
+      <w:r>
+        <w:t xml:space="preserve"> </w:t>
+      </w:r>
+      <w:r>
+        <w:t xml:space="preserve">Across synthetic and measured settings, we distinguish numerical correctness from physical separability and show that changing the physical interrogation can matter more than refining a weak one.</w:t>
       </w:r>
     </w:p>
     <w:p>
@@ -1446,13 +1791,13 @@
           <w:bCs/>
           <w:b/>
         </w:rPr>
-        <w:t xml:space="preserve">A locked measured-video evaluation with both success and failure.</w:t>
-      </w:r>
-      <w:r>
-        <w:t xml:space="preserve"> </w:t>
-      </w:r>
-      <w:r>
-        <w:t xml:space="preserve">A pendulum-specific probe improves decision accuracy on fresh IRIS video, while a separately frozen free-fall protocol fails untouched validation. Together they bound the claim to evidence-matched physical tests.</w:t>
+        <w:t xml:space="preserve">A measured finding with an explicit transfer failure.</w:t>
+      </w:r>
+      <w:r>
+        <w:t xml:space="preserve"> </w:t>
+      </w:r>
+      <w:r>
+        <w:t xml:space="preserve">On ten previously unopened IRIS pendulum videos, the finite-amplitude period test reaches 90/110 correct decisions versus 40/110 for the common small-angle approximation, while a separately predefined free-fall protocol fails untouched validation and leaves its final split unopened. The result therefore supports evidence-matched verification rather than universal physical certification.</w:t>
       </w:r>
     </w:p>
     <w:p>
@@ -1473,204 +1818,222 @@
         <w:t xml:space="preserve">what evidence justifies committing a physical edit to a persistent reconstructed world?</w:t>
       </w:r>
     </w:p>
+    <w:bookmarkEnd w:id="23"/>
+    <w:bookmarkStart w:id="28" w:name="related-work"/>
+    <w:p>
+      <w:pPr>
+        <w:pStyle w:val="Heading1"/>
+      </w:pPr>
+      <w:r>
+        <w:t xml:space="preserve">Related Work</w:t>
+      </w:r>
+    </w:p>
+    <w:bookmarkStart w:id="24" w:name="X1fe7a99effe437310b462108e67d3b9862c867e"/>
+    <w:p>
+      <w:pPr>
+        <w:pStyle w:val="Heading2"/>
+      </w:pPr>
+      <w:r>
+        <w:t xml:space="preserve">Physics-aware scene reconstruction and inverse physics</w:t>
+      </w:r>
+    </w:p>
+    <w:p>
+      <w:pPr>
+        <w:pStyle w:val="FirstParagraph"/>
+      </w:pPr>
+      <w:r>
+        <w:t xml:space="preserve">PAC-NeRF couples continuum simulation to a neural radiance field so that physical parameters can be estimated from multi-view video</w:t>
+      </w:r>
+      <w:r>
+        <w:t xml:space="preserve"> </w:t>
+      </w:r>
+      <w:r>
+        <w:t xml:space="preserve">(Xuan Li et al. 2023)</w:t>
+      </w:r>
+      <w:r>
+        <w:t xml:space="preserve">. PhysGaussian brings Material Point Method dynamics to 3D Gaussian primitives</w:t>
+      </w:r>
+      <w:r>
+        <w:t xml:space="preserve"> </w:t>
+      </w:r>
+      <w:r>
+        <w:t xml:space="preserve">(Xie et al. 2024)</w:t>
+      </w:r>
+      <w:r>
+        <w:t xml:space="preserve">. PhysDreamer, PhysFlow, MonoPhysics, and M-PhyGs extend physically parameterized visual representations toward interaction synthesis, material estimation, and monocular or multi-material dynamics</w:t>
+      </w:r>
+      <w:r>
+        <w:t xml:space="preserve"> </w:t>
+      </w:r>
+      <w:r>
+        <w:t xml:space="preserve">(Zhang et al. 2024; Liu et al. 2025; Rho et al. 2026; Wada et al. 2026)</w:t>
+      </w:r>
+      <w:r>
+        <w:t xml:space="preserve">. Differentiable simulators such as ChainQueen and DiffTaichi provide optimization machinery for physical parameters</w:t>
+      </w:r>
+      <w:r>
+        <w:t xml:space="preserve"> </w:t>
+      </w:r>
+      <w:r>
+        <w:t xml:space="preserve">(Hu et al. 2019, 2020)</w:t>
+      </w:r>
+      <w:r>
+        <w:t xml:space="preserve">.</w:t>
+      </w:r>
+    </w:p>
+    <w:p>
+      <w:pPr>
+        <w:pStyle w:val="BodyText"/>
+      </w:pPr>
+      <w:r>
+        <w:t xml:space="preserve">These systems motivate our setting: a scene model can carry physical state that is estimated from observations and later changed. Reality Probe addresses the next operation in that lifecycle. Given a baseline model and a proposed physical edit, should the persistent scene accept the new state?</w:t>
+      </w:r>
+    </w:p>
+    <w:bookmarkEnd w:id="24"/>
+    <w:bookmarkStart w:id="25" w:name="identifiability-and-experimental-design"/>
+    <w:p>
+      <w:pPr>
+        <w:pStyle w:val="Heading2"/>
+      </w:pPr>
+      <w:r>
+        <w:t xml:space="preserve">Identifiability and informative experiments</w:t>
+      </w:r>
+    </w:p>
+    <w:p>
+      <w:pPr>
+        <w:pStyle w:val="FirstParagraph"/>
+      </w:pPr>
+      <w:r>
+        <w:t xml:space="preserve">Parameter recovery is limited by the information present in the observations. Structural identifiability formalizes whether the model parameters are uniquely recoverable, and recent work studies these conditions directly from video</w:t>
+      </w:r>
+      <w:r>
+        <w:t xml:space="preserve"> </w:t>
+      </w:r>
+      <w:r>
+        <w:t xml:space="preserve">(Y. Wang et al. 2026)</w:t>
+      </w:r>
+      <w:r>
+        <w:t xml:space="preserve">. IRIS evaluates physical parameter recovery, identifiability, extrapolation, and governing-equation recovery on controlled real video</w:t>
+      </w:r>
+      <w:r>
+        <w:t xml:space="preserve"> </w:t>
+      </w:r>
+      <w:r>
+        <w:t xml:space="preserve">(Khanbayov et al. 2026)</w:t>
+      </w:r>
+      <w:r>
+        <w:t xml:space="preserve">. Optimal experiment design uses sensitivity or information measures to choose loading conditions that distinguish competing material models</w:t>
+      </w:r>
+      <w:r>
+        <w:t xml:space="preserve"> </w:t>
+      </w:r>
+      <w:r>
+        <w:t xml:space="preserve">(Asadi and Laksari 2025)</w:t>
+      </w:r>
+      <w:r>
+        <w:t xml:space="preserve">.</w:t>
+      </w:r>
+    </w:p>
+    <w:p>
+      <w:pPr>
+        <w:pStyle w:val="BodyText"/>
+      </w:pPr>
+      <w:r>
+        <w:t xml:space="preserve">Reality Probe uses the same information principle for a different decision. The proposal already exists. The question is whether a reserved experiment separates it from the current model strongly enough to justify changing persistent state. An unresolved outcome therefore says something about the experiment: the evidence available for acceptance is insufficient, even if parameter fitting itself converged.</w:t>
+      </w:r>
+    </w:p>
+    <w:bookmarkEnd w:id="25"/>
+    <w:bookmarkStart w:id="27" w:name="X970ffef48d8fc7ee97b05c69c034d739a636959"/>
+    <w:p>
+      <w:pPr>
+        <w:pStyle w:val="Heading2"/>
+      </w:pPr>
+      <w:r>
+        <w:t xml:space="preserve">Model credibility, physical fidelity, and abstention</w:t>
+      </w:r>
+    </w:p>
+    <w:p>
+      <w:pPr>
+        <w:pStyle w:val="FirstParagraph"/>
+      </w:pPr>
+      <w:r>
+        <w:t xml:space="preserve">Verification, validation, and uncertainty quantification separate numerical correctness from model credibility for a stated use</w:t>
+      </w:r>
+      <w:r>
+        <w:t xml:space="preserve"> </w:t>
+      </w:r>
+      <w:r>
+        <w:t xml:space="preserve">(Oberkampf, Pilch, and Trucano 2007)</w:t>
+      </w:r>
+      <w:r>
+        <w:t xml:space="preserve">. Digital-twin research similarly asks how simulated counterfactuals should be validated</w:t>
+      </w:r>
+      <w:r>
+        <w:t xml:space="preserve"> </w:t>
+      </w:r>
+      <w:r>
+        <w:t xml:space="preserve">(Laudy 2026)</w:t>
+      </w:r>
+      <w:r>
+        <w:t xml:space="preserve">. GAUGE grounds physical-fidelity comparisons in measured motion across several mechanical task families</w:t>
+      </w:r>
+      <w:r>
+        <w:t xml:space="preserve"> </w:t>
+      </w:r>
+      <w:r>
+        <w:t xml:space="preserve">(S. Wang et al. 2026)</w:t>
+      </w:r>
+      <w:r>
+        <w:t xml:space="preserve">. These lines of work establish that fit alone is not enough to establish physical credibility.</w:t>
+      </w:r>
+    </w:p>
+    <w:p>
+      <w:pPr>
+        <w:pStyle w:val="BodyText"/>
+      </w:pPr>
+      <w:r>
+        <w:t xml:space="preserve">The three-way decision also has clear prior art. Reject-option analysis studies the error–rejection tradeoff</w:t>
+      </w:r>
+      <w:r>
+        <w:t xml:space="preserve"> </w:t>
+      </w:r>
+      <w:r>
+        <w:t xml:space="preserve">(Chow 1970)</w:t>
+      </w:r>
+      <w:r>
+        <w:t xml:space="preserve">, and selective prediction learns mechanisms that abstain when a prediction is not sufficiently reliable</w:t>
+      </w:r>
+      <w:r>
+        <w:t xml:space="preserve"> </w:t>
+      </w:r>
+      <w:r>
+        <w:t xml:space="preserve">(Geifman and El-Yaniv 2019)</w:t>
+      </w:r>
+      <w:r>
+        <w:t xml:space="preserve">. We do not claim abstention as a new decision primitive. The contribution is where it is placed: UNRESOLVED is a first-class state of a physical-edit transaction, so an uninformative experiment prevents a proposed model from silently replacing the current one.</w:t>
+      </w:r>
+    </w:p>
+    <w:bookmarkStart w:id="26" w:name="positioning-of-the-contribution."/>
+    <w:p>
+      <w:pPr>
+        <w:pStyle w:val="Heading4"/>
+      </w:pPr>
+      <w:r>
+        <w:t xml:space="preserve">Positioning of the contribution.</w:t>
+      </w:r>
+    </w:p>
+    <w:p>
+      <w:pPr>
+        <w:pStyle w:val="FirstParagraph"/>
+      </w:pPr>
+      <w:r>
+        <w:t xml:space="preserve">Reality Probe does not claim new mathematics for finite differences, moment cancellation, uncertainty standardization, abstention, inverse physics, or verification and validation. Its contribution is the captured-world state-transition boundary that combines these established ideas: the proposal must be fixed before acceptance evidence is opened; the acceptance test compares the current and proposed physical states under an explicit uncertainty model; and insufficient evidence has an operational consequence—the persistent world is not overwritten. The evaluation then asks when that transaction is informative and deliberately retains channels that fail.</w:t>
+      </w:r>
+    </w:p>
     <w:bookmarkEnd w:id="26"/>
-    <w:bookmarkStart w:id="30" w:name="related-work"/>
-    <w:p>
-      <w:pPr>
-        <w:pStyle w:val="Heading1"/>
-      </w:pPr>
-      <w:r>
-        <w:t xml:space="preserve">Related Work</w:t>
-      </w:r>
-    </w:p>
-    <w:bookmarkStart w:id="27" w:name="X1fe7a99effe437310b462108e67d3b9862c867e"/>
-    <w:p>
-      <w:pPr>
-        <w:pStyle w:val="Heading2"/>
-      </w:pPr>
-      <w:r>
-        <w:t xml:space="preserve">Physics-aware scene reconstruction and inverse physics</w:t>
-      </w:r>
-    </w:p>
-    <w:p>
-      <w:pPr>
-        <w:pStyle w:val="FirstParagraph"/>
-      </w:pPr>
-      <w:r>
-        <w:t xml:space="preserve">PAC-NeRF couples continuum simulation to a neural radiance field so that physical parameters can be estimated from multi-view video</w:t>
-      </w:r>
-      <w:r>
-        <w:t xml:space="preserve"> </w:t>
-      </w:r>
-      <w:r>
-        <w:t xml:space="preserve">(Xuan Li et al. 2023)</w:t>
-      </w:r>
-      <w:r>
-        <w:t xml:space="preserve">. PhysGaussian brings Material Point Method dynamics to 3D Gaussian primitives</w:t>
-      </w:r>
-      <w:r>
-        <w:t xml:space="preserve"> </w:t>
-      </w:r>
-      <w:r>
-        <w:t xml:space="preserve">(Xie et al. 2024)</w:t>
-      </w:r>
-      <w:r>
-        <w:t xml:space="preserve">. PhysDreamer, PhysFlow, MonoPhysics, and M-PhyGs extend physically parameterized visual representations toward interaction synthesis, material estimation, and monocular or multi-material dynamics</w:t>
-      </w:r>
-      <w:r>
-        <w:t xml:space="preserve"> </w:t>
-      </w:r>
-      <w:r>
-        <w:t xml:space="preserve">(Zhang et al. 2024; Liu et al. 2025; Rho et al. 2026; Wada et al. 2026)</w:t>
-      </w:r>
-      <w:r>
-        <w:t xml:space="preserve">. Differentiable simulators such as ChainQueen and DiffTaichi provide optimization machinery for physical parameters</w:t>
-      </w:r>
-      <w:r>
-        <w:t xml:space="preserve"> </w:t>
-      </w:r>
-      <w:r>
-        <w:t xml:space="preserve">(Hu et al. 2019, 2020)</w:t>
-      </w:r>
-      <w:r>
-        <w:t xml:space="preserve">.</w:t>
-      </w:r>
-    </w:p>
-    <w:p>
-      <w:pPr>
-        <w:pStyle w:val="BodyText"/>
-      </w:pPr>
-      <w:r>
-        <w:t xml:space="preserve">These systems motivate our setting: a scene model can carry physical state that is estimated from observations and later changed. Reality Probe addresses the next operation in that lifecycle. Given a baseline model and a proposed physical edit, should the persistent scene accept the new state?</w:t>
-      </w:r>
-    </w:p>
     <w:bookmarkEnd w:id="27"/>
-    <w:bookmarkStart w:id="28" w:name="identifiability-and-experimental-design"/>
-    <w:p>
-      <w:pPr>
-        <w:pStyle w:val="Heading2"/>
-      </w:pPr>
-      <w:r>
-        <w:t xml:space="preserve">Identifiability and informative experiments</w:t>
-      </w:r>
-    </w:p>
-    <w:p>
-      <w:pPr>
-        <w:pStyle w:val="FirstParagraph"/>
-      </w:pPr>
-      <w:r>
-        <w:t xml:space="preserve">Parameter recovery is limited by the information present in the observations. Structural identifiability formalizes whether the model parameters are uniquely recoverable, and recent work studies these conditions directly from video</w:t>
-      </w:r>
-      <w:r>
-        <w:t xml:space="preserve"> </w:t>
-      </w:r>
-      <w:r>
-        <w:t xml:space="preserve">(Y. Wang et al. 2026)</w:t>
-      </w:r>
-      <w:r>
-        <w:t xml:space="preserve">. IRIS evaluates physical parameter recovery, identifiability, extrapolation, and governing-equation recovery on controlled real video</w:t>
-      </w:r>
-      <w:r>
-        <w:t xml:space="preserve"> </w:t>
-      </w:r>
-      <w:r>
-        <w:t xml:space="preserve">(Khanbayov et al. 2026)</w:t>
-      </w:r>
-      <w:r>
-        <w:t xml:space="preserve">. Optimal experiment design uses sensitivity or information measures to choose loading conditions that distinguish competing material models</w:t>
-      </w:r>
-      <w:r>
-        <w:t xml:space="preserve"> </w:t>
-      </w:r>
-      <w:r>
-        <w:t xml:space="preserve">(Asadi and Laksari 2025)</w:t>
-      </w:r>
-      <w:r>
-        <w:t xml:space="preserve">.</w:t>
-      </w:r>
-    </w:p>
-    <w:p>
-      <w:pPr>
-        <w:pStyle w:val="BodyText"/>
-      </w:pPr>
-      <w:r>
-        <w:t xml:space="preserve">Reality Probe uses the same information principle for a different decision. The proposal already exists. The question is whether a reserved experiment separates it from the current model strongly enough to justify changing persistent state. An unresolved outcome therefore says something about the experiment: the evidence available for acceptance is insufficient, even if parameter fitting itself converged.</w:t>
-      </w:r>
-    </w:p>
     <w:bookmarkEnd w:id="28"/>
-    <w:bookmarkStart w:id="29" w:name="X970ffef48d8fc7ee97b05c69c034d739a636959"/>
-    <w:p>
-      <w:pPr>
-        <w:pStyle w:val="Heading2"/>
-      </w:pPr>
-      <w:r>
-        <w:t xml:space="preserve">Model credibility, physical fidelity, and abstention</w:t>
-      </w:r>
-    </w:p>
-    <w:p>
-      <w:pPr>
-        <w:pStyle w:val="FirstParagraph"/>
-      </w:pPr>
-      <w:r>
-        <w:t xml:space="preserve">Verification, validation, and uncertainty quantification separate numerical correctness from model credibility for a stated use</w:t>
-      </w:r>
-      <w:r>
-        <w:t xml:space="preserve"> </w:t>
-      </w:r>
-      <w:r>
-        <w:t xml:space="preserve">(Oberkampf, Pilch, and Trucano 2007)</w:t>
-      </w:r>
-      <w:r>
-        <w:t xml:space="preserve">. Digital-twin research similarly asks how simulated counterfactuals should be validated</w:t>
-      </w:r>
-      <w:r>
-        <w:t xml:space="preserve"> </w:t>
-      </w:r>
-      <w:r>
-        <w:t xml:space="preserve">(Laudy 2026)</w:t>
-      </w:r>
-      <w:r>
-        <w:t xml:space="preserve">. GAUGE grounds physical-fidelity comparisons in measured motion across several mechanical task families</w:t>
-      </w:r>
-      <w:r>
-        <w:t xml:space="preserve"> </w:t>
-      </w:r>
-      <w:r>
-        <w:t xml:space="preserve">(S. Wang et al. 2026)</w:t>
-      </w:r>
-      <w:r>
-        <w:t xml:space="preserve">. These lines of work establish that fit alone is not enough to establish physical credibility.</w:t>
-      </w:r>
-    </w:p>
-    <w:p>
-      <w:pPr>
-        <w:pStyle w:val="BodyText"/>
-      </w:pPr>
-      <w:r>
-        <w:t xml:space="preserve">The three-way decision also has clear prior art. Reject-option analysis studies the error–rejection tradeoff</w:t>
-      </w:r>
-      <w:r>
-        <w:t xml:space="preserve"> </w:t>
-      </w:r>
-      <w:r>
-        <w:t xml:space="preserve">(Chow 1970)</w:t>
-      </w:r>
-      <w:r>
-        <w:t xml:space="preserve">, and selective prediction learns mechanisms that abstain when a prediction is not sufficiently reliable</w:t>
-      </w:r>
-      <w:r>
-        <w:t xml:space="preserve"> </w:t>
-      </w:r>
-      <w:r>
-        <w:t xml:space="preserve">(Geifman and El-Yaniv 2019)</w:t>
-      </w:r>
-      <w:r>
-        <w:t xml:space="preserve">. We do not claim abstention as a new decision primitive. The contribution is where it is placed: UNRESOLVED is a first-class state of a physical-edit transaction, so an uninformative experiment prevents a proposed model from silently replacing the current one.</w:t>
-      </w:r>
-    </w:p>
-    <w:bookmarkEnd w:id="29"/>
-    <w:bookmarkEnd w:id="30"/>
-    <w:bookmarkStart w:id="31" w:name="problem-formulation"/>
+    <w:bookmarkStart w:id="29" w:name="problem-formulation"/>
     <w:p>
       <w:pPr>
         <w:pStyle w:val="Heading1"/>
@@ -1730,7 +2093,7 @@
         <w:t xml:space="preserve"> </w:t>
       </w:r>
       <w:r>
-        <w:t xml:space="preserve">a proposed edit produced by fitting or optimization. We separate observations into three roles:</w:t>
+        <w:t xml:space="preserve">a proposed edit. An edit is any change to persistent simulator-facing state—for example a material parameter, damping coefficient, gravity estimate, contact parameter, or another quantity used by the scene’s dynamics. The proposal may be produced automatically or authored manually; the acceptance logic does not depend on its source. We separate observations into three roles:</w:t>
       </w:r>
     </w:p>
     <w:p>
@@ -2784,8 +3147,8 @@
         <w:t xml:space="preserve">The magnitude 2 is an operational threshold for this study, not a universal physical-credibility constant. Keeping it fixed after data access is what makes a negative result meaningful: weak evidence remains weak instead of becoming a decision through threshold relaxation.</w:t>
       </w:r>
     </w:p>
-    <w:bookmarkEnd w:id="31"/>
-    <w:bookmarkStart w:id="35" w:name="reality-probe"/>
+    <w:bookmarkEnd w:id="29"/>
+    <w:bookmarkStart w:id="33" w:name="reality-probe"/>
     <w:p>
       <w:pPr>
         <w:pStyle w:val="Heading1"/>
@@ -2794,7 +3157,7 @@
         <w:t xml:space="preserve">Reality Probe</w:t>
       </w:r>
     </w:p>
-    <w:bookmarkStart w:id="32" w:name="X9eef6cf27ed3ba241ae370acf273b3b2901bafb"/>
+    <w:bookmarkStart w:id="30" w:name="X9eef6cf27ed3ba241ae370acf273b3b2901bafb"/>
     <w:p>
       <w:pPr>
         <w:pStyle w:val="Heading2"/>
@@ -3002,8 +3365,8 @@
         <w:t xml:space="preserve">, it stops being acceptance evidence and becomes another fitting signal. Reality Probe therefore treats proposal generation and acceptance as sequential transactions with separate provenance.</w:t>
       </w:r>
     </w:p>
-    <w:bookmarkEnd w:id="32"/>
-    <w:bookmarkStart w:id="33" w:name="dark-field-counterfactual-spectroscopy"/>
+    <w:bookmarkEnd w:id="30"/>
+    <w:bookmarkStart w:id="31" w:name="dark-field-counterfactual-spectroscopy"/>
     <w:p>
       <w:pPr>
         <w:pStyle w:val="Heading2"/>
@@ -3687,8 +4050,8 @@
         <w:t xml:space="preserve">which removes contributions attributable to lower-order subsets of intervention factors. We use it as an interaction statistic; the underlying inclusion–exclusion construction is classical.</w:t>
       </w:r>
     </w:p>
-    <w:bookmarkEnd w:id="33"/>
-    <w:bookmarkStart w:id="34" w:name="uncertainty-and-standardized-separation"/>
+    <w:bookmarkEnd w:id="31"/>
+    <w:bookmarkStart w:id="32" w:name="uncertainty-and-standardized-separation"/>
     <w:p>
       <w:pPr>
         <w:pStyle w:val="Heading2"/>
@@ -3777,9 +4140,9 @@
         <w:t xml:space="preserve">, not the semantics of SUPPORT, VETO, and UNRESOLVED.</w:t>
       </w:r>
     </w:p>
-    <w:bookmarkEnd w:id="34"/>
-    <w:bookmarkEnd w:id="35"/>
-    <w:bookmarkStart w:id="51" w:name="experimental-program"/>
+    <w:bookmarkEnd w:id="32"/>
+    <w:bookmarkEnd w:id="33"/>
+    <w:bookmarkStart w:id="52" w:name="experimental-program"/>
     <w:p>
       <w:pPr>
         <w:pStyle w:val="Heading1"/>
@@ -3793,7 +4156,21 @@
         <w:pStyle w:val="FirstParagraph"/>
       </w:pPr>
       <w:r>
-        <w:t xml:space="preserve">The evaluation is organized by the question each study answers, not by the order in which the experiments were developed. We distinguish constructed controls, frozen validation, retrospective diagnosis, locked final tests, and post-final stress tests because those evidence classes support different claims.</w:t>
+        <w:t xml:space="preserve">The evaluation is organized by the question each study answers, not by the order in which the experiments were developed. Table </w:t>
+      </w:r>
+      <w:hyperlink w:anchor="tab:stages">
+        <w:r>
+          <w:rPr>
+            <w:rStyle w:val="Hyperlink"/>
+          </w:rPr>
+          <w:t xml:space="preserve">[tab:stages]</w:t>
+        </w:r>
+      </w:hyperlink>
+      <w:r>
+        <w:t xml:space="preserve"> </w:t>
+      </w:r>
+      <w:r>
+        <w:t xml:space="preserve">maps each study to the claim it can support. We distinguish constructed controls, frozen validation, retrospective diagnosis, locked final tests, and post-final stress tests because those evidence classes support different claims.</w:t>
       </w:r>
     </w:p>
     <w:tbl>
@@ -4102,7 +4479,7 @@
         </w:tc>
       </w:tr>
     </w:tbl>
-    <w:bookmarkStart w:id="37" w:name="synthetic-falsification-ladder"/>
+    <w:bookmarkStart w:id="35" w:name="synthetic-falsification-ladder"/>
     <w:p>
       <w:pPr>
         <w:pStyle w:val="Heading2"/>
@@ -4132,7 +4509,21 @@
         <w:pStyle w:val="BodyText"/>
       </w:pPr>
       <w:r>
-        <w:t xml:space="preserve">The final synthetic verification stage (D4V) starts from 36 edits that all improve ordinary held-out fit. Their untouched physical behavior separates them into 14 regressive edits and 22 beneficial edits. DCS is compared with raw-bundle, pair-specific raw, Fisher/Jacobian, and maximum-motion alternatives under the same</w:t>
+        <w:t xml:space="preserve">The final synthetic verification stage (D4V) starts from 36 edits that all improve ordinary held-out fit. Their untouched physical behavior separates them into 14 regressive edits and 22 beneficial edits. The separate force-study population contains 12 regressive and 24 beneficial ordinary-improving edits; Table </w:t>
+      </w:r>
+      <w:hyperlink w:anchor="tab:populations">
+        <w:r>
+          <w:rPr>
+            <w:rStyle w:val="Hyperlink"/>
+          </w:rPr>
+          <w:t xml:space="preserve">1</w:t>
+        </w:r>
+      </w:hyperlink>
+      <w:r>
+        <w:t xml:space="preserve"> </w:t>
+      </w:r>
+      <w:r>
+        <w:t xml:space="preserve">keeps the two populations distinct. DCS is compared with raw-bundle, pair-specific raw, Fisher/Jacobian, and maximum-motion alternatives under the same</w:t>
       </w:r>
       <w:r>
         <w:t xml:space="preserve"> </w:t>
@@ -4168,7 +4559,7 @@
         <w:t xml:space="preserve">decision rule.</w:t>
       </w:r>
     </w:p>
-    <w:bookmarkStart w:id="36" w:name="tab:populations"/>
+    <w:bookmarkStart w:id="34" w:name="tab:populations"/>
     <w:p>
       <w:pPr>
         <w:pStyle w:val="TableCaption"/>
@@ -4345,9 +4736,9 @@
         </w:tc>
       </w:tr>
     </w:tbl>
-    <w:bookmarkEnd w:id="36"/>
-    <w:bookmarkEnd w:id="37"/>
-    <w:bookmarkStart w:id="39" w:name="measured-engineering-and-gauge-protocols"/>
+    <w:bookmarkEnd w:id="34"/>
+    <w:bookmarkEnd w:id="35"/>
+    <w:bookmarkStart w:id="37" w:name="measured-engineering-and-gauge-protocols"/>
     <w:p>
       <w:pPr>
         <w:pStyle w:val="Heading2"/>
@@ -4361,10 +4752,38 @@
         <w:pStyle w:val="FirstParagraph"/>
       </w:pPr>
       <w:r>
-        <w:t xml:space="preserve">DOT C2 is used as an engineering check for the complete measured-data path. The sequence supplies 3D correspondences, so the system can ingest measured trajectories, fit on one partition, replay held-out motion, propose a local material edit, evaluate it, and roll back when the acceptance test fails. Because DOT does not provide the stress-free state, loads, thickness, mass, or constitutive ground truth, its fitted material values are reported only as effective parameters of the chosen model.</w:t>
-      </w:r>
-    </w:p>
-    <w:bookmarkStart w:id="38" w:name="tab:dot-c2"/>
+        <w:t xml:space="preserve">DOT C2 is used as an engineering check for the complete measured-data path. The sequence supplies 3D correspondences, so the system can ingest measured trajectories, fit on one partition, replay held-out motion, propose a local material edit, evaluate it, and roll back when the acceptance test fails. Table </w:t>
+      </w:r>
+      <w:hyperlink w:anchor="tab:dot-c2">
+        <w:r>
+          <w:rPr>
+            <w:rStyle w:val="Hyperlink"/>
+          </w:rPr>
+          <w:t xml:space="preserve">2</w:t>
+        </w:r>
+      </w:hyperlink>
+      <w:r>
+        <w:t xml:space="preserve"> </w:t>
+      </w:r>
+      <w:r>
+        <w:t xml:space="preserve">reports the measured-path quantities, and Figure </w:t>
+      </w:r>
+      <w:hyperlink w:anchor="fig:dot-c2-heldout">
+        <w:r>
+          <w:rPr>
+            <w:rStyle w:val="Hyperlink"/>
+          </w:rPr>
+          <w:t xml:space="preserve">2</w:t>
+        </w:r>
+      </w:hyperlink>
+      <w:r>
+        <w:t xml:space="preserve"> </w:t>
+      </w:r>
+      <w:r>
+        <w:t xml:space="preserve">shows held-out measured correspondences against model predictions at true residual scale. Because DOT does not provide the stress-free state, loads, thickness, mass, or constitutive ground truth, its fitted material values are reported only as effective parameters of the chosen model.</w:t>
+      </w:r>
+    </w:p>
+    <w:bookmarkStart w:id="36" w:name="tab:dot-c2"/>
     <w:p>
       <w:pPr>
         <w:pStyle w:val="TableCaption"/>
@@ -4558,7 +4977,7 @@
         </w:tc>
       </w:tr>
     </w:tbl>
-    <w:bookmarkEnd w:id="38"/>
+    <w:bookmarkEnd w:id="36"/>
     <w:tbl>
       <w:tblPr>
         <w:tblStyle w:val="FigureTable"/>
@@ -4608,8 +5027,8 @@
         <w:t xml:space="preserve">GAUGE contributes two different measured evidence classes. GAUGE is retrospective in the foam-shearing study, where we ask whether ordinary marker error and a mechanism-sensitive longitudinal channel can prefer different models. A separate frozen validation study uses previously untouched stretching and compression repeats 5–7, with SUPPORT, VETO, and placebo cases declared before evaluation. Final repeats 8–10 remain unopened after that validation fails.</w:t>
       </w:r>
     </w:p>
-    <w:bookmarkEnd w:id="39"/>
-    <w:bookmarkStart w:id="49" w:name="fresh-orthogonal-force-compliance-study"/>
+    <w:bookmarkEnd w:id="37"/>
+    <w:bookmarkStart w:id="50" w:name="fresh-orthogonal-force-compliance-study"/>
     <w:p>
       <w:pPr>
         <w:pStyle w:val="Heading2"/>
@@ -4724,6 +5143,452 @@
     </w:p>
     <w:p>
       <w:pPr>
+        <w:pStyle w:val="BodyText"/>
+      </w:pPr>
+      <w:r>
+        <w:t xml:space="preserve">Figure </w:t>
+      </w:r>
+      <w:hyperlink w:anchor="fig:force-worked-example">
+        <w:r>
+          <w:rPr>
+            <w:rStyle w:val="Hyperlink"/>
+          </w:rPr>
+          <w:t xml:space="preserve">[fig:force-worked-example]</w:t>
+        </w:r>
+      </w:hyperlink>
+      <w:r>
+        <w:t xml:space="preserve"> </w:t>
+      </w:r>
+      <w:r>
+        <w:t xml:space="preserve">makes one controlled edit concrete. The candidate is not judged by an abstract score alone: the same known load is applied to both states, their deformations are compared in model space, and the resulting response bundle is converted into the reserved evidence used by the gate.</w:t>
+      </w:r>
+    </w:p>
+    <w:tbl>
+      <w:tblPr>
+        <w:tblStyle w:val="Table"/>
+        <w:tblW w:type="auto" w:w="0"/>
+        <w:tblLook w:firstRow="0" w:lastRow="0" w:firstColumn="0" w:lastColumn="0" w:noHBand="0" w:noVBand="0" w:val="0000"/>
+        <w:jc w:val="start"/>
+      </w:tblPr>
+      <w:tblGrid>
+        <w:gridCol w:w="3960"/>
+        <w:gridCol w:w="3960"/>
+      </w:tblGrid>
+      <w:tr>
+        <w:tc>
+          <w:tcPr/>
+          <w:p>
+            <w:pPr>
+              <w:pStyle w:val="Compact"/>
+              <w:jc w:val="center"/>
+            </w:pPr>
+            <w:r>
+              <w:drawing>
+                <wp:inline>
+                  <wp:extent cx="2506980" cy="1410176"/>
+                  <wp:effectExtent b="0" l="0" r="0" t="0"/>
+                  <wp:docPr descr="image" title="" id="39" name="Picture"/>
+                  <a:graphic>
+                    <a:graphicData uri="http://schemas.openxmlformats.org/drawingml/2006/picture">
+                      <pic:pic>
+                        <pic:nvPicPr>
+                          <pic:cNvPr descr="figures/04_same_probe.png" id="40" name="Picture"/>
+                          <pic:cNvPicPr>
+                            <a:picLocks noChangeArrowheads="1" noChangeAspect="1"/>
+                          </pic:cNvPicPr>
+                        </pic:nvPicPr>
+                        <pic:blipFill>
+                          <a:blip r:embed="rId38"/>
+                          <a:stretch>
+                            <a:fillRect/>
+                          </a:stretch>
+                        </pic:blipFill>
+                        <pic:spPr bwMode="auto">
+                          <a:xfrm>
+                            <a:off x="0" y="0"/>
+                            <a:ext cx="2506980" cy="1410176"/>
+                          </a:xfrm>
+                          <a:prstGeom prst="rect">
+                            <a:avLst/>
+                          </a:prstGeom>
+                          <a:noFill/>
+                          <a:ln w="9525">
+                            <a:noFill/>
+                            <a:headEnd/>
+                            <a:tailEnd/>
+                          </a:ln>
+                        </pic:spPr>
+                      </pic:pic>
+                    </a:graphicData>
+                  </a:graphic>
+                </wp:inline>
+              </w:drawing>
+            </w:r>
+          </w:p>
+        </w:tc>
+        <w:tc>
+          <w:tcPr/>
+          <w:p>
+            <w:pPr>
+              <w:pStyle w:val="Compact"/>
+              <w:jc w:val="center"/>
+            </w:pPr>
+            <w:r>
+              <w:drawing>
+                <wp:inline>
+                  <wp:extent cx="2506980" cy="1410176"/>
+                  <wp:effectExtent b="0" l="0" r="0" t="0"/>
+                  <wp:docPr descr="image" title="" id="42" name="Picture"/>
+                  <a:graphic>
+                    <a:graphicData uri="http://schemas.openxmlformats.org/drawingml/2006/picture">
+                      <pic:pic>
+                        <pic:nvPicPr>
+                          <pic:cNvPr descr="figures/05_response_overlay.png" id="43" name="Picture"/>
+                          <pic:cNvPicPr>
+                            <a:picLocks noChangeArrowheads="1" noChangeAspect="1"/>
+                          </pic:cNvPicPr>
+                        </pic:nvPicPr>
+                        <pic:blipFill>
+                          <a:blip r:embed="rId41"/>
+                          <a:stretch>
+                            <a:fillRect/>
+                          </a:stretch>
+                        </pic:blipFill>
+                        <pic:spPr bwMode="auto">
+                          <a:xfrm>
+                            <a:off x="0" y="0"/>
+                            <a:ext cx="2506980" cy="1410176"/>
+                          </a:xfrm>
+                          <a:prstGeom prst="rect">
+                            <a:avLst/>
+                          </a:prstGeom>
+                          <a:noFill/>
+                          <a:ln w="9525">
+                            <a:noFill/>
+                            <a:headEnd/>
+                            <a:tailEnd/>
+                          </a:ln>
+                        </pic:spPr>
+                      </pic:pic>
+                    </a:graphicData>
+                  </a:graphic>
+                </wp:inline>
+              </w:drawing>
+            </w:r>
+          </w:p>
+        </w:tc>
+      </w:tr>
+      <w:tr>
+        <w:tc>
+          <w:tcPr/>
+          <w:p>
+            <w:pPr>
+              <w:pStyle w:val="Compact"/>
+              <w:jc w:val="center"/>
+            </w:pPr>
+            <w:r>
+              <w:t xml:space="preserve">(a) Same known load on current/truth and proposed states</w:t>
+            </w:r>
+          </w:p>
+        </w:tc>
+        <w:tc>
+          <w:tcPr/>
+          <w:p>
+            <w:pPr>
+              <w:pStyle w:val="Compact"/>
+              <w:jc w:val="center"/>
+            </w:pPr>
+            <w:r>
+              <w:t xml:space="preserve">(b) Overlaid responses under the reserved intervention</w:t>
+            </w:r>
+          </w:p>
+        </w:tc>
+      </w:tr>
+      <w:tr>
+        <w:tc>
+          <w:tcPr/>
+          <w:p>
+            <w:pPr>
+              <w:pStyle w:val="Compact"/>
+              <w:jc w:val="center"/>
+            </w:pPr>
+            <w:r>
+              <w:drawing>
+                <wp:inline>
+                  <wp:extent cx="2506980" cy="1410176"/>
+                  <wp:effectExtent b="0" l="0" r="0" t="0"/>
+                  <wp:docPr descr="image" title="" id="45" name="Picture"/>
+                  <a:graphic>
+                    <a:graphicData uri="http://schemas.openxmlformats.org/drawingml/2006/picture">
+                      <pic:pic>
+                        <pic:nvPicPr>
+                          <pic:cNvPr descr="figures/06_fingerprint.png" id="46" name="Picture"/>
+                          <pic:cNvPicPr>
+                            <a:picLocks noChangeArrowheads="1" noChangeAspect="1"/>
+                          </pic:cNvPicPr>
+                        </pic:nvPicPr>
+                        <pic:blipFill>
+                          <a:blip r:embed="rId44"/>
+                          <a:stretch>
+                            <a:fillRect/>
+                          </a:stretch>
+                        </pic:blipFill>
+                        <pic:spPr bwMode="auto">
+                          <a:xfrm>
+                            <a:off x="0" y="0"/>
+                            <a:ext cx="2506980" cy="1410176"/>
+                          </a:xfrm>
+                          <a:prstGeom prst="rect">
+                            <a:avLst/>
+                          </a:prstGeom>
+                          <a:noFill/>
+                          <a:ln w="9525">
+                            <a:noFill/>
+                            <a:headEnd/>
+                            <a:tailEnd/>
+                          </a:ln>
+                        </pic:spPr>
+                      </pic:pic>
+                    </a:graphicData>
+                  </a:graphic>
+                </wp:inline>
+              </w:drawing>
+            </w:r>
+          </w:p>
+        </w:tc>
+        <w:tc>
+          <w:tcPr/>
+          <w:p>
+            <w:pPr>
+              <w:pStyle w:val="Compact"/>
+              <w:jc w:val="center"/>
+            </w:pPr>
+            <w:r>
+              <w:drawing>
+                <wp:inline>
+                  <wp:extent cx="2506980" cy="1410176"/>
+                  <wp:effectExtent b="0" l="0" r="0" t="0"/>
+                  <wp:docPr descr="image" title="" id="48" name="Picture"/>
+                  <a:graphic>
+                    <a:graphicData uri="http://schemas.openxmlformats.org/drawingml/2006/picture">
+                      <pic:pic>
+                        <pic:nvPicPr>
+                          <pic:cNvPr descr="figures/07_residual_field.png" id="49" name="Picture"/>
+                          <pic:cNvPicPr>
+                            <a:picLocks noChangeArrowheads="1" noChangeAspect="1"/>
+                          </pic:cNvPicPr>
+                        </pic:nvPicPr>
+                        <pic:blipFill>
+                          <a:blip r:embed="rId47"/>
+                          <a:stretch>
+                            <a:fillRect/>
+                          </a:stretch>
+                        </pic:blipFill>
+                        <pic:spPr bwMode="auto">
+                          <a:xfrm>
+                            <a:off x="0" y="0"/>
+                            <a:ext cx="2506980" cy="1410176"/>
+                          </a:xfrm>
+                          <a:prstGeom prst="rect">
+                            <a:avLst/>
+                          </a:prstGeom>
+                          <a:noFill/>
+                          <a:ln w="9525">
+                            <a:noFill/>
+                            <a:headEnd/>
+                            <a:tailEnd/>
+                          </a:ln>
+                        </pic:spPr>
+                      </pic:pic>
+                    </a:graphicData>
+                  </a:graphic>
+                </wp:inline>
+              </w:drawing>
+            </w:r>
+          </w:p>
+        </w:tc>
+      </w:tr>
+      <w:tr>
+        <w:tc>
+          <w:tcPr/>
+          <w:p>
+            <w:pPr>
+              <w:pStyle w:val="Compact"/>
+              <w:jc w:val="center"/>
+            </w:pPr>
+            <w:r>
+              <w:t xml:space="preserve">(c) Four-direction response fingerprint</w:t>
+            </w:r>
+          </w:p>
+        </w:tc>
+        <w:tc>
+          <w:tcPr/>
+          <w:p>
+            <w:pPr>
+              <w:pStyle w:val="Compact"/>
+              <w:jc w:val="center"/>
+            </w:pPr>
+            <w:r>
+              <w:t xml:space="preserve">(d) Spatial disagreement field</w:t>
+            </w:r>
+          </w:p>
+        </w:tc>
+      </w:tr>
+    </w:tbl>
+    <w:bookmarkEnd w:id="50"/>
+    <w:bookmarkStart w:id="51" w:name="locked-iris-pendulum-protocol"/>
+    <w:p>
+      <w:pPr>
+        <w:pStyle w:val="Heading2"/>
+      </w:pPr>
+      <w:r>
+        <w:t xml:space="preserve">Locked real-video evaluation</w:t>
+      </w:r>
+    </w:p>
+    <w:p>
+      <w:pPr>
+        <w:pStyle w:val="FirstParagraph"/>
+      </w:pPr>
+      <w:r>
+        <w:t xml:space="preserve">The positive measured test uses the IRIS</w:t>
+      </w:r>
+      <w:r>
+        <w:t xml:space="preserve"> </w:t>
+      </w:r>
+      <w:r>
+        <w:rPr>
+          <w:rStyle w:val="VerbatimChar"/>
+        </w:rPr>
+        <w:t xml:space="preserve">pendulum_90</w:t>
+      </w:r>
+      <w:r>
+        <w:t xml:space="preserve"> </w:t>
+      </w:r>
+      <w:r>
+        <w:t xml:space="preserve">setting. Before the ten final videos are opened, the tracker, proposal schedule, physical probe, and decision rule are frozen. The primary test uses the finite-amplitude pendulum period relation, which accounts for the measured swing amplitude; the diagnostic baseline uses the common small-angle period approximation, which assumes sufficiently small oscillations. Each physical video produces 11 controlled SUPPORT/VETO/UNRESOLVED cases, giving 110 nested case rows across ten videos.</w:t>
+      </w:r>
+    </w:p>
+    <w:p>
+      <w:pPr>
+        <w:pStyle w:val="BodyText"/>
+      </w:pPr>
+      <w:r>
+        <w:t xml:space="preserve">A separate free-fall protocol tests transfer to another equation family. Development uses</w:t>
+      </w:r>
+      <w:r>
+        <w:t xml:space="preserve"> </w:t>
+      </w:r>
+      <w:r>
+        <w:rPr>
+          <w:rStyle w:val="VerbatimChar"/>
+        </w:rPr>
+        <w:t xml:space="preserve">drop_50/06..10</w:t>
+      </w:r>
+      <w:r>
+        <w:t xml:space="preserve">; validation uses untouched</w:t>
+      </w:r>
+      <w:r>
+        <w:t xml:space="preserve"> </w:t>
+      </w:r>
+      <w:r>
+        <w:rPr>
+          <w:rStyle w:val="VerbatimChar"/>
+        </w:rPr>
+        <w:t xml:space="preserve">drop_100/06..10</w:t>
+      </w:r>
+      <w:r>
+        <w:t xml:space="preserve">. The designated final set</w:t>
+      </w:r>
+      <w:r>
+        <w:t xml:space="preserve"> </w:t>
+      </w:r>
+      <w:r>
+        <w:rPr>
+          <w:rStyle w:val="VerbatimChar"/>
+        </w:rPr>
+        <w:t xml:space="preserve">drop_150/02..10</w:t>
+      </w:r>
+      <w:r>
+        <w:t xml:space="preserve"> </w:t>
+      </w:r>
+      <w:r>
+        <w:t xml:space="preserve">is opened only if validation passes. Thresholds, tracker logic, proposal selection, and scene membership are frozen before validation.</w:t>
+      </w:r>
+    </w:p>
+    <w:p>
+      <w:pPr>
+        <w:pStyle w:val="BodyText"/>
+      </w:pPr>
+      <w:r>
+        <w:t xml:space="preserve">Post-final pendulum analyses are kept separate from the locked result. They cluster by physical video, compare additional residual models, generate proposals without ground-truth access, vary proposal/probe overlap, propagate rope-length uncertainty, and stress the video pipeline under corruption and temporal downsampling.</w:t>
+      </w:r>
+    </w:p>
+    <w:bookmarkEnd w:id="51"/>
+    <w:bookmarkEnd w:id="52"/>
+    <w:bookmarkStart w:id="68" w:name="results-and-analysis"/>
+    <w:p>
+      <w:pPr>
+        <w:pStyle w:val="Heading1"/>
+      </w:pPr>
+      <w:r>
+        <w:t xml:space="preserve">Results</w:t>
+      </w:r>
+    </w:p>
+    <w:bookmarkStart w:id="56" w:name="Xbdf0a6616e805f21b86b26c034c24677b930d67"/>
+    <w:p>
+      <w:pPr>
+        <w:pStyle w:val="Heading2"/>
+      </w:pPr>
+      <w:r>
+        <w:t xml:space="preserve">Better fit is not a physical acceptance test</w:t>
+      </w:r>
+    </w:p>
+    <w:p>
+      <w:pPr>
+        <w:pStyle w:val="FirstParagraph"/>
+      </w:pPr>
+      <w:r>
+        <w:t xml:space="preserve">Fit-improving physical regressions occur in both controlled proposal populations. Fourteen of 36 D4V edits and 12 of 36 fresh force-study edits improve ordinary held-out error while worsening an untouched physical target. These fractions describe the constructed test populations; they are not prevalence estimates.</w:t>
+      </w:r>
+    </w:p>
+    <w:p>
+      <w:pPr>
+        <w:pStyle w:val="BodyText"/>
+      </w:pPr>
+      <w:r>
+        <w:t xml:space="preserve">The consequence is more important than the count. A pipeline that commits an edit because held-out trajectory error improved would accept physically worse states in these examples. Figure </w:t>
+      </w:r>
+      <w:hyperlink w:anchor="fig:deceptive-repair">
+        <w:r>
+          <w:rPr>
+            <w:rStyle w:val="Hyperlink"/>
+          </w:rPr>
+          <w:t xml:space="preserve">1</w:t>
+        </w:r>
+      </w:hyperlink>
+      <w:r>
+        <w:t xml:space="preserve"> </w:t>
+      </w:r>
+      <w:r>
+        <w:t xml:space="preserve">shows one such edit, and Figure </w:t>
+      </w:r>
+      <w:hyperlink w:anchor="fig:deception-map">
+        <w:r>
+          <w:rPr>
+            <w:rStyle w:val="Hyperlink"/>
+          </w:rPr>
+          <w:t xml:space="preserve">3</w:t>
+        </w:r>
+      </w:hyperlink>
+      <w:r>
+        <w:t xml:space="preserve"> </w:t>
+      </w:r>
+      <w:r>
+        <w:t xml:space="preserve">shows the same mismatch across the full fresh proposal population.</w:t>
+      </w:r>
+    </w:p>
+    <w:p>
+      <w:pPr>
         <w:pStyle w:val="CaptionedFigure"/>
       </w:pPr>
       <w:r>
@@ -4731,18 +5596,18 @@
           <wp:inline>
             <wp:extent cx="5334000" cy="3000375"/>
             <wp:effectExtent b="0" l="0" r="0" t="0"/>
-            <wp:docPr descr="" title="" id="41" name="Picture"/>
+            <wp:docPr descr="" title="" id="54" name="Picture"/>
             <a:graphic>
               <a:graphicData uri="http://schemas.openxmlformats.org/drawingml/2006/picture">
                 <pic:pic>
                   <pic:nvPicPr>
-                    <pic:cNvPr descr="../docs/readme_assets/04_same_probe.png" id="42" name="Picture"/>
+                    <pic:cNvPr descr="figures/03_deception_map.png" id="55" name="Picture"/>
                     <pic:cNvPicPr>
                       <a:picLocks noChangeArrowheads="1" noChangeAspect="1"/>
                     </pic:cNvPicPr>
                   </pic:nvPicPr>
                   <pic:blipFill>
-                    <a:blip r:embed="rId40"/>
+                    <a:blip r:embed="rId53"/>
                     <a:stretch>
                       <a:fillRect/>
                     </a:stretch>
@@ -4774,348 +5639,11 @@
         <w:pStyle w:val="ImageCaption"/>
       </w:pPr>
       <w:r>
-        <w:t xml:space="preserve">The same known</w:t>
-      </w:r>
-      <w:r>
-        <w:t xml:space="preserve"> </w:t>
-      </w:r>
-      <m:oMath>
-        <m:r>
-          <m:rPr>
-            <m:sty m:val="p"/>
-          </m:rPr>
-          <m:t>+</m:t>
-        </m:r>
-        <m:r>
-          <m:t>x</m:t>
-        </m:r>
-      </m:oMath>
-      <w:r>
-        <w:t xml:space="preserve"> </w:t>
-      </w:r>
-      <w:r>
-        <w:t xml:space="preserve">force is applied to truth and proposed models. Deformation is magnified 400</w:t>
-      </w:r>
-      <m:oMath>
-        <m:r>
-          <m:rPr>
-            <m:sty m:val="p"/>
-          </m:rPr>
-          <m:t>×</m:t>
-        </m:r>
-      </m:oMath>
-      <w:r>
-        <w:t xml:space="preserve"> </w:t>
-      </w:r>
-      <w:r>
-        <w:t xml:space="preserve">for visualization only; all quantitative values use unscaled displacement.</w:t>
-      </w:r>
-    </w:p>
-    <w:p>
-      <w:pPr>
-        <w:pStyle w:val="CaptionedFigure"/>
-      </w:pPr>
-      <w:r>
-        <w:drawing>
-          <wp:inline>
-            <wp:extent cx="5334000" cy="3000375"/>
-            <wp:effectExtent b="0" l="0" r="0" t="0"/>
-            <wp:docPr descr="" title="" id="44" name="Picture"/>
-            <a:graphic>
-              <a:graphicData uri="http://schemas.openxmlformats.org/drawingml/2006/picture">
-                <pic:pic>
-                  <pic:nvPicPr>
-                    <pic:cNvPr descr="../docs/readme_assets/06_fingerprint.png" id="45" name="Picture"/>
-                    <pic:cNvPicPr>
-                      <a:picLocks noChangeArrowheads="1" noChangeAspect="1"/>
-                    </pic:cNvPicPr>
-                  </pic:nvPicPr>
-                  <pic:blipFill>
-                    <a:blip r:embed="rId43"/>
-                    <a:stretch>
-                      <a:fillRect/>
-                    </a:stretch>
-                  </pic:blipFill>
-                  <pic:spPr bwMode="auto">
-                    <a:xfrm>
-                      <a:off x="0" y="0"/>
-                      <a:ext cx="5334000" cy="3000375"/>
-                    </a:xfrm>
-                    <a:prstGeom prst="rect">
-                      <a:avLst/>
-                    </a:prstGeom>
-                    <a:noFill/>
-                    <a:ln w="9525">
-                      <a:noFill/>
-                      <a:headEnd/>
-                      <a:tailEnd/>
-                    </a:ln>
-                  </pic:spPr>
-                </pic:pic>
-              </a:graphicData>
-            </a:graphic>
-          </wp:inline>
-        </w:drawing>
-      </w:r>
-    </w:p>
-    <w:p>
-      <w:pPr>
-        <w:pStyle w:val="ImageCaption"/>
-      </w:pPr>
-      <w:r>
-        <w:t xml:space="preserve">Four-direction force-response fingerprint for one frozen visualization case. The response bundle records top-layer and interior displacement under the four load directions.</w:t>
-      </w:r>
-    </w:p>
-    <w:p>
-      <w:pPr>
-        <w:pStyle w:val="CaptionedFigure"/>
-      </w:pPr>
-      <w:r>
-        <w:drawing>
-          <wp:inline>
-            <wp:extent cx="5334000" cy="3000375"/>
-            <wp:effectExtent b="0" l="0" r="0" t="0"/>
-            <wp:docPr descr="" title="" id="47" name="Picture"/>
-            <a:graphic>
-              <a:graphicData uri="http://schemas.openxmlformats.org/drawingml/2006/picture">
-                <pic:pic>
-                  <pic:nvPicPr>
-                    <pic:cNvPr descr="../docs/readme_assets/07_residual_field.png" id="48" name="Picture"/>
-                    <pic:cNvPicPr>
-                      <a:picLocks noChangeArrowheads="1" noChangeAspect="1"/>
-                    </pic:cNvPicPr>
-                  </pic:nvPicPr>
-                  <pic:blipFill>
-                    <a:blip r:embed="rId46"/>
-                    <a:stretch>
-                      <a:fillRect/>
-                    </a:stretch>
-                  </pic:blipFill>
-                  <pic:spPr bwMode="auto">
-                    <a:xfrm>
-                      <a:off x="0" y="0"/>
-                      <a:ext cx="5334000" cy="3000375"/>
-                    </a:xfrm>
-                    <a:prstGeom prst="rect">
-                      <a:avLst/>
-                    </a:prstGeom>
-                    <a:noFill/>
-                    <a:ln w="9525">
-                      <a:noFill/>
-                      <a:headEnd/>
-                      <a:tailEnd/>
-                    </a:ln>
-                  </pic:spPr>
-                </pic:pic>
-              </a:graphicData>
-            </a:graphic>
-          </wp:inline>
-        </w:drawing>
-      </w:r>
-    </w:p>
-    <w:p>
-      <w:pPr>
-        <w:pStyle w:val="ImageCaption"/>
-      </w:pPr>
-      <w:r>
-        <w:t xml:space="preserve">Spatial residual field for the same visualization case. The field localizes disagreement between responses; it is not itself the acceptance statistic.</w:t>
-      </w:r>
-    </w:p>
-    <w:bookmarkEnd w:id="49"/>
-    <w:bookmarkStart w:id="50" w:name="locked-iris-pendulum-protocol"/>
-    <w:p>
-      <w:pPr>
-        <w:pStyle w:val="Heading2"/>
-      </w:pPr>
-      <w:r>
-        <w:t xml:space="preserve">Locked real-video evaluation</w:t>
-      </w:r>
-    </w:p>
-    <w:p>
-      <w:pPr>
-        <w:pStyle w:val="FirstParagraph"/>
-      </w:pPr>
-      <w:r>
-        <w:t xml:space="preserve">The positive measured test uses the IRIS</w:t>
-      </w:r>
-      <w:r>
-        <w:t xml:space="preserve"> </w:t>
-      </w:r>
-      <w:r>
-        <w:rPr>
-          <w:rStyle w:val="VerbatimChar"/>
-        </w:rPr>
-        <w:t xml:space="preserve">pendulum_90</w:t>
-      </w:r>
-      <w:r>
-        <w:t xml:space="preserve"> </w:t>
-      </w:r>
-      <w:r>
-        <w:t xml:space="preserve">setting. Before the ten final videos are opened, the tracker, proposal schedule, physical probe, and decision rule are frozen. The primary test uses the finite-amplitude pendulum period relation; the diagnostic baseline uses the small-angle approximation. Each physical video produces 11 controlled SUPPORT/VETO/UNRESOLVED cases, giving 110 nested case rows across ten videos.</w:t>
-      </w:r>
-    </w:p>
-    <w:p>
-      <w:pPr>
-        <w:pStyle w:val="BodyText"/>
-      </w:pPr>
-      <w:r>
-        <w:t xml:space="preserve">A separate free-fall protocol tests transfer to another equation family. Development uses</w:t>
-      </w:r>
-      <w:r>
-        <w:t xml:space="preserve"> </w:t>
-      </w:r>
-      <w:r>
-        <w:rPr>
-          <w:rStyle w:val="VerbatimChar"/>
-        </w:rPr>
-        <w:t xml:space="preserve">drop_50/06..10</w:t>
-      </w:r>
-      <w:r>
-        <w:t xml:space="preserve">; validation uses untouched</w:t>
-      </w:r>
-      <w:r>
-        <w:t xml:space="preserve"> </w:t>
-      </w:r>
-      <w:r>
-        <w:rPr>
-          <w:rStyle w:val="VerbatimChar"/>
-        </w:rPr>
-        <w:t xml:space="preserve">drop_100/06..10</w:t>
-      </w:r>
-      <w:r>
-        <w:t xml:space="preserve">. The designated final set</w:t>
-      </w:r>
-      <w:r>
-        <w:t xml:space="preserve"> </w:t>
-      </w:r>
-      <w:r>
-        <w:rPr>
-          <w:rStyle w:val="VerbatimChar"/>
-        </w:rPr>
-        <w:t xml:space="preserve">drop_150/02..10</w:t>
-      </w:r>
-      <w:r>
-        <w:t xml:space="preserve"> </w:t>
-      </w:r>
-      <w:r>
-        <w:t xml:space="preserve">is opened only if validation passes. Thresholds, tracker logic, proposal selection, and scene membership are frozen before validation.</w:t>
-      </w:r>
-    </w:p>
-    <w:p>
-      <w:pPr>
-        <w:pStyle w:val="BodyText"/>
-      </w:pPr>
-      <w:r>
-        <w:t xml:space="preserve">Post-final pendulum analyses are kept separate from the locked result. They cluster by physical video, compare additional residual models, generate proposals without ground-truth access, vary proposal/probe overlap, propagate rope-length uncertainty, and stress the video pipeline under corruption and temporal downsampling.</w:t>
-      </w:r>
-    </w:p>
-    <w:bookmarkEnd w:id="50"/>
-    <w:bookmarkEnd w:id="51"/>
-    <w:bookmarkStart w:id="67" w:name="results-and-analysis"/>
-    <w:p>
-      <w:pPr>
-        <w:pStyle w:val="Heading1"/>
-      </w:pPr>
-      <w:r>
-        <w:t xml:space="preserve">Results</w:t>
-      </w:r>
-    </w:p>
-    <w:bookmarkStart w:id="55" w:name="Xbdf0a6616e805f21b86b26c034c24677b930d67"/>
-    <w:p>
-      <w:pPr>
-        <w:pStyle w:val="Heading2"/>
-      </w:pPr>
-      <w:r>
-        <w:t xml:space="preserve">Better fit is not a physical acceptance test</w:t>
-      </w:r>
-    </w:p>
-    <w:p>
-      <w:pPr>
-        <w:pStyle w:val="FirstParagraph"/>
-      </w:pPr>
-      <w:r>
-        <w:t xml:space="preserve">Fit-improving physical regressions occur in both controlled proposal populations. Fourteen of 36 D4V edits and 12 of 36 fresh force-study edits improve ordinary held-out error while worsening an untouched physical target. These fractions describe the constructed test populations; they are not prevalence estimates.</w:t>
-      </w:r>
-    </w:p>
-    <w:p>
-      <w:pPr>
-        <w:pStyle w:val="BodyText"/>
-      </w:pPr>
-      <w:r>
-        <w:t xml:space="preserve">The consequence is more important than the count. A pipeline that commits an edit because held-out trajectory error improved would accept physically worse states in these examples. Figure </w:t>
-      </w:r>
-      <w:hyperlink w:anchor="fig:deceptive-repair">
-        <w:r>
-          <w:rPr>
-            <w:rStyle w:val="Hyperlink"/>
-          </w:rPr>
-          <w:t xml:space="preserve">1</w:t>
-        </w:r>
-      </w:hyperlink>
-      <w:r>
-        <w:t xml:space="preserve"> </w:t>
-      </w:r>
-      <w:r>
-        <w:t xml:space="preserve">shows one case in which ordinary error falls by 14.93% while untouched-target error rises by 9.03%.</w:t>
-      </w:r>
-    </w:p>
-    <w:p>
-      <w:pPr>
-        <w:pStyle w:val="CaptionedFigure"/>
-      </w:pPr>
-      <w:r>
-        <w:drawing>
-          <wp:inline>
-            <wp:extent cx="5334000" cy="3000375"/>
-            <wp:effectExtent b="0" l="0" r="0" t="0"/>
-            <wp:docPr descr="" title="" id="53" name="Picture"/>
-            <a:graphic>
-              <a:graphicData uri="http://schemas.openxmlformats.org/drawingml/2006/picture">
-                <pic:pic>
-                  <pic:nvPicPr>
-                    <pic:cNvPr descr="../docs/readme_assets/03_deception_map.png" id="54" name="Picture"/>
-                    <pic:cNvPicPr>
-                      <a:picLocks noChangeArrowheads="1" noChangeAspect="1"/>
-                    </pic:cNvPicPr>
-                  </pic:nvPicPr>
-                  <pic:blipFill>
-                    <a:blip r:embed="rId52"/>
-                    <a:stretch>
-                      <a:fillRect/>
-                    </a:stretch>
-                  </pic:blipFill>
-                  <pic:spPr bwMode="auto">
-                    <a:xfrm>
-                      <a:off x="0" y="0"/>
-                      <a:ext cx="5334000" cy="3000375"/>
-                    </a:xfrm>
-                    <a:prstGeom prst="rect">
-                      <a:avLst/>
-                    </a:prstGeom>
-                    <a:noFill/>
-                    <a:ln w="9525">
-                      <a:noFill/>
-                      <a:headEnd/>
-                      <a:tailEnd/>
-                    </a:ln>
-                  </pic:spPr>
-                </pic:pic>
-              </a:graphicData>
-            </a:graphic>
-          </wp:inline>
-        </w:drawing>
-      </w:r>
-    </w:p>
-    <w:p>
-      <w:pPr>
-        <w:pStyle w:val="ImageCaption"/>
-      </w:pPr>
-      <w:r>
         <w:t xml:space="preserve">Ordinary held-out improvement does not determine physical improvement in the fresh proposal population. The scatter makes the acceptance problem visible at population scale: some edits move the fitting metric in the desired direction while moving the untouched physical target in the wrong direction.</w:t>
       </w:r>
     </w:p>
-    <w:bookmarkEnd w:id="55"/>
-    <w:bookmarkStart w:id="63" w:name="X21cd7821b25616949890b42439ef6b3757ec674"/>
+    <w:bookmarkEnd w:id="56"/>
+    <w:bookmarkStart w:id="64" w:name="X21cd7821b25616949890b42439ef6b3757ec674"/>
     <w:p>
       <w:pPr>
         <w:pStyle w:val="Heading2"/>
@@ -5214,7 +5742,7 @@
         <w:t xml:space="preserve">summarizes the result.</w:t>
       </w:r>
     </w:p>
-    <w:bookmarkStart w:id="56" w:name="tab:ofc"/>
+    <w:bookmarkStart w:id="57" w:name="tab:ofc"/>
     <w:p>
       <w:pPr>
         <w:pStyle w:val="TableCaption"/>
@@ -5428,141 +5956,189 @@
         </w:tc>
       </w:tr>
     </w:tbl>
-    <w:bookmarkEnd w:id="56"/>
-    <w:p>
-      <w:pPr>
-        <w:pStyle w:val="CaptionedFigure"/>
-      </w:pPr>
-      <w:r>
-        <w:drawing>
-          <wp:inline>
-            <wp:extent cx="5334000" cy="3000375"/>
-            <wp:effectExtent b="0" l="0" r="0" t="0"/>
-            <wp:docPr descr="" title="" id="58" name="Picture"/>
-            <a:graphic>
-              <a:graphicData uri="http://schemas.openxmlformats.org/drawingml/2006/picture">
-                <pic:pic>
-                  <pic:nvPicPr>
-                    <pic:cNvPr descr="../docs/readme_assets/10_signal_gain.png" id="59" name="Picture"/>
-                    <pic:cNvPicPr>
-                      <a:picLocks noChangeArrowheads="1" noChangeAspect="1"/>
-                    </pic:cNvPicPr>
-                  </pic:nvPicPr>
-                  <pic:blipFill>
-                    <a:blip r:embed="rId57"/>
-                    <a:stretch>
-                      <a:fillRect/>
-                    </a:stretch>
-                  </pic:blipFill>
-                  <pic:spPr bwMode="auto">
-                    <a:xfrm>
-                      <a:off x="0" y="0"/>
-                      <a:ext cx="5334000" cy="3000375"/>
-                    </a:xfrm>
-                    <a:prstGeom prst="rect">
-                      <a:avLst/>
-                    </a:prstGeom>
-                    <a:noFill/>
-                    <a:ln w="9525">
-                      <a:noFill/>
-                      <a:headEnd/>
-                      <a:tailEnd/>
-                    </a:ln>
-                  </pic:spPr>
-                </pic:pic>
-              </a:graphicData>
-            </a:graphic>
-          </wp:inline>
-        </w:drawing>
-      </w:r>
-    </w:p>
-    <w:p>
-      <w:pPr>
-        <w:pStyle w:val="ImageCaption"/>
-      </w:pPr>
-      <w:r>
-        <w:t xml:space="preserve">Changing from the kinematic DCS channel to known-force compliance increases median evidence magnitude by 11.46</w:t>
-      </w:r>
-      <m:oMath>
-        <m:r>
-          <m:rPr>
-            <m:sty m:val="p"/>
-          </m:rPr>
-          <m:t>×</m:t>
-        </m:r>
-      </m:oMath>
-      <w:r>
-        <w:t xml:space="preserve"> </w:t>
-      </w:r>
-      <w:r>
-        <w:t xml:space="preserve">on the fresh synthetic population.</w:t>
-      </w:r>
-    </w:p>
-    <w:p>
-      <w:pPr>
-        <w:pStyle w:val="CaptionedFigure"/>
-      </w:pPr>
-      <w:r>
-        <w:drawing>
-          <wp:inline>
-            <wp:extent cx="5334000" cy="3000375"/>
-            <wp:effectExtent b="0" l="0" r="0" t="0"/>
-            <wp:docPr descr="" title="" id="61" name="Picture"/>
-            <a:graphic>
-              <a:graphicData uri="http://schemas.openxmlformats.org/drawingml/2006/picture">
-                <pic:pic>
-                  <pic:nvPicPr>
-                    <pic:cNvPr descr="../docs/readme_assets/11_information_limit.png" id="62" name="Picture"/>
-                    <pic:cNvPicPr>
-                      <a:picLocks noChangeArrowheads="1" noChangeAspect="1"/>
-                    </pic:cNvPicPr>
-                  </pic:nvPicPr>
-                  <pic:blipFill>
-                    <a:blip r:embed="rId60"/>
-                    <a:stretch>
-                      <a:fillRect/>
-                    </a:stretch>
-                  </pic:blipFill>
-                  <pic:spPr bwMode="auto">
-                    <a:xfrm>
-                      <a:off x="0" y="0"/>
-                      <a:ext cx="5334000" cy="3000375"/>
-                    </a:xfrm>
-                    <a:prstGeom prst="rect">
-                      <a:avLst/>
-                    </a:prstGeom>
-                    <a:noFill/>
-                    <a:ln w="9525">
-                      <a:noFill/>
-                      <a:headEnd/>
-                      <a:tailEnd/>
-                    </a:ln>
-                  </pic:spPr>
-                </pic:pic>
-              </a:graphicData>
-            </a:graphic>
-          </wp:inline>
-        </w:drawing>
-      </w:r>
-    </w:p>
-    <w:p>
-      <w:pPr>
-        <w:pStyle w:val="ImageCaption"/>
-      </w:pPr>
-      <w:r>
-        <w:t xml:space="preserve">The force channel moves the tested proposals closer to the acceptance boundary, but the strongest case still remains below the frozen decision magnitude.</w:t>
-      </w:r>
-    </w:p>
+    <w:bookmarkEnd w:id="57"/>
     <w:p>
       <w:pPr>
         <w:pStyle w:val="BodyText"/>
       </w:pPr>
       <w:r>
-        <w:t xml:space="preserve">Together, these studies isolate the core issue: when competing models produce nearly the same observable response, a more elaborate statistic cannot create missing physical information. The experiment must change.</w:t>
-      </w:r>
-    </w:p>
-    <w:bookmarkEnd w:id="63"/>
-    <w:bookmarkStart w:id="65" w:name="locked-iris-pendulum-confirmation"/>
+        <w:t xml:space="preserve">Figure </w:t>
+      </w:r>
+      <w:hyperlink w:anchor="fig:evidence-strength">
+        <w:r>
+          <w:rPr>
+            <w:rStyle w:val="Hyperlink"/>
+          </w:rPr>
+          <w:t xml:space="preserve">[fig:evidence-strength]</w:t>
+        </w:r>
+      </w:hyperlink>
+      <w:r>
+        <w:t xml:space="preserve"> </w:t>
+      </w:r>
+      <w:r>
+        <w:t xml:space="preserve">visualizes both parts of that result: the changed physical question produces substantially stronger evidence, yet the entire proposal set remains below the fixed acceptance boundary.</w:t>
+      </w:r>
+    </w:p>
+    <w:tbl>
+      <w:tblPr>
+        <w:tblStyle w:val="Table"/>
+        <w:tblW w:type="auto" w:w="0"/>
+        <w:tblLook w:firstRow="0" w:lastRow="0" w:firstColumn="0" w:lastColumn="0" w:noHBand="0" w:noVBand="0" w:val="0000"/>
+        <w:jc w:val="start"/>
+      </w:tblPr>
+      <w:tblGrid>
+        <w:gridCol w:w="3960"/>
+        <w:gridCol w:w="3960"/>
+      </w:tblGrid>
+      <w:tr>
+        <w:tc>
+          <w:tcPr/>
+          <w:p>
+            <w:pPr>
+              <w:pStyle w:val="Compact"/>
+              <w:jc w:val="center"/>
+            </w:pPr>
+            <w:r>
+              <w:drawing>
+                <wp:inline>
+                  <wp:extent cx="2506980" cy="1410176"/>
+                  <wp:effectExtent b="0" l="0" r="0" t="0"/>
+                  <wp:docPr descr="image" title="" id="59" name="Picture"/>
+                  <a:graphic>
+                    <a:graphicData uri="http://schemas.openxmlformats.org/drawingml/2006/picture">
+                      <pic:pic>
+                        <pic:nvPicPr>
+                          <pic:cNvPr descr="figures/10_signal_gain.png" id="60" name="Picture"/>
+                          <pic:cNvPicPr>
+                            <a:picLocks noChangeArrowheads="1" noChangeAspect="1"/>
+                          </pic:cNvPicPr>
+                        </pic:nvPicPr>
+                        <pic:blipFill>
+                          <a:blip r:embed="rId58"/>
+                          <a:stretch>
+                            <a:fillRect/>
+                          </a:stretch>
+                        </pic:blipFill>
+                        <pic:spPr bwMode="auto">
+                          <a:xfrm>
+                            <a:off x="0" y="0"/>
+                            <a:ext cx="2506980" cy="1410176"/>
+                          </a:xfrm>
+                          <a:prstGeom prst="rect">
+                            <a:avLst/>
+                          </a:prstGeom>
+                          <a:noFill/>
+                          <a:ln w="9525">
+                            <a:noFill/>
+                            <a:headEnd/>
+                            <a:tailEnd/>
+                          </a:ln>
+                        </pic:spPr>
+                      </pic:pic>
+                    </a:graphicData>
+                  </a:graphic>
+                </wp:inline>
+              </w:drawing>
+            </w:r>
+          </w:p>
+        </w:tc>
+        <w:tc>
+          <w:tcPr/>
+          <w:p>
+            <w:pPr>
+              <w:pStyle w:val="Compact"/>
+              <w:jc w:val="center"/>
+            </w:pPr>
+            <w:r>
+              <w:drawing>
+                <wp:inline>
+                  <wp:extent cx="2506980" cy="1410176"/>
+                  <wp:effectExtent b="0" l="0" r="0" t="0"/>
+                  <wp:docPr descr="image" title="" id="62" name="Picture"/>
+                  <a:graphic>
+                    <a:graphicData uri="http://schemas.openxmlformats.org/drawingml/2006/picture">
+                      <pic:pic>
+                        <pic:nvPicPr>
+                          <pic:cNvPr descr="figures/11_information_limit.png" id="63" name="Picture"/>
+                          <pic:cNvPicPr>
+                            <a:picLocks noChangeArrowheads="1" noChangeAspect="1"/>
+                          </pic:cNvPicPr>
+                        </pic:nvPicPr>
+                        <pic:blipFill>
+                          <a:blip r:embed="rId61"/>
+                          <a:stretch>
+                            <a:fillRect/>
+                          </a:stretch>
+                        </pic:blipFill>
+                        <pic:spPr bwMode="auto">
+                          <a:xfrm>
+                            <a:off x="0" y="0"/>
+                            <a:ext cx="2506980" cy="1410176"/>
+                          </a:xfrm>
+                          <a:prstGeom prst="rect">
+                            <a:avLst/>
+                          </a:prstGeom>
+                          <a:noFill/>
+                          <a:ln w="9525">
+                            <a:noFill/>
+                            <a:headEnd/>
+                            <a:tailEnd/>
+                          </a:ln>
+                        </pic:spPr>
+                      </pic:pic>
+                    </a:graphicData>
+                  </a:graphic>
+                </wp:inline>
+              </w:drawing>
+            </w:r>
+          </w:p>
+        </w:tc>
+      </w:tr>
+      <w:tr>
+        <w:tc>
+          <w:tcPr/>
+          <w:p>
+            <w:pPr>
+              <w:pStyle w:val="Compact"/>
+              <w:jc w:val="center"/>
+            </w:pPr>
+            <w:r>
+              <w:t xml:space="preserve">(a) Median standardized evidence increases 11.46</w:t>
+            </w:r>
+            <m:oMath>
+              <m:r>
+                <m:rPr>
+                  <m:sty m:val="p"/>
+                </m:rPr>
+                <m:t>×</m:t>
+              </m:r>
+            </m:oMath>
+          </w:p>
+        </w:tc>
+        <w:tc>
+          <w:tcPr/>
+          <w:p>
+            <w:pPr>
+              <w:pStyle w:val="Compact"/>
+              <w:jc w:val="center"/>
+            </w:pPr>
+            <w:r>
+              <w:t xml:space="preserve">(b) The strongest proposal still remains below the fixed boundary</w:t>
+            </w:r>
+          </w:p>
+        </w:tc>
+      </w:tr>
+    </w:tbl>
+    <w:p>
+      <w:pPr>
+        <w:pStyle w:val="BodyText"/>
+      </w:pPr>
+      <w:r>
+        <w:t xml:space="preserve">Together, these studies isolate the core issue: when competing models produce nearly the same measured physical response, a more elaborate statistic cannot create missing information. The experiment must change.</w:t>
+      </w:r>
+    </w:p>
+    <w:bookmarkEnd w:id="64"/>
+    <w:bookmarkStart w:id="66" w:name="locked-iris-pendulum-confirmation"/>
     <w:p>
       <w:pPr>
         <w:pStyle w:val="Heading2"/>
@@ -5576,7 +6152,7 @@
         <w:pStyle w:val="FirstParagraph"/>
       </w:pPr>
       <w:r>
-        <w:t xml:space="preserve">All ten locked</w:t>
+        <w:t xml:space="preserve">All ten previously unopened</w:t>
       </w:r>
       <w:r>
         <w:t xml:space="preserve"> </w:t>
@@ -5591,7 +6167,7 @@
         <w:t xml:space="preserve"> </w:t>
       </w:r>
       <w:r>
-        <w:t xml:space="preserve">videos pass quality control. The finite-amplitude probe reaches 81.82% strict decision accuracy, compared with 36.36% for the small-angle baseline. Table </w:t>
+        <w:t xml:space="preserve">videos pass quality control. The finite-amplitude period test reaches 81.82% strict decision accuracy, compared with 36.36% for the small-angle approximation. Table </w:t>
       </w:r>
       <w:hyperlink w:anchor="tab:iris-pendulum">
         <w:r>
@@ -5605,10 +6181,10 @@
         <w:t xml:space="preserve"> </w:t>
       </w:r>
       <w:r>
-        <w:t xml:space="preserve">shows where the improvement comes from.</w:t>
-      </w:r>
-    </w:p>
-    <w:bookmarkStart w:id="64" w:name="tab:iris-pendulum"/>
+        <w:t xml:space="preserve">separates SUPPORT, VETO, and placebo-UNRESOLVED outcomes so the source of the improvement is visible rather than hidden inside one accuracy number.</w:t>
+      </w:r>
+    </w:p>
+    <w:bookmarkStart w:id="65" w:name="tab:iris-pendulum"/>
     <w:p>
       <w:pPr>
         <w:pStyle w:val="TableCaption"/>
@@ -5824,7 +6400,7 @@
         </w:tc>
       </w:tr>
     </w:tbl>
-    <w:bookmarkEnd w:id="64"/>
+    <w:bookmarkEnd w:id="65"/>
     <w:p>
       <w:pPr>
         <w:pStyle w:val="BodyText"/>
@@ -5869,8 +6445,8 @@
         <w:t xml:space="preserve">Robustness tests identify a concrete acquisition boundary. Noise, blur, modest frame duplication/drop, central occlusion, and crop perturbations preserve the locked 81.82% accuracy in the tested ranges. Temporal downsampling does not: accuracy falls to 63.64% at 30 fps and 45.45% at 15 fps. The verifier therefore depends on preserving the temporal information required by the pendulum observable.</w:t>
       </w:r>
     </w:p>
-    <w:bookmarkEnd w:id="65"/>
-    <w:bookmarkStart w:id="66" w:name="second-domain-iris-freefall-failure"/>
+    <w:bookmarkEnd w:id="66"/>
+    <w:bookmarkStart w:id="67" w:name="second-domain-iris-freefall-failure"/>
     <w:p>
       <w:pPr>
         <w:pStyle w:val="Heading2"/>
@@ -5957,9 +6533,9 @@
         <w:t xml:space="preserve">remains unopened, and the paper does not convert this failure into a second positive result. The implication is direct: Reality Probe does not remove the need to design a valid physical test. It makes a failed test visible before that evidence is used to approve a model change.</w:t>
       </w:r>
     </w:p>
-    <w:bookmarkEnd w:id="66"/>
     <w:bookmarkEnd w:id="67"/>
-    <w:bookmarkStart w:id="72" w:name="discussion"/>
+    <w:bookmarkEnd w:id="68"/>
+    <w:bookmarkStart w:id="73" w:name="discussion"/>
     <w:p>
       <w:pPr>
         <w:pStyle w:val="Heading1"/>
@@ -5968,7 +6544,7 @@
         <w:t xml:space="preserve">Discussion</w:t>
       </w:r>
     </w:p>
-    <w:bookmarkStart w:id="68" w:name="why-the-channels-behave-differently"/>
+    <w:bookmarkStart w:id="69" w:name="why-the-channels-behave-differently"/>
     <w:p>
       <w:pPr>
         <w:pStyle w:val="Heading2"/>
@@ -5982,7 +6558,7 @@
         <w:pStyle w:val="FirstParagraph"/>
       </w:pPr>
       <w:r>
-        <w:t xml:space="preserve">The main systems consequence is a change in where physical validation sits. In a conventional fitting loop, a lower held-out loss may be enough to accept new parameters. Reality Probe inserts an explicit acceptance stage after fitting. The proposed state remains provisional until a reserved physical observation or intervention supports it.</w:t>
+        <w:t xml:space="preserve">The systems consequence is a change in where acceptance happens. A fitting loop may be tempted to accept new parameters as soon as ordinary held-out loss decreases. Reality Probe keeps those parameters provisional and opens a separate physical question only after the proposal is fixed. The state changes only when that reserved evidence supports it.</w:t>
       </w:r>
     </w:p>
     <w:p>
@@ -6001,8 +6577,8 @@
         <w:t xml:space="preserve">The three-way decision also changes failure handling. VETO means the reserved test contradicts the proposed state. UNRESOLVED means the experiment is not informative enough to decide. Keeping these states separate prevents an evidence-poor test from masquerading as either success or failure.</w:t>
       </w:r>
     </w:p>
-    <w:bookmarkEnd w:id="68"/>
-    <w:bookmarkStart w:id="69" w:name="Xf1a1625093c073a1904485ea8cb369fb8a8062a"/>
+    <w:bookmarkEnd w:id="69"/>
+    <w:bookmarkStart w:id="70" w:name="Xf1a1625093c073a1904485ea8cb369fb8a8062a"/>
     <w:p>
       <w:pPr>
         <w:pStyle w:val="Heading2"/>
@@ -6036,8 +6612,8 @@
         <w:t xml:space="preserve">This suggests a practical design loop for future systems. When the verifier returns UNRESOLVED, the next action should not automatically be a lower threshold or a stronger optimizer. The system should ask which intervention, sensor, or time scale is most likely to separate the competing physical states. Reality Probe provides the transaction boundary; informative experiment selection determines whether that boundary can be crossed.</w:t>
       </w:r>
     </w:p>
-    <w:bookmarkEnd w:id="69"/>
-    <w:bookmarkStart w:id="70" w:name="limitations"/>
+    <w:bookmarkEnd w:id="70"/>
+    <w:bookmarkStart w:id="71" w:name="limitations"/>
     <w:p>
       <w:pPr>
         <w:pStyle w:val="Heading2"/>
@@ -6094,8 +6670,8 @@
         <w:t xml:space="preserve">Finally, proposal and verification windows in the pendulum study come from the same video stream. Their temporal overlap can be changed, but they are not independent sensor modalities. A stronger future test would reserve a separately instrumented physical channel.</w:t>
       </w:r>
     </w:p>
-    <w:bookmarkEnd w:id="70"/>
-    <w:bookmarkStart w:id="71" w:name="future-work"/>
+    <w:bookmarkEnd w:id="71"/>
+    <w:bookmarkStart w:id="72" w:name="future-work"/>
     <w:p>
       <w:pPr>
         <w:pStyle w:val="Heading2"/>
@@ -6120,8 +6696,8 @@
         <w:t xml:space="preserve">At the system level, the acceptance record should persist with the model state: which proposal was made, which measurement was withheld from fitting, what uncertainty was assigned, what decision was reached, and which version was committed or preserved. This turns physical editing into an auditable state transition instead of an opaque optimizer update.</w:t>
       </w:r>
     </w:p>
-    <w:bookmarkEnd w:id="71"/>
     <w:bookmarkEnd w:id="72"/>
+    <w:bookmarkEnd w:id="73"/>
     <w:bookmarkStart w:id="74" w:name="reproducibility-and-implementation-notes"/>
     <w:p>
       <w:pPr>
@@ -6163,24 +6739,6 @@
         <w:t xml:space="preserve">Paper figures are generated from committed trajectories or result ledgers. Display magnification is disclosed where used and never changes the reported numerical values. The Stanford Bunny is a visualization carrier, not benchmark geometry.</w:t>
       </w:r>
     </w:p>
-    <w:bookmarkStart w:id="73" w:name="Xc4d1302c2239c6e46d50d50aa05474890bf84bf"/>
-    <w:p>
-      <w:pPr>
-        <w:pStyle w:val="Heading4"/>
-      </w:pPr>
-      <w:r>
-        <w:t xml:space="preserve">Generative-AI-assisted research workflow.</w:t>
-      </w:r>
-    </w:p>
-    <w:p>
-      <w:pPr>
-        <w:pStyle w:val="FirstParagraph"/>
-      </w:pPr>
-      <w:r>
-        <w:t xml:space="preserve">OpenAI ChatGPT was used for code drafting and debugging, experiment orchestration and analysis scripts, visualization/manuscript tooling, and manuscript revision. AI-generated text or code was not treated as empirical evidence. Numerical claims were checked against committed result artifacts, frozen protocol state, and cited publication records.</w:t>
-      </w:r>
-    </w:p>
-    <w:bookmarkEnd w:id="73"/>
     <w:bookmarkEnd w:id="74"/>
     <w:bookmarkStart w:id="75" w:name="conclusion"/>
     <w:p>
@@ -6216,13 +6774,22 @@
       </w:r>
     </w:p>
     <w:bookmarkEnd w:id="75"/>
-    <w:bookmarkStart w:id="107" w:name="acknowledgments"/>
+    <w:bookmarkStart w:id="114" w:name="declarations"/>
     <w:p>
       <w:pPr>
         <w:pStyle w:val="Heading1"/>
       </w:pPr>
       <w:r>
-        <w:t xml:space="preserve">Acknowledgments</w:t>
+        <w:t xml:space="preserve">Declarations</w:t>
+      </w:r>
+    </w:p>
+    <w:bookmarkStart w:id="76" w:name="ethics-statement."/>
+    <w:p>
+      <w:pPr>
+        <w:pStyle w:val="Heading4"/>
+      </w:pPr>
+      <w:r>
+        <w:t xml:space="preserve">Ethics Statement.</w:t>
       </w:r>
     </w:p>
     <w:p>
@@ -6230,21 +6797,115 @@
         <w:pStyle w:val="FirstParagraph"/>
       </w:pPr>
       <w:r>
-        <w:rPr>
-          <w:bCs/>
-          <w:b/>
-        </w:rPr>
-        <w:t xml:space="preserve">Generative AI disclosure.</w:t>
-      </w:r>
-      <w:r>
-        <w:t xml:space="preserve"> </w:t>
-      </w:r>
-      <w:r>
-        <w:t xml:space="preserve">OpenAI ChatGPT was used as a research and writing assistant during development of this work, including drafting and revising manuscript text, generating and debugging code, assisting with experiment orchestration and analysis scripts, preparing tables and figures, and manuscript formatting. The author reviewed the generated material, validated reported experiments and numerical evidence against the frozen research artifacts, checked the references used in the manuscript, and takes responsibility for the final content.</w:t>
-      </w:r>
-    </w:p>
-    <w:bookmarkStart w:id="106" w:name="refs"/>
-    <w:bookmarkStart w:id="77" w:name="ref-asadi2025oed"/>
+        <w:t xml:space="preserve">N/A. This work reports software, simulation, rendering, and analysis of public research datasets. It does not recruit human participants or collect personal data from research participants.</w:t>
+      </w:r>
+    </w:p>
+    <w:bookmarkEnd w:id="76"/>
+    <w:bookmarkStart w:id="78" w:name="data-availability-statement."/>
+    <w:p>
+      <w:pPr>
+        <w:pStyle w:val="Heading4"/>
+      </w:pPr>
+      <w:r>
+        <w:t xml:space="preserve">Data Availability Statement.</w:t>
+      </w:r>
+    </w:p>
+    <w:p>
+      <w:pPr>
+        <w:pStyle w:val="FirstParagraph"/>
+      </w:pPr>
+      <w:r>
+        <w:t xml:space="preserve">The public datasets used in this study remain available from their cited original providers. The implementation, experiment scripts, frozen protocols, machine-readable result ledgers, figure-generation code, and derived evidence supporting the reported results are available in the project repository at</w:t>
+      </w:r>
+      <w:r>
+        <w:t xml:space="preserve"> </w:t>
+      </w:r>
+      <w:hyperlink r:id="rId77">
+        <w:r>
+          <w:rPr>
+            <w:rStyle w:val="Hyperlink"/>
+          </w:rPr>
+          <w:t xml:space="preserve">https://github.com/swayam8624/Vulkax</w:t>
+        </w:r>
+      </w:hyperlink>
+      <w:r>
+        <w:t xml:space="preserve">. Third-party datasets and videos are not redistributed.</w:t>
+      </w:r>
+    </w:p>
+    <w:bookmarkEnd w:id="78"/>
+    <w:bookmarkStart w:id="79" w:name="funding-statement."/>
+    <w:p>
+      <w:pPr>
+        <w:pStyle w:val="Heading4"/>
+      </w:pPr>
+      <w:r>
+        <w:t xml:space="preserve">Funding Statement.</w:t>
+      </w:r>
+    </w:p>
+    <w:p>
+      <w:pPr>
+        <w:pStyle w:val="FirstParagraph"/>
+      </w:pPr>
+      <w:r>
+        <w:t xml:space="preserve">This research received no specific grant from any funding agency in the public, commercial, or not-for-profit sectors.</w:t>
+      </w:r>
+    </w:p>
+    <w:bookmarkEnd w:id="79"/>
+    <w:bookmarkStart w:id="80" w:name="conflict-of-interest."/>
+    <w:p>
+      <w:pPr>
+        <w:pStyle w:val="Heading4"/>
+      </w:pPr>
+      <w:r>
+        <w:t xml:space="preserve">Conflict of Interest.</w:t>
+      </w:r>
+    </w:p>
+    <w:p>
+      <w:pPr>
+        <w:pStyle w:val="FirstParagraph"/>
+      </w:pPr>
+      <w:r>
+        <w:t xml:space="preserve">The author declares no conflict of interest.</w:t>
+      </w:r>
+    </w:p>
+    <w:bookmarkEnd w:id="80"/>
+    <w:bookmarkStart w:id="81" w:name="permissions-statement."/>
+    <w:p>
+      <w:pPr>
+        <w:pStyle w:val="Heading4"/>
+      </w:pPr>
+      <w:r>
+        <w:t xml:space="preserve">Permissions Statement.</w:t>
+      </w:r>
+    </w:p>
+    <w:p>
+      <w:pPr>
+        <w:pStyle w:val="FirstParagraph"/>
+      </w:pPr>
+      <w:r>
+        <w:t xml:space="preserve">All figures and tables in this manuscript were created by the author from project-generated simulations, diagrams, measurements, or derived analyses. No third-party copyrighted figure or table is reproduced; upstream datasets remain subject to their original terms.</w:t>
+      </w:r>
+    </w:p>
+    <w:bookmarkEnd w:id="81"/>
+    <w:bookmarkStart w:id="113" w:name="generative-ai-use-disclosure."/>
+    <w:p>
+      <w:pPr>
+        <w:pStyle w:val="Heading4"/>
+      </w:pPr>
+      <w:r>
+        <w:t xml:space="preserve">Generative AI Use Disclosure.</w:t>
+      </w:r>
+    </w:p>
+    <w:p>
+      <w:pPr>
+        <w:pStyle w:val="FirstParagraph"/>
+      </w:pPr>
+      <w:r>
+        <w:t xml:space="preserve">OpenAI ChatGPT was used during September–October 2026 as an assistive research and writing tool for code drafting and debugging, experiment orchestration, analysis scripts, visualization and manuscript tooling, and drafting or language revision. AI output was not treated as empirical evidence. Reported numerical results were produced by the project software and frozen experiment artifacts, and the author checked claims, citations, figures, tables, and manuscript text against those sources before submission. No confidential human-subject or personally identifying research data were supplied to the tool. The author remains responsible for the code, analyses, claims, conclusions, and final text.</w:t>
+      </w:r>
+    </w:p>
+    <w:bookmarkStart w:id="112" w:name="refs"/>
+    <w:bookmarkStart w:id="83" w:name="ref-asadi2025oed"/>
     <w:p>
       <w:pPr>
         <w:pStyle w:val="Bibliography"/>
@@ -6277,7 +6938,7 @@
       <w:r>
         <w:t xml:space="preserve"> </w:t>
       </w:r>
-      <w:hyperlink r:id="rId76">
+      <w:hyperlink r:id="rId82">
         <w:r>
           <w:rPr>
             <w:rStyle w:val="Hyperlink"/>
@@ -6289,8 +6950,8 @@
         <w:t xml:space="preserve">.</w:t>
       </w:r>
     </w:p>
-    <w:bookmarkEnd w:id="77"/>
-    <w:bookmarkStart w:id="79" w:name="ref-chow1970reject"/>
+    <w:bookmarkEnd w:id="83"/>
+    <w:bookmarkStart w:id="85" w:name="ref-chow1970reject"/>
     <w:p>
       <w:pPr>
         <w:pStyle w:val="Bibliography"/>
@@ -6323,7 +6984,7 @@
       <w:r>
         <w:t xml:space="preserve"> </w:t>
       </w:r>
-      <w:hyperlink r:id="rId78">
+      <w:hyperlink r:id="rId84">
         <w:r>
           <w:rPr>
             <w:rStyle w:val="Hyperlink"/>
@@ -6335,8 +6996,8 @@
         <w:t xml:space="preserve">.</w:t>
       </w:r>
     </w:p>
-    <w:bookmarkEnd w:id="79"/>
-    <w:bookmarkStart w:id="80" w:name="ref-geifman2019selectivenet"/>
+    <w:bookmarkEnd w:id="85"/>
+    <w:bookmarkStart w:id="86" w:name="ref-geifman2019selectivenet"/>
     <w:p>
       <w:pPr>
         <w:pStyle w:val="Bibliography"/>
@@ -6370,8 +7031,8 @@
         <w:t xml:space="preserve">, 97:2151–59. Proceedings of Machine Learning Research.</w:t>
       </w:r>
     </w:p>
-    <w:bookmarkEnd w:id="80"/>
-    <w:bookmarkStart w:id="81" w:name="ref-hu2020difftaichi"/>
+    <w:bookmarkEnd w:id="86"/>
+    <w:bookmarkStart w:id="87" w:name="ref-hu2020difftaichi"/>
     <w:p>
       <w:pPr>
         <w:pStyle w:val="Bibliography"/>
@@ -6405,8 +7066,8 @@
         <w:t xml:space="preserve">.</w:t>
       </w:r>
     </w:p>
-    <w:bookmarkEnd w:id="81"/>
-    <w:bookmarkStart w:id="83" w:name="ref-hu2019chainqueen"/>
+    <w:bookmarkEnd w:id="87"/>
+    <w:bookmarkStart w:id="89" w:name="ref-hu2019chainqueen"/>
     <w:p>
       <w:pPr>
         <w:pStyle w:val="Bibliography"/>
@@ -6442,7 +7103,7 @@
       <w:r>
         <w:t xml:space="preserve"> </w:t>
       </w:r>
-      <w:hyperlink r:id="rId82">
+      <w:hyperlink r:id="rId88">
         <w:r>
           <w:rPr>
             <w:rStyle w:val="Hyperlink"/>
@@ -6454,8 +7115,8 @@
         <w:t xml:space="preserve">.</w:t>
       </w:r>
     </w:p>
-    <w:bookmarkEnd w:id="83"/>
-    <w:bookmarkStart w:id="85" w:name="ref-khanbayov2026iris"/>
+    <w:bookmarkEnd w:id="89"/>
+    <w:bookmarkStart w:id="91" w:name="ref-khanbayov2026iris"/>
     <w:p>
       <w:pPr>
         <w:pStyle w:val="Bibliography"/>
@@ -6491,7 +7152,7 @@
       <w:r>
         <w:t xml:space="preserve"> </w:t>
       </w:r>
-      <w:hyperlink r:id="rId84">
+      <w:hyperlink r:id="rId90">
         <w:r>
           <w:rPr>
             <w:rStyle w:val="Hyperlink"/>
@@ -6503,8 +7164,8 @@
         <w:t xml:space="preserve">.</w:t>
       </w:r>
     </w:p>
-    <w:bookmarkEnd w:id="85"/>
-    <w:bookmarkStart w:id="87" w:name="ref-laudy2026digitaltwin"/>
+    <w:bookmarkEnd w:id="91"/>
+    <w:bookmarkStart w:id="93" w:name="ref-laudy2026digitaltwin"/>
     <w:p>
       <w:pPr>
         <w:pStyle w:val="Bibliography"/>
@@ -6521,7 +7182,7 @@
       <w:r>
         <w:t xml:space="preserve"> </w:t>
       </w:r>
-      <w:hyperlink r:id="rId86">
+      <w:hyperlink r:id="rId92">
         <w:r>
           <w:rPr>
             <w:rStyle w:val="Hyperlink"/>
@@ -6533,8 +7194,8 @@
         <w:t xml:space="preserve">.</w:t>
       </w:r>
     </w:p>
-    <w:bookmarkEnd w:id="87"/>
-    <w:bookmarkStart w:id="89" w:name="ref-li2025dot"/>
+    <w:bookmarkEnd w:id="93"/>
+    <w:bookmarkStart w:id="95" w:name="ref-li2025dot"/>
     <w:p>
       <w:pPr>
         <w:pStyle w:val="Bibliography"/>
@@ -6567,7 +7228,7 @@
       <w:r>
         <w:t xml:space="preserve"> </w:t>
       </w:r>
-      <w:hyperlink r:id="rId88">
+      <w:hyperlink r:id="rId94">
         <w:r>
           <w:rPr>
             <w:rStyle w:val="Hyperlink"/>
@@ -6579,8 +7240,8 @@
         <w:t xml:space="preserve">.</w:t>
       </w:r>
     </w:p>
-    <w:bookmarkEnd w:id="89"/>
-    <w:bookmarkStart w:id="91" w:name="ref-li2023pacnerf"/>
+    <w:bookmarkEnd w:id="95"/>
+    <w:bookmarkStart w:id="97" w:name="ref-li2023pacnerf"/>
     <w:p>
       <w:pPr>
         <w:pStyle w:val="Bibliography"/>
@@ -6616,7 +7277,7 @@
       <w:r>
         <w:t xml:space="preserve"> </w:t>
       </w:r>
-      <w:hyperlink r:id="rId90">
+      <w:hyperlink r:id="rId96">
         <w:r>
           <w:rPr>
             <w:rStyle w:val="Hyperlink"/>
@@ -6628,8 +7289,8 @@
         <w:t xml:space="preserve">.</w:t>
       </w:r>
     </w:p>
-    <w:bookmarkEnd w:id="91"/>
-    <w:bookmarkStart w:id="92" w:name="ref-liu2025physflow"/>
+    <w:bookmarkEnd w:id="97"/>
+    <w:bookmarkStart w:id="98" w:name="ref-liu2025physflow"/>
     <w:p>
       <w:pPr>
         <w:pStyle w:val="Bibliography"/>
@@ -6663,8 +7324,8 @@
         <w:t xml:space="preserve">, 11016–25.</w:t>
       </w:r>
     </w:p>
-    <w:bookmarkEnd w:id="92"/>
-    <w:bookmarkStart w:id="94" w:name="ref-oberkampf2007pcmm"/>
+    <w:bookmarkEnd w:id="98"/>
+    <w:bookmarkStart w:id="100" w:name="ref-oberkampf2007pcmm"/>
     <w:p>
       <w:pPr>
         <w:pStyle w:val="Bibliography"/>
@@ -6687,7 +7348,7 @@
       <w:r>
         <w:t xml:space="preserve"> </w:t>
       </w:r>
-      <w:hyperlink r:id="rId93">
+      <w:hyperlink r:id="rId99">
         <w:r>
           <w:rPr>
             <w:rStyle w:val="Hyperlink"/>
@@ -6699,8 +7360,8 @@
         <w:t xml:space="preserve">.</w:t>
       </w:r>
     </w:p>
-    <w:bookmarkEnd w:id="94"/>
-    <w:bookmarkStart w:id="96" w:name="ref-rho2026monophysics"/>
+    <w:bookmarkEnd w:id="100"/>
+    <w:bookmarkStart w:id="102" w:name="ref-rho2026monophysics"/>
     <w:p>
       <w:pPr>
         <w:pStyle w:val="Bibliography"/>
@@ -6717,7 +7378,7 @@
       <w:r>
         <w:t xml:space="preserve"> </w:t>
       </w:r>
-      <w:hyperlink r:id="rId95">
+      <w:hyperlink r:id="rId101">
         <w:r>
           <w:rPr>
             <w:rStyle w:val="Hyperlink"/>
@@ -6729,8 +7390,8 @@
         <w:t xml:space="preserve">.</w:t>
       </w:r>
     </w:p>
-    <w:bookmarkEnd w:id="96"/>
-    <w:bookmarkStart w:id="98" w:name="ref-wada2026mphygs"/>
+    <w:bookmarkEnd w:id="102"/>
+    <w:bookmarkStart w:id="104" w:name="ref-wada2026mphygs"/>
     <w:p>
       <w:pPr>
         <w:pStyle w:val="Bibliography"/>
@@ -6766,7 +7427,7 @@
       <w:r>
         <w:t xml:space="preserve"> </w:t>
       </w:r>
-      <w:hyperlink r:id="rId97">
+      <w:hyperlink r:id="rId103">
         <w:r>
           <w:rPr>
             <w:rStyle w:val="Hyperlink"/>
@@ -6778,8 +7439,8 @@
         <w:t xml:space="preserve">.</w:t>
       </w:r>
     </w:p>
-    <w:bookmarkEnd w:id="98"/>
-    <w:bookmarkStart w:id="100" w:name="ref-wang2026gauge"/>
+    <w:bookmarkEnd w:id="104"/>
+    <w:bookmarkStart w:id="106" w:name="ref-wang2026gauge"/>
     <w:p>
       <w:pPr>
         <w:pStyle w:val="Bibliography"/>
@@ -6796,7 +7457,7 @@
       <w:r>
         <w:t xml:space="preserve"> </w:t>
       </w:r>
-      <w:hyperlink r:id="rId99">
+      <w:hyperlink r:id="rId105">
         <w:r>
           <w:rPr>
             <w:rStyle w:val="Hyperlink"/>
@@ -6808,8 +7469,8 @@
         <w:t xml:space="preserve">.</w:t>
       </w:r>
     </w:p>
-    <w:bookmarkEnd w:id="100"/>
-    <w:bookmarkStart w:id="102" w:name="ref-wang2026identifiability"/>
+    <w:bookmarkEnd w:id="106"/>
+    <w:bookmarkStart w:id="108" w:name="ref-wang2026identifiability"/>
     <w:p>
       <w:pPr>
         <w:pStyle w:val="Bibliography"/>
@@ -6826,7 +7487,7 @@
       <w:r>
         <w:t xml:space="preserve"> </w:t>
       </w:r>
-      <w:hyperlink r:id="rId101">
+      <w:hyperlink r:id="rId107">
         <w:r>
           <w:rPr>
             <w:rStyle w:val="Hyperlink"/>
@@ -6838,8 +7499,8 @@
         <w:t xml:space="preserve">.</w:t>
       </w:r>
     </w:p>
-    <w:bookmarkEnd w:id="102"/>
-    <w:bookmarkStart w:id="103" w:name="ref-xie2024physgaussian"/>
+    <w:bookmarkEnd w:id="108"/>
+    <w:bookmarkStart w:id="109" w:name="ref-xie2024physgaussian"/>
     <w:p>
       <w:pPr>
         <w:pStyle w:val="Bibliography"/>
@@ -6873,8 +7534,8 @@
         <w:t xml:space="preserve">, 4389–98.</w:t>
       </w:r>
     </w:p>
-    <w:bookmarkEnd w:id="103"/>
-    <w:bookmarkStart w:id="105" w:name="ref-zhang2024physdreamer"/>
+    <w:bookmarkEnd w:id="109"/>
+    <w:bookmarkStart w:id="111" w:name="ref-zhang2024physdreamer"/>
     <w:p>
       <w:pPr>
         <w:pStyle w:val="Bibliography"/>
@@ -6910,7 +7571,7 @@
       <w:r>
         <w:t xml:space="preserve"> </w:t>
       </w:r>
-      <w:hyperlink r:id="rId104">
+      <w:hyperlink r:id="rId110">
         <w:r>
           <w:rPr>
             <w:rStyle w:val="Hyperlink"/>
@@ -6922,9 +7583,10 @@
         <w:t xml:space="preserve">.</w:t>
       </w:r>
     </w:p>
-    <w:bookmarkEnd w:id="105"/>
-    <w:bookmarkEnd w:id="106"/>
-    <w:bookmarkEnd w:id="107"/>
+    <w:bookmarkEnd w:id="111"/>
+    <w:bookmarkEnd w:id="112"/>
+    <w:bookmarkEnd w:id="113"/>
+    <w:bookmarkEnd w:id="114"/>
     <w:sectPr/>
   </w:body>
 </w:document>

--- a/paper/Reality_Probe_Manuscript_Final.docx
+++ b/paper/Reality_Probe_Manuscript_Final.docx
@@ -4142,7 +4142,7 @@
     </w:p>
     <w:bookmarkEnd w:id="32"/>
     <w:bookmarkEnd w:id="33"/>
-    <w:bookmarkStart w:id="52" w:name="experimental-program"/>
+    <w:bookmarkStart w:id="55" w:name="experimental-program"/>
     <w:p>
       <w:pPr>
         <w:pStyle w:val="Heading1"/>
@@ -4738,7 +4738,7 @@
     </w:tbl>
     <w:bookmarkEnd w:id="34"/>
     <w:bookmarkEnd w:id="35"/>
-    <w:bookmarkStart w:id="37" w:name="measured-engineering-and-gauge-protocols"/>
+    <w:bookmarkStart w:id="40" w:name="measured-engineering-and-gauge-protocols"/>
     <w:p>
       <w:pPr>
         <w:pStyle w:val="Heading2"/>
@@ -5024,11 +5024,80 @@
         <w:pStyle w:val="BodyText"/>
       </w:pPr>
       <w:r>
+        <w:drawing>
+          <wp:inline>
+            <wp:extent cx="5013960" cy="1499174"/>
+            <wp:effectExtent b="0" l="0" r="0" t="0"/>
+            <wp:docPr descr="image" title="" id="38" name="Picture"/>
+            <a:graphic>
+              <a:graphicData uri="http://schemas.openxmlformats.org/drawingml/2006/picture">
+                <pic:pic>
+                  <pic:nvPicPr>
+                    <pic:cNvPr descr="figures/dot_c2_rendered_world.jpg" id="39" name="Picture"/>
+                    <pic:cNvPicPr>
+                      <a:picLocks noChangeArrowheads="1" noChangeAspect="1"/>
+                    </pic:cNvPicPr>
+                  </pic:nvPicPr>
+                  <pic:blipFill>
+                    <a:blip r:embed="rId37"/>
+                    <a:stretch>
+                      <a:fillRect/>
+                    </a:stretch>
+                  </pic:blipFill>
+                  <pic:spPr bwMode="auto">
+                    <a:xfrm>
+                      <a:off x="0" y="0"/>
+                      <a:ext cx="5013960" cy="1499174"/>
+                    </a:xfrm>
+                    <a:prstGeom prst="rect">
+                      <a:avLst/>
+                    </a:prstGeom>
+                    <a:noFill/>
+                    <a:ln w="9525">
+                      <a:noFill/>
+                      <a:headEnd/>
+                      <a:tailEnd/>
+                    </a:ln>
+                  </pic:spPr>
+                </pic:pic>
+              </a:graphicData>
+            </a:graphic>
+          </wp:inline>
+        </w:drawing>
+      </w:r>
+    </w:p>
+    <w:p>
+      <w:pPr>
+        <w:pStyle w:val="BodyText"/>
+      </w:pPr>
+      <w:r>
+        <w:t xml:space="preserve">Figure </w:t>
+      </w:r>
+      <w:hyperlink w:anchor="fig:dot-c2-render">
+        <w:r>
+          <w:rPr>
+            <w:rStyle w:val="Hyperlink"/>
+          </w:rPr>
+          <w:t xml:space="preserve">[fig:dot-c2-render]</w:t>
+        </w:r>
+      </w:hyperlink>
+      <w:r>
+        <w:t xml:space="preserve"> </w:t>
+      </w:r>
+      <w:r>
+        <w:t xml:space="preserve">complements the correspondence plot with the actual rendered system output. It is a pipeline/visualization check rather than constitutive ground truth: DOT does not provide the physical quantities needed to interpret the fitted material values as uniquely identified properties.</w:t>
+      </w:r>
+    </w:p>
+    <w:p>
+      <w:pPr>
+        <w:pStyle w:val="BodyText"/>
+      </w:pPr>
+      <w:r>
         <w:t xml:space="preserve">GAUGE contributes two different measured evidence classes. GAUGE is retrospective in the foam-shearing study, where we ask whether ordinary marker error and a mechanism-sensitive longitudinal channel can prefer different models. A separate frozen validation study uses previously untouched stretching and compression repeats 5–7, with SUPPORT, VETO, and placebo cases declared before evaluation. Final repeats 8–10 remain unopened after that validation fails.</w:t>
       </w:r>
     </w:p>
-    <w:bookmarkEnd w:id="37"/>
-    <w:bookmarkStart w:id="50" w:name="fresh-orthogonal-force-compliance-study"/>
+    <w:bookmarkEnd w:id="40"/>
+    <w:bookmarkStart w:id="53" w:name="fresh-orthogonal-force-compliance-study"/>
     <w:p>
       <w:pPr>
         <w:pStyle w:val="Heading2"/>
@@ -5187,63 +5256,12 @@
                 <wp:inline>
                   <wp:extent cx="2506980" cy="1410176"/>
                   <wp:effectExtent b="0" l="0" r="0" t="0"/>
-                  <wp:docPr descr="image" title="" id="39" name="Picture"/>
-                  <a:graphic>
-                    <a:graphicData uri="http://schemas.openxmlformats.org/drawingml/2006/picture">
-                      <pic:pic>
-                        <pic:nvPicPr>
-                          <pic:cNvPr descr="figures/04_same_probe.png" id="40" name="Picture"/>
-                          <pic:cNvPicPr>
-                            <a:picLocks noChangeArrowheads="1" noChangeAspect="1"/>
-                          </pic:cNvPicPr>
-                        </pic:nvPicPr>
-                        <pic:blipFill>
-                          <a:blip r:embed="rId38"/>
-                          <a:stretch>
-                            <a:fillRect/>
-                          </a:stretch>
-                        </pic:blipFill>
-                        <pic:spPr bwMode="auto">
-                          <a:xfrm>
-                            <a:off x="0" y="0"/>
-                            <a:ext cx="2506980" cy="1410176"/>
-                          </a:xfrm>
-                          <a:prstGeom prst="rect">
-                            <a:avLst/>
-                          </a:prstGeom>
-                          <a:noFill/>
-                          <a:ln w="9525">
-                            <a:noFill/>
-                            <a:headEnd/>
-                            <a:tailEnd/>
-                          </a:ln>
-                        </pic:spPr>
-                      </pic:pic>
-                    </a:graphicData>
-                  </a:graphic>
-                </wp:inline>
-              </w:drawing>
-            </w:r>
-          </w:p>
-        </w:tc>
-        <w:tc>
-          <w:tcPr/>
-          <w:p>
-            <w:pPr>
-              <w:pStyle w:val="Compact"/>
-              <w:jc w:val="center"/>
-            </w:pPr>
-            <w:r>
-              <w:drawing>
-                <wp:inline>
-                  <wp:extent cx="2506980" cy="1410176"/>
-                  <wp:effectExtent b="0" l="0" r="0" t="0"/>
                   <wp:docPr descr="image" title="" id="42" name="Picture"/>
                   <a:graphic>
                     <a:graphicData uri="http://schemas.openxmlformats.org/drawingml/2006/picture">
                       <pic:pic>
                         <pic:nvPicPr>
-                          <pic:cNvPr descr="figures/05_response_overlay.png" id="43" name="Picture"/>
+                          <pic:cNvPr descr="figures/04_same_probe.png" id="43" name="Picture"/>
                           <pic:cNvPicPr>
                             <a:picLocks noChangeArrowheads="1" noChangeAspect="1"/>
                           </pic:cNvPicPr>
@@ -5277,34 +5295,6 @@
             </w:r>
           </w:p>
         </w:tc>
-      </w:tr>
-      <w:tr>
-        <w:tc>
-          <w:tcPr/>
-          <w:p>
-            <w:pPr>
-              <w:pStyle w:val="Compact"/>
-              <w:jc w:val="center"/>
-            </w:pPr>
-            <w:r>
-              <w:t xml:space="preserve">(a) Same known load on current/truth and proposed states</w:t>
-            </w:r>
-          </w:p>
-        </w:tc>
-        <w:tc>
-          <w:tcPr/>
-          <w:p>
-            <w:pPr>
-              <w:pStyle w:val="Compact"/>
-              <w:jc w:val="center"/>
-            </w:pPr>
-            <w:r>
-              <w:t xml:space="preserve">(b) Overlaid responses under the reserved intervention</w:t>
-            </w:r>
-          </w:p>
-        </w:tc>
-      </w:tr>
-      <w:tr>
         <w:tc>
           <w:tcPr/>
           <w:p>
@@ -5322,7 +5312,7 @@
                     <a:graphicData uri="http://schemas.openxmlformats.org/drawingml/2006/picture">
                       <pic:pic>
                         <pic:nvPicPr>
-                          <pic:cNvPr descr="figures/06_fingerprint.png" id="46" name="Picture"/>
+                          <pic:cNvPr descr="figures/05_response_overlay.png" id="46" name="Picture"/>
                           <pic:cNvPicPr>
                             <a:picLocks noChangeArrowheads="1" noChangeAspect="1"/>
                           </pic:cNvPicPr>
@@ -5356,6 +5346,34 @@
             </w:r>
           </w:p>
         </w:tc>
+      </w:tr>
+      <w:tr>
+        <w:tc>
+          <w:tcPr/>
+          <w:p>
+            <w:pPr>
+              <w:pStyle w:val="Compact"/>
+              <w:jc w:val="center"/>
+            </w:pPr>
+            <w:r>
+              <w:t xml:space="preserve">(a) Same known load on current/truth and proposed states</w:t>
+            </w:r>
+          </w:p>
+        </w:tc>
+        <w:tc>
+          <w:tcPr/>
+          <w:p>
+            <w:pPr>
+              <w:pStyle w:val="Compact"/>
+              <w:jc w:val="center"/>
+            </w:pPr>
+            <w:r>
+              <w:t xml:space="preserve">(b) Overlaid responses under the reserved intervention</w:t>
+            </w:r>
+          </w:p>
+        </w:tc>
+      </w:tr>
+      <w:tr>
         <w:tc>
           <w:tcPr/>
           <w:p>
@@ -5373,7 +5391,7 @@
                     <a:graphicData uri="http://schemas.openxmlformats.org/drawingml/2006/picture">
                       <pic:pic>
                         <pic:nvPicPr>
-                          <pic:cNvPr descr="figures/07_residual_field.png" id="49" name="Picture"/>
+                          <pic:cNvPr descr="figures/06_fingerprint.png" id="49" name="Picture"/>
                           <pic:cNvPicPr>
                             <a:picLocks noChangeArrowheads="1" noChangeAspect="1"/>
                           </pic:cNvPicPr>
@@ -5407,6 +5425,57 @@
             </w:r>
           </w:p>
         </w:tc>
+        <w:tc>
+          <w:tcPr/>
+          <w:p>
+            <w:pPr>
+              <w:pStyle w:val="Compact"/>
+              <w:jc w:val="center"/>
+            </w:pPr>
+            <w:r>
+              <w:drawing>
+                <wp:inline>
+                  <wp:extent cx="2506980" cy="1410176"/>
+                  <wp:effectExtent b="0" l="0" r="0" t="0"/>
+                  <wp:docPr descr="image" title="" id="51" name="Picture"/>
+                  <a:graphic>
+                    <a:graphicData uri="http://schemas.openxmlformats.org/drawingml/2006/picture">
+                      <pic:pic>
+                        <pic:nvPicPr>
+                          <pic:cNvPr descr="figures/07_residual_field.png" id="52" name="Picture"/>
+                          <pic:cNvPicPr>
+                            <a:picLocks noChangeArrowheads="1" noChangeAspect="1"/>
+                          </pic:cNvPicPr>
+                        </pic:nvPicPr>
+                        <pic:blipFill>
+                          <a:blip r:embed="rId50"/>
+                          <a:stretch>
+                            <a:fillRect/>
+                          </a:stretch>
+                        </pic:blipFill>
+                        <pic:spPr bwMode="auto">
+                          <a:xfrm>
+                            <a:off x="0" y="0"/>
+                            <a:ext cx="2506980" cy="1410176"/>
+                          </a:xfrm>
+                          <a:prstGeom prst="rect">
+                            <a:avLst/>
+                          </a:prstGeom>
+                          <a:noFill/>
+                          <a:ln w="9525">
+                            <a:noFill/>
+                            <a:headEnd/>
+                            <a:tailEnd/>
+                          </a:ln>
+                        </pic:spPr>
+                      </pic:pic>
+                    </a:graphicData>
+                  </a:graphic>
+                </wp:inline>
+              </w:drawing>
+            </w:r>
+          </w:p>
+        </w:tc>
       </w:tr>
       <w:tr>
         <w:tc>
@@ -5435,8 +5504,8 @@
         </w:tc>
       </w:tr>
     </w:tbl>
-    <w:bookmarkEnd w:id="50"/>
-    <w:bookmarkStart w:id="51" w:name="locked-iris-pendulum-protocol"/>
+    <w:bookmarkEnd w:id="53"/>
+    <w:bookmarkStart w:id="54" w:name="locked-iris-pendulum-protocol"/>
     <w:p>
       <w:pPr>
         <w:pStyle w:val="Heading2"/>
@@ -5523,9 +5592,9 @@
         <w:t xml:space="preserve">Post-final pendulum analyses are kept separate from the locked result. They cluster by physical video, compare additional residual models, generate proposals without ground-truth access, vary proposal/probe overlap, propagate rope-length uncertainty, and stress the video pipeline under corruption and temporal downsampling.</w:t>
       </w:r>
     </w:p>
-    <w:bookmarkEnd w:id="51"/>
-    <w:bookmarkEnd w:id="52"/>
-    <w:bookmarkStart w:id="68" w:name="results-and-analysis"/>
+    <w:bookmarkEnd w:id="54"/>
+    <w:bookmarkEnd w:id="55"/>
+    <w:bookmarkStart w:id="71" w:name="results-and-analysis"/>
     <w:p>
       <w:pPr>
         <w:pStyle w:val="Heading1"/>
@@ -5534,7 +5603,7 @@
         <w:t xml:space="preserve">Results</w:t>
       </w:r>
     </w:p>
-    <w:bookmarkStart w:id="56" w:name="Xbdf0a6616e805f21b86b26c034c24677b930d67"/>
+    <w:bookmarkStart w:id="59" w:name="Xbdf0a6616e805f21b86b26c034c24677b930d67"/>
     <w:p>
       <w:pPr>
         <w:pStyle w:val="Heading2"/>
@@ -5596,18 +5665,18 @@
           <wp:inline>
             <wp:extent cx="5334000" cy="3000375"/>
             <wp:effectExtent b="0" l="0" r="0" t="0"/>
-            <wp:docPr descr="" title="" id="54" name="Picture"/>
+            <wp:docPr descr="" title="" id="57" name="Picture"/>
             <a:graphic>
               <a:graphicData uri="http://schemas.openxmlformats.org/drawingml/2006/picture">
                 <pic:pic>
                   <pic:nvPicPr>
-                    <pic:cNvPr descr="figures/03_deception_map.png" id="55" name="Picture"/>
+                    <pic:cNvPr descr="figures/03_deception_map.png" id="58" name="Picture"/>
                     <pic:cNvPicPr>
                       <a:picLocks noChangeArrowheads="1" noChangeAspect="1"/>
                     </pic:cNvPicPr>
                   </pic:nvPicPr>
                   <pic:blipFill>
-                    <a:blip r:embed="rId53"/>
+                    <a:blip r:embed="rId56"/>
                     <a:stretch>
                       <a:fillRect/>
                     </a:stretch>
@@ -5642,8 +5711,8 @@
         <w:t xml:space="preserve">Ordinary held-out improvement does not determine physical improvement in the fresh proposal population. The scatter makes the acceptance problem visible at population scale: some edits move the fitting metric in the desired direction while moving the untouched physical target in the wrong direction.</w:t>
       </w:r>
     </w:p>
-    <w:bookmarkEnd w:id="56"/>
-    <w:bookmarkStart w:id="64" w:name="X21cd7821b25616949890b42439ef6b3757ec674"/>
+    <w:bookmarkEnd w:id="59"/>
+    <w:bookmarkStart w:id="67" w:name="X21cd7821b25616949890b42439ef6b3757ec674"/>
     <w:p>
       <w:pPr>
         <w:pStyle w:val="Heading2"/>
@@ -5742,7 +5811,7 @@
         <w:t xml:space="preserve">summarizes the result.</w:t>
       </w:r>
     </w:p>
-    <w:bookmarkStart w:id="57" w:name="tab:ofc"/>
+    <w:bookmarkStart w:id="60" w:name="tab:ofc"/>
     <w:p>
       <w:pPr>
         <w:pStyle w:val="TableCaption"/>
@@ -5956,7 +6025,7 @@
         </w:tc>
       </w:tr>
     </w:tbl>
-    <w:bookmarkEnd w:id="57"/>
+    <w:bookmarkEnd w:id="60"/>
     <w:p>
       <w:pPr>
         <w:pStyle w:val="BodyText"/>
@@ -6003,63 +6072,12 @@
                 <wp:inline>
                   <wp:extent cx="2506980" cy="1410176"/>
                   <wp:effectExtent b="0" l="0" r="0" t="0"/>
-                  <wp:docPr descr="image" title="" id="59" name="Picture"/>
-                  <a:graphic>
-                    <a:graphicData uri="http://schemas.openxmlformats.org/drawingml/2006/picture">
-                      <pic:pic>
-                        <pic:nvPicPr>
-                          <pic:cNvPr descr="figures/10_signal_gain.png" id="60" name="Picture"/>
-                          <pic:cNvPicPr>
-                            <a:picLocks noChangeArrowheads="1" noChangeAspect="1"/>
-                          </pic:cNvPicPr>
-                        </pic:nvPicPr>
-                        <pic:blipFill>
-                          <a:blip r:embed="rId58"/>
-                          <a:stretch>
-                            <a:fillRect/>
-                          </a:stretch>
-                        </pic:blipFill>
-                        <pic:spPr bwMode="auto">
-                          <a:xfrm>
-                            <a:off x="0" y="0"/>
-                            <a:ext cx="2506980" cy="1410176"/>
-                          </a:xfrm>
-                          <a:prstGeom prst="rect">
-                            <a:avLst/>
-                          </a:prstGeom>
-                          <a:noFill/>
-                          <a:ln w="9525">
-                            <a:noFill/>
-                            <a:headEnd/>
-                            <a:tailEnd/>
-                          </a:ln>
-                        </pic:spPr>
-                      </pic:pic>
-                    </a:graphicData>
-                  </a:graphic>
-                </wp:inline>
-              </w:drawing>
-            </w:r>
-          </w:p>
-        </w:tc>
-        <w:tc>
-          <w:tcPr/>
-          <w:p>
-            <w:pPr>
-              <w:pStyle w:val="Compact"/>
-              <w:jc w:val="center"/>
-            </w:pPr>
-            <w:r>
-              <w:drawing>
-                <wp:inline>
-                  <wp:extent cx="2506980" cy="1410176"/>
-                  <wp:effectExtent b="0" l="0" r="0" t="0"/>
                   <wp:docPr descr="image" title="" id="62" name="Picture"/>
                   <a:graphic>
                     <a:graphicData uri="http://schemas.openxmlformats.org/drawingml/2006/picture">
                       <pic:pic>
                         <pic:nvPicPr>
-                          <pic:cNvPr descr="figures/11_information_limit.png" id="63" name="Picture"/>
+                          <pic:cNvPr descr="figures/10_signal_gain.png" id="63" name="Picture"/>
                           <pic:cNvPicPr>
                             <a:picLocks noChangeArrowheads="1" noChangeAspect="1"/>
                           </pic:cNvPicPr>
@@ -6093,6 +6111,57 @@
             </w:r>
           </w:p>
         </w:tc>
+        <w:tc>
+          <w:tcPr/>
+          <w:p>
+            <w:pPr>
+              <w:pStyle w:val="Compact"/>
+              <w:jc w:val="center"/>
+            </w:pPr>
+            <w:r>
+              <w:drawing>
+                <wp:inline>
+                  <wp:extent cx="2506980" cy="1410176"/>
+                  <wp:effectExtent b="0" l="0" r="0" t="0"/>
+                  <wp:docPr descr="image" title="" id="65" name="Picture"/>
+                  <a:graphic>
+                    <a:graphicData uri="http://schemas.openxmlformats.org/drawingml/2006/picture">
+                      <pic:pic>
+                        <pic:nvPicPr>
+                          <pic:cNvPr descr="figures/11_information_limit.png" id="66" name="Picture"/>
+                          <pic:cNvPicPr>
+                            <a:picLocks noChangeArrowheads="1" noChangeAspect="1"/>
+                          </pic:cNvPicPr>
+                        </pic:nvPicPr>
+                        <pic:blipFill>
+                          <a:blip r:embed="rId64"/>
+                          <a:stretch>
+                            <a:fillRect/>
+                          </a:stretch>
+                        </pic:blipFill>
+                        <pic:spPr bwMode="auto">
+                          <a:xfrm>
+                            <a:off x="0" y="0"/>
+                            <a:ext cx="2506980" cy="1410176"/>
+                          </a:xfrm>
+                          <a:prstGeom prst="rect">
+                            <a:avLst/>
+                          </a:prstGeom>
+                          <a:noFill/>
+                          <a:ln w="9525">
+                            <a:noFill/>
+                            <a:headEnd/>
+                            <a:tailEnd/>
+                          </a:ln>
+                        </pic:spPr>
+                      </pic:pic>
+                    </a:graphicData>
+                  </a:graphic>
+                </wp:inline>
+              </w:drawing>
+            </w:r>
+          </w:p>
+        </w:tc>
       </w:tr>
       <w:tr>
         <w:tc>
@@ -6137,8 +6206,8 @@
         <w:t xml:space="preserve">Together, these studies isolate the core issue: when competing models produce nearly the same measured physical response, a more elaborate statistic cannot create missing information. The experiment must change.</w:t>
       </w:r>
     </w:p>
-    <w:bookmarkEnd w:id="64"/>
-    <w:bookmarkStart w:id="66" w:name="locked-iris-pendulum-confirmation"/>
+    <w:bookmarkEnd w:id="67"/>
+    <w:bookmarkStart w:id="69" w:name="locked-iris-pendulum-confirmation"/>
     <w:p>
       <w:pPr>
         <w:pStyle w:val="Heading2"/>
@@ -6184,7 +6253,7 @@
         <w:t xml:space="preserve">separates SUPPORT, VETO, and placebo-UNRESOLVED outcomes so the source of the improvement is visible rather than hidden inside one accuracy number.</w:t>
       </w:r>
     </w:p>
-    <w:bookmarkStart w:id="65" w:name="tab:iris-pendulum"/>
+    <w:bookmarkStart w:id="68" w:name="tab:iris-pendulum"/>
     <w:p>
       <w:pPr>
         <w:pStyle w:val="TableCaption"/>
@@ -6400,7 +6469,7 @@
         </w:tc>
       </w:tr>
     </w:tbl>
-    <w:bookmarkEnd w:id="65"/>
+    <w:bookmarkEnd w:id="68"/>
     <w:p>
       <w:pPr>
         <w:pStyle w:val="BodyText"/>
@@ -6445,8 +6514,8 @@
         <w:t xml:space="preserve">Robustness tests identify a concrete acquisition boundary. Noise, blur, modest frame duplication/drop, central occlusion, and crop perturbations preserve the locked 81.82% accuracy in the tested ranges. Temporal downsampling does not: accuracy falls to 63.64% at 30 fps and 45.45% at 15 fps. The verifier therefore depends on preserving the temporal information required by the pendulum observable.</w:t>
       </w:r>
     </w:p>
-    <w:bookmarkEnd w:id="66"/>
-    <w:bookmarkStart w:id="67" w:name="second-domain-iris-freefall-failure"/>
+    <w:bookmarkEnd w:id="69"/>
+    <w:bookmarkStart w:id="70" w:name="second-domain-iris-freefall-failure"/>
     <w:p>
       <w:pPr>
         <w:pStyle w:val="Heading2"/>
@@ -6533,9 +6602,9 @@
         <w:t xml:space="preserve">remains unopened, and the paper does not convert this failure into a second positive result. The implication is direct: Reality Probe does not remove the need to design a valid physical test. It makes a failed test visible before that evidence is used to approve a model change.</w:t>
       </w:r>
     </w:p>
-    <w:bookmarkEnd w:id="67"/>
-    <w:bookmarkEnd w:id="68"/>
-    <w:bookmarkStart w:id="73" w:name="discussion"/>
+    <w:bookmarkEnd w:id="70"/>
+    <w:bookmarkEnd w:id="71"/>
+    <w:bookmarkStart w:id="76" w:name="discussion"/>
     <w:p>
       <w:pPr>
         <w:pStyle w:val="Heading1"/>
@@ -6544,7 +6613,7 @@
         <w:t xml:space="preserve">Discussion</w:t>
       </w:r>
     </w:p>
-    <w:bookmarkStart w:id="69" w:name="why-the-channels-behave-differently"/>
+    <w:bookmarkStart w:id="72" w:name="why-the-channels-behave-differently"/>
     <w:p>
       <w:pPr>
         <w:pStyle w:val="Heading2"/>
@@ -6577,8 +6646,8 @@
         <w:t xml:space="preserve">The three-way decision also changes failure handling. VETO means the reserved test contradicts the proposed state. UNRESOLVED means the experiment is not informative enough to decide. Keeping these states separate prevents an evidence-poor test from masquerading as either success or failure.</w:t>
       </w:r>
     </w:p>
-    <w:bookmarkEnd w:id="69"/>
-    <w:bookmarkStart w:id="70" w:name="Xf1a1625093c073a1904485ea8cb369fb8a8062a"/>
+    <w:bookmarkEnd w:id="72"/>
+    <w:bookmarkStart w:id="73" w:name="Xf1a1625093c073a1904485ea8cb369fb8a8062a"/>
     <w:p>
       <w:pPr>
         <w:pStyle w:val="Heading2"/>
@@ -6612,8 +6681,8 @@
         <w:t xml:space="preserve">This suggests a practical design loop for future systems. When the verifier returns UNRESOLVED, the next action should not automatically be a lower threshold or a stronger optimizer. The system should ask which intervention, sensor, or time scale is most likely to separate the competing physical states. Reality Probe provides the transaction boundary; informative experiment selection determines whether that boundary can be crossed.</w:t>
       </w:r>
     </w:p>
-    <w:bookmarkEnd w:id="70"/>
-    <w:bookmarkStart w:id="71" w:name="limitations"/>
+    <w:bookmarkEnd w:id="73"/>
+    <w:bookmarkStart w:id="74" w:name="limitations"/>
     <w:p>
       <w:pPr>
         <w:pStyle w:val="Heading2"/>
@@ -6670,8 +6739,8 @@
         <w:t xml:space="preserve">Finally, proposal and verification windows in the pendulum study come from the same video stream. Their temporal overlap can be changed, but they are not independent sensor modalities. A stronger future test would reserve a separately instrumented physical channel.</w:t>
       </w:r>
     </w:p>
-    <w:bookmarkEnd w:id="71"/>
-    <w:bookmarkStart w:id="72" w:name="future-work"/>
+    <w:bookmarkEnd w:id="74"/>
+    <w:bookmarkStart w:id="75" w:name="future-work"/>
     <w:p>
       <w:pPr>
         <w:pStyle w:val="Heading2"/>
@@ -6696,9 +6765,9 @@
         <w:t xml:space="preserve">At the system level, the acceptance record should persist with the model state: which proposal was made, which measurement was withheld from fitting, what uncertainty was assigned, what decision was reached, and which version was committed or preserved. This turns physical editing into an auditable state transition instead of an opaque optimizer update.</w:t>
       </w:r>
     </w:p>
-    <w:bookmarkEnd w:id="72"/>
-    <w:bookmarkEnd w:id="73"/>
-    <w:bookmarkStart w:id="74" w:name="reproducibility-and-implementation-notes"/>
+    <w:bookmarkEnd w:id="75"/>
+    <w:bookmarkEnd w:id="76"/>
+    <w:bookmarkStart w:id="77" w:name="reproducibility-and-implementation-notes"/>
     <w:p>
       <w:pPr>
         <w:pStyle w:val="Heading1"/>
@@ -6739,8 +6808,8 @@
         <w:t xml:space="preserve">Paper figures are generated from committed trajectories or result ledgers. Display magnification is disclosed where used and never changes the reported numerical values. The Stanford Bunny is a visualization carrier, not benchmark geometry.</w:t>
       </w:r>
     </w:p>
-    <w:bookmarkEnd w:id="74"/>
-    <w:bookmarkStart w:id="75" w:name="conclusion"/>
+    <w:bookmarkEnd w:id="77"/>
+    <w:bookmarkStart w:id="78" w:name="conclusion"/>
     <w:p>
       <w:pPr>
         <w:pStyle w:val="Heading1"/>
@@ -6773,8 +6842,8 @@
         <w:t xml:space="preserve">The practical implication is a change in system architecture. Video-reconstructed worlds that carry persistent physical state should not let optimization overwrite that state automatically. They should treat a physical edit as provisional until reserved evidence supports it, preserve the previous model when evidence is weak, and record why the transition was or was not committed. Reality Probe provides that acceptance boundary; designing informative physical tests determines how often the system can cross it.</w:t>
       </w:r>
     </w:p>
-    <w:bookmarkEnd w:id="75"/>
-    <w:bookmarkStart w:id="114" w:name="declarations"/>
+    <w:bookmarkEnd w:id="78"/>
+    <w:bookmarkStart w:id="117" w:name="declarations"/>
     <w:p>
       <w:pPr>
         <w:pStyle w:val="Heading1"/>
@@ -6783,7 +6852,7 @@
         <w:t xml:space="preserve">Declarations</w:t>
       </w:r>
     </w:p>
-    <w:bookmarkStart w:id="76" w:name="ethics-statement."/>
+    <w:bookmarkStart w:id="79" w:name="ethics-statement."/>
     <w:p>
       <w:pPr>
         <w:pStyle w:val="Heading4"/>
@@ -6800,8 +6869,8 @@
         <w:t xml:space="preserve">N/A. This work reports software, simulation, rendering, and analysis of public research datasets. It does not recruit human participants or collect personal data from research participants.</w:t>
       </w:r>
     </w:p>
-    <w:bookmarkEnd w:id="76"/>
-    <w:bookmarkStart w:id="78" w:name="data-availability-statement."/>
+    <w:bookmarkEnd w:id="79"/>
+    <w:bookmarkStart w:id="81" w:name="data-availability-statement."/>
     <w:p>
       <w:pPr>
         <w:pStyle w:val="Heading4"/>
@@ -6820,7 +6889,7 @@
       <w:r>
         <w:t xml:space="preserve"> </w:t>
       </w:r>
-      <w:hyperlink r:id="rId77">
+      <w:hyperlink r:id="rId80">
         <w:r>
           <w:rPr>
             <w:rStyle w:val="Hyperlink"/>
@@ -6832,8 +6901,8 @@
         <w:t xml:space="preserve">. Third-party datasets and videos are not redistributed.</w:t>
       </w:r>
     </w:p>
-    <w:bookmarkEnd w:id="78"/>
-    <w:bookmarkStart w:id="79" w:name="funding-statement."/>
+    <w:bookmarkEnd w:id="81"/>
+    <w:bookmarkStart w:id="82" w:name="funding-statement."/>
     <w:p>
       <w:pPr>
         <w:pStyle w:val="Heading4"/>
@@ -6850,8 +6919,8 @@
         <w:t xml:space="preserve">This research received no specific grant from any funding agency in the public, commercial, or not-for-profit sectors.</w:t>
       </w:r>
     </w:p>
-    <w:bookmarkEnd w:id="79"/>
-    <w:bookmarkStart w:id="80" w:name="conflict-of-interest."/>
+    <w:bookmarkEnd w:id="82"/>
+    <w:bookmarkStart w:id="83" w:name="conflict-of-interest."/>
     <w:p>
       <w:pPr>
         <w:pStyle w:val="Heading4"/>
@@ -6868,8 +6937,8 @@
         <w:t xml:space="preserve">The author declares no conflict of interest.</w:t>
       </w:r>
     </w:p>
-    <w:bookmarkEnd w:id="80"/>
-    <w:bookmarkStart w:id="81" w:name="permissions-statement."/>
+    <w:bookmarkEnd w:id="83"/>
+    <w:bookmarkStart w:id="84" w:name="permissions-statement."/>
     <w:p>
       <w:pPr>
         <w:pStyle w:val="Heading4"/>
@@ -6886,8 +6955,8 @@
         <w:t xml:space="preserve">All figures and tables in this manuscript were created by the author from project-generated simulations, diagrams, measurements, or derived analyses. No third-party copyrighted figure or table is reproduced; upstream datasets remain subject to their original terms.</w:t>
       </w:r>
     </w:p>
-    <w:bookmarkEnd w:id="81"/>
-    <w:bookmarkStart w:id="113" w:name="generative-ai-use-disclosure."/>
+    <w:bookmarkEnd w:id="84"/>
+    <w:bookmarkStart w:id="116" w:name="generative-ai-use-disclosure."/>
     <w:p>
       <w:pPr>
         <w:pStyle w:val="Heading4"/>
@@ -6904,8 +6973,8 @@
         <w:t xml:space="preserve">OpenAI ChatGPT was used during September–October 2026 as an assistive research and writing tool for code drafting and debugging, experiment orchestration, analysis scripts, visualization and manuscript tooling, and drafting or language revision. AI output was not treated as empirical evidence. Reported numerical results were produced by the project software and frozen experiment artifacts, and the author checked claims, citations, figures, tables, and manuscript text against those sources before submission. No confidential human-subject or personally identifying research data were supplied to the tool. The author remains responsible for the code, analyses, claims, conclusions, and final text.</w:t>
       </w:r>
     </w:p>
-    <w:bookmarkStart w:id="112" w:name="refs"/>
-    <w:bookmarkStart w:id="83" w:name="ref-asadi2025oed"/>
+    <w:bookmarkStart w:id="115" w:name="refs"/>
+    <w:bookmarkStart w:id="86" w:name="ref-asadi2025oed"/>
     <w:p>
       <w:pPr>
         <w:pStyle w:val="Bibliography"/>
@@ -6938,7 +7007,7 @@
       <w:r>
         <w:t xml:space="preserve"> </w:t>
       </w:r>
-      <w:hyperlink r:id="rId82">
+      <w:hyperlink r:id="rId85">
         <w:r>
           <w:rPr>
             <w:rStyle w:val="Hyperlink"/>
@@ -6950,8 +7019,8 @@
         <w:t xml:space="preserve">.</w:t>
       </w:r>
     </w:p>
-    <w:bookmarkEnd w:id="83"/>
-    <w:bookmarkStart w:id="85" w:name="ref-chow1970reject"/>
+    <w:bookmarkEnd w:id="86"/>
+    <w:bookmarkStart w:id="88" w:name="ref-chow1970reject"/>
     <w:p>
       <w:pPr>
         <w:pStyle w:val="Bibliography"/>
@@ -6984,7 +7053,7 @@
       <w:r>
         <w:t xml:space="preserve"> </w:t>
       </w:r>
-      <w:hyperlink r:id="rId84">
+      <w:hyperlink r:id="rId87">
         <w:r>
           <w:rPr>
             <w:rStyle w:val="Hyperlink"/>
@@ -6996,8 +7065,8 @@
         <w:t xml:space="preserve">.</w:t>
       </w:r>
     </w:p>
-    <w:bookmarkEnd w:id="85"/>
-    <w:bookmarkStart w:id="86" w:name="ref-geifman2019selectivenet"/>
+    <w:bookmarkEnd w:id="88"/>
+    <w:bookmarkStart w:id="89" w:name="ref-geifman2019selectivenet"/>
     <w:p>
       <w:pPr>
         <w:pStyle w:val="Bibliography"/>
@@ -7031,8 +7100,8 @@
         <w:t xml:space="preserve">, 97:2151–59. Proceedings of Machine Learning Research.</w:t>
       </w:r>
     </w:p>
-    <w:bookmarkEnd w:id="86"/>
-    <w:bookmarkStart w:id="87" w:name="ref-hu2020difftaichi"/>
+    <w:bookmarkEnd w:id="89"/>
+    <w:bookmarkStart w:id="90" w:name="ref-hu2020difftaichi"/>
     <w:p>
       <w:pPr>
         <w:pStyle w:val="Bibliography"/>
@@ -7066,8 +7135,8 @@
         <w:t xml:space="preserve">.</w:t>
       </w:r>
     </w:p>
-    <w:bookmarkEnd w:id="87"/>
-    <w:bookmarkStart w:id="89" w:name="ref-hu2019chainqueen"/>
+    <w:bookmarkEnd w:id="90"/>
+    <w:bookmarkStart w:id="92" w:name="ref-hu2019chainqueen"/>
     <w:p>
       <w:pPr>
         <w:pStyle w:val="Bibliography"/>
@@ -7103,7 +7172,7 @@
       <w:r>
         <w:t xml:space="preserve"> </w:t>
       </w:r>
-      <w:hyperlink r:id="rId88">
+      <w:hyperlink r:id="rId91">
         <w:r>
           <w:rPr>
             <w:rStyle w:val="Hyperlink"/>
@@ -7115,8 +7184,8 @@
         <w:t xml:space="preserve">.</w:t>
       </w:r>
     </w:p>
-    <w:bookmarkEnd w:id="89"/>
-    <w:bookmarkStart w:id="91" w:name="ref-khanbayov2026iris"/>
+    <w:bookmarkEnd w:id="92"/>
+    <w:bookmarkStart w:id="94" w:name="ref-khanbayov2026iris"/>
     <w:p>
       <w:pPr>
         <w:pStyle w:val="Bibliography"/>
@@ -7152,7 +7221,7 @@
       <w:r>
         <w:t xml:space="preserve"> </w:t>
       </w:r>
-      <w:hyperlink r:id="rId90">
+      <w:hyperlink r:id="rId93">
         <w:r>
           <w:rPr>
             <w:rStyle w:val="Hyperlink"/>
@@ -7164,8 +7233,8 @@
         <w:t xml:space="preserve">.</w:t>
       </w:r>
     </w:p>
-    <w:bookmarkEnd w:id="91"/>
-    <w:bookmarkStart w:id="93" w:name="ref-laudy2026digitaltwin"/>
+    <w:bookmarkEnd w:id="94"/>
+    <w:bookmarkStart w:id="96" w:name="ref-laudy2026digitaltwin"/>
     <w:p>
       <w:pPr>
         <w:pStyle w:val="Bibliography"/>
@@ -7182,7 +7251,7 @@
       <w:r>
         <w:t xml:space="preserve"> </w:t>
       </w:r>
-      <w:hyperlink r:id="rId92">
+      <w:hyperlink r:id="rId95">
         <w:r>
           <w:rPr>
             <w:rStyle w:val="Hyperlink"/>
@@ -7194,8 +7263,8 @@
         <w:t xml:space="preserve">.</w:t>
       </w:r>
     </w:p>
-    <w:bookmarkEnd w:id="93"/>
-    <w:bookmarkStart w:id="95" w:name="ref-li2025dot"/>
+    <w:bookmarkEnd w:id="96"/>
+    <w:bookmarkStart w:id="98" w:name="ref-li2025dot"/>
     <w:p>
       <w:pPr>
         <w:pStyle w:val="Bibliography"/>
@@ -7228,7 +7297,7 @@
       <w:r>
         <w:t xml:space="preserve"> </w:t>
       </w:r>
-      <w:hyperlink r:id="rId94">
+      <w:hyperlink r:id="rId97">
         <w:r>
           <w:rPr>
             <w:rStyle w:val="Hyperlink"/>
@@ -7240,8 +7309,8 @@
         <w:t xml:space="preserve">.</w:t>
       </w:r>
     </w:p>
-    <w:bookmarkEnd w:id="95"/>
-    <w:bookmarkStart w:id="97" w:name="ref-li2023pacnerf"/>
+    <w:bookmarkEnd w:id="98"/>
+    <w:bookmarkStart w:id="100" w:name="ref-li2023pacnerf"/>
     <w:p>
       <w:pPr>
         <w:pStyle w:val="Bibliography"/>
@@ -7277,7 +7346,7 @@
       <w:r>
         <w:t xml:space="preserve"> </w:t>
       </w:r>
-      <w:hyperlink r:id="rId96">
+      <w:hyperlink r:id="rId99">
         <w:r>
           <w:rPr>
             <w:rStyle w:val="Hyperlink"/>
@@ -7289,8 +7358,8 @@
         <w:t xml:space="preserve">.</w:t>
       </w:r>
     </w:p>
-    <w:bookmarkEnd w:id="97"/>
-    <w:bookmarkStart w:id="98" w:name="ref-liu2025physflow"/>
+    <w:bookmarkEnd w:id="100"/>
+    <w:bookmarkStart w:id="101" w:name="ref-liu2025physflow"/>
     <w:p>
       <w:pPr>
         <w:pStyle w:val="Bibliography"/>
@@ -7324,8 +7393,8 @@
         <w:t xml:space="preserve">, 11016–25.</w:t>
       </w:r>
     </w:p>
-    <w:bookmarkEnd w:id="98"/>
-    <w:bookmarkStart w:id="100" w:name="ref-oberkampf2007pcmm"/>
+    <w:bookmarkEnd w:id="101"/>
+    <w:bookmarkStart w:id="103" w:name="ref-oberkampf2007pcmm"/>
     <w:p>
       <w:pPr>
         <w:pStyle w:val="Bibliography"/>
@@ -7348,7 +7417,7 @@
       <w:r>
         <w:t xml:space="preserve"> </w:t>
       </w:r>
-      <w:hyperlink r:id="rId99">
+      <w:hyperlink r:id="rId102">
         <w:r>
           <w:rPr>
             <w:rStyle w:val="Hyperlink"/>
@@ -7360,8 +7429,8 @@
         <w:t xml:space="preserve">.</w:t>
       </w:r>
     </w:p>
-    <w:bookmarkEnd w:id="100"/>
-    <w:bookmarkStart w:id="102" w:name="ref-rho2026monophysics"/>
+    <w:bookmarkEnd w:id="103"/>
+    <w:bookmarkStart w:id="105" w:name="ref-rho2026monophysics"/>
     <w:p>
       <w:pPr>
         <w:pStyle w:val="Bibliography"/>
@@ -7378,7 +7447,7 @@
       <w:r>
         <w:t xml:space="preserve"> </w:t>
       </w:r>
-      <w:hyperlink r:id="rId101">
+      <w:hyperlink r:id="rId104">
         <w:r>
           <w:rPr>
             <w:rStyle w:val="Hyperlink"/>
@@ -7390,8 +7459,8 @@
         <w:t xml:space="preserve">.</w:t>
       </w:r>
     </w:p>
-    <w:bookmarkEnd w:id="102"/>
-    <w:bookmarkStart w:id="104" w:name="ref-wada2026mphygs"/>
+    <w:bookmarkEnd w:id="105"/>
+    <w:bookmarkStart w:id="107" w:name="ref-wada2026mphygs"/>
     <w:p>
       <w:pPr>
         <w:pStyle w:val="Bibliography"/>
@@ -7427,7 +7496,7 @@
       <w:r>
         <w:t xml:space="preserve"> </w:t>
       </w:r>
-      <w:hyperlink r:id="rId103">
+      <w:hyperlink r:id="rId106">
         <w:r>
           <w:rPr>
             <w:rStyle w:val="Hyperlink"/>
@@ -7439,8 +7508,8 @@
         <w:t xml:space="preserve">.</w:t>
       </w:r>
     </w:p>
-    <w:bookmarkEnd w:id="104"/>
-    <w:bookmarkStart w:id="106" w:name="ref-wang2026gauge"/>
+    <w:bookmarkEnd w:id="107"/>
+    <w:bookmarkStart w:id="109" w:name="ref-wang2026gauge"/>
     <w:p>
       <w:pPr>
         <w:pStyle w:val="Bibliography"/>
@@ -7457,7 +7526,7 @@
       <w:r>
         <w:t xml:space="preserve"> </w:t>
       </w:r>
-      <w:hyperlink r:id="rId105">
+      <w:hyperlink r:id="rId108">
         <w:r>
           <w:rPr>
             <w:rStyle w:val="Hyperlink"/>
@@ -7469,8 +7538,8 @@
         <w:t xml:space="preserve">.</w:t>
       </w:r>
     </w:p>
-    <w:bookmarkEnd w:id="106"/>
-    <w:bookmarkStart w:id="108" w:name="ref-wang2026identifiability"/>
+    <w:bookmarkEnd w:id="109"/>
+    <w:bookmarkStart w:id="111" w:name="ref-wang2026identifiability"/>
     <w:p>
       <w:pPr>
         <w:pStyle w:val="Bibliography"/>
@@ -7487,7 +7556,7 @@
       <w:r>
         <w:t xml:space="preserve"> </w:t>
       </w:r>
-      <w:hyperlink r:id="rId107">
+      <w:hyperlink r:id="rId110">
         <w:r>
           <w:rPr>
             <w:rStyle w:val="Hyperlink"/>
@@ -7499,8 +7568,8 @@
         <w:t xml:space="preserve">.</w:t>
       </w:r>
     </w:p>
-    <w:bookmarkEnd w:id="108"/>
-    <w:bookmarkStart w:id="109" w:name="ref-xie2024physgaussian"/>
+    <w:bookmarkEnd w:id="111"/>
+    <w:bookmarkStart w:id="112" w:name="ref-xie2024physgaussian"/>
     <w:p>
       <w:pPr>
         <w:pStyle w:val="Bibliography"/>
@@ -7534,8 +7603,8 @@
         <w:t xml:space="preserve">, 4389–98.</w:t>
       </w:r>
     </w:p>
-    <w:bookmarkEnd w:id="109"/>
-    <w:bookmarkStart w:id="111" w:name="ref-zhang2024physdreamer"/>
+    <w:bookmarkEnd w:id="112"/>
+    <w:bookmarkStart w:id="114" w:name="ref-zhang2024physdreamer"/>
     <w:p>
       <w:pPr>
         <w:pStyle w:val="Bibliography"/>
@@ -7571,7 +7640,7 @@
       <w:r>
         <w:t xml:space="preserve"> </w:t>
       </w:r>
-      <w:hyperlink r:id="rId110">
+      <w:hyperlink r:id="rId113">
         <w:r>
           <w:rPr>
             <w:rStyle w:val="Hyperlink"/>
@@ -7583,10 +7652,10 @@
         <w:t xml:space="preserve">.</w:t>
       </w:r>
     </w:p>
-    <w:bookmarkEnd w:id="111"/>
-    <w:bookmarkEnd w:id="112"/>
-    <w:bookmarkEnd w:id="113"/>
     <w:bookmarkEnd w:id="114"/>
+    <w:bookmarkEnd w:id="115"/>
+    <w:bookmarkEnd w:id="116"/>
+    <w:bookmarkEnd w:id="117"/>
     <w:sectPr/>
   </w:body>
 </w:document>
